--- a/src/main/resources/templates/PU.docx
+++ b/src/main/resources/templates/PU.docx
@@ -1851,6 +1851,321 @@
           </w:p>
         </w:tc>
       </w:tr>
+      <w:tr>
+        <w:trPr>
+          <w:trHeight w:val="340"/>
+        </w:trPr>
+        <w:tc>
+          <w:tcPr>
+            <w:tcW w:w="820" w:type="dxa"/>
+            <w:tcBorders>
+              <w:top w:val="single" w:sz="12" w:space="0" w:color="auto"/>
+              <w:left w:val="single" w:sz="12" w:space="0" w:color="auto"/>
+              <w:bottom w:val="single" w:sz="12" w:space="0" w:color="auto"/>
+              <w:right w:val="single" w:sz="12" w:space="0" w:color="auto"/>
+            </w:tcBorders>
+            <w:vAlign w:val="center"/>
+          </w:tcPr>
+          <w:p>
+            <w:pPr>
+              <w:pStyle w:val="a3"/>
+              <w:ind w:left="-85" w:right="-85"/>
+              <w:jc w:val="center"/>
+              <w:rPr>
+                <w:rFonts w:ascii="Arial Narrow" w:hAnsi="Arial Narrow" w:cs="Arial"/>
+              </w:rPr>
+            </w:pPr>
+          </w:p>
+        </w:tc>
+        <w:tc>
+          <w:tcPr>
+            <w:tcW w:w="1415" w:type="dxa"/>
+            <w:tcBorders>
+              <w:top w:val="single" w:sz="12" w:space="0" w:color="auto"/>
+              <w:left w:val="single" w:sz="12" w:space="0" w:color="auto"/>
+              <w:bottom w:val="single" w:sz="12" w:space="0" w:color="auto"/>
+              <w:right w:val="single" w:sz="12" w:space="0" w:color="auto"/>
+            </w:tcBorders>
+            <w:vAlign w:val="center"/>
+          </w:tcPr>
+          <w:p>
+            <w:pPr>
+              <w:pStyle w:val="a3"/>
+              <w:ind w:right="-85"/>
+              <w:rPr>
+                <w:rFonts w:ascii="Arial Narrow" w:hAnsi="Arial Narrow" w:cs="Arial"/>
+              </w:rPr>
+            </w:pPr>
+          </w:p>
+        </w:tc>
+        <w:tc>
+          <w:tcPr>
+            <w:tcW w:w="1558" w:type="dxa"/>
+            <w:gridSpan w:val="2"/>
+            <w:tcBorders>
+              <w:top w:val="single" w:sz="12" w:space="0" w:color="auto"/>
+              <w:left w:val="single" w:sz="12" w:space="0" w:color="auto"/>
+              <w:bottom w:val="single" w:sz="12" w:space="0" w:color="auto"/>
+              <w:right w:val="single" w:sz="12" w:space="0" w:color="auto"/>
+            </w:tcBorders>
+            <w:vAlign w:val="center"/>
+          </w:tcPr>
+          <w:p>
+            <w:pPr>
+              <w:pStyle w:val="a3"/>
+              <w:ind w:right="-85"/>
+              <w:rPr>
+                <w:rFonts w:ascii="Arial Narrow" w:hAnsi="Arial Narrow" w:cs="Arial"/>
+              </w:rPr>
+            </w:pPr>
+            <w:bookmarkStart w:id="0" w:name="_GoBack"/>
+            <w:bookmarkEnd w:id="0"/>
+          </w:p>
+        </w:tc>
+        <w:tc>
+          <w:tcPr>
+            <w:tcW w:w="427" w:type="dxa"/>
+            <w:tcBorders>
+              <w:top w:val="single" w:sz="12" w:space="0" w:color="auto"/>
+              <w:left w:val="single" w:sz="12" w:space="0" w:color="auto"/>
+              <w:bottom w:val="single" w:sz="12" w:space="0" w:color="auto"/>
+              <w:right w:val="single" w:sz="12" w:space="0" w:color="auto"/>
+            </w:tcBorders>
+            <w:vAlign w:val="center"/>
+          </w:tcPr>
+          <w:p>
+            <w:pPr>
+              <w:pStyle w:val="a3"/>
+              <w:ind w:left="-85" w:right="-85"/>
+              <w:jc w:val="center"/>
+              <w:rPr>
+                <w:rFonts w:ascii="Arial Narrow" w:hAnsi="Arial Narrow" w:cs="Arial"/>
+              </w:rPr>
+            </w:pPr>
+          </w:p>
+        </w:tc>
+        <w:tc>
+          <w:tcPr>
+            <w:tcW w:w="1275" w:type="dxa"/>
+            <w:tcBorders>
+              <w:top w:val="single" w:sz="12" w:space="0" w:color="auto"/>
+              <w:left w:val="single" w:sz="12" w:space="0" w:color="auto"/>
+              <w:bottom w:val="single" w:sz="12" w:space="0" w:color="auto"/>
+              <w:right w:val="single" w:sz="12" w:space="0" w:color="auto"/>
+            </w:tcBorders>
+            <w:vAlign w:val="center"/>
+          </w:tcPr>
+          <w:p>
+            <w:pPr>
+              <w:pStyle w:val="a3"/>
+              <w:ind w:left="-85" w:right="-85"/>
+              <w:jc w:val="center"/>
+              <w:rPr>
+                <w:rFonts w:ascii="Arial Narrow" w:hAnsi="Arial Narrow" w:cs="Arial"/>
+              </w:rPr>
+            </w:pPr>
+          </w:p>
+        </w:tc>
+        <w:tc>
+          <w:tcPr>
+            <w:tcW w:w="1275" w:type="dxa"/>
+            <w:tcBorders>
+              <w:top w:val="single" w:sz="12" w:space="0" w:color="auto"/>
+              <w:left w:val="single" w:sz="12" w:space="0" w:color="auto"/>
+              <w:bottom w:val="single" w:sz="12" w:space="0" w:color="auto"/>
+              <w:right w:val="single" w:sz="12" w:space="0" w:color="auto"/>
+            </w:tcBorders>
+            <w:vAlign w:val="center"/>
+          </w:tcPr>
+          <w:p>
+            <w:pPr>
+              <w:pStyle w:val="a3"/>
+              <w:ind w:left="-85" w:right="-85"/>
+              <w:jc w:val="center"/>
+              <w:rPr>
+                <w:rFonts w:ascii="Arial Narrow" w:hAnsi="Arial Narrow" w:cs="Arial"/>
+              </w:rPr>
+            </w:pPr>
+          </w:p>
+        </w:tc>
+        <w:tc>
+          <w:tcPr>
+            <w:tcW w:w="850" w:type="dxa"/>
+            <w:tcBorders>
+              <w:top w:val="single" w:sz="12" w:space="0" w:color="auto"/>
+              <w:left w:val="single" w:sz="12" w:space="0" w:color="auto"/>
+              <w:bottom w:val="single" w:sz="12" w:space="0" w:color="auto"/>
+              <w:right w:val="single" w:sz="12" w:space="0" w:color="auto"/>
+            </w:tcBorders>
+            <w:vAlign w:val="center"/>
+          </w:tcPr>
+          <w:p>
+            <w:pPr>
+              <w:pStyle w:val="a3"/>
+              <w:ind w:left="-85" w:right="-85"/>
+              <w:jc w:val="center"/>
+              <w:rPr>
+                <w:rFonts w:ascii="Arial Narrow" w:hAnsi="Arial Narrow" w:cs="Arial"/>
+              </w:rPr>
+            </w:pPr>
+          </w:p>
+        </w:tc>
+        <w:tc>
+          <w:tcPr>
+            <w:tcW w:w="1417" w:type="dxa"/>
+            <w:tcBorders>
+              <w:top w:val="single" w:sz="12" w:space="0" w:color="auto"/>
+              <w:left w:val="single" w:sz="12" w:space="0" w:color="auto"/>
+              <w:bottom w:val="single" w:sz="12" w:space="0" w:color="auto"/>
+              <w:right w:val="single" w:sz="12" w:space="0" w:color="auto"/>
+            </w:tcBorders>
+            <w:vAlign w:val="center"/>
+          </w:tcPr>
+          <w:p>
+            <w:pPr>
+              <w:pStyle w:val="a3"/>
+              <w:ind w:left="-85" w:right="-85"/>
+              <w:jc w:val="center"/>
+              <w:rPr>
+                <w:rFonts w:ascii="Arial Narrow" w:hAnsi="Arial Narrow" w:cs="Arial"/>
+              </w:rPr>
+            </w:pPr>
+          </w:p>
+        </w:tc>
+        <w:tc>
+          <w:tcPr>
+            <w:tcW w:w="1418" w:type="dxa"/>
+            <w:tcBorders>
+              <w:top w:val="single" w:sz="12" w:space="0" w:color="auto"/>
+              <w:left w:val="single" w:sz="12" w:space="0" w:color="auto"/>
+              <w:bottom w:val="single" w:sz="12" w:space="0" w:color="auto"/>
+              <w:right w:val="single" w:sz="12" w:space="0" w:color="auto"/>
+            </w:tcBorders>
+            <w:vAlign w:val="center"/>
+          </w:tcPr>
+          <w:p>
+            <w:pPr>
+              <w:pStyle w:val="a3"/>
+              <w:ind w:left="-85" w:right="-85"/>
+              <w:jc w:val="center"/>
+              <w:rPr>
+                <w:rFonts w:ascii="Arial Narrow" w:hAnsi="Arial Narrow" w:cs="Arial"/>
+              </w:rPr>
+            </w:pPr>
+          </w:p>
+        </w:tc>
+        <w:tc>
+          <w:tcPr>
+            <w:tcW w:w="567" w:type="dxa"/>
+            <w:gridSpan w:val="2"/>
+            <w:tcBorders>
+              <w:top w:val="single" w:sz="12" w:space="0" w:color="auto"/>
+              <w:left w:val="single" w:sz="12" w:space="0" w:color="auto"/>
+              <w:bottom w:val="single" w:sz="12" w:space="0" w:color="auto"/>
+              <w:right w:val="single" w:sz="12" w:space="0" w:color="auto"/>
+            </w:tcBorders>
+            <w:vAlign w:val="center"/>
+          </w:tcPr>
+          <w:p>
+            <w:pPr>
+              <w:pStyle w:val="a3"/>
+              <w:ind w:left="-85" w:right="-85"/>
+              <w:jc w:val="center"/>
+              <w:rPr>
+                <w:rFonts w:ascii="Arial Narrow" w:hAnsi="Arial Narrow" w:cs="Arial"/>
+              </w:rPr>
+            </w:pPr>
+          </w:p>
+        </w:tc>
+        <w:tc>
+          <w:tcPr>
+            <w:tcW w:w="995" w:type="dxa"/>
+            <w:tcBorders>
+              <w:top w:val="single" w:sz="12" w:space="0" w:color="auto"/>
+              <w:left w:val="single" w:sz="12" w:space="0" w:color="auto"/>
+              <w:bottom w:val="single" w:sz="12" w:space="0" w:color="auto"/>
+              <w:right w:val="single" w:sz="12" w:space="0" w:color="auto"/>
+            </w:tcBorders>
+            <w:vAlign w:val="center"/>
+          </w:tcPr>
+          <w:p>
+            <w:pPr>
+              <w:pStyle w:val="a3"/>
+              <w:ind w:left="-85" w:right="-85"/>
+              <w:jc w:val="center"/>
+              <w:rPr>
+                <w:rFonts w:ascii="Arial Narrow" w:hAnsi="Arial Narrow" w:cs="Arial"/>
+              </w:rPr>
+            </w:pPr>
+          </w:p>
+        </w:tc>
+        <w:tc>
+          <w:tcPr>
+            <w:tcW w:w="1559" w:type="dxa"/>
+            <w:tcBorders>
+              <w:top w:val="single" w:sz="12" w:space="0" w:color="auto"/>
+              <w:left w:val="single" w:sz="12" w:space="0" w:color="auto"/>
+              <w:bottom w:val="single" w:sz="12" w:space="0" w:color="auto"/>
+              <w:right w:val="single" w:sz="12" w:space="0" w:color="auto"/>
+            </w:tcBorders>
+            <w:vAlign w:val="center"/>
+          </w:tcPr>
+          <w:p>
+            <w:pPr>
+              <w:pStyle w:val="a3"/>
+              <w:ind w:left="-85" w:right="-85"/>
+              <w:jc w:val="center"/>
+              <w:rPr>
+                <w:rFonts w:ascii="Arial Narrow" w:hAnsi="Arial Narrow" w:cs="Arial"/>
+              </w:rPr>
+            </w:pPr>
+          </w:p>
+        </w:tc>
+        <w:tc>
+          <w:tcPr>
+            <w:tcW w:w="1005" w:type="dxa"/>
+            <w:tcBorders>
+              <w:top w:val="single" w:sz="12" w:space="0" w:color="auto"/>
+              <w:left w:val="single" w:sz="12" w:space="0" w:color="auto"/>
+              <w:bottom w:val="single" w:sz="12" w:space="0" w:color="auto"/>
+              <w:right w:val="single" w:sz="4" w:space="0" w:color="auto"/>
+            </w:tcBorders>
+            <w:vAlign w:val="center"/>
+          </w:tcPr>
+          <w:p>
+            <w:pPr>
+              <w:pStyle w:val="a3"/>
+              <w:ind w:left="-85" w:right="-85"/>
+              <w:jc w:val="center"/>
+              <w:rPr>
+                <w:rFonts w:ascii="Arial Narrow" w:hAnsi="Arial Narrow" w:cs="Arial"/>
+              </w:rPr>
+            </w:pPr>
+          </w:p>
+        </w:tc>
+        <w:tc>
+          <w:tcPr>
+            <w:tcW w:w="978" w:type="dxa"/>
+            <w:tcBorders>
+              <w:top w:val="single" w:sz="12" w:space="0" w:color="auto"/>
+              <w:left w:val="single" w:sz="4" w:space="0" w:color="auto"/>
+              <w:bottom w:val="single" w:sz="12" w:space="0" w:color="auto"/>
+              <w:right w:val="single" w:sz="12" w:space="0" w:color="auto"/>
+            </w:tcBorders>
+            <w:vAlign w:val="center"/>
+          </w:tcPr>
+          <w:p>
+            <w:pPr>
+              <w:pStyle w:val="a3"/>
+              <w:ind w:left="-85" w:right="-85"/>
+              <w:jc w:val="center"/>
+              <w:rPr>
+                <w:rFonts w:ascii="Arial Narrow" w:hAnsi="Arial Narrow" w:cs="Arial"/>
+              </w:rPr>
+            </w:pPr>
+          </w:p>
+        </w:tc>
+      </w:tr>
     </w:tbl>
     <w:p>
       <w:pPr>
@@ -1860,8 +2175,6 @@
           <w:lang w:eastAsia="ru-RU"/>
         </w:rPr>
       </w:pPr>
-      <w:bookmarkStart w:id="0" w:name="_GoBack"/>
-      <w:bookmarkEnd w:id="0"/>
     </w:p>
     <w:sectPr>
       <w:headerReference w:type="default" r:id="rId8"/>
@@ -6785,7 +7098,7 @@
 </file>
 
 <file path=customXml/itemProps1.xml><?xml version="1.0" encoding="utf-8"?>
-<ds:datastoreItem xmlns:ds="http://schemas.openxmlformats.org/officeDocument/2006/customXml" ds:itemID="{8FF9AFA8-5942-4CE8-8CB8-82FDF7081DB2}">
+<ds:datastoreItem xmlns:ds="http://schemas.openxmlformats.org/officeDocument/2006/customXml" ds:itemID="{08A690C2-BE4D-47BB-9373-2227A6A36F72}">
   <ds:schemaRefs>
     <ds:schemaRef ds:uri="http://schemas.openxmlformats.org/officeDocument/2006/bibliography"/>
   </ds:schemaRefs>

--- a/src/main/resources/templates/PU.docx
+++ b/src/main/resources/templates/PU.docx
@@ -1851,321 +1851,6 @@
           </w:p>
         </w:tc>
       </w:tr>
-      <w:tr>
-        <w:trPr>
-          <w:trHeight w:val="340"/>
-        </w:trPr>
-        <w:tc>
-          <w:tcPr>
-            <w:tcW w:w="820" w:type="dxa"/>
-            <w:tcBorders>
-              <w:top w:val="single" w:sz="12" w:space="0" w:color="auto"/>
-              <w:left w:val="single" w:sz="12" w:space="0" w:color="auto"/>
-              <w:bottom w:val="single" w:sz="12" w:space="0" w:color="auto"/>
-              <w:right w:val="single" w:sz="12" w:space="0" w:color="auto"/>
-            </w:tcBorders>
-            <w:vAlign w:val="center"/>
-          </w:tcPr>
-          <w:p>
-            <w:pPr>
-              <w:pStyle w:val="a3"/>
-              <w:ind w:left="-85" w:right="-85"/>
-              <w:jc w:val="center"/>
-              <w:rPr>
-                <w:rFonts w:ascii="Arial Narrow" w:hAnsi="Arial Narrow" w:cs="Arial"/>
-              </w:rPr>
-            </w:pPr>
-          </w:p>
-        </w:tc>
-        <w:tc>
-          <w:tcPr>
-            <w:tcW w:w="1415" w:type="dxa"/>
-            <w:tcBorders>
-              <w:top w:val="single" w:sz="12" w:space="0" w:color="auto"/>
-              <w:left w:val="single" w:sz="12" w:space="0" w:color="auto"/>
-              <w:bottom w:val="single" w:sz="12" w:space="0" w:color="auto"/>
-              <w:right w:val="single" w:sz="12" w:space="0" w:color="auto"/>
-            </w:tcBorders>
-            <w:vAlign w:val="center"/>
-          </w:tcPr>
-          <w:p>
-            <w:pPr>
-              <w:pStyle w:val="a3"/>
-              <w:ind w:right="-85"/>
-              <w:rPr>
-                <w:rFonts w:ascii="Arial Narrow" w:hAnsi="Arial Narrow" w:cs="Arial"/>
-              </w:rPr>
-            </w:pPr>
-          </w:p>
-        </w:tc>
-        <w:tc>
-          <w:tcPr>
-            <w:tcW w:w="1558" w:type="dxa"/>
-            <w:gridSpan w:val="2"/>
-            <w:tcBorders>
-              <w:top w:val="single" w:sz="12" w:space="0" w:color="auto"/>
-              <w:left w:val="single" w:sz="12" w:space="0" w:color="auto"/>
-              <w:bottom w:val="single" w:sz="12" w:space="0" w:color="auto"/>
-              <w:right w:val="single" w:sz="12" w:space="0" w:color="auto"/>
-            </w:tcBorders>
-            <w:vAlign w:val="center"/>
-          </w:tcPr>
-          <w:p>
-            <w:pPr>
-              <w:pStyle w:val="a3"/>
-              <w:ind w:right="-85"/>
-              <w:rPr>
-                <w:rFonts w:ascii="Arial Narrow" w:hAnsi="Arial Narrow" w:cs="Arial"/>
-              </w:rPr>
-            </w:pPr>
-            <w:bookmarkStart w:id="0" w:name="_GoBack"/>
-            <w:bookmarkEnd w:id="0"/>
-          </w:p>
-        </w:tc>
-        <w:tc>
-          <w:tcPr>
-            <w:tcW w:w="427" w:type="dxa"/>
-            <w:tcBorders>
-              <w:top w:val="single" w:sz="12" w:space="0" w:color="auto"/>
-              <w:left w:val="single" w:sz="12" w:space="0" w:color="auto"/>
-              <w:bottom w:val="single" w:sz="12" w:space="0" w:color="auto"/>
-              <w:right w:val="single" w:sz="12" w:space="0" w:color="auto"/>
-            </w:tcBorders>
-            <w:vAlign w:val="center"/>
-          </w:tcPr>
-          <w:p>
-            <w:pPr>
-              <w:pStyle w:val="a3"/>
-              <w:ind w:left="-85" w:right="-85"/>
-              <w:jc w:val="center"/>
-              <w:rPr>
-                <w:rFonts w:ascii="Arial Narrow" w:hAnsi="Arial Narrow" w:cs="Arial"/>
-              </w:rPr>
-            </w:pPr>
-          </w:p>
-        </w:tc>
-        <w:tc>
-          <w:tcPr>
-            <w:tcW w:w="1275" w:type="dxa"/>
-            <w:tcBorders>
-              <w:top w:val="single" w:sz="12" w:space="0" w:color="auto"/>
-              <w:left w:val="single" w:sz="12" w:space="0" w:color="auto"/>
-              <w:bottom w:val="single" w:sz="12" w:space="0" w:color="auto"/>
-              <w:right w:val="single" w:sz="12" w:space="0" w:color="auto"/>
-            </w:tcBorders>
-            <w:vAlign w:val="center"/>
-          </w:tcPr>
-          <w:p>
-            <w:pPr>
-              <w:pStyle w:val="a3"/>
-              <w:ind w:left="-85" w:right="-85"/>
-              <w:jc w:val="center"/>
-              <w:rPr>
-                <w:rFonts w:ascii="Arial Narrow" w:hAnsi="Arial Narrow" w:cs="Arial"/>
-              </w:rPr>
-            </w:pPr>
-          </w:p>
-        </w:tc>
-        <w:tc>
-          <w:tcPr>
-            <w:tcW w:w="1275" w:type="dxa"/>
-            <w:tcBorders>
-              <w:top w:val="single" w:sz="12" w:space="0" w:color="auto"/>
-              <w:left w:val="single" w:sz="12" w:space="0" w:color="auto"/>
-              <w:bottom w:val="single" w:sz="12" w:space="0" w:color="auto"/>
-              <w:right w:val="single" w:sz="12" w:space="0" w:color="auto"/>
-            </w:tcBorders>
-            <w:vAlign w:val="center"/>
-          </w:tcPr>
-          <w:p>
-            <w:pPr>
-              <w:pStyle w:val="a3"/>
-              <w:ind w:left="-85" w:right="-85"/>
-              <w:jc w:val="center"/>
-              <w:rPr>
-                <w:rFonts w:ascii="Arial Narrow" w:hAnsi="Arial Narrow" w:cs="Arial"/>
-              </w:rPr>
-            </w:pPr>
-          </w:p>
-        </w:tc>
-        <w:tc>
-          <w:tcPr>
-            <w:tcW w:w="850" w:type="dxa"/>
-            <w:tcBorders>
-              <w:top w:val="single" w:sz="12" w:space="0" w:color="auto"/>
-              <w:left w:val="single" w:sz="12" w:space="0" w:color="auto"/>
-              <w:bottom w:val="single" w:sz="12" w:space="0" w:color="auto"/>
-              <w:right w:val="single" w:sz="12" w:space="0" w:color="auto"/>
-            </w:tcBorders>
-            <w:vAlign w:val="center"/>
-          </w:tcPr>
-          <w:p>
-            <w:pPr>
-              <w:pStyle w:val="a3"/>
-              <w:ind w:left="-85" w:right="-85"/>
-              <w:jc w:val="center"/>
-              <w:rPr>
-                <w:rFonts w:ascii="Arial Narrow" w:hAnsi="Arial Narrow" w:cs="Arial"/>
-              </w:rPr>
-            </w:pPr>
-          </w:p>
-        </w:tc>
-        <w:tc>
-          <w:tcPr>
-            <w:tcW w:w="1417" w:type="dxa"/>
-            <w:tcBorders>
-              <w:top w:val="single" w:sz="12" w:space="0" w:color="auto"/>
-              <w:left w:val="single" w:sz="12" w:space="0" w:color="auto"/>
-              <w:bottom w:val="single" w:sz="12" w:space="0" w:color="auto"/>
-              <w:right w:val="single" w:sz="12" w:space="0" w:color="auto"/>
-            </w:tcBorders>
-            <w:vAlign w:val="center"/>
-          </w:tcPr>
-          <w:p>
-            <w:pPr>
-              <w:pStyle w:val="a3"/>
-              <w:ind w:left="-85" w:right="-85"/>
-              <w:jc w:val="center"/>
-              <w:rPr>
-                <w:rFonts w:ascii="Arial Narrow" w:hAnsi="Arial Narrow" w:cs="Arial"/>
-              </w:rPr>
-            </w:pPr>
-          </w:p>
-        </w:tc>
-        <w:tc>
-          <w:tcPr>
-            <w:tcW w:w="1418" w:type="dxa"/>
-            <w:tcBorders>
-              <w:top w:val="single" w:sz="12" w:space="0" w:color="auto"/>
-              <w:left w:val="single" w:sz="12" w:space="0" w:color="auto"/>
-              <w:bottom w:val="single" w:sz="12" w:space="0" w:color="auto"/>
-              <w:right w:val="single" w:sz="12" w:space="0" w:color="auto"/>
-            </w:tcBorders>
-            <w:vAlign w:val="center"/>
-          </w:tcPr>
-          <w:p>
-            <w:pPr>
-              <w:pStyle w:val="a3"/>
-              <w:ind w:left="-85" w:right="-85"/>
-              <w:jc w:val="center"/>
-              <w:rPr>
-                <w:rFonts w:ascii="Arial Narrow" w:hAnsi="Arial Narrow" w:cs="Arial"/>
-              </w:rPr>
-            </w:pPr>
-          </w:p>
-        </w:tc>
-        <w:tc>
-          <w:tcPr>
-            <w:tcW w:w="567" w:type="dxa"/>
-            <w:gridSpan w:val="2"/>
-            <w:tcBorders>
-              <w:top w:val="single" w:sz="12" w:space="0" w:color="auto"/>
-              <w:left w:val="single" w:sz="12" w:space="0" w:color="auto"/>
-              <w:bottom w:val="single" w:sz="12" w:space="0" w:color="auto"/>
-              <w:right w:val="single" w:sz="12" w:space="0" w:color="auto"/>
-            </w:tcBorders>
-            <w:vAlign w:val="center"/>
-          </w:tcPr>
-          <w:p>
-            <w:pPr>
-              <w:pStyle w:val="a3"/>
-              <w:ind w:left="-85" w:right="-85"/>
-              <w:jc w:val="center"/>
-              <w:rPr>
-                <w:rFonts w:ascii="Arial Narrow" w:hAnsi="Arial Narrow" w:cs="Arial"/>
-              </w:rPr>
-            </w:pPr>
-          </w:p>
-        </w:tc>
-        <w:tc>
-          <w:tcPr>
-            <w:tcW w:w="995" w:type="dxa"/>
-            <w:tcBorders>
-              <w:top w:val="single" w:sz="12" w:space="0" w:color="auto"/>
-              <w:left w:val="single" w:sz="12" w:space="0" w:color="auto"/>
-              <w:bottom w:val="single" w:sz="12" w:space="0" w:color="auto"/>
-              <w:right w:val="single" w:sz="12" w:space="0" w:color="auto"/>
-            </w:tcBorders>
-            <w:vAlign w:val="center"/>
-          </w:tcPr>
-          <w:p>
-            <w:pPr>
-              <w:pStyle w:val="a3"/>
-              <w:ind w:left="-85" w:right="-85"/>
-              <w:jc w:val="center"/>
-              <w:rPr>
-                <w:rFonts w:ascii="Arial Narrow" w:hAnsi="Arial Narrow" w:cs="Arial"/>
-              </w:rPr>
-            </w:pPr>
-          </w:p>
-        </w:tc>
-        <w:tc>
-          <w:tcPr>
-            <w:tcW w:w="1559" w:type="dxa"/>
-            <w:tcBorders>
-              <w:top w:val="single" w:sz="12" w:space="0" w:color="auto"/>
-              <w:left w:val="single" w:sz="12" w:space="0" w:color="auto"/>
-              <w:bottom w:val="single" w:sz="12" w:space="0" w:color="auto"/>
-              <w:right w:val="single" w:sz="12" w:space="0" w:color="auto"/>
-            </w:tcBorders>
-            <w:vAlign w:val="center"/>
-          </w:tcPr>
-          <w:p>
-            <w:pPr>
-              <w:pStyle w:val="a3"/>
-              <w:ind w:left="-85" w:right="-85"/>
-              <w:jc w:val="center"/>
-              <w:rPr>
-                <w:rFonts w:ascii="Arial Narrow" w:hAnsi="Arial Narrow" w:cs="Arial"/>
-              </w:rPr>
-            </w:pPr>
-          </w:p>
-        </w:tc>
-        <w:tc>
-          <w:tcPr>
-            <w:tcW w:w="1005" w:type="dxa"/>
-            <w:tcBorders>
-              <w:top w:val="single" w:sz="12" w:space="0" w:color="auto"/>
-              <w:left w:val="single" w:sz="12" w:space="0" w:color="auto"/>
-              <w:bottom w:val="single" w:sz="12" w:space="0" w:color="auto"/>
-              <w:right w:val="single" w:sz="4" w:space="0" w:color="auto"/>
-            </w:tcBorders>
-            <w:vAlign w:val="center"/>
-          </w:tcPr>
-          <w:p>
-            <w:pPr>
-              <w:pStyle w:val="a3"/>
-              <w:ind w:left="-85" w:right="-85"/>
-              <w:jc w:val="center"/>
-              <w:rPr>
-                <w:rFonts w:ascii="Arial Narrow" w:hAnsi="Arial Narrow" w:cs="Arial"/>
-              </w:rPr>
-            </w:pPr>
-          </w:p>
-        </w:tc>
-        <w:tc>
-          <w:tcPr>
-            <w:tcW w:w="978" w:type="dxa"/>
-            <w:tcBorders>
-              <w:top w:val="single" w:sz="12" w:space="0" w:color="auto"/>
-              <w:left w:val="single" w:sz="4" w:space="0" w:color="auto"/>
-              <w:bottom w:val="single" w:sz="12" w:space="0" w:color="auto"/>
-              <w:right w:val="single" w:sz="12" w:space="0" w:color="auto"/>
-            </w:tcBorders>
-            <w:vAlign w:val="center"/>
-          </w:tcPr>
-          <w:p>
-            <w:pPr>
-              <w:pStyle w:val="a3"/>
-              <w:ind w:left="-85" w:right="-85"/>
-              <w:jc w:val="center"/>
-              <w:rPr>
-                <w:rFonts w:ascii="Arial Narrow" w:hAnsi="Arial Narrow" w:cs="Arial"/>
-              </w:rPr>
-            </w:pPr>
-          </w:p>
-        </w:tc>
-      </w:tr>
     </w:tbl>
     <w:p>
       <w:pPr>
@@ -2175,6 +1860,8 @@
           <w:lang w:eastAsia="ru-RU"/>
         </w:rPr>
       </w:pPr>
+      <w:bookmarkStart w:id="0" w:name="_GoBack"/>
+      <w:bookmarkEnd w:id="0"/>
     </w:p>
     <w:sectPr>
       <w:headerReference w:type="default" r:id="rId8"/>
@@ -3459,17 +3146,9 @@
               <w:b/>
               <w:sz w:val="26"/>
               <w:szCs w:val="26"/>
-            </w:rPr>
-          </w:pPr>
-          <w:r>
-            <w:rPr>
-              <w:rFonts w:ascii="Arial Narrow" w:hAnsi="Arial Narrow" w:cs="Arial"/>
-              <w:b/>
-              <w:sz w:val="26"/>
-              <w:szCs w:val="26"/>
-            </w:rPr>
-            <w:t>ФР8122; ФР</w:t>
-          </w:r>
+              <w:lang w:val="en-US"/>
+            </w:rPr>
+          </w:pPr>
           <w:r>
             <w:rPr>
               <w:rFonts w:ascii="Arial Narrow" w:hAnsi="Arial Narrow" w:cs="Arial"/>
@@ -3478,7 +3157,7 @@
               <w:szCs w:val="26"/>
               <w:lang w:val="en-US"/>
             </w:rPr>
-            <w:t>8150</w:t>
+            <w:t>{{p}}</w:t>
           </w:r>
         </w:p>
       </w:tc>
@@ -7098,7 +6777,7 @@
 </file>
 
 <file path=customXml/itemProps1.xml><?xml version="1.0" encoding="utf-8"?>
-<ds:datastoreItem xmlns:ds="http://schemas.openxmlformats.org/officeDocument/2006/customXml" ds:itemID="{08A690C2-BE4D-47BB-9373-2227A6A36F72}">
+<ds:datastoreItem xmlns:ds="http://schemas.openxmlformats.org/officeDocument/2006/customXml" ds:itemID="{D0C79BCD-A329-46DD-9D56-E6CAAC7B6BF1}">
   <ds:schemaRefs>
     <ds:schemaRef ds:uri="http://schemas.openxmlformats.org/officeDocument/2006/bibliography"/>
   </ds:schemaRefs>

--- a/src/main/resources/templates/PU.docx
+++ b/src/main/resources/templates/PU.docx
@@ -1860,12 +1860,14 @@
           <w:lang w:eastAsia="ru-RU"/>
         </w:rPr>
       </w:pPr>
-      <w:bookmarkStart w:id="0" w:name="_GoBack"/>
-      <w:bookmarkEnd w:id="0"/>
     </w:p>
     <w:sectPr>
-      <w:headerReference w:type="default" r:id="rId8"/>
-      <w:headerReference w:type="first" r:id="rId9"/>
+      <w:headerReference w:type="even" r:id="rId8"/>
+      <w:headerReference w:type="default" r:id="rId9"/>
+      <w:footerReference w:type="even" r:id="rId10"/>
+      <w:footerReference w:type="default" r:id="rId11"/>
+      <w:headerReference w:type="first" r:id="rId12"/>
+      <w:footerReference w:type="first" r:id="rId13"/>
       <w:pgSz w:w="16838" w:h="11906" w:orient="landscape"/>
       <w:pgMar w:top="4" w:right="720" w:bottom="720" w:left="720" w:header="680" w:footer="708" w:gutter="0"/>
       <w:cols w:space="708"/>
@@ -1901,6 +1903,36 @@
 </w:endnotes>
 </file>
 
+<file path=word/footer1.xml><?xml version="1.0" encoding="utf-8"?>
+<w:ftr xmlns:wpc="http://schemas.microsoft.com/office/word/2010/wordprocessingCanvas" xmlns:cx="http://schemas.microsoft.com/office/drawing/2014/chartex" xmlns:cx1="http://schemas.microsoft.com/office/drawing/2015/9/8/chartex" xmlns:cx2="http://schemas.microsoft.com/office/drawing/2015/10/21/chartex" xmlns:cx3="http://schemas.microsoft.com/office/drawing/2016/5/9/chartex" xmlns:cx4="http://schemas.microsoft.com/office/drawing/2016/5/10/chartex" xmlns:cx5="http://schemas.microsoft.com/office/drawing/2016/5/11/chartex" xmlns:cx6="http://schemas.microsoft.com/office/drawing/2016/5/12/chartex" xmlns:cx7="http://schemas.microsoft.com/office/drawing/2016/5/13/chartex" xmlns:cx8="http://schemas.microsoft.com/office/drawing/2016/5/14/chartex" xmlns:mc="http://schemas.openxmlformats.org/markup-compatibility/2006" xmlns:aink="http://schemas.microsoft.com/office/drawing/2016/ink" xmlns:am3d="http://schemas.microsoft.com/office/drawing/2017/model3d" xmlns:o="urn:schemas-microsoft-com:office:office" xmlns:r="http://schemas.openxmlformats.org/officeDocument/2006/relationships" xmlns:m="http://schemas.openxmlformats.org/officeDocument/2006/math" xmlns:v="urn:schemas-microsoft-com:vml" xmlns:wp14="http://schemas.microsoft.com/office/word/2010/wordprocessingDrawing" xmlns:wp="http://schemas.openxmlformats.org/drawingml/2006/wordprocessingDrawing" xmlns:w10="urn:schemas-microsoft-com:office:word" xmlns:w="http://schemas.openxmlformats.org/wordprocessingml/2006/main" xmlns:w14="http://schemas.microsoft.com/office/word/2010/wordml" xmlns:w15="http://schemas.microsoft.com/office/word/2012/wordml" xmlns:w16cid="http://schemas.microsoft.com/office/word/2016/wordml/cid" xmlns:w16se="http://schemas.microsoft.com/office/word/2015/wordml/symex" xmlns:wpg="http://schemas.microsoft.com/office/word/2010/wordprocessingGroup" xmlns:wpi="http://schemas.microsoft.com/office/word/2010/wordprocessingInk" xmlns:wne="http://schemas.microsoft.com/office/word/2006/wordml" xmlns:wps="http://schemas.microsoft.com/office/word/2010/wordprocessingShape" mc:Ignorable="w14 w15 w16se w16cid wp14">
+  <w:p>
+    <w:pPr>
+      <w:pStyle w:val="a5"/>
+    </w:pPr>
+  </w:p>
+</w:ftr>
+</file>
+
+<file path=word/footer2.xml><?xml version="1.0" encoding="utf-8"?>
+<w:ftr xmlns:wpc="http://schemas.microsoft.com/office/word/2010/wordprocessingCanvas" xmlns:cx="http://schemas.microsoft.com/office/drawing/2014/chartex" xmlns:cx1="http://schemas.microsoft.com/office/drawing/2015/9/8/chartex" xmlns:cx2="http://schemas.microsoft.com/office/drawing/2015/10/21/chartex" xmlns:cx3="http://schemas.microsoft.com/office/drawing/2016/5/9/chartex" xmlns:cx4="http://schemas.microsoft.com/office/drawing/2016/5/10/chartex" xmlns:cx5="http://schemas.microsoft.com/office/drawing/2016/5/11/chartex" xmlns:cx6="http://schemas.microsoft.com/office/drawing/2016/5/12/chartex" xmlns:cx7="http://schemas.microsoft.com/office/drawing/2016/5/13/chartex" xmlns:cx8="http://schemas.microsoft.com/office/drawing/2016/5/14/chartex" xmlns:mc="http://schemas.openxmlformats.org/markup-compatibility/2006" xmlns:aink="http://schemas.microsoft.com/office/drawing/2016/ink" xmlns:am3d="http://schemas.microsoft.com/office/drawing/2017/model3d" xmlns:o="urn:schemas-microsoft-com:office:office" xmlns:r="http://schemas.openxmlformats.org/officeDocument/2006/relationships" xmlns:m="http://schemas.openxmlformats.org/officeDocument/2006/math" xmlns:v="urn:schemas-microsoft-com:vml" xmlns:wp14="http://schemas.microsoft.com/office/word/2010/wordprocessingDrawing" xmlns:wp="http://schemas.openxmlformats.org/drawingml/2006/wordprocessingDrawing" xmlns:w10="urn:schemas-microsoft-com:office:word" xmlns:w="http://schemas.openxmlformats.org/wordprocessingml/2006/main" xmlns:w14="http://schemas.microsoft.com/office/word/2010/wordml" xmlns:w15="http://schemas.microsoft.com/office/word/2012/wordml" xmlns:w16cid="http://schemas.microsoft.com/office/word/2016/wordml/cid" xmlns:w16se="http://schemas.microsoft.com/office/word/2015/wordml/symex" xmlns:wpg="http://schemas.microsoft.com/office/word/2010/wordprocessingGroup" xmlns:wpi="http://schemas.microsoft.com/office/word/2010/wordprocessingInk" xmlns:wne="http://schemas.microsoft.com/office/word/2006/wordml" xmlns:wps="http://schemas.microsoft.com/office/word/2010/wordprocessingShape" mc:Ignorable="w14 w15 w16se w16cid wp14">
+  <w:p>
+    <w:pPr>
+      <w:pStyle w:val="a5"/>
+    </w:pPr>
+  </w:p>
+</w:ftr>
+</file>
+
+<file path=word/footer3.xml><?xml version="1.0" encoding="utf-8"?>
+<w:ftr xmlns:wpc="http://schemas.microsoft.com/office/word/2010/wordprocessingCanvas" xmlns:cx="http://schemas.microsoft.com/office/drawing/2014/chartex" xmlns:cx1="http://schemas.microsoft.com/office/drawing/2015/9/8/chartex" xmlns:cx2="http://schemas.microsoft.com/office/drawing/2015/10/21/chartex" xmlns:cx3="http://schemas.microsoft.com/office/drawing/2016/5/9/chartex" xmlns:cx4="http://schemas.microsoft.com/office/drawing/2016/5/10/chartex" xmlns:cx5="http://schemas.microsoft.com/office/drawing/2016/5/11/chartex" xmlns:cx6="http://schemas.microsoft.com/office/drawing/2016/5/12/chartex" xmlns:cx7="http://schemas.microsoft.com/office/drawing/2016/5/13/chartex" xmlns:cx8="http://schemas.microsoft.com/office/drawing/2016/5/14/chartex" xmlns:mc="http://schemas.openxmlformats.org/markup-compatibility/2006" xmlns:aink="http://schemas.microsoft.com/office/drawing/2016/ink" xmlns:am3d="http://schemas.microsoft.com/office/drawing/2017/model3d" xmlns:o="urn:schemas-microsoft-com:office:office" xmlns:r="http://schemas.openxmlformats.org/officeDocument/2006/relationships" xmlns:m="http://schemas.openxmlformats.org/officeDocument/2006/math" xmlns:v="urn:schemas-microsoft-com:vml" xmlns:wp14="http://schemas.microsoft.com/office/word/2010/wordprocessingDrawing" xmlns:wp="http://schemas.openxmlformats.org/drawingml/2006/wordprocessingDrawing" xmlns:w10="urn:schemas-microsoft-com:office:word" xmlns:w="http://schemas.openxmlformats.org/wordprocessingml/2006/main" xmlns:w14="http://schemas.microsoft.com/office/word/2010/wordml" xmlns:w15="http://schemas.microsoft.com/office/word/2012/wordml" xmlns:w16cid="http://schemas.microsoft.com/office/word/2016/wordml/cid" xmlns:w16se="http://schemas.microsoft.com/office/word/2015/wordml/symex" xmlns:wpg="http://schemas.microsoft.com/office/word/2010/wordprocessingGroup" xmlns:wpi="http://schemas.microsoft.com/office/word/2010/wordprocessingInk" xmlns:wne="http://schemas.microsoft.com/office/word/2006/wordml" xmlns:wps="http://schemas.microsoft.com/office/word/2010/wordprocessingShape" mc:Ignorable="w14 w15 w16se w16cid wp14">
+  <w:p>
+    <w:pPr>
+      <w:pStyle w:val="a5"/>
+    </w:pPr>
+  </w:p>
+</w:ftr>
+</file>
+
 <file path=word/footnotes.xml><?xml version="1.0" encoding="utf-8"?>
 <w:footnotes xmlns:wpc="http://schemas.microsoft.com/office/word/2010/wordprocessingCanvas" xmlns:cx="http://schemas.microsoft.com/office/drawing/2014/chartex" xmlns:cx1="http://schemas.microsoft.com/office/drawing/2015/9/8/chartex" xmlns:cx2="http://schemas.microsoft.com/office/drawing/2015/10/21/chartex" xmlns:cx3="http://schemas.microsoft.com/office/drawing/2016/5/9/chartex" xmlns:cx4="http://schemas.microsoft.com/office/drawing/2016/5/10/chartex" xmlns:cx5="http://schemas.microsoft.com/office/drawing/2016/5/11/chartex" xmlns:cx6="http://schemas.microsoft.com/office/drawing/2016/5/12/chartex" xmlns:cx7="http://schemas.microsoft.com/office/drawing/2016/5/13/chartex" xmlns:cx8="http://schemas.microsoft.com/office/drawing/2016/5/14/chartex" xmlns:mc="http://schemas.openxmlformats.org/markup-compatibility/2006" xmlns:aink="http://schemas.microsoft.com/office/drawing/2016/ink" xmlns:am3d="http://schemas.microsoft.com/office/drawing/2017/model3d" xmlns:o="urn:schemas-microsoft-com:office:office" xmlns:r="http://schemas.openxmlformats.org/officeDocument/2006/relationships" xmlns:m="http://schemas.openxmlformats.org/officeDocument/2006/math" xmlns:v="urn:schemas-microsoft-com:vml" xmlns:wp14="http://schemas.microsoft.com/office/word/2010/wordprocessingDrawing" xmlns:wp="http://schemas.openxmlformats.org/drawingml/2006/wordprocessingDrawing" xmlns:w10="urn:schemas-microsoft-com:office:word" xmlns:w="http://schemas.openxmlformats.org/wordprocessingml/2006/main" xmlns:w14="http://schemas.microsoft.com/office/word/2010/wordml" xmlns:w15="http://schemas.microsoft.com/office/word/2012/wordml" xmlns:w16cid="http://schemas.microsoft.com/office/word/2016/wordml/cid" xmlns:w16se="http://schemas.microsoft.com/office/word/2015/wordml/symex" xmlns:wpg="http://schemas.microsoft.com/office/word/2010/wordprocessingGroup" xmlns:wpi="http://schemas.microsoft.com/office/word/2010/wordprocessingInk" xmlns:wne="http://schemas.microsoft.com/office/word/2006/wordml" xmlns:wps="http://schemas.microsoft.com/office/word/2010/wordprocessingShape" mc:Ignorable="w14 w15 w16se w16cid wp14">
   <w:footnote w:type="separator" w:id="-1">
@@ -1927,6 +1959,16 @@
 </file>
 
 <file path=word/header1.xml><?xml version="1.0" encoding="utf-8"?>
+<w:hdr xmlns:wpc="http://schemas.microsoft.com/office/word/2010/wordprocessingCanvas" xmlns:cx="http://schemas.microsoft.com/office/drawing/2014/chartex" xmlns:cx1="http://schemas.microsoft.com/office/drawing/2015/9/8/chartex" xmlns:cx2="http://schemas.microsoft.com/office/drawing/2015/10/21/chartex" xmlns:cx3="http://schemas.microsoft.com/office/drawing/2016/5/9/chartex" xmlns:cx4="http://schemas.microsoft.com/office/drawing/2016/5/10/chartex" xmlns:cx5="http://schemas.microsoft.com/office/drawing/2016/5/11/chartex" xmlns:cx6="http://schemas.microsoft.com/office/drawing/2016/5/12/chartex" xmlns:cx7="http://schemas.microsoft.com/office/drawing/2016/5/13/chartex" xmlns:cx8="http://schemas.microsoft.com/office/drawing/2016/5/14/chartex" xmlns:mc="http://schemas.openxmlformats.org/markup-compatibility/2006" xmlns:aink="http://schemas.microsoft.com/office/drawing/2016/ink" xmlns:am3d="http://schemas.microsoft.com/office/drawing/2017/model3d" xmlns:o="urn:schemas-microsoft-com:office:office" xmlns:r="http://schemas.openxmlformats.org/officeDocument/2006/relationships" xmlns:m="http://schemas.openxmlformats.org/officeDocument/2006/math" xmlns:v="urn:schemas-microsoft-com:vml" xmlns:wp14="http://schemas.microsoft.com/office/word/2010/wordprocessingDrawing" xmlns:wp="http://schemas.openxmlformats.org/drawingml/2006/wordprocessingDrawing" xmlns:w10="urn:schemas-microsoft-com:office:word" xmlns:w="http://schemas.openxmlformats.org/wordprocessingml/2006/main" xmlns:w14="http://schemas.microsoft.com/office/word/2010/wordml" xmlns:w15="http://schemas.microsoft.com/office/word/2012/wordml" xmlns:w16cid="http://schemas.microsoft.com/office/word/2016/wordml/cid" xmlns:w16se="http://schemas.microsoft.com/office/word/2015/wordml/symex" xmlns:wpg="http://schemas.microsoft.com/office/word/2010/wordprocessingGroup" xmlns:wpi="http://schemas.microsoft.com/office/word/2010/wordprocessingInk" xmlns:wne="http://schemas.microsoft.com/office/word/2006/wordml" xmlns:wps="http://schemas.microsoft.com/office/word/2010/wordprocessingShape" mc:Ignorable="w14 w15 w16se w16cid wp14">
+  <w:p>
+    <w:pPr>
+      <w:pStyle w:val="a3"/>
+    </w:pPr>
+  </w:p>
+</w:hdr>
+</file>
+
+<file path=word/header2.xml><?xml version="1.0" encoding="utf-8"?>
 <w:hdr xmlns:wpc="http://schemas.microsoft.com/office/word/2010/wordprocessingCanvas" xmlns:cx="http://schemas.microsoft.com/office/drawing/2014/chartex" xmlns:cx1="http://schemas.microsoft.com/office/drawing/2015/9/8/chartex" xmlns:cx2="http://schemas.microsoft.com/office/drawing/2015/10/21/chartex" xmlns:cx3="http://schemas.microsoft.com/office/drawing/2016/5/9/chartex" xmlns:cx4="http://schemas.microsoft.com/office/drawing/2016/5/10/chartex" xmlns:cx5="http://schemas.microsoft.com/office/drawing/2016/5/11/chartex" xmlns:cx6="http://schemas.microsoft.com/office/drawing/2016/5/12/chartex" xmlns:cx7="http://schemas.microsoft.com/office/drawing/2016/5/13/chartex" xmlns:cx8="http://schemas.microsoft.com/office/drawing/2016/5/14/chartex" xmlns:mc="http://schemas.openxmlformats.org/markup-compatibility/2006" xmlns:aink="http://schemas.microsoft.com/office/drawing/2016/ink" xmlns:am3d="http://schemas.microsoft.com/office/drawing/2017/model3d" xmlns:o="urn:schemas-microsoft-com:office:office" xmlns:r="http://schemas.openxmlformats.org/officeDocument/2006/relationships" xmlns:m="http://schemas.openxmlformats.org/officeDocument/2006/math" xmlns:v="urn:schemas-microsoft-com:vml" xmlns:wp14="http://schemas.microsoft.com/office/word/2010/wordprocessingDrawing" xmlns:wp="http://schemas.openxmlformats.org/drawingml/2006/wordprocessingDrawing" xmlns:w10="urn:schemas-microsoft-com:office:word" xmlns:w="http://schemas.openxmlformats.org/wordprocessingml/2006/main" xmlns:w14="http://schemas.microsoft.com/office/word/2010/wordml" xmlns:w15="http://schemas.microsoft.com/office/word/2012/wordml" xmlns:w16cid="http://schemas.microsoft.com/office/word/2016/wordml/cid" xmlns:w16se="http://schemas.microsoft.com/office/word/2015/wordml/symex" xmlns:wpg="http://schemas.microsoft.com/office/word/2010/wordprocessingGroup" xmlns:wpi="http://schemas.microsoft.com/office/word/2010/wordprocessingInk" xmlns:wne="http://schemas.microsoft.com/office/word/2006/wordml" xmlns:wps="http://schemas.microsoft.com/office/word/2010/wordprocessingShape" mc:Ignorable="w14 w15 w16se w16cid wp14">
   <w:tbl>
     <w:tblPr>
@@ -3778,7 +3820,7 @@
 </w:hdr>
 </file>
 
-<file path=word/header2.xml><?xml version="1.0" encoding="utf-8"?>
+<file path=word/header3.xml><?xml version="1.0" encoding="utf-8"?>
 <w:hdr xmlns:wpc="http://schemas.microsoft.com/office/word/2010/wordprocessingCanvas" xmlns:cx="http://schemas.microsoft.com/office/drawing/2014/chartex" xmlns:cx1="http://schemas.microsoft.com/office/drawing/2015/9/8/chartex" xmlns:cx2="http://schemas.microsoft.com/office/drawing/2015/10/21/chartex" xmlns:cx3="http://schemas.microsoft.com/office/drawing/2016/5/9/chartex" xmlns:cx4="http://schemas.microsoft.com/office/drawing/2016/5/10/chartex" xmlns:cx5="http://schemas.microsoft.com/office/drawing/2016/5/11/chartex" xmlns:cx6="http://schemas.microsoft.com/office/drawing/2016/5/12/chartex" xmlns:cx7="http://schemas.microsoft.com/office/drawing/2016/5/13/chartex" xmlns:cx8="http://schemas.microsoft.com/office/drawing/2016/5/14/chartex" xmlns:mc="http://schemas.openxmlformats.org/markup-compatibility/2006" xmlns:aink="http://schemas.microsoft.com/office/drawing/2016/ink" xmlns:am3d="http://schemas.microsoft.com/office/drawing/2017/model3d" xmlns:o="urn:schemas-microsoft-com:office:office" xmlns:r="http://schemas.openxmlformats.org/officeDocument/2006/relationships" xmlns:m="http://schemas.openxmlformats.org/officeDocument/2006/math" xmlns:v="urn:schemas-microsoft-com:vml" xmlns:wp14="http://schemas.microsoft.com/office/word/2010/wordprocessingDrawing" xmlns:wp="http://schemas.openxmlformats.org/drawingml/2006/wordprocessingDrawing" xmlns:w10="urn:schemas-microsoft-com:office:word" xmlns:w="http://schemas.openxmlformats.org/wordprocessingml/2006/main" xmlns:w14="http://schemas.microsoft.com/office/word/2010/wordml" xmlns:w15="http://schemas.microsoft.com/office/word/2012/wordml" xmlns:w16cid="http://schemas.microsoft.com/office/word/2016/wordml/cid" xmlns:w16se="http://schemas.microsoft.com/office/word/2015/wordml/symex" xmlns:wpg="http://schemas.microsoft.com/office/word/2010/wordprocessingGroup" xmlns:wpi="http://schemas.microsoft.com/office/word/2010/wordprocessingInk" xmlns:wne="http://schemas.microsoft.com/office/word/2006/wordml" xmlns:wps="http://schemas.microsoft.com/office/word/2010/wordprocessingShape" mc:Ignorable="w14 w15 w16se w16cid wp14">
   <w:tbl>
     <w:tblPr>
@@ -5367,30 +5409,8 @@
             </w:rPr>
             <w:t>Номер части, дата последнего изменения</w:t>
           </w:r>
-        </w:p>
-        <w:p>
-          <w:pPr>
-            <w:pStyle w:val="a3"/>
-            <w:ind w:left="-85" w:right="-85"/>
-            <w:rPr>
-              <w:rFonts w:ascii="Arial Narrow" w:hAnsi="Arial Narrow" w:cs="Arial"/>
-              <w:sz w:val="24"/>
-              <w:szCs w:val="24"/>
-            </w:rPr>
-          </w:pPr>
-          <w:bookmarkStart w:id="1" w:name="www"/>
-          <w:proofErr w:type="spellStart"/>
-          <w:r>
-            <w:rPr>
-              <w:rFonts w:ascii="Arial Narrow" w:hAnsi="Arial Narrow" w:cs="Arial"/>
-              <w:sz w:val="24"/>
-              <w:szCs w:val="24"/>
-              <w:lang w:val="en-US"/>
-            </w:rPr>
-            <w:t>dfrhdfrhhfdsfgdshn</w:t>
-          </w:r>
-          <w:bookmarkEnd w:id="1"/>
-          <w:proofErr w:type="spellEnd"/>
+          <w:bookmarkStart w:id="0" w:name="_GoBack"/>
+          <w:bookmarkEnd w:id="0"/>
         </w:p>
       </w:tc>
       <w:tc>
@@ -6777,7 +6797,7 @@
 </file>
 
 <file path=customXml/itemProps1.xml><?xml version="1.0" encoding="utf-8"?>
-<ds:datastoreItem xmlns:ds="http://schemas.openxmlformats.org/officeDocument/2006/customXml" ds:itemID="{D0C79BCD-A329-46DD-9D56-E6CAAC7B6BF1}">
+<ds:datastoreItem xmlns:ds="http://schemas.openxmlformats.org/officeDocument/2006/customXml" ds:itemID="{4EE9AB3B-8B11-4709-9FAE-AFF53E51DBD8}">
   <ds:schemaRefs>
     <ds:schemaRef ds:uri="http://schemas.openxmlformats.org/officeDocument/2006/bibliography"/>
   </ds:schemaRefs>

--- a/src/main/resources/templates/PU.docx
+++ b/src/main/resources/templates/PU.docx
@@ -50,29 +50,13 @@
             </w:tcBorders>
           </w:tcPr>
           <w:p>
-            <w:pPr>
-              <w:pStyle w:val="a3"/>
-              <w:ind w:left="-85" w:right="-85"/>
-              <w:rPr>
-                <w:rFonts w:ascii="Arial Narrow" w:hAnsi="Arial Narrow"/>
-              </w:rPr>
-            </w:pPr>
             <w:r>
-              <w:rPr>
-                <w:rFonts w:ascii="Arial Narrow" w:hAnsi="Arial Narrow"/>
-              </w:rPr>
               <w:t>Организация/</w:t>
             </w:r>
             <w:r>
-              <w:rPr>
-                <w:rFonts w:ascii="Arial Narrow" w:hAnsi="Arial Narrow"/>
-              </w:rPr>
               <w:t xml:space="preserve"> </w:t>
             </w:r>
             <w:r>
-              <w:rPr>
-                <w:rFonts w:ascii="Arial Narrow" w:hAnsi="Arial Narrow"/>
-              </w:rPr>
               <w:t>подразделение</w:t>
             </w:r>
           </w:p>
@@ -107,7 +91,6 @@
           </w:tcPr>
           <w:p>
             <w:pPr>
-              <w:spacing w:after="0" w:line="240" w:lineRule="auto"/>
               <w:ind w:left="-85" w:right="-85"/>
               <w:jc w:val="center"/>
               <w:rPr>
@@ -1854,20 +1837,17 @@
     </w:tbl>
     <w:p>
       <w:pPr>
-        <w:spacing w:after="0"/>
         <w:rPr>
           <w:rFonts w:ascii="Arial Narrow" w:eastAsia="Times New Roman" w:hAnsi="Arial Narrow"/>
           <w:lang w:eastAsia="ru-RU"/>
         </w:rPr>
       </w:pPr>
+      <w:bookmarkStart w:id="0" w:name="_GoBack"/>
+      <w:bookmarkEnd w:id="0"/>
     </w:p>
     <w:sectPr>
-      <w:headerReference w:type="even" r:id="rId8"/>
-      <w:headerReference w:type="default" r:id="rId9"/>
-      <w:footerReference w:type="even" r:id="rId10"/>
-      <w:footerReference w:type="default" r:id="rId11"/>
-      <w:headerReference w:type="first" r:id="rId12"/>
-      <w:footerReference w:type="first" r:id="rId13"/>
+      <w:headerReference w:type="default" r:id="rId8"/>
+      <w:headerReference w:type="first" r:id="rId9"/>
       <w:pgSz w:w="16838" w:h="11906" w:orient="landscape"/>
       <w:pgMar w:top="4" w:right="720" w:bottom="720" w:left="720" w:header="680" w:footer="708" w:gutter="0"/>
       <w:cols w:space="708"/>
@@ -1882,9 +1862,6 @@
 <w:endnotes xmlns:wpc="http://schemas.microsoft.com/office/word/2010/wordprocessingCanvas" xmlns:cx="http://schemas.microsoft.com/office/drawing/2014/chartex" xmlns:cx1="http://schemas.microsoft.com/office/drawing/2015/9/8/chartex" xmlns:cx2="http://schemas.microsoft.com/office/drawing/2015/10/21/chartex" xmlns:cx3="http://schemas.microsoft.com/office/drawing/2016/5/9/chartex" xmlns:cx4="http://schemas.microsoft.com/office/drawing/2016/5/10/chartex" xmlns:cx5="http://schemas.microsoft.com/office/drawing/2016/5/11/chartex" xmlns:cx6="http://schemas.microsoft.com/office/drawing/2016/5/12/chartex" xmlns:cx7="http://schemas.microsoft.com/office/drawing/2016/5/13/chartex" xmlns:cx8="http://schemas.microsoft.com/office/drawing/2016/5/14/chartex" xmlns:mc="http://schemas.openxmlformats.org/markup-compatibility/2006" xmlns:aink="http://schemas.microsoft.com/office/drawing/2016/ink" xmlns:am3d="http://schemas.microsoft.com/office/drawing/2017/model3d" xmlns:o="urn:schemas-microsoft-com:office:office" xmlns:r="http://schemas.openxmlformats.org/officeDocument/2006/relationships" xmlns:m="http://schemas.openxmlformats.org/officeDocument/2006/math" xmlns:v="urn:schemas-microsoft-com:vml" xmlns:wp14="http://schemas.microsoft.com/office/word/2010/wordprocessingDrawing" xmlns:wp="http://schemas.openxmlformats.org/drawingml/2006/wordprocessingDrawing" xmlns:w10="urn:schemas-microsoft-com:office:word" xmlns:w="http://schemas.openxmlformats.org/wordprocessingml/2006/main" xmlns:w14="http://schemas.microsoft.com/office/word/2010/wordml" xmlns:w15="http://schemas.microsoft.com/office/word/2012/wordml" xmlns:w16cid="http://schemas.microsoft.com/office/word/2016/wordml/cid" xmlns:w16se="http://schemas.microsoft.com/office/word/2015/wordml/symex" xmlns:wpg="http://schemas.microsoft.com/office/word/2010/wordprocessingGroup" xmlns:wpi="http://schemas.microsoft.com/office/word/2010/wordprocessingInk" xmlns:wne="http://schemas.microsoft.com/office/word/2006/wordml" xmlns:wps="http://schemas.microsoft.com/office/word/2010/wordprocessingShape" mc:Ignorable="w14 w15 w16se w16cid wp14">
   <w:endnote w:type="separator" w:id="-1">
     <w:p>
-      <w:pPr>
-        <w:spacing w:after="0" w:line="240" w:lineRule="auto"/>
-      </w:pPr>
       <w:r>
         <w:separator/>
       </w:r>
@@ -1892,9 +1869,6 @@
   </w:endnote>
   <w:endnote w:type="continuationSeparator" w:id="0">
     <w:p>
-      <w:pPr>
-        <w:spacing w:after="0" w:line="240" w:lineRule="auto"/>
-      </w:pPr>
       <w:r>
         <w:continuationSeparator/>
       </w:r>
@@ -1903,43 +1877,10 @@
 </w:endnotes>
 </file>
 
-<file path=word/footer1.xml><?xml version="1.0" encoding="utf-8"?>
-<w:ftr xmlns:wpc="http://schemas.microsoft.com/office/word/2010/wordprocessingCanvas" xmlns:cx="http://schemas.microsoft.com/office/drawing/2014/chartex" xmlns:cx1="http://schemas.microsoft.com/office/drawing/2015/9/8/chartex" xmlns:cx2="http://schemas.microsoft.com/office/drawing/2015/10/21/chartex" xmlns:cx3="http://schemas.microsoft.com/office/drawing/2016/5/9/chartex" xmlns:cx4="http://schemas.microsoft.com/office/drawing/2016/5/10/chartex" xmlns:cx5="http://schemas.microsoft.com/office/drawing/2016/5/11/chartex" xmlns:cx6="http://schemas.microsoft.com/office/drawing/2016/5/12/chartex" xmlns:cx7="http://schemas.microsoft.com/office/drawing/2016/5/13/chartex" xmlns:cx8="http://schemas.microsoft.com/office/drawing/2016/5/14/chartex" xmlns:mc="http://schemas.openxmlformats.org/markup-compatibility/2006" xmlns:aink="http://schemas.microsoft.com/office/drawing/2016/ink" xmlns:am3d="http://schemas.microsoft.com/office/drawing/2017/model3d" xmlns:o="urn:schemas-microsoft-com:office:office" xmlns:r="http://schemas.openxmlformats.org/officeDocument/2006/relationships" xmlns:m="http://schemas.openxmlformats.org/officeDocument/2006/math" xmlns:v="urn:schemas-microsoft-com:vml" xmlns:wp14="http://schemas.microsoft.com/office/word/2010/wordprocessingDrawing" xmlns:wp="http://schemas.openxmlformats.org/drawingml/2006/wordprocessingDrawing" xmlns:w10="urn:schemas-microsoft-com:office:word" xmlns:w="http://schemas.openxmlformats.org/wordprocessingml/2006/main" xmlns:w14="http://schemas.microsoft.com/office/word/2010/wordml" xmlns:w15="http://schemas.microsoft.com/office/word/2012/wordml" xmlns:w16cid="http://schemas.microsoft.com/office/word/2016/wordml/cid" xmlns:w16se="http://schemas.microsoft.com/office/word/2015/wordml/symex" xmlns:wpg="http://schemas.microsoft.com/office/word/2010/wordprocessingGroup" xmlns:wpi="http://schemas.microsoft.com/office/word/2010/wordprocessingInk" xmlns:wne="http://schemas.microsoft.com/office/word/2006/wordml" xmlns:wps="http://schemas.microsoft.com/office/word/2010/wordprocessingShape" mc:Ignorable="w14 w15 w16se w16cid wp14">
-  <w:p>
-    <w:pPr>
-      <w:pStyle w:val="a5"/>
-    </w:pPr>
-  </w:p>
-</w:ftr>
-</file>
-
-<file path=word/footer2.xml><?xml version="1.0" encoding="utf-8"?>
-<w:ftr xmlns:wpc="http://schemas.microsoft.com/office/word/2010/wordprocessingCanvas" xmlns:cx="http://schemas.microsoft.com/office/drawing/2014/chartex" xmlns:cx1="http://schemas.microsoft.com/office/drawing/2015/9/8/chartex" xmlns:cx2="http://schemas.microsoft.com/office/drawing/2015/10/21/chartex" xmlns:cx3="http://schemas.microsoft.com/office/drawing/2016/5/9/chartex" xmlns:cx4="http://schemas.microsoft.com/office/drawing/2016/5/10/chartex" xmlns:cx5="http://schemas.microsoft.com/office/drawing/2016/5/11/chartex" xmlns:cx6="http://schemas.microsoft.com/office/drawing/2016/5/12/chartex" xmlns:cx7="http://schemas.microsoft.com/office/drawing/2016/5/13/chartex" xmlns:cx8="http://schemas.microsoft.com/office/drawing/2016/5/14/chartex" xmlns:mc="http://schemas.openxmlformats.org/markup-compatibility/2006" xmlns:aink="http://schemas.microsoft.com/office/drawing/2016/ink" xmlns:am3d="http://schemas.microsoft.com/office/drawing/2017/model3d" xmlns:o="urn:schemas-microsoft-com:office:office" xmlns:r="http://schemas.openxmlformats.org/officeDocument/2006/relationships" xmlns:m="http://schemas.openxmlformats.org/officeDocument/2006/math" xmlns:v="urn:schemas-microsoft-com:vml" xmlns:wp14="http://schemas.microsoft.com/office/word/2010/wordprocessingDrawing" xmlns:wp="http://schemas.openxmlformats.org/drawingml/2006/wordprocessingDrawing" xmlns:w10="urn:schemas-microsoft-com:office:word" xmlns:w="http://schemas.openxmlformats.org/wordprocessingml/2006/main" xmlns:w14="http://schemas.microsoft.com/office/word/2010/wordml" xmlns:w15="http://schemas.microsoft.com/office/word/2012/wordml" xmlns:w16cid="http://schemas.microsoft.com/office/word/2016/wordml/cid" xmlns:w16se="http://schemas.microsoft.com/office/word/2015/wordml/symex" xmlns:wpg="http://schemas.microsoft.com/office/word/2010/wordprocessingGroup" xmlns:wpi="http://schemas.microsoft.com/office/word/2010/wordprocessingInk" xmlns:wne="http://schemas.microsoft.com/office/word/2006/wordml" xmlns:wps="http://schemas.microsoft.com/office/word/2010/wordprocessingShape" mc:Ignorable="w14 w15 w16se w16cid wp14">
-  <w:p>
-    <w:pPr>
-      <w:pStyle w:val="a5"/>
-    </w:pPr>
-  </w:p>
-</w:ftr>
-</file>
-
-<file path=word/footer3.xml><?xml version="1.0" encoding="utf-8"?>
-<w:ftr xmlns:wpc="http://schemas.microsoft.com/office/word/2010/wordprocessingCanvas" xmlns:cx="http://schemas.microsoft.com/office/drawing/2014/chartex" xmlns:cx1="http://schemas.microsoft.com/office/drawing/2015/9/8/chartex" xmlns:cx2="http://schemas.microsoft.com/office/drawing/2015/10/21/chartex" xmlns:cx3="http://schemas.microsoft.com/office/drawing/2016/5/9/chartex" xmlns:cx4="http://schemas.microsoft.com/office/drawing/2016/5/10/chartex" xmlns:cx5="http://schemas.microsoft.com/office/drawing/2016/5/11/chartex" xmlns:cx6="http://schemas.microsoft.com/office/drawing/2016/5/12/chartex" xmlns:cx7="http://schemas.microsoft.com/office/drawing/2016/5/13/chartex" xmlns:cx8="http://schemas.microsoft.com/office/drawing/2016/5/14/chartex" xmlns:mc="http://schemas.openxmlformats.org/markup-compatibility/2006" xmlns:aink="http://schemas.microsoft.com/office/drawing/2016/ink" xmlns:am3d="http://schemas.microsoft.com/office/drawing/2017/model3d" xmlns:o="urn:schemas-microsoft-com:office:office" xmlns:r="http://schemas.openxmlformats.org/officeDocument/2006/relationships" xmlns:m="http://schemas.openxmlformats.org/officeDocument/2006/math" xmlns:v="urn:schemas-microsoft-com:vml" xmlns:wp14="http://schemas.microsoft.com/office/word/2010/wordprocessingDrawing" xmlns:wp="http://schemas.openxmlformats.org/drawingml/2006/wordprocessingDrawing" xmlns:w10="urn:schemas-microsoft-com:office:word" xmlns:w="http://schemas.openxmlformats.org/wordprocessingml/2006/main" xmlns:w14="http://schemas.microsoft.com/office/word/2010/wordml" xmlns:w15="http://schemas.microsoft.com/office/word/2012/wordml" xmlns:w16cid="http://schemas.microsoft.com/office/word/2016/wordml/cid" xmlns:w16se="http://schemas.microsoft.com/office/word/2015/wordml/symex" xmlns:wpg="http://schemas.microsoft.com/office/word/2010/wordprocessingGroup" xmlns:wpi="http://schemas.microsoft.com/office/word/2010/wordprocessingInk" xmlns:wne="http://schemas.microsoft.com/office/word/2006/wordml" xmlns:wps="http://schemas.microsoft.com/office/word/2010/wordprocessingShape" mc:Ignorable="w14 w15 w16se w16cid wp14">
-  <w:p>
-    <w:pPr>
-      <w:pStyle w:val="a5"/>
-    </w:pPr>
-  </w:p>
-</w:ftr>
-</file>
-
 <file path=word/footnotes.xml><?xml version="1.0" encoding="utf-8"?>
 <w:footnotes xmlns:wpc="http://schemas.microsoft.com/office/word/2010/wordprocessingCanvas" xmlns:cx="http://schemas.microsoft.com/office/drawing/2014/chartex" xmlns:cx1="http://schemas.microsoft.com/office/drawing/2015/9/8/chartex" xmlns:cx2="http://schemas.microsoft.com/office/drawing/2015/10/21/chartex" xmlns:cx3="http://schemas.microsoft.com/office/drawing/2016/5/9/chartex" xmlns:cx4="http://schemas.microsoft.com/office/drawing/2016/5/10/chartex" xmlns:cx5="http://schemas.microsoft.com/office/drawing/2016/5/11/chartex" xmlns:cx6="http://schemas.microsoft.com/office/drawing/2016/5/12/chartex" xmlns:cx7="http://schemas.microsoft.com/office/drawing/2016/5/13/chartex" xmlns:cx8="http://schemas.microsoft.com/office/drawing/2016/5/14/chartex" xmlns:mc="http://schemas.openxmlformats.org/markup-compatibility/2006" xmlns:aink="http://schemas.microsoft.com/office/drawing/2016/ink" xmlns:am3d="http://schemas.microsoft.com/office/drawing/2017/model3d" xmlns:o="urn:schemas-microsoft-com:office:office" xmlns:r="http://schemas.openxmlformats.org/officeDocument/2006/relationships" xmlns:m="http://schemas.openxmlformats.org/officeDocument/2006/math" xmlns:v="urn:schemas-microsoft-com:vml" xmlns:wp14="http://schemas.microsoft.com/office/word/2010/wordprocessingDrawing" xmlns:wp="http://schemas.openxmlformats.org/drawingml/2006/wordprocessingDrawing" xmlns:w10="urn:schemas-microsoft-com:office:word" xmlns:w="http://schemas.openxmlformats.org/wordprocessingml/2006/main" xmlns:w14="http://schemas.microsoft.com/office/word/2010/wordml" xmlns:w15="http://schemas.microsoft.com/office/word/2012/wordml" xmlns:w16cid="http://schemas.microsoft.com/office/word/2016/wordml/cid" xmlns:w16se="http://schemas.microsoft.com/office/word/2015/wordml/symex" xmlns:wpg="http://schemas.microsoft.com/office/word/2010/wordprocessingGroup" xmlns:wpi="http://schemas.microsoft.com/office/word/2010/wordprocessingInk" xmlns:wne="http://schemas.microsoft.com/office/word/2006/wordml" xmlns:wps="http://schemas.microsoft.com/office/word/2010/wordprocessingShape" mc:Ignorable="w14 w15 w16se w16cid wp14">
   <w:footnote w:type="separator" w:id="-1">
     <w:p>
-      <w:pPr>
-        <w:spacing w:after="0" w:line="240" w:lineRule="auto"/>
-      </w:pPr>
       <w:r>
         <w:separator/>
       </w:r>
@@ -1947,9 +1888,6 @@
   </w:footnote>
   <w:footnote w:type="continuationSeparator" w:id="0">
     <w:p>
-      <w:pPr>
-        <w:spacing w:after="0" w:line="240" w:lineRule="auto"/>
-      </w:pPr>
       <w:r>
         <w:continuationSeparator/>
       </w:r>
@@ -1959,16 +1897,6 @@
 </file>
 
 <file path=word/header1.xml><?xml version="1.0" encoding="utf-8"?>
-<w:hdr xmlns:wpc="http://schemas.microsoft.com/office/word/2010/wordprocessingCanvas" xmlns:cx="http://schemas.microsoft.com/office/drawing/2014/chartex" xmlns:cx1="http://schemas.microsoft.com/office/drawing/2015/9/8/chartex" xmlns:cx2="http://schemas.microsoft.com/office/drawing/2015/10/21/chartex" xmlns:cx3="http://schemas.microsoft.com/office/drawing/2016/5/9/chartex" xmlns:cx4="http://schemas.microsoft.com/office/drawing/2016/5/10/chartex" xmlns:cx5="http://schemas.microsoft.com/office/drawing/2016/5/11/chartex" xmlns:cx6="http://schemas.microsoft.com/office/drawing/2016/5/12/chartex" xmlns:cx7="http://schemas.microsoft.com/office/drawing/2016/5/13/chartex" xmlns:cx8="http://schemas.microsoft.com/office/drawing/2016/5/14/chartex" xmlns:mc="http://schemas.openxmlformats.org/markup-compatibility/2006" xmlns:aink="http://schemas.microsoft.com/office/drawing/2016/ink" xmlns:am3d="http://schemas.microsoft.com/office/drawing/2017/model3d" xmlns:o="urn:schemas-microsoft-com:office:office" xmlns:r="http://schemas.openxmlformats.org/officeDocument/2006/relationships" xmlns:m="http://schemas.openxmlformats.org/officeDocument/2006/math" xmlns:v="urn:schemas-microsoft-com:vml" xmlns:wp14="http://schemas.microsoft.com/office/word/2010/wordprocessingDrawing" xmlns:wp="http://schemas.openxmlformats.org/drawingml/2006/wordprocessingDrawing" xmlns:w10="urn:schemas-microsoft-com:office:word" xmlns:w="http://schemas.openxmlformats.org/wordprocessingml/2006/main" xmlns:w14="http://schemas.microsoft.com/office/word/2010/wordml" xmlns:w15="http://schemas.microsoft.com/office/word/2012/wordml" xmlns:w16cid="http://schemas.microsoft.com/office/word/2016/wordml/cid" xmlns:w16se="http://schemas.microsoft.com/office/word/2015/wordml/symex" xmlns:wpg="http://schemas.microsoft.com/office/word/2010/wordprocessingGroup" xmlns:wpi="http://schemas.microsoft.com/office/word/2010/wordprocessingInk" xmlns:wne="http://schemas.microsoft.com/office/word/2006/wordml" xmlns:wps="http://schemas.microsoft.com/office/word/2010/wordprocessingShape" mc:Ignorable="w14 w15 w16se w16cid wp14">
-  <w:p>
-    <w:pPr>
-      <w:pStyle w:val="a3"/>
-    </w:pPr>
-  </w:p>
-</w:hdr>
-</file>
-
-<file path=word/header2.xml><?xml version="1.0" encoding="utf-8"?>
 <w:hdr xmlns:wpc="http://schemas.microsoft.com/office/word/2010/wordprocessingCanvas" xmlns:cx="http://schemas.microsoft.com/office/drawing/2014/chartex" xmlns:cx1="http://schemas.microsoft.com/office/drawing/2015/9/8/chartex" xmlns:cx2="http://schemas.microsoft.com/office/drawing/2015/10/21/chartex" xmlns:cx3="http://schemas.microsoft.com/office/drawing/2016/5/9/chartex" xmlns:cx4="http://schemas.microsoft.com/office/drawing/2016/5/10/chartex" xmlns:cx5="http://schemas.microsoft.com/office/drawing/2016/5/11/chartex" xmlns:cx6="http://schemas.microsoft.com/office/drawing/2016/5/12/chartex" xmlns:cx7="http://schemas.microsoft.com/office/drawing/2016/5/13/chartex" xmlns:cx8="http://schemas.microsoft.com/office/drawing/2016/5/14/chartex" xmlns:mc="http://schemas.openxmlformats.org/markup-compatibility/2006" xmlns:aink="http://schemas.microsoft.com/office/drawing/2016/ink" xmlns:am3d="http://schemas.microsoft.com/office/drawing/2017/model3d" xmlns:o="urn:schemas-microsoft-com:office:office" xmlns:r="http://schemas.openxmlformats.org/officeDocument/2006/relationships" xmlns:m="http://schemas.openxmlformats.org/officeDocument/2006/math" xmlns:v="urn:schemas-microsoft-com:vml" xmlns:wp14="http://schemas.microsoft.com/office/word/2010/wordprocessingDrawing" xmlns:wp="http://schemas.openxmlformats.org/drawingml/2006/wordprocessingDrawing" xmlns:w10="urn:schemas-microsoft-com:office:word" xmlns:w="http://schemas.openxmlformats.org/wordprocessingml/2006/main" xmlns:w14="http://schemas.microsoft.com/office/word/2010/wordml" xmlns:w15="http://schemas.microsoft.com/office/word/2012/wordml" xmlns:w16cid="http://schemas.microsoft.com/office/word/2016/wordml/cid" xmlns:w16se="http://schemas.microsoft.com/office/word/2015/wordml/symex" xmlns:wpg="http://schemas.microsoft.com/office/word/2010/wordprocessingGroup" xmlns:wpi="http://schemas.microsoft.com/office/word/2010/wordprocessingInk" xmlns:wne="http://schemas.microsoft.com/office/word/2006/wordml" xmlns:wps="http://schemas.microsoft.com/office/word/2010/wordprocessingShape" mc:Ignorable="w14 w15 w16se w16cid wp14">
   <w:tbl>
     <w:tblPr>
@@ -3820,7 +3748,7 @@
 </w:hdr>
 </file>
 
-<file path=word/header3.xml><?xml version="1.0" encoding="utf-8"?>
+<file path=word/header2.xml><?xml version="1.0" encoding="utf-8"?>
 <w:hdr xmlns:wpc="http://schemas.microsoft.com/office/word/2010/wordprocessingCanvas" xmlns:cx="http://schemas.microsoft.com/office/drawing/2014/chartex" xmlns:cx1="http://schemas.microsoft.com/office/drawing/2015/9/8/chartex" xmlns:cx2="http://schemas.microsoft.com/office/drawing/2015/10/21/chartex" xmlns:cx3="http://schemas.microsoft.com/office/drawing/2016/5/9/chartex" xmlns:cx4="http://schemas.microsoft.com/office/drawing/2016/5/10/chartex" xmlns:cx5="http://schemas.microsoft.com/office/drawing/2016/5/11/chartex" xmlns:cx6="http://schemas.microsoft.com/office/drawing/2016/5/12/chartex" xmlns:cx7="http://schemas.microsoft.com/office/drawing/2016/5/13/chartex" xmlns:cx8="http://schemas.microsoft.com/office/drawing/2016/5/14/chartex" xmlns:mc="http://schemas.openxmlformats.org/markup-compatibility/2006" xmlns:aink="http://schemas.microsoft.com/office/drawing/2016/ink" xmlns:am3d="http://schemas.microsoft.com/office/drawing/2017/model3d" xmlns:o="urn:schemas-microsoft-com:office:office" xmlns:r="http://schemas.openxmlformats.org/officeDocument/2006/relationships" xmlns:m="http://schemas.openxmlformats.org/officeDocument/2006/math" xmlns:v="urn:schemas-microsoft-com:vml" xmlns:wp14="http://schemas.microsoft.com/office/word/2010/wordprocessingDrawing" xmlns:wp="http://schemas.openxmlformats.org/drawingml/2006/wordprocessingDrawing" xmlns:w10="urn:schemas-microsoft-com:office:word" xmlns:w="http://schemas.openxmlformats.org/wordprocessingml/2006/main" xmlns:w14="http://schemas.microsoft.com/office/word/2010/wordml" xmlns:w15="http://schemas.microsoft.com/office/word/2012/wordml" xmlns:w16cid="http://schemas.microsoft.com/office/word/2016/wordml/cid" xmlns:w16se="http://schemas.microsoft.com/office/word/2015/wordml/symex" xmlns:wpg="http://schemas.microsoft.com/office/word/2010/wordprocessingGroup" xmlns:wpi="http://schemas.microsoft.com/office/word/2010/wordprocessingInk" xmlns:wne="http://schemas.microsoft.com/office/word/2006/wordml" xmlns:wps="http://schemas.microsoft.com/office/word/2010/wordprocessingShape" mc:Ignorable="w14 w15 w16se w16cid wp14">
   <w:tbl>
     <w:tblPr>
@@ -4896,37 +4824,22 @@
               <w:szCs w:val="26"/>
             </w:rPr>
           </w:pPr>
-        </w:p>
-      </w:tc>
-      <w:tc>
-        <w:tcPr>
-          <w:tcW w:w="3240" w:type="dxa"/>
-          <w:gridSpan w:val="6"/>
-          <w:tcBorders>
-            <w:top w:val="single" w:sz="12" w:space="0" w:color="auto"/>
-            <w:left w:val="single" w:sz="12" w:space="0" w:color="auto"/>
-            <w:bottom w:val="single" w:sz="12" w:space="0" w:color="auto"/>
-            <w:right w:val="single" w:sz="12" w:space="0" w:color="auto"/>
-          </w:tcBorders>
-        </w:tcPr>
-        <w:p>
-          <w:pPr>
-            <w:pStyle w:val="a3"/>
-            <w:ind w:left="-85" w:right="-85"/>
-            <w:jc w:val="center"/>
-            <w:rPr>
-              <w:rFonts w:ascii="Arial Narrow" w:hAnsi="Arial Narrow" w:cs="Arial"/>
+          <w:r>
+            <w:rPr>
+              <w:rFonts w:ascii="Arial" w:hAnsi="Arial" w:cs="Arial"/>
               <w:b/>
               <w:sz w:val="26"/>
               <w:szCs w:val="26"/>
-            </w:rPr>
-          </w:pPr>
-        </w:p>
-      </w:tc>
-      <w:tc>
-        <w:tcPr>
-          <w:tcW w:w="2746" w:type="dxa"/>
-          <w:gridSpan w:val="5"/>
+              <w:lang w:val="en-US"/>
+            </w:rPr>
+            <w:t>{{d}}</w:t>
+          </w:r>
+        </w:p>
+      </w:tc>
+      <w:tc>
+        <w:tcPr>
+          <w:tcW w:w="3240" w:type="dxa"/>
+          <w:gridSpan w:val="6"/>
           <w:tcBorders>
             <w:top w:val="single" w:sz="12" w:space="0" w:color="auto"/>
             <w:left w:val="single" w:sz="12" w:space="0" w:color="auto"/>
@@ -4946,6 +4859,60 @@
               <w:szCs w:val="26"/>
             </w:rPr>
           </w:pPr>
+          <w:r>
+            <w:rPr>
+              <w:rFonts w:ascii="Arial Narrow" w:hAnsi="Arial Narrow" w:cs="Arial"/>
+              <w:b/>
+              <w:sz w:val="26"/>
+              <w:szCs w:val="26"/>
+              <w:lang w:val="en-US"/>
+            </w:rPr>
+            <w:t>{{p}}</w:t>
+          </w:r>
+        </w:p>
+      </w:tc>
+      <w:tc>
+        <w:tcPr>
+          <w:tcW w:w="2746" w:type="dxa"/>
+          <w:gridSpan w:val="5"/>
+          <w:tcBorders>
+            <w:top w:val="single" w:sz="12" w:space="0" w:color="auto"/>
+            <w:left w:val="single" w:sz="12" w:space="0" w:color="auto"/>
+            <w:bottom w:val="single" w:sz="12" w:space="0" w:color="auto"/>
+            <w:right w:val="single" w:sz="12" w:space="0" w:color="auto"/>
+          </w:tcBorders>
+        </w:tcPr>
+        <w:p>
+          <w:pPr>
+            <w:pStyle w:val="a3"/>
+            <w:ind w:left="-85" w:right="-85"/>
+            <w:jc w:val="center"/>
+            <w:rPr>
+              <w:rFonts w:ascii="Arial Narrow" w:hAnsi="Arial Narrow" w:cs="Arial"/>
+              <w:b/>
+              <w:sz w:val="26"/>
+              <w:szCs w:val="26"/>
+            </w:rPr>
+          </w:pPr>
+          <w:r>
+            <w:rPr>
+              <w:rFonts w:ascii="Arial Narrow" w:hAnsi="Arial Narrow" w:cs="Arial"/>
+              <w:b/>
+              <w:sz w:val="26"/>
+              <w:szCs w:val="26"/>
+            </w:rPr>
+            <w:t>ПУ</w:t>
+          </w:r>
+          <w:r>
+            <w:rPr>
+              <w:rFonts w:ascii="Arial" w:hAnsi="Arial" w:cs="Arial"/>
+              <w:b/>
+              <w:sz w:val="26"/>
+              <w:szCs w:val="26"/>
+              <w:lang w:val="en-US"/>
+            </w:rPr>
+            <w:t>{{n}}</w:t>
+          </w:r>
         </w:p>
       </w:tc>
       <w:tc>
@@ -5409,8 +5376,6 @@
             </w:rPr>
             <w:t>Номер части, дата последнего изменения</w:t>
           </w:r>
-          <w:bookmarkStart w:id="0" w:name="_GoBack"/>
-          <w:bookmarkEnd w:id="0"/>
         </w:p>
       </w:tc>
       <w:tc>
@@ -6363,10 +6328,7 @@
   <w:style w:type="paragraph" w:default="1" w:styleId="a">
     <w:name w:val="Normal"/>
     <w:qFormat/>
-    <w:rsid w:val="00353B22"/>
-    <w:pPr>
-      <w:spacing w:after="200" w:line="276" w:lineRule="auto"/>
-    </w:pPr>
+    <w:rsid w:val="00834858"/>
     <w:rPr>
       <w:sz w:val="22"/>
       <w:szCs w:val="22"/>
@@ -6412,7 +6374,6 @@
         <w:tab w:val="center" w:pos="4677"/>
         <w:tab w:val="right" w:pos="9355"/>
       </w:tabs>
-      <w:spacing w:after="0" w:line="240" w:lineRule="auto"/>
     </w:pPr>
   </w:style>
   <w:style w:type="character" w:customStyle="1" w:styleId="a4">
@@ -6434,7 +6395,6 @@
         <w:tab w:val="center" w:pos="4677"/>
         <w:tab w:val="right" w:pos="9355"/>
       </w:tabs>
-      <w:spacing w:after="0" w:line="240" w:lineRule="auto"/>
     </w:pPr>
   </w:style>
   <w:style w:type="character" w:customStyle="1" w:styleId="a6">
@@ -6467,7 +6427,7 @@
     <w:unhideWhenUsed/>
     <w:rsid w:val="002E0C61"/>
     <w:pPr>
-      <w:spacing w:before="100" w:beforeAutospacing="1" w:after="119" w:line="240" w:lineRule="auto"/>
+      <w:spacing w:before="100" w:beforeAutospacing="1" w:after="119"/>
     </w:pPr>
     <w:rPr>
       <w:rFonts w:ascii="Times New Roman" w:eastAsia="Times New Roman" w:hAnsi="Times New Roman"/>
@@ -6484,9 +6444,6 @@
     <w:semiHidden/>
     <w:unhideWhenUsed/>
     <w:rsid w:val="00055C2C"/>
-    <w:pPr>
-      <w:spacing w:after="0" w:line="240" w:lineRule="auto"/>
-    </w:pPr>
     <w:rPr>
       <w:rFonts w:ascii="Tahoma" w:hAnsi="Tahoma" w:cs="Tahoma"/>
       <w:sz w:val="16"/>
@@ -6504,6 +6461,20 @@
       <w:rFonts w:ascii="Tahoma" w:hAnsi="Tahoma" w:cs="Tahoma"/>
       <w:sz w:val="16"/>
       <w:szCs w:val="16"/>
+    </w:rPr>
+  </w:style>
+  <w:style w:type="character" w:styleId="ab">
+    <w:name w:val="Intense Reference"/>
+    <w:basedOn w:val="a0"/>
+    <w:uiPriority w:val="32"/>
+    <w:qFormat/>
+    <w:rsid w:val="00834858"/>
+    <w:rPr>
+      <w:b/>
+      <w:bCs/>
+      <w:smallCaps/>
+      <w:color w:val="4F81BD" w:themeColor="accent1"/>
+      <w:spacing w:val="5"/>
     </w:rPr>
   </w:style>
 </w:styles>
@@ -6797,7 +6768,7 @@
 </file>
 
 <file path=customXml/itemProps1.xml><?xml version="1.0" encoding="utf-8"?>
-<ds:datastoreItem xmlns:ds="http://schemas.openxmlformats.org/officeDocument/2006/customXml" ds:itemID="{4EE9AB3B-8B11-4709-9FAE-AFF53E51DBD8}">
+<ds:datastoreItem xmlns:ds="http://schemas.openxmlformats.org/officeDocument/2006/customXml" ds:itemID="{DC1A479E-3F2C-4B42-9959-65CF29C31B8E}">
   <ds:schemaRefs>
     <ds:schemaRef ds:uri="http://schemas.openxmlformats.org/officeDocument/2006/bibliography"/>
   </ds:schemaRefs>

--- a/src/main/resources/templates/PU.docx
+++ b/src/main/resources/templates/PU.docx
@@ -1,20 +1,27 @@
 
 <file path=word/document.xml><?xml version="1.0" encoding="utf-8"?>
-<w:document xmlns:wpc="http://schemas.microsoft.com/office/word/2010/wordprocessingCanvas" xmlns:cx="http://schemas.microsoft.com/office/drawing/2014/chartex" xmlns:cx1="http://schemas.microsoft.com/office/drawing/2015/9/8/chartex" xmlns:cx2="http://schemas.microsoft.com/office/drawing/2015/10/21/chartex" xmlns:cx3="http://schemas.microsoft.com/office/drawing/2016/5/9/chartex" xmlns:cx4="http://schemas.microsoft.com/office/drawing/2016/5/10/chartex" xmlns:cx5="http://schemas.microsoft.com/office/drawing/2016/5/11/chartex" xmlns:cx6="http://schemas.microsoft.com/office/drawing/2016/5/12/chartex" xmlns:cx7="http://schemas.microsoft.com/office/drawing/2016/5/13/chartex" xmlns:cx8="http://schemas.microsoft.com/office/drawing/2016/5/14/chartex" xmlns:mc="http://schemas.openxmlformats.org/markup-compatibility/2006" xmlns:aink="http://schemas.microsoft.com/office/drawing/2016/ink" xmlns:am3d="http://schemas.microsoft.com/office/drawing/2017/model3d" xmlns:o="urn:schemas-microsoft-com:office:office" xmlns:r="http://schemas.openxmlformats.org/officeDocument/2006/relationships" xmlns:m="http://schemas.openxmlformats.org/officeDocument/2006/math" xmlns:v="urn:schemas-microsoft-com:vml" xmlns:wp14="http://schemas.microsoft.com/office/word/2010/wordprocessingDrawing" xmlns:wp="http://schemas.openxmlformats.org/drawingml/2006/wordprocessingDrawing" xmlns:w10="urn:schemas-microsoft-com:office:word" xmlns:w="http://schemas.openxmlformats.org/wordprocessingml/2006/main" xmlns:w14="http://schemas.microsoft.com/office/word/2010/wordml" xmlns:w15="http://schemas.microsoft.com/office/word/2012/wordml" xmlns:w16cid="http://schemas.microsoft.com/office/word/2016/wordml/cid" xmlns:w16se="http://schemas.microsoft.com/office/word/2015/wordml/symex" xmlns:wpg="http://schemas.microsoft.com/office/word/2010/wordprocessingGroup" xmlns:wpi="http://schemas.microsoft.com/office/word/2010/wordprocessingInk" xmlns:wne="http://schemas.microsoft.com/office/word/2006/wordml" xmlns:wps="http://schemas.microsoft.com/office/word/2010/wordprocessingShape" mc:Ignorable="w14 w15 w16se w16cid wp14">
+<w:document xmlns:wpc="http://schemas.microsoft.com/office/word/2010/wordprocessingCanvas" xmlns:mc="http://schemas.openxmlformats.org/markup-compatibility/2006" xmlns:o="urn:schemas-microsoft-com:office:office" xmlns:r="http://schemas.openxmlformats.org/officeDocument/2006/relationships" xmlns:m="http://schemas.openxmlformats.org/officeDocument/2006/math" xmlns:v="urn:schemas-microsoft-com:vml" xmlns:wp14="http://schemas.microsoft.com/office/word/2010/wordprocessingDrawing" xmlns:wp="http://schemas.openxmlformats.org/drawingml/2006/wordprocessingDrawing" xmlns:w="http://schemas.openxmlformats.org/wordprocessingml/2006/main" xmlns:w14="http://schemas.microsoft.com/office/word/2010/wordml" xmlns:w10="urn:schemas-microsoft-com:office:word" xmlns:w15="http://schemas.microsoft.com/office/word/2012/wordml" xmlns:wpg="http://schemas.microsoft.com/office/word/2010/wordprocessingGroup" xmlns:wpi="http://schemas.microsoft.com/office/word/2010/wordprocessingInk" xmlns:wne="http://schemas.microsoft.com/office/word/2006/wordml" xmlns:wps="http://schemas.microsoft.com/office/word/2010/wordprocessingShape" xmlns:wpsCustomData="http://www.wps.cn/officeDocument/2013/wpsCustomData" mc:Ignorable="w14 w15 wp14">
   <w:body>
     <w:tbl>
       <w:tblPr>
+        <w:tblStyle w:val="3"/>
         <w:tblW w:w="15559" w:type="dxa"/>
+        <w:tblInd w:w="0" w:type="dxa"/>
         <w:tblBorders>
-          <w:top w:val="single" w:sz="4" w:space="0" w:color="000000"/>
-          <w:left w:val="single" w:sz="4" w:space="0" w:color="000000"/>
-          <w:bottom w:val="single" w:sz="4" w:space="0" w:color="000000"/>
-          <w:right w:val="single" w:sz="4" w:space="0" w:color="000000"/>
-          <w:insideH w:val="single" w:sz="4" w:space="0" w:color="000000"/>
-          <w:insideV w:val="single" w:sz="4" w:space="0" w:color="000000"/>
+          <w:top w:val="single" w:color="000000" w:sz="4" w:space="0"/>
+          <w:left w:val="single" w:color="000000" w:sz="4" w:space="0"/>
+          <w:bottom w:val="single" w:color="000000" w:sz="4" w:space="0"/>
+          <w:right w:val="single" w:color="000000" w:sz="4" w:space="0"/>
+          <w:insideH w:val="single" w:color="000000" w:sz="4" w:space="0"/>
+          <w:insideV w:val="single" w:color="000000" w:sz="4" w:space="0"/>
         </w:tblBorders>
         <w:tblLayout w:type="fixed"/>
-        <w:tblLook w:val="04A0" w:firstRow="1" w:lastRow="0" w:firstColumn="1" w:lastColumn="0" w:noHBand="0" w:noVBand="1"/>
+        <w:tblCellMar>
+          <w:top w:w="0" w:type="dxa"/>
+          <w:left w:w="108" w:type="dxa"/>
+          <w:bottom w:w="0" w:type="dxa"/>
+          <w:right w:w="108" w:type="dxa"/>
+        </w:tblCellMar>
       </w:tblPr>
       <w:tblGrid>
         <w:gridCol w:w="820"/>
@@ -35,34 +42,44 @@
         <w:gridCol w:w="978"/>
       </w:tblGrid>
       <w:tr>
+        <w:tblPrEx>
+          <w:tblBorders>
+            <w:top w:val="single" w:color="000000" w:sz="4" w:space="0"/>
+            <w:left w:val="single" w:color="000000" w:sz="4" w:space="0"/>
+            <w:bottom w:val="single" w:color="000000" w:sz="4" w:space="0"/>
+            <w:right w:val="single" w:color="000000" w:sz="4" w:space="0"/>
+            <w:insideH w:val="single" w:color="000000" w:sz="4" w:space="0"/>
+            <w:insideV w:val="single" w:color="000000" w:sz="4" w:space="0"/>
+          </w:tblBorders>
+          <w:tblCellMar>
+            <w:top w:w="0" w:type="dxa"/>
+            <w:left w:w="108" w:type="dxa"/>
+            <w:bottom w:w="0" w:type="dxa"/>
+            <w:right w:w="108" w:type="dxa"/>
+          </w:tblCellMar>
+        </w:tblPrEx>
         <w:trPr>
-          <w:trHeight w:val="345"/>
+          <w:trHeight w:val="345" w:hRule="atLeast"/>
         </w:trPr>
         <w:tc>
           <w:tcPr>
             <w:tcW w:w="2633" w:type="dxa"/>
             <w:gridSpan w:val="3"/>
             <w:tcBorders>
-              <w:top w:val="single" w:sz="12" w:space="0" w:color="auto"/>
-              <w:left w:val="single" w:sz="12" w:space="0" w:color="auto"/>
-              <w:bottom w:val="single" w:sz="12" w:space="0" w:color="auto"/>
-              <w:right w:val="single" w:sz="12" w:space="0" w:color="auto"/>
+              <w:top w:val="single" w:color="auto" w:sz="12" w:space="0"/>
+              <w:left w:val="single" w:color="auto" w:sz="12" w:space="0"/>
+              <w:bottom w:val="single" w:color="auto" w:sz="12" w:space="0"/>
+              <w:right w:val="single" w:color="auto" w:sz="12" w:space="0"/>
             </w:tcBorders>
           </w:tcPr>
           <w:p>
             <w:r>
-              <w:t>Организация/</w:t>
+              <w:t>Организация/ подразделение</w:t>
             </w:r>
-            <w:r>
-              <w:t xml:space="preserve"> </w:t>
-            </w:r>
-            <w:r>
-              <w:t>подразделение</w:t>
-            </w:r>
-          </w:p>
-          <w:p>
-            <w:pPr>
-              <w:pStyle w:val="a3"/>
+          </w:p>
+          <w:p>
+            <w:pPr>
+              <w:pStyle w:val="5"/>
               <w:ind w:left="-85" w:right="-85"/>
               <w:rPr>
                 <w:rFonts w:ascii="Arial Narrow" w:hAnsi="Arial Narrow" w:cs="Arial"/>
@@ -83,10 +100,10 @@
             <w:tcW w:w="1587" w:type="dxa"/>
             <w:gridSpan w:val="2"/>
             <w:tcBorders>
-              <w:top w:val="single" w:sz="12" w:space="0" w:color="auto"/>
-              <w:left w:val="single" w:sz="12" w:space="0" w:color="auto"/>
-              <w:bottom w:val="single" w:sz="12" w:space="0" w:color="auto"/>
-              <w:right w:val="single" w:sz="12" w:space="0" w:color="auto"/>
+              <w:top w:val="single" w:color="auto" w:sz="12" w:space="0"/>
+              <w:left w:val="single" w:color="auto" w:sz="12" w:space="0"/>
+              <w:bottom w:val="single" w:color="auto" w:sz="12" w:space="0"/>
+              <w:right w:val="single" w:color="auto" w:sz="12" w:space="0"/>
             </w:tcBorders>
           </w:tcPr>
           <w:p>
@@ -106,7 +123,7 @@
           </w:p>
           <w:p>
             <w:pPr>
-              <w:pStyle w:val="a3"/>
+              <w:pStyle w:val="5"/>
               <w:ind w:right="-85"/>
               <w:jc w:val="center"/>
               <w:rPr>
@@ -128,16 +145,16 @@
             <w:tcW w:w="6355" w:type="dxa"/>
             <w:gridSpan w:val="6"/>
             <w:tcBorders>
-              <w:top w:val="single" w:sz="12" w:space="0" w:color="auto"/>
-              <w:left w:val="single" w:sz="12" w:space="0" w:color="auto"/>
-              <w:bottom w:val="single" w:sz="12" w:space="0" w:color="auto"/>
-              <w:right w:val="single" w:sz="12" w:space="0" w:color="auto"/>
+              <w:top w:val="single" w:color="auto" w:sz="12" w:space="0"/>
+              <w:left w:val="single" w:color="auto" w:sz="12" w:space="0"/>
+              <w:bottom w:val="single" w:color="auto" w:sz="12" w:space="0"/>
+              <w:right w:val="single" w:color="auto" w:sz="12" w:space="0"/>
             </w:tcBorders>
             <w:vAlign w:val="center"/>
           </w:tcPr>
           <w:p>
             <w:pPr>
-              <w:pStyle w:val="a3"/>
+              <w:pStyle w:val="5"/>
               <w:ind w:left="-85" w:right="-85"/>
               <w:jc w:val="both"/>
               <w:rPr>
@@ -153,7 +170,7 @@
           </w:p>
           <w:p>
             <w:pPr>
-              <w:pStyle w:val="a3"/>
+              <w:pStyle w:val="5"/>
               <w:ind w:left="-85" w:right="-85"/>
               <w:jc w:val="both"/>
               <w:rPr>
@@ -167,15 +184,15 @@
             <w:tcW w:w="4984" w:type="dxa"/>
             <w:gridSpan w:val="5"/>
             <w:tcBorders>
-              <w:top w:val="single" w:sz="12" w:space="0" w:color="auto"/>
-              <w:left w:val="single" w:sz="12" w:space="0" w:color="auto"/>
-              <w:bottom w:val="single" w:sz="12" w:space="0" w:color="auto"/>
-              <w:right w:val="single" w:sz="12" w:space="0" w:color="auto"/>
-            </w:tcBorders>
-          </w:tcPr>
-          <w:p>
-            <w:pPr>
-              <w:pStyle w:val="a3"/>
+              <w:top w:val="single" w:color="auto" w:sz="12" w:space="0"/>
+              <w:left w:val="single" w:color="auto" w:sz="12" w:space="0"/>
+              <w:bottom w:val="single" w:color="auto" w:sz="12" w:space="0"/>
+              <w:right w:val="single" w:color="auto" w:sz="12" w:space="0"/>
+            </w:tcBorders>
+          </w:tcPr>
+          <w:p>
+            <w:pPr>
+              <w:pStyle w:val="5"/>
               <w:ind w:left="-85" w:right="-85"/>
               <w:jc w:val="both"/>
               <w:rPr>
@@ -191,7 +208,7 @@
           </w:p>
           <w:p>
             <w:pPr>
-              <w:pStyle w:val="a3"/>
+              <w:pStyle w:val="5"/>
               <w:ind w:left="-85" w:right="-85"/>
               <w:rPr>
                 <w:rFonts w:ascii="Arial Narrow" w:hAnsi="Arial Narrow" w:cs="Arial"/>
@@ -201,22 +218,38 @@
         </w:tc>
       </w:tr>
       <w:tr>
+        <w:tblPrEx>
+          <w:tblBorders>
+            <w:top w:val="single" w:color="000000" w:sz="4" w:space="0"/>
+            <w:left w:val="single" w:color="000000" w:sz="4" w:space="0"/>
+            <w:bottom w:val="single" w:color="000000" w:sz="4" w:space="0"/>
+            <w:right w:val="single" w:color="000000" w:sz="4" w:space="0"/>
+            <w:insideH w:val="single" w:color="000000" w:sz="4" w:space="0"/>
+            <w:insideV w:val="single" w:color="000000" w:sz="4" w:space="0"/>
+          </w:tblBorders>
+          <w:tblCellMar>
+            <w:top w:w="0" w:type="dxa"/>
+            <w:left w:w="108" w:type="dxa"/>
+            <w:bottom w:w="0" w:type="dxa"/>
+            <w:right w:w="108" w:type="dxa"/>
+          </w:tblCellMar>
+        </w:tblPrEx>
         <w:trPr>
-          <w:trHeight w:val="29"/>
+          <w:trHeight w:val="29" w:hRule="atLeast"/>
         </w:trPr>
         <w:tc>
           <w:tcPr>
             <w:tcW w:w="820" w:type="dxa"/>
             <w:vMerge w:val="restart"/>
             <w:tcBorders>
-              <w:top w:val="single" w:sz="12" w:space="0" w:color="auto"/>
-              <w:left w:val="single" w:sz="12" w:space="0" w:color="auto"/>
-              <w:right w:val="single" w:sz="12" w:space="0" w:color="auto"/>
-            </w:tcBorders>
-          </w:tcPr>
-          <w:p>
-            <w:pPr>
-              <w:pStyle w:val="a3"/>
+              <w:top w:val="single" w:color="auto" w:sz="12" w:space="0"/>
+              <w:left w:val="single" w:color="auto" w:sz="12" w:space="0"/>
+              <w:right w:val="single" w:color="auto" w:sz="12" w:space="0"/>
+            </w:tcBorders>
+          </w:tcPr>
+          <w:p>
+            <w:pPr>
+              <w:pStyle w:val="5"/>
               <w:ind w:left="-85" w:right="-85"/>
               <w:rPr>
                 <w:rFonts w:ascii="Arial Narrow" w:hAnsi="Arial Narrow" w:cs="Arial"/>
@@ -226,24 +259,8 @@
               <w:rPr>
                 <w:rFonts w:ascii="Arial Narrow" w:hAnsi="Arial Narrow" w:cs="Arial"/>
               </w:rPr>
-              <w:t xml:space="preserve">Номер части </w:t>
+              <w:t>Номер части про-цесса</w:t>
             </w:r>
-            <w:proofErr w:type="gramStart"/>
-            <w:r>
-              <w:rPr>
-                <w:rFonts w:ascii="Arial Narrow" w:hAnsi="Arial Narrow" w:cs="Arial"/>
-              </w:rPr>
-              <w:t>про-</w:t>
-            </w:r>
-            <w:proofErr w:type="spellStart"/>
-            <w:r>
-              <w:rPr>
-                <w:rFonts w:ascii="Arial Narrow" w:hAnsi="Arial Narrow" w:cs="Arial"/>
-              </w:rPr>
-              <w:t>цесса</w:t>
-            </w:r>
-            <w:proofErr w:type="spellEnd"/>
-            <w:proofErr w:type="gramEnd"/>
           </w:p>
         </w:tc>
         <w:tc>
@@ -251,14 +268,14 @@
             <w:tcW w:w="1415" w:type="dxa"/>
             <w:vMerge w:val="restart"/>
             <w:tcBorders>
-              <w:top w:val="single" w:sz="12" w:space="0" w:color="auto"/>
-              <w:left w:val="single" w:sz="12" w:space="0" w:color="auto"/>
-              <w:right w:val="single" w:sz="12" w:space="0" w:color="auto"/>
-            </w:tcBorders>
-          </w:tcPr>
-          <w:p>
-            <w:pPr>
-              <w:pStyle w:val="a3"/>
+              <w:top w:val="single" w:color="auto" w:sz="12" w:space="0"/>
+              <w:left w:val="single" w:color="auto" w:sz="12" w:space="0"/>
+              <w:right w:val="single" w:color="auto" w:sz="12" w:space="0"/>
+            </w:tcBorders>
+          </w:tcPr>
+          <w:p>
+            <w:pPr>
+              <w:pStyle w:val="5"/>
               <w:ind w:left="-85" w:right="-113"/>
               <w:rPr>
                 <w:rFonts w:ascii="Arial Narrow" w:hAnsi="Arial Narrow" w:cs="Arial"/>
@@ -268,33 +285,7 @@
               <w:rPr>
                 <w:rFonts w:ascii="Arial Narrow" w:hAnsi="Arial Narrow" w:cs="Arial"/>
               </w:rPr>
-              <w:t xml:space="preserve">Название процесса/ </w:t>
-            </w:r>
-            <w:proofErr w:type="gramStart"/>
-            <w:r>
-              <w:rPr>
-                <w:rFonts w:ascii="Arial Narrow" w:hAnsi="Arial Narrow" w:cs="Arial"/>
-              </w:rPr>
-              <w:t xml:space="preserve">описание </w:t>
-            </w:r>
-            <w:r>
-              <w:rPr>
-                <w:rFonts w:ascii="Arial Narrow" w:hAnsi="Arial Narrow" w:cs="Arial"/>
-              </w:rPr>
-              <w:t xml:space="preserve"> технологической</w:t>
-            </w:r>
-            <w:proofErr w:type="gramEnd"/>
-            <w:r>
-              <w:rPr>
-                <w:rFonts w:ascii="Arial Narrow" w:hAnsi="Arial Narrow" w:cs="Arial"/>
-              </w:rPr>
-              <w:t xml:space="preserve"> </w:t>
-            </w:r>
-            <w:r>
-              <w:rPr>
-                <w:rFonts w:ascii="Arial Narrow" w:hAnsi="Arial Narrow" w:cs="Arial"/>
-              </w:rPr>
-              <w:t>операции</w:t>
+              <w:t>Название процесса/ описание  технологической операции</w:t>
             </w:r>
           </w:p>
         </w:tc>
@@ -304,14 +295,14 @@
             <w:gridSpan w:val="2"/>
             <w:vMerge w:val="restart"/>
             <w:tcBorders>
-              <w:top w:val="single" w:sz="12" w:space="0" w:color="auto"/>
-              <w:left w:val="single" w:sz="12" w:space="0" w:color="auto"/>
-              <w:right w:val="single" w:sz="12" w:space="0" w:color="auto"/>
-            </w:tcBorders>
-          </w:tcPr>
-          <w:p>
-            <w:pPr>
-              <w:pStyle w:val="a3"/>
+              <w:top w:val="single" w:color="auto" w:sz="12" w:space="0"/>
+              <w:left w:val="single" w:color="auto" w:sz="12" w:space="0"/>
+              <w:right w:val="single" w:color="auto" w:sz="12" w:space="0"/>
+            </w:tcBorders>
+          </w:tcPr>
+          <w:p>
+            <w:pPr>
+              <w:pStyle w:val="5"/>
               <w:ind w:left="-85" w:right="-85"/>
               <w:rPr>
                 <w:rFonts w:ascii="Arial Narrow" w:hAnsi="Arial Narrow" w:cs="Arial"/>
@@ -330,15 +321,15 @@
             <w:tcW w:w="2977" w:type="dxa"/>
             <w:gridSpan w:val="3"/>
             <w:tcBorders>
-              <w:top w:val="single" w:sz="12" w:space="0" w:color="auto"/>
-              <w:left w:val="single" w:sz="12" w:space="0" w:color="auto"/>
-              <w:bottom w:val="single" w:sz="12" w:space="0" w:color="auto"/>
-              <w:right w:val="single" w:sz="12" w:space="0" w:color="auto"/>
-            </w:tcBorders>
-          </w:tcPr>
-          <w:p>
-            <w:pPr>
-              <w:pStyle w:val="a3"/>
+              <w:top w:val="single" w:color="auto" w:sz="12" w:space="0"/>
+              <w:left w:val="single" w:color="auto" w:sz="12" w:space="0"/>
+              <w:bottom w:val="single" w:color="auto" w:sz="12" w:space="0"/>
+              <w:right w:val="single" w:color="auto" w:sz="12" w:space="0"/>
+            </w:tcBorders>
+          </w:tcPr>
+          <w:p>
+            <w:pPr>
+              <w:pStyle w:val="5"/>
               <w:ind w:left="-85" w:right="-85"/>
               <w:jc w:val="center"/>
               <w:rPr>
@@ -358,59 +349,27 @@
             <w:tcW w:w="850" w:type="dxa"/>
             <w:vMerge w:val="restart"/>
             <w:tcBorders>
-              <w:top w:val="single" w:sz="12" w:space="0" w:color="auto"/>
-              <w:left w:val="single" w:sz="12" w:space="0" w:color="auto"/>
-              <w:right w:val="single" w:sz="12" w:space="0" w:color="auto"/>
+              <w:top w:val="single" w:color="auto" w:sz="12" w:space="0"/>
+              <w:left w:val="single" w:color="auto" w:sz="12" w:space="0"/>
+              <w:right w:val="single" w:color="auto" w:sz="12" w:space="0"/>
             </w:tcBorders>
             <w:vAlign w:val="center"/>
           </w:tcPr>
           <w:p>
             <w:pPr>
-              <w:pStyle w:val="a3"/>
+              <w:pStyle w:val="5"/>
               <w:ind w:left="-85" w:right="-85"/>
               <w:jc w:val="both"/>
               <w:rPr>
                 <w:rFonts w:ascii="Arial Narrow" w:hAnsi="Arial Narrow" w:cs="Arial"/>
               </w:rPr>
             </w:pPr>
-            <w:proofErr w:type="spellStart"/>
-            <w:proofErr w:type="gramStart"/>
             <w:r>
               <w:rPr>
                 <w:rFonts w:ascii="Arial Narrow" w:hAnsi="Arial Narrow" w:cs="Arial"/>
               </w:rPr>
-              <w:t>Класси-фикация</w:t>
+              <w:t>Класси-фикация специи-альных характе-ристик</w:t>
             </w:r>
-            <w:proofErr w:type="spellEnd"/>
-            <w:proofErr w:type="gramEnd"/>
-            <w:r>
-              <w:rPr>
-                <w:rFonts w:ascii="Arial Narrow" w:hAnsi="Arial Narrow" w:cs="Arial"/>
-              </w:rPr>
-              <w:t xml:space="preserve"> специи-</w:t>
-            </w:r>
-            <w:proofErr w:type="spellStart"/>
-            <w:r>
-              <w:rPr>
-                <w:rFonts w:ascii="Arial Narrow" w:hAnsi="Arial Narrow" w:cs="Arial"/>
-              </w:rPr>
-              <w:t>альных</w:t>
-            </w:r>
-            <w:proofErr w:type="spellEnd"/>
-            <w:r>
-              <w:rPr>
-                <w:rFonts w:ascii="Arial Narrow" w:hAnsi="Arial Narrow" w:cs="Arial"/>
-              </w:rPr>
-              <w:t xml:space="preserve"> </w:t>
-            </w:r>
-            <w:proofErr w:type="spellStart"/>
-            <w:r>
-              <w:rPr>
-                <w:rFonts w:ascii="Arial Narrow" w:hAnsi="Arial Narrow" w:cs="Arial"/>
-              </w:rPr>
-              <w:t>характе-ристик</w:t>
-            </w:r>
-            <w:proofErr w:type="spellEnd"/>
           </w:p>
         </w:tc>
         <w:tc>
@@ -418,15 +377,15 @@
             <w:tcW w:w="4397" w:type="dxa"/>
             <w:gridSpan w:val="5"/>
             <w:tcBorders>
-              <w:top w:val="single" w:sz="12" w:space="0" w:color="auto"/>
-              <w:left w:val="single" w:sz="12" w:space="0" w:color="auto"/>
-              <w:bottom w:val="single" w:sz="12" w:space="0" w:color="auto"/>
-              <w:right w:val="single" w:sz="12" w:space="0" w:color="auto"/>
-            </w:tcBorders>
-          </w:tcPr>
-          <w:p>
-            <w:pPr>
-              <w:pStyle w:val="a3"/>
+              <w:top w:val="single" w:color="auto" w:sz="12" w:space="0"/>
+              <w:left w:val="single" w:color="auto" w:sz="12" w:space="0"/>
+              <w:bottom w:val="single" w:color="auto" w:sz="12" w:space="0"/>
+              <w:right w:val="single" w:color="auto" w:sz="12" w:space="0"/>
+            </w:tcBorders>
+          </w:tcPr>
+          <w:p>
+            <w:pPr>
+              <w:pStyle w:val="5"/>
               <w:ind w:left="-85" w:right="-85"/>
               <w:jc w:val="center"/>
               <w:rPr>
@@ -446,14 +405,14 @@
             <w:tcW w:w="1559" w:type="dxa"/>
             <w:vMerge w:val="restart"/>
             <w:tcBorders>
-              <w:top w:val="single" w:sz="12" w:space="0" w:color="auto"/>
-              <w:left w:val="single" w:sz="12" w:space="0" w:color="auto"/>
-              <w:right w:val="single" w:sz="12" w:space="0" w:color="auto"/>
-            </w:tcBorders>
-          </w:tcPr>
-          <w:p>
-            <w:pPr>
-              <w:pStyle w:val="a3"/>
+              <w:top w:val="single" w:color="auto" w:sz="12" w:space="0"/>
+              <w:left w:val="single" w:color="auto" w:sz="12" w:space="0"/>
+              <w:right w:val="single" w:color="auto" w:sz="12" w:space="0"/>
+            </w:tcBorders>
+          </w:tcPr>
+          <w:p>
+            <w:pPr>
+              <w:pStyle w:val="5"/>
               <w:ind w:left="-85" w:right="-85"/>
               <w:jc w:val="center"/>
               <w:rPr>
@@ -464,13 +423,7 @@
               <w:rPr>
                 <w:rFonts w:ascii="Arial Narrow" w:hAnsi="Arial Narrow" w:cs="Arial"/>
               </w:rPr>
-              <w:t>Способ</w:t>
-            </w:r>
-            <w:r>
-              <w:rPr>
-                <w:rFonts w:ascii="Arial Narrow" w:hAnsi="Arial Narrow" w:cs="Arial"/>
-              </w:rPr>
-              <w:t xml:space="preserve"> управления</w:t>
+              <w:t>Способ управления</w:t>
             </w:r>
           </w:p>
         </w:tc>
@@ -480,14 +433,14 @@
             <w:gridSpan w:val="2"/>
             <w:vMerge w:val="restart"/>
             <w:tcBorders>
-              <w:top w:val="single" w:sz="12" w:space="0" w:color="auto"/>
-              <w:left w:val="single" w:sz="12" w:space="0" w:color="auto"/>
-              <w:right w:val="single" w:sz="12" w:space="0" w:color="auto"/>
-            </w:tcBorders>
-          </w:tcPr>
-          <w:p>
-            <w:pPr>
-              <w:pStyle w:val="a3"/>
+              <w:top w:val="single" w:color="auto" w:sz="12" w:space="0"/>
+              <w:left w:val="single" w:color="auto" w:sz="12" w:space="0"/>
+              <w:right w:val="single" w:color="auto" w:sz="12" w:space="0"/>
+            </w:tcBorders>
+          </w:tcPr>
+          <w:p>
+            <w:pPr>
+              <w:pStyle w:val="5"/>
               <w:ind w:left="-85" w:right="-85"/>
               <w:jc w:val="center"/>
               <w:rPr>
@@ -503,7 +456,7 @@
           </w:p>
           <w:p>
             <w:pPr>
-              <w:pStyle w:val="a3"/>
+              <w:pStyle w:val="5"/>
               <w:ind w:left="-85" w:right="-85"/>
               <w:jc w:val="center"/>
               <w:rPr>
@@ -520,21 +473,37 @@
         </w:tc>
       </w:tr>
       <w:tr>
+        <w:tblPrEx>
+          <w:tblBorders>
+            <w:top w:val="single" w:color="000000" w:sz="4" w:space="0"/>
+            <w:left w:val="single" w:color="000000" w:sz="4" w:space="0"/>
+            <w:bottom w:val="single" w:color="000000" w:sz="4" w:space="0"/>
+            <w:right w:val="single" w:color="000000" w:sz="4" w:space="0"/>
+            <w:insideH w:val="single" w:color="000000" w:sz="4" w:space="0"/>
+            <w:insideV w:val="single" w:color="000000" w:sz="4" w:space="0"/>
+          </w:tblBorders>
+          <w:tblCellMar>
+            <w:top w:w="0" w:type="dxa"/>
+            <w:left w:w="108" w:type="dxa"/>
+            <w:bottom w:w="0" w:type="dxa"/>
+            <w:right w:w="108" w:type="dxa"/>
+          </w:tblCellMar>
+        </w:tblPrEx>
         <w:trPr>
-          <w:trHeight w:val="302"/>
+          <w:trHeight w:val="302" w:hRule="atLeast"/>
         </w:trPr>
         <w:tc>
           <w:tcPr>
             <w:tcW w:w="820" w:type="dxa"/>
-            <w:vMerge/>
-            <w:tcBorders>
-              <w:left w:val="single" w:sz="12" w:space="0" w:color="auto"/>
-              <w:right w:val="single" w:sz="12" w:space="0" w:color="auto"/>
-            </w:tcBorders>
-          </w:tcPr>
-          <w:p>
-            <w:pPr>
-              <w:pStyle w:val="a3"/>
+            <w:vMerge w:val="continue"/>
+            <w:tcBorders>
+              <w:left w:val="single" w:color="auto" w:sz="12" w:space="0"/>
+              <w:right w:val="single" w:color="auto" w:sz="12" w:space="0"/>
+            </w:tcBorders>
+          </w:tcPr>
+          <w:p>
+            <w:pPr>
+              <w:pStyle w:val="5"/>
               <w:ind w:left="-85" w:right="-85"/>
               <w:rPr>
                 <w:rFonts w:ascii="Arial Narrow" w:hAnsi="Arial Narrow" w:cs="Arial"/>
@@ -545,15 +514,15 @@
         <w:tc>
           <w:tcPr>
             <w:tcW w:w="1415" w:type="dxa"/>
-            <w:vMerge/>
-            <w:tcBorders>
-              <w:left w:val="single" w:sz="12" w:space="0" w:color="auto"/>
-              <w:right w:val="single" w:sz="12" w:space="0" w:color="auto"/>
-            </w:tcBorders>
-          </w:tcPr>
-          <w:p>
-            <w:pPr>
-              <w:pStyle w:val="a3"/>
+            <w:vMerge w:val="continue"/>
+            <w:tcBorders>
+              <w:left w:val="single" w:color="auto" w:sz="12" w:space="0"/>
+              <w:right w:val="single" w:color="auto" w:sz="12" w:space="0"/>
+            </w:tcBorders>
+          </w:tcPr>
+          <w:p>
+            <w:pPr>
+              <w:pStyle w:val="5"/>
               <w:ind w:left="-85" w:right="-85"/>
               <w:rPr>
                 <w:rFonts w:ascii="Arial Narrow" w:hAnsi="Arial Narrow" w:cs="Arial"/>
@@ -565,15 +534,15 @@
           <w:tcPr>
             <w:tcW w:w="1558" w:type="dxa"/>
             <w:gridSpan w:val="2"/>
-            <w:vMerge/>
-            <w:tcBorders>
-              <w:left w:val="single" w:sz="12" w:space="0" w:color="auto"/>
-              <w:right w:val="single" w:sz="12" w:space="0" w:color="auto"/>
-            </w:tcBorders>
-          </w:tcPr>
-          <w:p>
-            <w:pPr>
-              <w:pStyle w:val="a3"/>
+            <w:vMerge w:val="continue"/>
+            <w:tcBorders>
+              <w:left w:val="single" w:color="auto" w:sz="12" w:space="0"/>
+              <w:right w:val="single" w:color="auto" w:sz="12" w:space="0"/>
+            </w:tcBorders>
+          </w:tcPr>
+          <w:p>
+            <w:pPr>
+              <w:pStyle w:val="5"/>
               <w:ind w:left="-85" w:right="-85"/>
               <w:rPr>
                 <w:rFonts w:ascii="Arial Narrow" w:hAnsi="Arial Narrow" w:cs="Arial"/>
@@ -586,27 +555,25 @@
             <w:tcW w:w="427" w:type="dxa"/>
             <w:vMerge w:val="restart"/>
             <w:tcBorders>
-              <w:top w:val="single" w:sz="12" w:space="0" w:color="auto"/>
-              <w:left w:val="single" w:sz="12" w:space="0" w:color="auto"/>
-              <w:right w:val="single" w:sz="12" w:space="0" w:color="auto"/>
-            </w:tcBorders>
-          </w:tcPr>
-          <w:p>
-            <w:pPr>
-              <w:pStyle w:val="a3"/>
-              <w:ind w:left="-85" w:right="-85"/>
-              <w:rPr>
-                <w:rFonts w:ascii="Arial Narrow" w:hAnsi="Arial Narrow" w:cs="Arial"/>
-              </w:rPr>
-            </w:pPr>
-            <w:proofErr w:type="gramStart"/>
+              <w:top w:val="single" w:color="auto" w:sz="12" w:space="0"/>
+              <w:left w:val="single" w:color="auto" w:sz="12" w:space="0"/>
+              <w:right w:val="single" w:color="auto" w:sz="12" w:space="0"/>
+            </w:tcBorders>
+          </w:tcPr>
+          <w:p>
+            <w:pPr>
+              <w:pStyle w:val="5"/>
+              <w:ind w:left="-85" w:right="-85"/>
+              <w:rPr>
+                <w:rFonts w:ascii="Arial Narrow" w:hAnsi="Arial Narrow" w:cs="Arial"/>
+              </w:rPr>
+            </w:pPr>
             <w:r>
               <w:rPr>
                 <w:rFonts w:ascii="Arial Narrow" w:hAnsi="Arial Narrow" w:cs="Arial"/>
               </w:rPr>
               <w:t>Но-мер</w:t>
             </w:r>
-            <w:proofErr w:type="gramEnd"/>
           </w:p>
         </w:tc>
         <w:tc>
@@ -614,14 +581,14 @@
             <w:tcW w:w="1275" w:type="dxa"/>
             <w:vMerge w:val="restart"/>
             <w:tcBorders>
-              <w:top w:val="single" w:sz="12" w:space="0" w:color="auto"/>
-              <w:left w:val="single" w:sz="12" w:space="0" w:color="auto"/>
-              <w:right w:val="single" w:sz="12" w:space="0" w:color="auto"/>
-            </w:tcBorders>
-          </w:tcPr>
-          <w:p>
-            <w:pPr>
-              <w:pStyle w:val="a3"/>
+              <w:top w:val="single" w:color="auto" w:sz="12" w:space="0"/>
+              <w:left w:val="single" w:color="auto" w:sz="12" w:space="0"/>
+              <w:right w:val="single" w:color="auto" w:sz="12" w:space="0"/>
+            </w:tcBorders>
+          </w:tcPr>
+          <w:p>
+            <w:pPr>
+              <w:pStyle w:val="5"/>
               <w:ind w:left="-85" w:right="-85"/>
               <w:jc w:val="center"/>
               <w:rPr>
@@ -641,14 +608,14 @@
             <w:tcW w:w="1275" w:type="dxa"/>
             <w:vMerge w:val="restart"/>
             <w:tcBorders>
-              <w:top w:val="single" w:sz="12" w:space="0" w:color="auto"/>
-              <w:left w:val="single" w:sz="12" w:space="0" w:color="auto"/>
-              <w:right w:val="single" w:sz="12" w:space="0" w:color="auto"/>
-            </w:tcBorders>
-          </w:tcPr>
-          <w:p>
-            <w:pPr>
-              <w:pStyle w:val="a3"/>
+              <w:top w:val="single" w:color="auto" w:sz="12" w:space="0"/>
+              <w:left w:val="single" w:color="auto" w:sz="12" w:space="0"/>
+              <w:right w:val="single" w:color="auto" w:sz="12" w:space="0"/>
+            </w:tcBorders>
+          </w:tcPr>
+          <w:p>
+            <w:pPr>
+              <w:pStyle w:val="5"/>
               <w:ind w:left="-85" w:right="-85"/>
               <w:jc w:val="center"/>
               <w:rPr>
@@ -666,16 +633,16 @@
         <w:tc>
           <w:tcPr>
             <w:tcW w:w="850" w:type="dxa"/>
-            <w:vMerge/>
-            <w:tcBorders>
-              <w:left w:val="single" w:sz="12" w:space="0" w:color="auto"/>
-              <w:right w:val="single" w:sz="12" w:space="0" w:color="auto"/>
+            <w:vMerge w:val="continue"/>
+            <w:tcBorders>
+              <w:left w:val="single" w:color="auto" w:sz="12" w:space="0"/>
+              <w:right w:val="single" w:color="auto" w:sz="12" w:space="0"/>
             </w:tcBorders>
             <w:vAlign w:val="center"/>
           </w:tcPr>
           <w:p>
             <w:pPr>
-              <w:pStyle w:val="a3"/>
+              <w:pStyle w:val="5"/>
               <w:ind w:left="-85" w:right="-85"/>
               <w:jc w:val="both"/>
               <w:rPr>
@@ -689,14 +656,14 @@
             <w:tcW w:w="1417" w:type="dxa"/>
             <w:vMerge w:val="restart"/>
             <w:tcBorders>
-              <w:top w:val="single" w:sz="12" w:space="0" w:color="auto"/>
-              <w:left w:val="single" w:sz="12" w:space="0" w:color="auto"/>
-              <w:right w:val="single" w:sz="12" w:space="0" w:color="auto"/>
-            </w:tcBorders>
-          </w:tcPr>
-          <w:p>
-            <w:pPr>
-              <w:pStyle w:val="a3"/>
+              <w:top w:val="single" w:color="auto" w:sz="12" w:space="0"/>
+              <w:left w:val="single" w:color="auto" w:sz="12" w:space="0"/>
+              <w:right w:val="single" w:color="auto" w:sz="12" w:space="0"/>
+            </w:tcBorders>
+          </w:tcPr>
+          <w:p>
+            <w:pPr>
+              <w:pStyle w:val="5"/>
               <w:ind w:left="-85" w:right="-85"/>
               <w:jc w:val="both"/>
               <w:rPr>
@@ -707,25 +674,7 @@
               <w:rPr>
                 <w:rFonts w:ascii="Arial Narrow" w:hAnsi="Arial Narrow" w:cs="Arial"/>
               </w:rPr>
-              <w:t>Продукции/процесса т</w:t>
-            </w:r>
-            <w:r>
-              <w:rPr>
-                <w:rFonts w:ascii="Arial Narrow" w:hAnsi="Arial Narrow" w:cs="Arial"/>
-              </w:rPr>
-              <w:t>ехнические требования</w:t>
-            </w:r>
-            <w:r>
-              <w:rPr>
-                <w:rFonts w:ascii="Arial Narrow" w:hAnsi="Arial Narrow" w:cs="Arial"/>
-              </w:rPr>
-              <w:t xml:space="preserve">/ </w:t>
-            </w:r>
-            <w:r>
-              <w:rPr>
-                <w:rFonts w:ascii="Arial Narrow" w:hAnsi="Arial Narrow" w:cs="Arial"/>
-              </w:rPr>
-              <w:t>допуск</w:t>
+              <w:t>Продукции/процесса технические требования/ допуск</w:t>
             </w:r>
           </w:p>
         </w:tc>
@@ -734,14 +683,14 @@
             <w:tcW w:w="1418" w:type="dxa"/>
             <w:vMerge w:val="restart"/>
             <w:tcBorders>
-              <w:top w:val="single" w:sz="12" w:space="0" w:color="auto"/>
-              <w:left w:val="single" w:sz="12" w:space="0" w:color="auto"/>
-              <w:right w:val="single" w:sz="12" w:space="0" w:color="auto"/>
-            </w:tcBorders>
-          </w:tcPr>
-          <w:p>
-            <w:pPr>
-              <w:pStyle w:val="a3"/>
+              <w:top w:val="single" w:color="auto" w:sz="12" w:space="0"/>
+              <w:left w:val="single" w:color="auto" w:sz="12" w:space="0"/>
+              <w:right w:val="single" w:color="auto" w:sz="12" w:space="0"/>
+            </w:tcBorders>
+          </w:tcPr>
+          <w:p>
+            <w:pPr>
+              <w:pStyle w:val="5"/>
               <w:ind w:left="-85" w:right="-85"/>
               <w:rPr>
                 <w:rFonts w:ascii="Arial Narrow" w:hAnsi="Arial Narrow" w:cs="Arial"/>
@@ -756,7 +705,7 @@
           </w:p>
           <w:p>
             <w:pPr>
-              <w:pStyle w:val="a3"/>
+              <w:pStyle w:val="5"/>
               <w:ind w:left="-85" w:right="-85"/>
               <w:rPr>
                 <w:rFonts w:ascii="Arial Narrow" w:hAnsi="Arial Narrow" w:cs="Arial"/>
@@ -775,16 +724,16 @@
             <w:tcW w:w="1562" w:type="dxa"/>
             <w:gridSpan w:val="3"/>
             <w:tcBorders>
-              <w:top w:val="single" w:sz="12" w:space="0" w:color="auto"/>
-              <w:left w:val="single" w:sz="12" w:space="0" w:color="auto"/>
-              <w:bottom w:val="single" w:sz="12" w:space="0" w:color="auto"/>
-              <w:right w:val="single" w:sz="12" w:space="0" w:color="auto"/>
+              <w:top w:val="single" w:color="auto" w:sz="12" w:space="0"/>
+              <w:left w:val="single" w:color="auto" w:sz="12" w:space="0"/>
+              <w:bottom w:val="single" w:color="auto" w:sz="12" w:space="0"/>
+              <w:right w:val="single" w:color="auto" w:sz="12" w:space="0"/>
             </w:tcBorders>
             <w:vAlign w:val="center"/>
           </w:tcPr>
           <w:p>
             <w:pPr>
-              <w:pStyle w:val="a3"/>
+              <w:pStyle w:val="5"/>
               <w:ind w:left="-85" w:right="-85"/>
               <w:jc w:val="center"/>
               <w:rPr>
@@ -802,15 +751,15 @@
         <w:tc>
           <w:tcPr>
             <w:tcW w:w="1559" w:type="dxa"/>
-            <w:vMerge/>
-            <w:tcBorders>
-              <w:left w:val="single" w:sz="12" w:space="0" w:color="auto"/>
-              <w:right w:val="single" w:sz="12" w:space="0" w:color="auto"/>
-            </w:tcBorders>
-          </w:tcPr>
-          <w:p>
-            <w:pPr>
-              <w:pStyle w:val="a3"/>
+            <w:vMerge w:val="continue"/>
+            <w:tcBorders>
+              <w:left w:val="single" w:color="auto" w:sz="12" w:space="0"/>
+              <w:right w:val="single" w:color="auto" w:sz="12" w:space="0"/>
+            </w:tcBorders>
+          </w:tcPr>
+          <w:p>
+            <w:pPr>
+              <w:pStyle w:val="5"/>
               <w:ind w:left="-85" w:right="-85"/>
               <w:jc w:val="both"/>
               <w:rPr>
@@ -823,15 +772,15 @@
           <w:tcPr>
             <w:tcW w:w="1983" w:type="dxa"/>
             <w:gridSpan w:val="2"/>
-            <w:vMerge/>
-            <w:tcBorders>
-              <w:left w:val="single" w:sz="12" w:space="0" w:color="auto"/>
-              <w:right w:val="single" w:sz="12" w:space="0" w:color="auto"/>
-            </w:tcBorders>
-          </w:tcPr>
-          <w:p>
-            <w:pPr>
-              <w:pStyle w:val="a3"/>
+            <w:vMerge w:val="continue"/>
+            <w:tcBorders>
+              <w:left w:val="single" w:color="auto" w:sz="12" w:space="0"/>
+              <w:right w:val="single" w:color="auto" w:sz="12" w:space="0"/>
+            </w:tcBorders>
+          </w:tcPr>
+          <w:p>
+            <w:pPr>
+              <w:pStyle w:val="5"/>
               <w:ind w:left="-85" w:right="-85"/>
               <w:jc w:val="both"/>
               <w:rPr>
@@ -842,21 +791,37 @@
         </w:tc>
       </w:tr>
       <w:tr>
+        <w:tblPrEx>
+          <w:tblBorders>
+            <w:top w:val="single" w:color="000000" w:sz="4" w:space="0"/>
+            <w:left w:val="single" w:color="000000" w:sz="4" w:space="0"/>
+            <w:bottom w:val="single" w:color="000000" w:sz="4" w:space="0"/>
+            <w:right w:val="single" w:color="000000" w:sz="4" w:space="0"/>
+            <w:insideH w:val="single" w:color="000000" w:sz="4" w:space="0"/>
+            <w:insideV w:val="single" w:color="000000" w:sz="4" w:space="0"/>
+          </w:tblBorders>
+          <w:tblCellMar>
+            <w:top w:w="0" w:type="dxa"/>
+            <w:left w:w="108" w:type="dxa"/>
+            <w:bottom w:w="0" w:type="dxa"/>
+            <w:right w:w="108" w:type="dxa"/>
+          </w:tblCellMar>
+        </w:tblPrEx>
         <w:trPr>
-          <w:trHeight w:val="252"/>
+          <w:trHeight w:val="252" w:hRule="atLeast"/>
         </w:trPr>
         <w:tc>
           <w:tcPr>
             <w:tcW w:w="820" w:type="dxa"/>
-            <w:vMerge/>
-            <w:tcBorders>
-              <w:left w:val="single" w:sz="12" w:space="0" w:color="auto"/>
-              <w:right w:val="single" w:sz="12" w:space="0" w:color="auto"/>
-            </w:tcBorders>
-          </w:tcPr>
-          <w:p>
-            <w:pPr>
-              <w:pStyle w:val="a3"/>
+            <w:vMerge w:val="continue"/>
+            <w:tcBorders>
+              <w:left w:val="single" w:color="auto" w:sz="12" w:space="0"/>
+              <w:right w:val="single" w:color="auto" w:sz="12" w:space="0"/>
+            </w:tcBorders>
+          </w:tcPr>
+          <w:p>
+            <w:pPr>
+              <w:pStyle w:val="5"/>
               <w:ind w:left="-85" w:right="-85"/>
               <w:rPr>
                 <w:rFonts w:ascii="Arial Narrow" w:hAnsi="Arial Narrow" w:cs="Arial"/>
@@ -867,15 +832,15 @@
         <w:tc>
           <w:tcPr>
             <w:tcW w:w="1415" w:type="dxa"/>
-            <w:vMerge/>
-            <w:tcBorders>
-              <w:left w:val="single" w:sz="12" w:space="0" w:color="auto"/>
-              <w:right w:val="single" w:sz="12" w:space="0" w:color="auto"/>
-            </w:tcBorders>
-          </w:tcPr>
-          <w:p>
-            <w:pPr>
-              <w:pStyle w:val="a3"/>
+            <w:vMerge w:val="continue"/>
+            <w:tcBorders>
+              <w:left w:val="single" w:color="auto" w:sz="12" w:space="0"/>
+              <w:right w:val="single" w:color="auto" w:sz="12" w:space="0"/>
+            </w:tcBorders>
+          </w:tcPr>
+          <w:p>
+            <w:pPr>
+              <w:pStyle w:val="5"/>
               <w:ind w:left="-85" w:right="-85"/>
               <w:rPr>
                 <w:rFonts w:ascii="Arial Narrow" w:hAnsi="Arial Narrow" w:cs="Arial"/>
@@ -887,15 +852,15 @@
           <w:tcPr>
             <w:tcW w:w="1558" w:type="dxa"/>
             <w:gridSpan w:val="2"/>
-            <w:vMerge/>
-            <w:tcBorders>
-              <w:left w:val="single" w:sz="12" w:space="0" w:color="auto"/>
-              <w:right w:val="single" w:sz="12" w:space="0" w:color="auto"/>
-            </w:tcBorders>
-          </w:tcPr>
-          <w:p>
-            <w:pPr>
-              <w:pStyle w:val="a3"/>
+            <w:vMerge w:val="continue"/>
+            <w:tcBorders>
+              <w:left w:val="single" w:color="auto" w:sz="12" w:space="0"/>
+              <w:right w:val="single" w:color="auto" w:sz="12" w:space="0"/>
+            </w:tcBorders>
+          </w:tcPr>
+          <w:p>
+            <w:pPr>
+              <w:pStyle w:val="5"/>
               <w:ind w:left="-85" w:right="-85"/>
               <w:rPr>
                 <w:rFonts w:ascii="Arial Narrow" w:hAnsi="Arial Narrow" w:cs="Arial"/>
@@ -906,15 +871,15 @@
         <w:tc>
           <w:tcPr>
             <w:tcW w:w="427" w:type="dxa"/>
-            <w:vMerge/>
-            <w:tcBorders>
-              <w:left w:val="single" w:sz="12" w:space="0" w:color="auto"/>
-              <w:right w:val="single" w:sz="12" w:space="0" w:color="auto"/>
-            </w:tcBorders>
-          </w:tcPr>
-          <w:p>
-            <w:pPr>
-              <w:pStyle w:val="a3"/>
+            <w:vMerge w:val="continue"/>
+            <w:tcBorders>
+              <w:left w:val="single" w:color="auto" w:sz="12" w:space="0"/>
+              <w:right w:val="single" w:color="auto" w:sz="12" w:space="0"/>
+            </w:tcBorders>
+          </w:tcPr>
+          <w:p>
+            <w:pPr>
+              <w:pStyle w:val="5"/>
               <w:ind w:left="-85" w:right="-85"/>
               <w:rPr>
                 <w:rFonts w:ascii="Arial Narrow" w:hAnsi="Arial Narrow" w:cs="Arial"/>
@@ -925,15 +890,15 @@
         <w:tc>
           <w:tcPr>
             <w:tcW w:w="1275" w:type="dxa"/>
-            <w:vMerge/>
-            <w:tcBorders>
-              <w:left w:val="single" w:sz="12" w:space="0" w:color="auto"/>
-              <w:right w:val="single" w:sz="12" w:space="0" w:color="auto"/>
-            </w:tcBorders>
-          </w:tcPr>
-          <w:p>
-            <w:pPr>
-              <w:pStyle w:val="a3"/>
+            <w:vMerge w:val="continue"/>
+            <w:tcBorders>
+              <w:left w:val="single" w:color="auto" w:sz="12" w:space="0"/>
+              <w:right w:val="single" w:color="auto" w:sz="12" w:space="0"/>
+            </w:tcBorders>
+          </w:tcPr>
+          <w:p>
+            <w:pPr>
+              <w:pStyle w:val="5"/>
               <w:ind w:left="-85" w:right="-85"/>
               <w:jc w:val="center"/>
               <w:rPr>
@@ -945,15 +910,15 @@
         <w:tc>
           <w:tcPr>
             <w:tcW w:w="1275" w:type="dxa"/>
-            <w:vMerge/>
-            <w:tcBorders>
-              <w:left w:val="single" w:sz="12" w:space="0" w:color="auto"/>
-              <w:right w:val="single" w:sz="12" w:space="0" w:color="auto"/>
-            </w:tcBorders>
-          </w:tcPr>
-          <w:p>
-            <w:pPr>
-              <w:pStyle w:val="a3"/>
+            <w:vMerge w:val="continue"/>
+            <w:tcBorders>
+              <w:left w:val="single" w:color="auto" w:sz="12" w:space="0"/>
+              <w:right w:val="single" w:color="auto" w:sz="12" w:space="0"/>
+            </w:tcBorders>
+          </w:tcPr>
+          <w:p>
+            <w:pPr>
+              <w:pStyle w:val="5"/>
               <w:ind w:left="-85" w:right="-85"/>
               <w:jc w:val="center"/>
               <w:rPr>
@@ -965,16 +930,16 @@
         <w:tc>
           <w:tcPr>
             <w:tcW w:w="850" w:type="dxa"/>
-            <w:vMerge/>
-            <w:tcBorders>
-              <w:left w:val="single" w:sz="12" w:space="0" w:color="auto"/>
-              <w:right w:val="single" w:sz="12" w:space="0" w:color="auto"/>
+            <w:vMerge w:val="continue"/>
+            <w:tcBorders>
+              <w:left w:val="single" w:color="auto" w:sz="12" w:space="0"/>
+              <w:right w:val="single" w:color="auto" w:sz="12" w:space="0"/>
             </w:tcBorders>
             <w:vAlign w:val="center"/>
           </w:tcPr>
           <w:p>
             <w:pPr>
-              <w:pStyle w:val="a3"/>
+              <w:pStyle w:val="5"/>
               <w:ind w:left="-85" w:right="-85"/>
               <w:jc w:val="both"/>
               <w:rPr>
@@ -986,16 +951,16 @@
         <w:tc>
           <w:tcPr>
             <w:tcW w:w="1417" w:type="dxa"/>
-            <w:vMerge/>
-            <w:tcBorders>
-              <w:left w:val="single" w:sz="12" w:space="0" w:color="auto"/>
-              <w:right w:val="single" w:sz="12" w:space="0" w:color="auto"/>
+            <w:vMerge w:val="continue"/>
+            <w:tcBorders>
+              <w:left w:val="single" w:color="auto" w:sz="12" w:space="0"/>
+              <w:right w:val="single" w:color="auto" w:sz="12" w:space="0"/>
             </w:tcBorders>
             <w:vAlign w:val="center"/>
           </w:tcPr>
           <w:p>
             <w:pPr>
-              <w:pStyle w:val="a3"/>
+              <w:pStyle w:val="5"/>
               <w:ind w:left="-85" w:right="-85"/>
               <w:jc w:val="both"/>
               <w:rPr>
@@ -1007,16 +972,16 @@
         <w:tc>
           <w:tcPr>
             <w:tcW w:w="1418" w:type="dxa"/>
-            <w:vMerge/>
-            <w:tcBorders>
-              <w:left w:val="single" w:sz="12" w:space="0" w:color="auto"/>
-              <w:right w:val="single" w:sz="12" w:space="0" w:color="auto"/>
+            <w:vMerge w:val="continue"/>
+            <w:tcBorders>
+              <w:left w:val="single" w:color="auto" w:sz="12" w:space="0"/>
+              <w:right w:val="single" w:color="auto" w:sz="12" w:space="0"/>
             </w:tcBorders>
             <w:vAlign w:val="center"/>
           </w:tcPr>
           <w:p>
             <w:pPr>
-              <w:pStyle w:val="a3"/>
+              <w:pStyle w:val="5"/>
               <w:ind w:left="-85" w:right="-85"/>
               <w:jc w:val="both"/>
               <w:rPr>
@@ -1031,14 +996,14 @@
             <w:gridSpan w:val="2"/>
             <w:vMerge w:val="restart"/>
             <w:tcBorders>
-              <w:top w:val="single" w:sz="12" w:space="0" w:color="auto"/>
-              <w:left w:val="single" w:sz="12" w:space="0" w:color="auto"/>
-              <w:right w:val="single" w:sz="12" w:space="0" w:color="auto"/>
-            </w:tcBorders>
-          </w:tcPr>
-          <w:p>
-            <w:pPr>
-              <w:pStyle w:val="a3"/>
+              <w:top w:val="single" w:color="auto" w:sz="12" w:space="0"/>
+              <w:left w:val="single" w:color="auto" w:sz="12" w:space="0"/>
+              <w:right w:val="single" w:color="auto" w:sz="12" w:space="0"/>
+            </w:tcBorders>
+          </w:tcPr>
+          <w:p>
+            <w:pPr>
+              <w:pStyle w:val="5"/>
               <w:ind w:left="-85" w:right="-85"/>
               <w:jc w:val="center"/>
               <w:rPr>
@@ -1058,14 +1023,14 @@
             <w:tcW w:w="995" w:type="dxa"/>
             <w:vMerge w:val="restart"/>
             <w:tcBorders>
-              <w:top w:val="single" w:sz="12" w:space="0" w:color="auto"/>
-              <w:left w:val="single" w:sz="12" w:space="0" w:color="auto"/>
-              <w:right w:val="single" w:sz="12" w:space="0" w:color="auto"/>
-            </w:tcBorders>
-          </w:tcPr>
-          <w:p>
-            <w:pPr>
-              <w:pStyle w:val="a3"/>
+              <w:top w:val="single" w:color="auto" w:sz="12" w:space="0"/>
+              <w:left w:val="single" w:color="auto" w:sz="12" w:space="0"/>
+              <w:right w:val="single" w:color="auto" w:sz="12" w:space="0"/>
+            </w:tcBorders>
+          </w:tcPr>
+          <w:p>
+            <w:pPr>
+              <w:pStyle w:val="5"/>
               <w:ind w:left="-85" w:right="-85"/>
               <w:jc w:val="center"/>
               <w:rPr>
@@ -1083,15 +1048,15 @@
         <w:tc>
           <w:tcPr>
             <w:tcW w:w="1559" w:type="dxa"/>
-            <w:vMerge/>
-            <w:tcBorders>
-              <w:left w:val="single" w:sz="12" w:space="0" w:color="auto"/>
-              <w:right w:val="single" w:sz="12" w:space="0" w:color="auto"/>
-            </w:tcBorders>
-          </w:tcPr>
-          <w:p>
-            <w:pPr>
-              <w:pStyle w:val="a3"/>
+            <w:vMerge w:val="continue"/>
+            <w:tcBorders>
+              <w:left w:val="single" w:color="auto" w:sz="12" w:space="0"/>
+              <w:right w:val="single" w:color="auto" w:sz="12" w:space="0"/>
+            </w:tcBorders>
+          </w:tcPr>
+          <w:p>
+            <w:pPr>
+              <w:pStyle w:val="5"/>
               <w:ind w:left="-85" w:right="-85"/>
               <w:jc w:val="both"/>
               <w:rPr>
@@ -1104,16 +1069,16 @@
           <w:tcPr>
             <w:tcW w:w="1983" w:type="dxa"/>
             <w:gridSpan w:val="2"/>
-            <w:vMerge/>
-            <w:tcBorders>
-              <w:left w:val="single" w:sz="12" w:space="0" w:color="auto"/>
-              <w:bottom w:val="single" w:sz="4" w:space="0" w:color="auto"/>
-              <w:right w:val="single" w:sz="12" w:space="0" w:color="auto"/>
-            </w:tcBorders>
-          </w:tcPr>
-          <w:p>
-            <w:pPr>
-              <w:pStyle w:val="a3"/>
+            <w:vMerge w:val="continue"/>
+            <w:tcBorders>
+              <w:left w:val="single" w:color="auto" w:sz="12" w:space="0"/>
+              <w:bottom w:val="single" w:color="auto" w:sz="4" w:space="0"/>
+              <w:right w:val="single" w:color="auto" w:sz="12" w:space="0"/>
+            </w:tcBorders>
+          </w:tcPr>
+          <w:p>
+            <w:pPr>
+              <w:pStyle w:val="5"/>
               <w:ind w:left="-85" w:right="-85"/>
               <w:jc w:val="both"/>
               <w:rPr>
@@ -1124,22 +1089,38 @@
         </w:tc>
       </w:tr>
       <w:tr>
+        <w:tblPrEx>
+          <w:tblBorders>
+            <w:top w:val="single" w:color="000000" w:sz="4" w:space="0"/>
+            <w:left w:val="single" w:color="000000" w:sz="4" w:space="0"/>
+            <w:bottom w:val="single" w:color="000000" w:sz="4" w:space="0"/>
+            <w:right w:val="single" w:color="000000" w:sz="4" w:space="0"/>
+            <w:insideH w:val="single" w:color="000000" w:sz="4" w:space="0"/>
+            <w:insideV w:val="single" w:color="000000" w:sz="4" w:space="0"/>
+          </w:tblBorders>
+          <w:tblCellMar>
+            <w:top w:w="0" w:type="dxa"/>
+            <w:left w:w="108" w:type="dxa"/>
+            <w:bottom w:w="0" w:type="dxa"/>
+            <w:right w:w="108" w:type="dxa"/>
+          </w:tblCellMar>
+        </w:tblPrEx>
         <w:trPr>
-          <w:trHeight w:val="820"/>
+          <w:trHeight w:val="820" w:hRule="atLeast"/>
         </w:trPr>
         <w:tc>
           <w:tcPr>
             <w:tcW w:w="820" w:type="dxa"/>
-            <w:vMerge/>
-            <w:tcBorders>
-              <w:left w:val="single" w:sz="12" w:space="0" w:color="auto"/>
-              <w:bottom w:val="single" w:sz="12" w:space="0" w:color="auto"/>
-              <w:right w:val="single" w:sz="12" w:space="0" w:color="auto"/>
-            </w:tcBorders>
-          </w:tcPr>
-          <w:p>
-            <w:pPr>
-              <w:pStyle w:val="a3"/>
+            <w:vMerge w:val="continue"/>
+            <w:tcBorders>
+              <w:left w:val="single" w:color="auto" w:sz="12" w:space="0"/>
+              <w:bottom w:val="single" w:color="auto" w:sz="12" w:space="0"/>
+              <w:right w:val="single" w:color="auto" w:sz="12" w:space="0"/>
+            </w:tcBorders>
+          </w:tcPr>
+          <w:p>
+            <w:pPr>
+              <w:pStyle w:val="5"/>
               <w:ind w:left="-85" w:right="-85"/>
               <w:rPr>
                 <w:rFonts w:ascii="Arial Narrow" w:hAnsi="Arial Narrow" w:cs="Arial"/>
@@ -1150,16 +1131,16 @@
         <w:tc>
           <w:tcPr>
             <w:tcW w:w="1415" w:type="dxa"/>
-            <w:vMerge/>
-            <w:tcBorders>
-              <w:left w:val="single" w:sz="12" w:space="0" w:color="auto"/>
-              <w:bottom w:val="single" w:sz="12" w:space="0" w:color="auto"/>
-              <w:right w:val="single" w:sz="12" w:space="0" w:color="auto"/>
-            </w:tcBorders>
-          </w:tcPr>
-          <w:p>
-            <w:pPr>
-              <w:pStyle w:val="a3"/>
+            <w:vMerge w:val="continue"/>
+            <w:tcBorders>
+              <w:left w:val="single" w:color="auto" w:sz="12" w:space="0"/>
+              <w:bottom w:val="single" w:color="auto" w:sz="12" w:space="0"/>
+              <w:right w:val="single" w:color="auto" w:sz="12" w:space="0"/>
+            </w:tcBorders>
+          </w:tcPr>
+          <w:p>
+            <w:pPr>
+              <w:pStyle w:val="5"/>
               <w:ind w:left="-85" w:right="-85"/>
               <w:rPr>
                 <w:rFonts w:ascii="Arial Narrow" w:hAnsi="Arial Narrow" w:cs="Arial"/>
@@ -1171,16 +1152,16 @@
           <w:tcPr>
             <w:tcW w:w="1558" w:type="dxa"/>
             <w:gridSpan w:val="2"/>
-            <w:vMerge/>
-            <w:tcBorders>
-              <w:left w:val="single" w:sz="12" w:space="0" w:color="auto"/>
-              <w:bottom w:val="single" w:sz="12" w:space="0" w:color="auto"/>
-              <w:right w:val="single" w:sz="12" w:space="0" w:color="auto"/>
-            </w:tcBorders>
-          </w:tcPr>
-          <w:p>
-            <w:pPr>
-              <w:pStyle w:val="a3"/>
+            <w:vMerge w:val="continue"/>
+            <w:tcBorders>
+              <w:left w:val="single" w:color="auto" w:sz="12" w:space="0"/>
+              <w:bottom w:val="single" w:color="auto" w:sz="12" w:space="0"/>
+              <w:right w:val="single" w:color="auto" w:sz="12" w:space="0"/>
+            </w:tcBorders>
+          </w:tcPr>
+          <w:p>
+            <w:pPr>
+              <w:pStyle w:val="5"/>
               <w:ind w:left="-85" w:right="-85"/>
               <w:rPr>
                 <w:rFonts w:ascii="Arial Narrow" w:hAnsi="Arial Narrow" w:cs="Arial"/>
@@ -1191,16 +1172,16 @@
         <w:tc>
           <w:tcPr>
             <w:tcW w:w="427" w:type="dxa"/>
-            <w:vMerge/>
-            <w:tcBorders>
-              <w:left w:val="single" w:sz="12" w:space="0" w:color="auto"/>
-              <w:bottom w:val="single" w:sz="12" w:space="0" w:color="auto"/>
-              <w:right w:val="single" w:sz="12" w:space="0" w:color="auto"/>
-            </w:tcBorders>
-          </w:tcPr>
-          <w:p>
-            <w:pPr>
-              <w:pStyle w:val="a3"/>
+            <w:vMerge w:val="continue"/>
+            <w:tcBorders>
+              <w:left w:val="single" w:color="auto" w:sz="12" w:space="0"/>
+              <w:bottom w:val="single" w:color="auto" w:sz="12" w:space="0"/>
+              <w:right w:val="single" w:color="auto" w:sz="12" w:space="0"/>
+            </w:tcBorders>
+          </w:tcPr>
+          <w:p>
+            <w:pPr>
+              <w:pStyle w:val="5"/>
               <w:ind w:left="-85" w:right="-85"/>
               <w:rPr>
                 <w:rFonts w:ascii="Arial Narrow" w:hAnsi="Arial Narrow" w:cs="Arial"/>
@@ -1211,16 +1192,16 @@
         <w:tc>
           <w:tcPr>
             <w:tcW w:w="1275" w:type="dxa"/>
-            <w:vMerge/>
-            <w:tcBorders>
-              <w:left w:val="single" w:sz="12" w:space="0" w:color="auto"/>
-              <w:bottom w:val="single" w:sz="12" w:space="0" w:color="auto"/>
-              <w:right w:val="single" w:sz="12" w:space="0" w:color="auto"/>
-            </w:tcBorders>
-          </w:tcPr>
-          <w:p>
-            <w:pPr>
-              <w:pStyle w:val="a3"/>
+            <w:vMerge w:val="continue"/>
+            <w:tcBorders>
+              <w:left w:val="single" w:color="auto" w:sz="12" w:space="0"/>
+              <w:bottom w:val="single" w:color="auto" w:sz="12" w:space="0"/>
+              <w:right w:val="single" w:color="auto" w:sz="12" w:space="0"/>
+            </w:tcBorders>
+          </w:tcPr>
+          <w:p>
+            <w:pPr>
+              <w:pStyle w:val="5"/>
               <w:ind w:left="-85" w:right="-85"/>
               <w:jc w:val="center"/>
               <w:rPr>
@@ -1232,16 +1213,16 @@
         <w:tc>
           <w:tcPr>
             <w:tcW w:w="1275" w:type="dxa"/>
-            <w:vMerge/>
-            <w:tcBorders>
-              <w:left w:val="single" w:sz="12" w:space="0" w:color="auto"/>
-              <w:bottom w:val="single" w:sz="12" w:space="0" w:color="auto"/>
-              <w:right w:val="single" w:sz="12" w:space="0" w:color="auto"/>
-            </w:tcBorders>
-          </w:tcPr>
-          <w:p>
-            <w:pPr>
-              <w:pStyle w:val="a3"/>
+            <w:vMerge w:val="continue"/>
+            <w:tcBorders>
+              <w:left w:val="single" w:color="auto" w:sz="12" w:space="0"/>
+              <w:bottom w:val="single" w:color="auto" w:sz="12" w:space="0"/>
+              <w:right w:val="single" w:color="auto" w:sz="12" w:space="0"/>
+            </w:tcBorders>
+          </w:tcPr>
+          <w:p>
+            <w:pPr>
+              <w:pStyle w:val="5"/>
               <w:ind w:left="-85" w:right="-85"/>
               <w:jc w:val="center"/>
               <w:rPr>
@@ -1253,17 +1234,17 @@
         <w:tc>
           <w:tcPr>
             <w:tcW w:w="850" w:type="dxa"/>
-            <w:vMerge/>
-            <w:tcBorders>
-              <w:left w:val="single" w:sz="12" w:space="0" w:color="auto"/>
-              <w:bottom w:val="single" w:sz="12" w:space="0" w:color="auto"/>
-              <w:right w:val="single" w:sz="12" w:space="0" w:color="auto"/>
+            <w:vMerge w:val="continue"/>
+            <w:tcBorders>
+              <w:left w:val="single" w:color="auto" w:sz="12" w:space="0"/>
+              <w:bottom w:val="single" w:color="auto" w:sz="12" w:space="0"/>
+              <w:right w:val="single" w:color="auto" w:sz="12" w:space="0"/>
             </w:tcBorders>
             <w:vAlign w:val="center"/>
           </w:tcPr>
           <w:p>
             <w:pPr>
-              <w:pStyle w:val="a3"/>
+              <w:pStyle w:val="5"/>
               <w:ind w:left="-85" w:right="-85"/>
               <w:jc w:val="both"/>
               <w:rPr>
@@ -1275,17 +1256,17 @@
         <w:tc>
           <w:tcPr>
             <w:tcW w:w="1417" w:type="dxa"/>
-            <w:vMerge/>
-            <w:tcBorders>
-              <w:left w:val="single" w:sz="12" w:space="0" w:color="auto"/>
-              <w:bottom w:val="single" w:sz="12" w:space="0" w:color="auto"/>
-              <w:right w:val="single" w:sz="12" w:space="0" w:color="auto"/>
+            <w:vMerge w:val="continue"/>
+            <w:tcBorders>
+              <w:left w:val="single" w:color="auto" w:sz="12" w:space="0"/>
+              <w:bottom w:val="single" w:color="auto" w:sz="12" w:space="0"/>
+              <w:right w:val="single" w:color="auto" w:sz="12" w:space="0"/>
             </w:tcBorders>
             <w:vAlign w:val="center"/>
           </w:tcPr>
           <w:p>
             <w:pPr>
-              <w:pStyle w:val="a3"/>
+              <w:pStyle w:val="5"/>
               <w:ind w:left="-85" w:right="-85"/>
               <w:jc w:val="both"/>
               <w:rPr>
@@ -1297,17 +1278,17 @@
         <w:tc>
           <w:tcPr>
             <w:tcW w:w="1418" w:type="dxa"/>
-            <w:vMerge/>
-            <w:tcBorders>
-              <w:left w:val="single" w:sz="12" w:space="0" w:color="auto"/>
-              <w:bottom w:val="single" w:sz="12" w:space="0" w:color="auto"/>
-              <w:right w:val="single" w:sz="12" w:space="0" w:color="auto"/>
+            <w:vMerge w:val="continue"/>
+            <w:tcBorders>
+              <w:left w:val="single" w:color="auto" w:sz="12" w:space="0"/>
+              <w:bottom w:val="single" w:color="auto" w:sz="12" w:space="0"/>
+              <w:right w:val="single" w:color="auto" w:sz="12" w:space="0"/>
             </w:tcBorders>
             <w:vAlign w:val="center"/>
           </w:tcPr>
           <w:p>
             <w:pPr>
-              <w:pStyle w:val="a3"/>
+              <w:pStyle w:val="5"/>
               <w:ind w:left="-85" w:right="-85"/>
               <w:jc w:val="both"/>
               <w:rPr>
@@ -1320,16 +1301,16 @@
           <w:tcPr>
             <w:tcW w:w="567" w:type="dxa"/>
             <w:gridSpan w:val="2"/>
-            <w:vMerge/>
-            <w:tcBorders>
-              <w:left w:val="single" w:sz="12" w:space="0" w:color="auto"/>
-              <w:bottom w:val="single" w:sz="12" w:space="0" w:color="auto"/>
-              <w:right w:val="single" w:sz="12" w:space="0" w:color="auto"/>
-            </w:tcBorders>
-          </w:tcPr>
-          <w:p>
-            <w:pPr>
-              <w:pStyle w:val="a3"/>
+            <w:vMerge w:val="continue"/>
+            <w:tcBorders>
+              <w:left w:val="single" w:color="auto" w:sz="12" w:space="0"/>
+              <w:bottom w:val="single" w:color="auto" w:sz="12" w:space="0"/>
+              <w:right w:val="single" w:color="auto" w:sz="12" w:space="0"/>
+            </w:tcBorders>
+          </w:tcPr>
+          <w:p>
+            <w:pPr>
+              <w:pStyle w:val="5"/>
               <w:ind w:left="-85" w:right="-85"/>
               <w:jc w:val="center"/>
               <w:rPr>
@@ -1341,16 +1322,16 @@
         <w:tc>
           <w:tcPr>
             <w:tcW w:w="995" w:type="dxa"/>
-            <w:vMerge/>
-            <w:tcBorders>
-              <w:left w:val="single" w:sz="12" w:space="0" w:color="auto"/>
-              <w:bottom w:val="single" w:sz="12" w:space="0" w:color="auto"/>
-              <w:right w:val="single" w:sz="12" w:space="0" w:color="auto"/>
-            </w:tcBorders>
-          </w:tcPr>
-          <w:p>
-            <w:pPr>
-              <w:pStyle w:val="a3"/>
+            <w:vMerge w:val="continue"/>
+            <w:tcBorders>
+              <w:left w:val="single" w:color="auto" w:sz="12" w:space="0"/>
+              <w:bottom w:val="single" w:color="auto" w:sz="12" w:space="0"/>
+              <w:right w:val="single" w:color="auto" w:sz="12" w:space="0"/>
+            </w:tcBorders>
+          </w:tcPr>
+          <w:p>
+            <w:pPr>
+              <w:pStyle w:val="5"/>
               <w:ind w:left="-85" w:right="-85"/>
               <w:jc w:val="center"/>
               <w:rPr>
@@ -1362,16 +1343,16 @@
         <w:tc>
           <w:tcPr>
             <w:tcW w:w="1559" w:type="dxa"/>
-            <w:vMerge/>
-            <w:tcBorders>
-              <w:left w:val="single" w:sz="12" w:space="0" w:color="auto"/>
-              <w:bottom w:val="single" w:sz="12" w:space="0" w:color="auto"/>
-              <w:right w:val="single" w:sz="12" w:space="0" w:color="auto"/>
-            </w:tcBorders>
-          </w:tcPr>
-          <w:p>
-            <w:pPr>
-              <w:pStyle w:val="a3"/>
+            <w:vMerge w:val="continue"/>
+            <w:tcBorders>
+              <w:left w:val="single" w:color="auto" w:sz="12" w:space="0"/>
+              <w:bottom w:val="single" w:color="auto" w:sz="12" w:space="0"/>
+              <w:right w:val="single" w:color="auto" w:sz="12" w:space="0"/>
+            </w:tcBorders>
+          </w:tcPr>
+          <w:p>
+            <w:pPr>
+              <w:pStyle w:val="5"/>
               <w:ind w:left="-85" w:right="-85"/>
               <w:jc w:val="both"/>
               <w:rPr>
@@ -1384,15 +1365,15 @@
           <w:tcPr>
             <w:tcW w:w="1005" w:type="dxa"/>
             <w:tcBorders>
-              <w:top w:val="single" w:sz="4" w:space="0" w:color="auto"/>
-              <w:left w:val="single" w:sz="12" w:space="0" w:color="auto"/>
-              <w:bottom w:val="single" w:sz="12" w:space="0" w:color="auto"/>
-              <w:right w:val="single" w:sz="4" w:space="0" w:color="auto"/>
-            </w:tcBorders>
-          </w:tcPr>
-          <w:p>
-            <w:pPr>
-              <w:pStyle w:val="a3"/>
+              <w:top w:val="single" w:color="auto" w:sz="4" w:space="0"/>
+              <w:left w:val="single" w:color="auto" w:sz="12" w:space="0"/>
+              <w:bottom w:val="single" w:color="auto" w:sz="12" w:space="0"/>
+              <w:right w:val="single" w:color="auto" w:sz="4" w:space="0"/>
+            </w:tcBorders>
+          </w:tcPr>
+          <w:p>
+            <w:pPr>
+              <w:pStyle w:val="5"/>
               <w:ind w:left="-85" w:right="-85"/>
               <w:jc w:val="both"/>
               <w:rPr>
@@ -1411,15 +1392,15 @@
           <w:tcPr>
             <w:tcW w:w="978" w:type="dxa"/>
             <w:tcBorders>
-              <w:top w:val="single" w:sz="4" w:space="0" w:color="auto"/>
-              <w:left w:val="single" w:sz="4" w:space="0" w:color="auto"/>
-              <w:bottom w:val="single" w:sz="12" w:space="0" w:color="auto"/>
-              <w:right w:val="single" w:sz="12" w:space="0" w:color="auto"/>
-            </w:tcBorders>
-          </w:tcPr>
-          <w:p>
-            <w:pPr>
-              <w:pStyle w:val="a3"/>
+              <w:top w:val="single" w:color="auto" w:sz="4" w:space="0"/>
+              <w:left w:val="single" w:color="auto" w:sz="4" w:space="0"/>
+              <w:bottom w:val="single" w:color="auto" w:sz="12" w:space="0"/>
+              <w:right w:val="single" w:color="auto" w:sz="12" w:space="0"/>
+            </w:tcBorders>
+          </w:tcPr>
+          <w:p>
+            <w:pPr>
+              <w:pStyle w:val="5"/>
               <w:ind w:left="-85" w:right="-85"/>
               <w:jc w:val="both"/>
               <w:rPr>
@@ -1436,23 +1417,39 @@
         </w:tc>
       </w:tr>
       <w:tr>
+        <w:tblPrEx>
+          <w:tblBorders>
+            <w:top w:val="single" w:color="000000" w:sz="4" w:space="0"/>
+            <w:left w:val="single" w:color="000000" w:sz="4" w:space="0"/>
+            <w:bottom w:val="single" w:color="000000" w:sz="4" w:space="0"/>
+            <w:right w:val="single" w:color="000000" w:sz="4" w:space="0"/>
+            <w:insideH w:val="single" w:color="000000" w:sz="4" w:space="0"/>
+            <w:insideV w:val="single" w:color="000000" w:sz="4" w:space="0"/>
+          </w:tblBorders>
+          <w:tblCellMar>
+            <w:top w:w="0" w:type="dxa"/>
+            <w:left w:w="108" w:type="dxa"/>
+            <w:bottom w:w="0" w:type="dxa"/>
+            <w:right w:w="108" w:type="dxa"/>
+          </w:tblCellMar>
+        </w:tblPrEx>
         <w:trPr>
-          <w:trHeight w:val="340"/>
+          <w:trHeight w:val="340" w:hRule="atLeast"/>
         </w:trPr>
         <w:tc>
           <w:tcPr>
             <w:tcW w:w="820" w:type="dxa"/>
             <w:tcBorders>
-              <w:top w:val="single" w:sz="12" w:space="0" w:color="auto"/>
-              <w:left w:val="single" w:sz="12" w:space="0" w:color="auto"/>
-              <w:bottom w:val="single" w:sz="12" w:space="0" w:color="auto"/>
-              <w:right w:val="single" w:sz="12" w:space="0" w:color="auto"/>
+              <w:top w:val="single" w:color="auto" w:sz="12" w:space="0"/>
+              <w:left w:val="single" w:color="auto" w:sz="12" w:space="0"/>
+              <w:bottom w:val="single" w:color="auto" w:sz="12" w:space="0"/>
+              <w:right w:val="single" w:color="auto" w:sz="12" w:space="0"/>
             </w:tcBorders>
             <w:vAlign w:val="center"/>
           </w:tcPr>
           <w:p>
             <w:pPr>
-              <w:pStyle w:val="a3"/>
+              <w:pStyle w:val="5"/>
               <w:ind w:left="-85" w:right="-85"/>
               <w:jc w:val="center"/>
               <w:rPr>
@@ -1471,16 +1468,16 @@
           <w:tcPr>
             <w:tcW w:w="1415" w:type="dxa"/>
             <w:tcBorders>
-              <w:top w:val="single" w:sz="12" w:space="0" w:color="auto"/>
-              <w:left w:val="single" w:sz="12" w:space="0" w:color="auto"/>
-              <w:bottom w:val="single" w:sz="12" w:space="0" w:color="auto"/>
-              <w:right w:val="single" w:sz="12" w:space="0" w:color="auto"/>
+              <w:top w:val="single" w:color="auto" w:sz="12" w:space="0"/>
+              <w:left w:val="single" w:color="auto" w:sz="12" w:space="0"/>
+              <w:bottom w:val="single" w:color="auto" w:sz="12" w:space="0"/>
+              <w:right w:val="single" w:color="auto" w:sz="12" w:space="0"/>
             </w:tcBorders>
             <w:vAlign w:val="center"/>
           </w:tcPr>
           <w:p>
             <w:pPr>
-              <w:pStyle w:val="a3"/>
+              <w:pStyle w:val="5"/>
               <w:ind w:left="-85" w:right="-85"/>
               <w:jc w:val="center"/>
               <w:rPr>
@@ -1500,16 +1497,16 @@
             <w:tcW w:w="1558" w:type="dxa"/>
             <w:gridSpan w:val="2"/>
             <w:tcBorders>
-              <w:top w:val="single" w:sz="12" w:space="0" w:color="auto"/>
-              <w:left w:val="single" w:sz="12" w:space="0" w:color="auto"/>
-              <w:bottom w:val="single" w:sz="12" w:space="0" w:color="auto"/>
-              <w:right w:val="single" w:sz="12" w:space="0" w:color="auto"/>
+              <w:top w:val="single" w:color="auto" w:sz="12" w:space="0"/>
+              <w:left w:val="single" w:color="auto" w:sz="12" w:space="0"/>
+              <w:bottom w:val="single" w:color="auto" w:sz="12" w:space="0"/>
+              <w:right w:val="single" w:color="auto" w:sz="12" w:space="0"/>
             </w:tcBorders>
             <w:vAlign w:val="center"/>
           </w:tcPr>
           <w:p>
             <w:pPr>
-              <w:pStyle w:val="a3"/>
+              <w:pStyle w:val="5"/>
               <w:ind w:left="-85" w:right="-85"/>
               <w:jc w:val="center"/>
               <w:rPr>
@@ -1528,16 +1525,16 @@
           <w:tcPr>
             <w:tcW w:w="427" w:type="dxa"/>
             <w:tcBorders>
-              <w:top w:val="single" w:sz="12" w:space="0" w:color="auto"/>
-              <w:left w:val="single" w:sz="12" w:space="0" w:color="auto"/>
-              <w:bottom w:val="single" w:sz="12" w:space="0" w:color="auto"/>
-              <w:right w:val="single" w:sz="12" w:space="0" w:color="auto"/>
+              <w:top w:val="single" w:color="auto" w:sz="12" w:space="0"/>
+              <w:left w:val="single" w:color="auto" w:sz="12" w:space="0"/>
+              <w:bottom w:val="single" w:color="auto" w:sz="12" w:space="0"/>
+              <w:right w:val="single" w:color="auto" w:sz="12" w:space="0"/>
             </w:tcBorders>
             <w:vAlign w:val="center"/>
           </w:tcPr>
           <w:p>
             <w:pPr>
-              <w:pStyle w:val="a3"/>
+              <w:pStyle w:val="5"/>
               <w:ind w:left="-85" w:right="-85"/>
               <w:jc w:val="center"/>
               <w:rPr>
@@ -1556,16 +1553,16 @@
           <w:tcPr>
             <w:tcW w:w="1275" w:type="dxa"/>
             <w:tcBorders>
-              <w:top w:val="single" w:sz="12" w:space="0" w:color="auto"/>
-              <w:left w:val="single" w:sz="12" w:space="0" w:color="auto"/>
-              <w:bottom w:val="single" w:sz="12" w:space="0" w:color="auto"/>
-              <w:right w:val="single" w:sz="12" w:space="0" w:color="auto"/>
+              <w:top w:val="single" w:color="auto" w:sz="12" w:space="0"/>
+              <w:left w:val="single" w:color="auto" w:sz="12" w:space="0"/>
+              <w:bottom w:val="single" w:color="auto" w:sz="12" w:space="0"/>
+              <w:right w:val="single" w:color="auto" w:sz="12" w:space="0"/>
             </w:tcBorders>
             <w:vAlign w:val="center"/>
           </w:tcPr>
           <w:p>
             <w:pPr>
-              <w:pStyle w:val="a3"/>
+              <w:pStyle w:val="5"/>
               <w:ind w:left="-85" w:right="-85"/>
               <w:jc w:val="center"/>
               <w:rPr>
@@ -1584,16 +1581,16 @@
           <w:tcPr>
             <w:tcW w:w="1275" w:type="dxa"/>
             <w:tcBorders>
-              <w:top w:val="single" w:sz="12" w:space="0" w:color="auto"/>
-              <w:left w:val="single" w:sz="12" w:space="0" w:color="auto"/>
-              <w:bottom w:val="single" w:sz="12" w:space="0" w:color="auto"/>
-              <w:right w:val="single" w:sz="12" w:space="0" w:color="auto"/>
+              <w:top w:val="single" w:color="auto" w:sz="12" w:space="0"/>
+              <w:left w:val="single" w:color="auto" w:sz="12" w:space="0"/>
+              <w:bottom w:val="single" w:color="auto" w:sz="12" w:space="0"/>
+              <w:right w:val="single" w:color="auto" w:sz="12" w:space="0"/>
             </w:tcBorders>
             <w:vAlign w:val="center"/>
           </w:tcPr>
           <w:p>
             <w:pPr>
-              <w:pStyle w:val="a3"/>
+              <w:pStyle w:val="5"/>
               <w:ind w:left="-85" w:right="-85"/>
               <w:jc w:val="center"/>
               <w:rPr>
@@ -1612,16 +1609,16 @@
           <w:tcPr>
             <w:tcW w:w="850" w:type="dxa"/>
             <w:tcBorders>
-              <w:top w:val="single" w:sz="12" w:space="0" w:color="auto"/>
-              <w:left w:val="single" w:sz="12" w:space="0" w:color="auto"/>
-              <w:bottom w:val="single" w:sz="12" w:space="0" w:color="auto"/>
-              <w:right w:val="single" w:sz="12" w:space="0" w:color="auto"/>
+              <w:top w:val="single" w:color="auto" w:sz="12" w:space="0"/>
+              <w:left w:val="single" w:color="auto" w:sz="12" w:space="0"/>
+              <w:bottom w:val="single" w:color="auto" w:sz="12" w:space="0"/>
+              <w:right w:val="single" w:color="auto" w:sz="12" w:space="0"/>
             </w:tcBorders>
             <w:vAlign w:val="center"/>
           </w:tcPr>
           <w:p>
             <w:pPr>
-              <w:pStyle w:val="a3"/>
+              <w:pStyle w:val="5"/>
               <w:ind w:left="-85" w:right="-85"/>
               <w:jc w:val="center"/>
               <w:rPr>
@@ -1640,16 +1637,16 @@
           <w:tcPr>
             <w:tcW w:w="1417" w:type="dxa"/>
             <w:tcBorders>
-              <w:top w:val="single" w:sz="12" w:space="0" w:color="auto"/>
-              <w:left w:val="single" w:sz="12" w:space="0" w:color="auto"/>
-              <w:bottom w:val="single" w:sz="12" w:space="0" w:color="auto"/>
-              <w:right w:val="single" w:sz="12" w:space="0" w:color="auto"/>
+              <w:top w:val="single" w:color="auto" w:sz="12" w:space="0"/>
+              <w:left w:val="single" w:color="auto" w:sz="12" w:space="0"/>
+              <w:bottom w:val="single" w:color="auto" w:sz="12" w:space="0"/>
+              <w:right w:val="single" w:color="auto" w:sz="12" w:space="0"/>
             </w:tcBorders>
             <w:vAlign w:val="center"/>
           </w:tcPr>
           <w:p>
             <w:pPr>
-              <w:pStyle w:val="a3"/>
+              <w:pStyle w:val="5"/>
               <w:ind w:left="-85" w:right="-85"/>
               <w:jc w:val="center"/>
               <w:rPr>
@@ -1668,16 +1665,16 @@
           <w:tcPr>
             <w:tcW w:w="1418" w:type="dxa"/>
             <w:tcBorders>
-              <w:top w:val="single" w:sz="12" w:space="0" w:color="auto"/>
-              <w:left w:val="single" w:sz="12" w:space="0" w:color="auto"/>
-              <w:bottom w:val="single" w:sz="12" w:space="0" w:color="auto"/>
-              <w:right w:val="single" w:sz="12" w:space="0" w:color="auto"/>
+              <w:top w:val="single" w:color="auto" w:sz="12" w:space="0"/>
+              <w:left w:val="single" w:color="auto" w:sz="12" w:space="0"/>
+              <w:bottom w:val="single" w:color="auto" w:sz="12" w:space="0"/>
+              <w:right w:val="single" w:color="auto" w:sz="12" w:space="0"/>
             </w:tcBorders>
             <w:vAlign w:val="center"/>
           </w:tcPr>
           <w:p>
             <w:pPr>
-              <w:pStyle w:val="a3"/>
+              <w:pStyle w:val="5"/>
               <w:ind w:left="-85" w:right="-85"/>
               <w:jc w:val="center"/>
               <w:rPr>
@@ -1697,16 +1694,16 @@
             <w:tcW w:w="567" w:type="dxa"/>
             <w:gridSpan w:val="2"/>
             <w:tcBorders>
-              <w:top w:val="single" w:sz="12" w:space="0" w:color="auto"/>
-              <w:left w:val="single" w:sz="12" w:space="0" w:color="auto"/>
-              <w:bottom w:val="single" w:sz="12" w:space="0" w:color="auto"/>
-              <w:right w:val="single" w:sz="12" w:space="0" w:color="auto"/>
+              <w:top w:val="single" w:color="auto" w:sz="12" w:space="0"/>
+              <w:left w:val="single" w:color="auto" w:sz="12" w:space="0"/>
+              <w:bottom w:val="single" w:color="auto" w:sz="12" w:space="0"/>
+              <w:right w:val="single" w:color="auto" w:sz="12" w:space="0"/>
             </w:tcBorders>
             <w:vAlign w:val="center"/>
           </w:tcPr>
           <w:p>
             <w:pPr>
-              <w:pStyle w:val="a3"/>
+              <w:pStyle w:val="5"/>
               <w:ind w:left="-85" w:right="-85"/>
               <w:jc w:val="center"/>
               <w:rPr>
@@ -1725,16 +1722,16 @@
           <w:tcPr>
             <w:tcW w:w="995" w:type="dxa"/>
             <w:tcBorders>
-              <w:top w:val="single" w:sz="12" w:space="0" w:color="auto"/>
-              <w:left w:val="single" w:sz="12" w:space="0" w:color="auto"/>
-              <w:bottom w:val="single" w:sz="12" w:space="0" w:color="auto"/>
-              <w:right w:val="single" w:sz="12" w:space="0" w:color="auto"/>
+              <w:top w:val="single" w:color="auto" w:sz="12" w:space="0"/>
+              <w:left w:val="single" w:color="auto" w:sz="12" w:space="0"/>
+              <w:bottom w:val="single" w:color="auto" w:sz="12" w:space="0"/>
+              <w:right w:val="single" w:color="auto" w:sz="12" w:space="0"/>
             </w:tcBorders>
             <w:vAlign w:val="center"/>
           </w:tcPr>
           <w:p>
             <w:pPr>
-              <w:pStyle w:val="a3"/>
+              <w:pStyle w:val="5"/>
               <w:ind w:left="-85" w:right="-85"/>
               <w:jc w:val="center"/>
               <w:rPr>
@@ -1753,16 +1750,16 @@
           <w:tcPr>
             <w:tcW w:w="1559" w:type="dxa"/>
             <w:tcBorders>
-              <w:top w:val="single" w:sz="12" w:space="0" w:color="auto"/>
-              <w:left w:val="single" w:sz="12" w:space="0" w:color="auto"/>
-              <w:bottom w:val="single" w:sz="12" w:space="0" w:color="auto"/>
-              <w:right w:val="single" w:sz="12" w:space="0" w:color="auto"/>
+              <w:top w:val="single" w:color="auto" w:sz="12" w:space="0"/>
+              <w:left w:val="single" w:color="auto" w:sz="12" w:space="0"/>
+              <w:bottom w:val="single" w:color="auto" w:sz="12" w:space="0"/>
+              <w:right w:val="single" w:color="auto" w:sz="12" w:space="0"/>
             </w:tcBorders>
             <w:vAlign w:val="center"/>
           </w:tcPr>
           <w:p>
             <w:pPr>
-              <w:pStyle w:val="a3"/>
+              <w:pStyle w:val="5"/>
               <w:ind w:left="-85" w:right="-85"/>
               <w:jc w:val="center"/>
               <w:rPr>
@@ -1781,16 +1778,16 @@
           <w:tcPr>
             <w:tcW w:w="1005" w:type="dxa"/>
             <w:tcBorders>
-              <w:top w:val="single" w:sz="12" w:space="0" w:color="auto"/>
-              <w:left w:val="single" w:sz="12" w:space="0" w:color="auto"/>
-              <w:bottom w:val="single" w:sz="12" w:space="0" w:color="auto"/>
-              <w:right w:val="single" w:sz="4" w:space="0" w:color="auto"/>
+              <w:top w:val="single" w:color="auto" w:sz="12" w:space="0"/>
+              <w:left w:val="single" w:color="auto" w:sz="12" w:space="0"/>
+              <w:bottom w:val="single" w:color="auto" w:sz="12" w:space="0"/>
+              <w:right w:val="single" w:color="auto" w:sz="4" w:space="0"/>
             </w:tcBorders>
             <w:vAlign w:val="center"/>
           </w:tcPr>
           <w:p>
             <w:pPr>
-              <w:pStyle w:val="a3"/>
+              <w:pStyle w:val="5"/>
               <w:ind w:left="-85" w:right="-85"/>
               <w:jc w:val="center"/>
               <w:rPr>
@@ -1809,16 +1806,16 @@
           <w:tcPr>
             <w:tcW w:w="978" w:type="dxa"/>
             <w:tcBorders>
-              <w:top w:val="single" w:sz="12" w:space="0" w:color="auto"/>
-              <w:left w:val="single" w:sz="4" w:space="0" w:color="auto"/>
-              <w:bottom w:val="single" w:sz="12" w:space="0" w:color="auto"/>
-              <w:right w:val="single" w:sz="12" w:space="0" w:color="auto"/>
+              <w:top w:val="single" w:color="auto" w:sz="12" w:space="0"/>
+              <w:left w:val="single" w:color="auto" w:sz="4" w:space="0"/>
+              <w:bottom w:val="single" w:color="auto" w:sz="12" w:space="0"/>
+              <w:right w:val="single" w:color="auto" w:sz="12" w:space="0"/>
             </w:tcBorders>
             <w:vAlign w:val="center"/>
           </w:tcPr>
           <w:p>
             <w:pPr>
-              <w:pStyle w:val="a3"/>
+              <w:pStyle w:val="5"/>
               <w:ind w:left="-85" w:right="-85"/>
               <w:jc w:val="center"/>
               <w:rPr>
@@ -1838,7 +1835,7 @@
     <w:p>
       <w:pPr>
         <w:rPr>
-          <w:rFonts w:ascii="Arial Narrow" w:eastAsia="Times New Roman" w:hAnsi="Arial Narrow"/>
+          <w:rFonts w:ascii="Arial Narrow" w:hAnsi="Arial Narrow" w:eastAsia="Times New Roman"/>
           <w:lang w:eastAsia="ru-RU"/>
         </w:rPr>
       </w:pPr>
@@ -1846,71 +1843,40 @@
       <w:bookmarkEnd w:id="0"/>
     </w:p>
     <w:sectPr>
-      <w:headerReference w:type="default" r:id="rId8"/>
-      <w:headerReference w:type="first" r:id="rId9"/>
+      <w:headerReference r:id="rId4" w:type="first"/>
+      <w:headerReference r:id="rId3" w:type="default"/>
       <w:pgSz w:w="16838" w:h="11906" w:orient="landscape"/>
       <w:pgMar w:top="4" w:right="720" w:bottom="720" w:left="720" w:header="680" w:footer="708" w:gutter="0"/>
-      <w:cols w:space="708"/>
+      <w:cols w:space="708" w:num="1"/>
       <w:titlePg/>
-      <w:docGrid w:linePitch="360"/>
+      <w:docGrid w:linePitch="360" w:charSpace="0"/>
     </w:sectPr>
   </w:body>
 </w:document>
 </file>
 
-<file path=word/endnotes.xml><?xml version="1.0" encoding="utf-8"?>
-<w:endnotes xmlns:wpc="http://schemas.microsoft.com/office/word/2010/wordprocessingCanvas" xmlns:cx="http://schemas.microsoft.com/office/drawing/2014/chartex" xmlns:cx1="http://schemas.microsoft.com/office/drawing/2015/9/8/chartex" xmlns:cx2="http://schemas.microsoft.com/office/drawing/2015/10/21/chartex" xmlns:cx3="http://schemas.microsoft.com/office/drawing/2016/5/9/chartex" xmlns:cx4="http://schemas.microsoft.com/office/drawing/2016/5/10/chartex" xmlns:cx5="http://schemas.microsoft.com/office/drawing/2016/5/11/chartex" xmlns:cx6="http://schemas.microsoft.com/office/drawing/2016/5/12/chartex" xmlns:cx7="http://schemas.microsoft.com/office/drawing/2016/5/13/chartex" xmlns:cx8="http://schemas.microsoft.com/office/drawing/2016/5/14/chartex" xmlns:mc="http://schemas.openxmlformats.org/markup-compatibility/2006" xmlns:aink="http://schemas.microsoft.com/office/drawing/2016/ink" xmlns:am3d="http://schemas.microsoft.com/office/drawing/2017/model3d" xmlns:o="urn:schemas-microsoft-com:office:office" xmlns:r="http://schemas.openxmlformats.org/officeDocument/2006/relationships" xmlns:m="http://schemas.openxmlformats.org/officeDocument/2006/math" xmlns:v="urn:schemas-microsoft-com:vml" xmlns:wp14="http://schemas.microsoft.com/office/word/2010/wordprocessingDrawing" xmlns:wp="http://schemas.openxmlformats.org/drawingml/2006/wordprocessingDrawing" xmlns:w10="urn:schemas-microsoft-com:office:word" xmlns:w="http://schemas.openxmlformats.org/wordprocessingml/2006/main" xmlns:w14="http://schemas.microsoft.com/office/word/2010/wordml" xmlns:w15="http://schemas.microsoft.com/office/word/2012/wordml" xmlns:w16cid="http://schemas.microsoft.com/office/word/2016/wordml/cid" xmlns:w16se="http://schemas.microsoft.com/office/word/2015/wordml/symex" xmlns:wpg="http://schemas.microsoft.com/office/word/2010/wordprocessingGroup" xmlns:wpi="http://schemas.microsoft.com/office/word/2010/wordprocessingInk" xmlns:wne="http://schemas.microsoft.com/office/word/2006/wordml" xmlns:wps="http://schemas.microsoft.com/office/word/2010/wordprocessingShape" mc:Ignorable="w14 w15 w16se w16cid wp14">
-  <w:endnote w:type="separator" w:id="-1">
-    <w:p>
-      <w:r>
-        <w:separator/>
-      </w:r>
-    </w:p>
-  </w:endnote>
-  <w:endnote w:type="continuationSeparator" w:id="0">
-    <w:p>
-      <w:r>
-        <w:continuationSeparator/>
-      </w:r>
-    </w:p>
-  </w:endnote>
-</w:endnotes>
-</file>
-
-<file path=word/footnotes.xml><?xml version="1.0" encoding="utf-8"?>
-<w:footnotes xmlns:wpc="http://schemas.microsoft.com/office/word/2010/wordprocessingCanvas" xmlns:cx="http://schemas.microsoft.com/office/drawing/2014/chartex" xmlns:cx1="http://schemas.microsoft.com/office/drawing/2015/9/8/chartex" xmlns:cx2="http://schemas.microsoft.com/office/drawing/2015/10/21/chartex" xmlns:cx3="http://schemas.microsoft.com/office/drawing/2016/5/9/chartex" xmlns:cx4="http://schemas.microsoft.com/office/drawing/2016/5/10/chartex" xmlns:cx5="http://schemas.microsoft.com/office/drawing/2016/5/11/chartex" xmlns:cx6="http://schemas.microsoft.com/office/drawing/2016/5/12/chartex" xmlns:cx7="http://schemas.microsoft.com/office/drawing/2016/5/13/chartex" xmlns:cx8="http://schemas.microsoft.com/office/drawing/2016/5/14/chartex" xmlns:mc="http://schemas.openxmlformats.org/markup-compatibility/2006" xmlns:aink="http://schemas.microsoft.com/office/drawing/2016/ink" xmlns:am3d="http://schemas.microsoft.com/office/drawing/2017/model3d" xmlns:o="urn:schemas-microsoft-com:office:office" xmlns:r="http://schemas.openxmlformats.org/officeDocument/2006/relationships" xmlns:m="http://schemas.openxmlformats.org/officeDocument/2006/math" xmlns:v="urn:schemas-microsoft-com:vml" xmlns:wp14="http://schemas.microsoft.com/office/word/2010/wordprocessingDrawing" xmlns:wp="http://schemas.openxmlformats.org/drawingml/2006/wordprocessingDrawing" xmlns:w10="urn:schemas-microsoft-com:office:word" xmlns:w="http://schemas.openxmlformats.org/wordprocessingml/2006/main" xmlns:w14="http://schemas.microsoft.com/office/word/2010/wordml" xmlns:w15="http://schemas.microsoft.com/office/word/2012/wordml" xmlns:w16cid="http://schemas.microsoft.com/office/word/2016/wordml/cid" xmlns:w16se="http://schemas.microsoft.com/office/word/2015/wordml/symex" xmlns:wpg="http://schemas.microsoft.com/office/word/2010/wordprocessingGroup" xmlns:wpi="http://schemas.microsoft.com/office/word/2010/wordprocessingInk" xmlns:wne="http://schemas.microsoft.com/office/word/2006/wordml" xmlns:wps="http://schemas.microsoft.com/office/word/2010/wordprocessingShape" mc:Ignorable="w14 w15 w16se w16cid wp14">
-  <w:footnote w:type="separator" w:id="-1">
-    <w:p>
-      <w:r>
-        <w:separator/>
-      </w:r>
-    </w:p>
-  </w:footnote>
-  <w:footnote w:type="continuationSeparator" w:id="0">
-    <w:p>
-      <w:r>
-        <w:continuationSeparator/>
-      </w:r>
-    </w:p>
-  </w:footnote>
-</w:footnotes>
-</file>
-
 <file path=word/header1.xml><?xml version="1.0" encoding="utf-8"?>
-<w:hdr xmlns:wpc="http://schemas.microsoft.com/office/word/2010/wordprocessingCanvas" xmlns:cx="http://schemas.microsoft.com/office/drawing/2014/chartex" xmlns:cx1="http://schemas.microsoft.com/office/drawing/2015/9/8/chartex" xmlns:cx2="http://schemas.microsoft.com/office/drawing/2015/10/21/chartex" xmlns:cx3="http://schemas.microsoft.com/office/drawing/2016/5/9/chartex" xmlns:cx4="http://schemas.microsoft.com/office/drawing/2016/5/10/chartex" xmlns:cx5="http://schemas.microsoft.com/office/drawing/2016/5/11/chartex" xmlns:cx6="http://schemas.microsoft.com/office/drawing/2016/5/12/chartex" xmlns:cx7="http://schemas.microsoft.com/office/drawing/2016/5/13/chartex" xmlns:cx8="http://schemas.microsoft.com/office/drawing/2016/5/14/chartex" xmlns:mc="http://schemas.openxmlformats.org/markup-compatibility/2006" xmlns:aink="http://schemas.microsoft.com/office/drawing/2016/ink" xmlns:am3d="http://schemas.microsoft.com/office/drawing/2017/model3d" xmlns:o="urn:schemas-microsoft-com:office:office" xmlns:r="http://schemas.openxmlformats.org/officeDocument/2006/relationships" xmlns:m="http://schemas.openxmlformats.org/officeDocument/2006/math" xmlns:v="urn:schemas-microsoft-com:vml" xmlns:wp14="http://schemas.microsoft.com/office/word/2010/wordprocessingDrawing" xmlns:wp="http://schemas.openxmlformats.org/drawingml/2006/wordprocessingDrawing" xmlns:w10="urn:schemas-microsoft-com:office:word" xmlns:w="http://schemas.openxmlformats.org/wordprocessingml/2006/main" xmlns:w14="http://schemas.microsoft.com/office/word/2010/wordml" xmlns:w15="http://schemas.microsoft.com/office/word/2012/wordml" xmlns:w16cid="http://schemas.microsoft.com/office/word/2016/wordml/cid" xmlns:w16se="http://schemas.microsoft.com/office/word/2015/wordml/symex" xmlns:wpg="http://schemas.microsoft.com/office/word/2010/wordprocessingGroup" xmlns:wpi="http://schemas.microsoft.com/office/word/2010/wordprocessingInk" xmlns:wne="http://schemas.microsoft.com/office/word/2006/wordml" xmlns:wps="http://schemas.microsoft.com/office/word/2010/wordprocessingShape" mc:Ignorable="w14 w15 w16se w16cid wp14">
+<w:hdr xmlns:wpc="http://schemas.microsoft.com/office/word/2010/wordprocessingCanvas" xmlns:mc="http://schemas.openxmlformats.org/markup-compatibility/2006" xmlns:o="urn:schemas-microsoft-com:office:office" xmlns:r="http://schemas.openxmlformats.org/officeDocument/2006/relationships" xmlns:m="http://schemas.openxmlformats.org/officeDocument/2006/math" xmlns:v="urn:schemas-microsoft-com:vml" xmlns:wp14="http://schemas.microsoft.com/office/word/2010/wordprocessingDrawing" xmlns:wp="http://schemas.openxmlformats.org/drawingml/2006/wordprocessingDrawing" xmlns:w10="urn:schemas-microsoft-com:office:word" xmlns:w="http://schemas.openxmlformats.org/wordprocessingml/2006/main" xmlns:w14="http://schemas.microsoft.com/office/word/2010/wordml" xmlns:w15="http://schemas.microsoft.com/office/word/2012/wordml" xmlns:wpg="http://schemas.microsoft.com/office/word/2010/wordprocessingGroup" xmlns:wpi="http://schemas.microsoft.com/office/word/2010/wordprocessingInk" xmlns:wne="http://schemas.microsoft.com/office/word/2006/wordml" xmlns:wps="http://schemas.microsoft.com/office/word/2010/wordprocessingShape" xmlns:wpsCustomData="http://www.wps.cn/officeDocument/2013/wpsCustomData" mc:Ignorable="w14 w15 wp14">
   <w:tbl>
     <w:tblPr>
+      <w:tblStyle w:val="3"/>
       <w:tblW w:w="15559" w:type="dxa"/>
+      <w:tblInd w:w="0" w:type="dxa"/>
       <w:tblBorders>
-        <w:top w:val="single" w:sz="4" w:space="0" w:color="000000"/>
-        <w:left w:val="single" w:sz="4" w:space="0" w:color="000000"/>
-        <w:bottom w:val="single" w:sz="4" w:space="0" w:color="000000"/>
-        <w:right w:val="single" w:sz="4" w:space="0" w:color="000000"/>
-        <w:insideH w:val="single" w:sz="4" w:space="0" w:color="000000"/>
-        <w:insideV w:val="single" w:sz="4" w:space="0" w:color="000000"/>
+        <w:top w:val="single" w:color="000000" w:sz="4" w:space="0"/>
+        <w:left w:val="single" w:color="000000" w:sz="4" w:space="0"/>
+        <w:bottom w:val="single" w:color="000000" w:sz="4" w:space="0"/>
+        <w:right w:val="single" w:color="000000" w:sz="4" w:space="0"/>
+        <w:insideH w:val="single" w:color="000000" w:sz="4" w:space="0"/>
+        <w:insideV w:val="single" w:color="000000" w:sz="4" w:space="0"/>
       </w:tblBorders>
       <w:tblLayout w:type="fixed"/>
-      <w:tblLook w:val="04A0" w:firstRow="1" w:lastRow="0" w:firstColumn="1" w:lastColumn="0" w:noHBand="0" w:noVBand="1"/>
+      <w:tblCellMar>
+        <w:top w:w="0" w:type="dxa"/>
+        <w:left w:w="108" w:type="dxa"/>
+        <w:bottom w:w="0" w:type="dxa"/>
+        <w:right w:w="108" w:type="dxa"/>
+      </w:tblCellMar>
     </w:tblPr>
     <w:tblGrid>
       <w:gridCol w:w="816"/>
@@ -1941,20 +1907,36 @@
       <w:gridCol w:w="993"/>
     </w:tblGrid>
     <w:tr>
+      <w:tblPrEx>
+        <w:tblBorders>
+          <w:top w:val="single" w:color="000000" w:sz="4" w:space="0"/>
+          <w:left w:val="single" w:color="000000" w:sz="4" w:space="0"/>
+          <w:bottom w:val="single" w:color="000000" w:sz="4" w:space="0"/>
+          <w:right w:val="single" w:color="000000" w:sz="4" w:space="0"/>
+          <w:insideH w:val="single" w:color="000000" w:sz="4" w:space="0"/>
+          <w:insideV w:val="single" w:color="000000" w:sz="4" w:space="0"/>
+        </w:tblBorders>
+        <w:tblCellMar>
+          <w:top w:w="0" w:type="dxa"/>
+          <w:left w:w="108" w:type="dxa"/>
+          <w:bottom w:w="0" w:type="dxa"/>
+          <w:right w:w="108" w:type="dxa"/>
+        </w:tblCellMar>
+      </w:tblPrEx>
       <w:tc>
         <w:tcPr>
           <w:tcW w:w="968" w:type="dxa"/>
           <w:gridSpan w:val="2"/>
           <w:tcBorders>
-            <w:top w:val="single" w:sz="12" w:space="0" w:color="auto"/>
-            <w:left w:val="single" w:sz="12" w:space="0" w:color="auto"/>
-            <w:bottom w:val="single" w:sz="12" w:space="0" w:color="auto"/>
-            <w:right w:val="single" w:sz="12" w:space="0" w:color="auto"/>
-          </w:tcBorders>
-        </w:tcPr>
-        <w:p>
-          <w:pPr>
-            <w:pStyle w:val="a3"/>
+            <w:top w:val="single" w:color="auto" w:sz="12" w:space="0"/>
+            <w:left w:val="single" w:color="auto" w:sz="12" w:space="0"/>
+            <w:bottom w:val="single" w:color="auto" w:sz="12" w:space="0"/>
+            <w:right w:val="single" w:color="auto" w:sz="12" w:space="0"/>
+          </w:tcBorders>
+        </w:tcPr>
+        <w:p>
+          <w:pPr>
+            <w:pStyle w:val="5"/>
             <w:ind w:left="-85" w:right="-85"/>
             <w:rPr>
               <w:rFonts w:ascii="Arial" w:hAnsi="Arial" w:cs="Arial"/>
@@ -1962,23 +1944,13 @@
               <w:szCs w:val="20"/>
             </w:rPr>
           </w:pPr>
-          <w:proofErr w:type="spellStart"/>
           <w:r>
             <w:rPr>
               <w:rFonts w:ascii="Arial" w:hAnsi="Arial" w:cs="Arial"/>
               <w:sz w:val="20"/>
               <w:szCs w:val="20"/>
             </w:rPr>
-            <w:t>Дубл</w:t>
-          </w:r>
-          <w:proofErr w:type="spellEnd"/>
-          <w:r>
-            <w:rPr>
-              <w:rFonts w:ascii="Arial" w:hAnsi="Arial" w:cs="Arial"/>
-              <w:sz w:val="20"/>
-              <w:szCs w:val="20"/>
-            </w:rPr>
-            <w:t>.</w:t>
+            <w:t>Дубл.</w:t>
           </w:r>
         </w:p>
       </w:tc>
@@ -1987,15 +1959,15 @@
           <w:tcW w:w="1550" w:type="dxa"/>
           <w:gridSpan w:val="2"/>
           <w:tcBorders>
-            <w:top w:val="single" w:sz="12" w:space="0" w:color="auto"/>
-            <w:left w:val="single" w:sz="12" w:space="0" w:color="auto"/>
-            <w:bottom w:val="single" w:sz="12" w:space="0" w:color="auto"/>
-            <w:right w:val="single" w:sz="12" w:space="0" w:color="auto"/>
-          </w:tcBorders>
-        </w:tcPr>
-        <w:p>
-          <w:pPr>
-            <w:pStyle w:val="a3"/>
+            <w:top w:val="single" w:color="auto" w:sz="12" w:space="0"/>
+            <w:left w:val="single" w:color="auto" w:sz="12" w:space="0"/>
+            <w:bottom w:val="single" w:color="auto" w:sz="12" w:space="0"/>
+            <w:right w:val="single" w:color="auto" w:sz="12" w:space="0"/>
+          </w:tcBorders>
+        </w:tcPr>
+        <w:p>
+          <w:pPr>
+            <w:pStyle w:val="5"/>
             <w:ind w:left="-85" w:right="-85"/>
             <w:rPr>
               <w:rFonts w:ascii="Arial" w:hAnsi="Arial" w:cs="Arial"/>
@@ -2009,15 +1981,15 @@
         <w:tcPr>
           <w:tcW w:w="817" w:type="dxa"/>
           <w:tcBorders>
-            <w:top w:val="single" w:sz="12" w:space="0" w:color="auto"/>
-            <w:left w:val="single" w:sz="12" w:space="0" w:color="auto"/>
-            <w:bottom w:val="single" w:sz="12" w:space="0" w:color="auto"/>
-            <w:right w:val="single" w:sz="12" w:space="0" w:color="auto"/>
-          </w:tcBorders>
-        </w:tcPr>
-        <w:p>
-          <w:pPr>
-            <w:pStyle w:val="a3"/>
+            <w:top w:val="single" w:color="auto" w:sz="12" w:space="0"/>
+            <w:left w:val="single" w:color="auto" w:sz="12" w:space="0"/>
+            <w:bottom w:val="single" w:color="auto" w:sz="12" w:space="0"/>
+            <w:right w:val="single" w:color="auto" w:sz="12" w:space="0"/>
+          </w:tcBorders>
+        </w:tcPr>
+        <w:p>
+          <w:pPr>
+            <w:pStyle w:val="5"/>
             <w:ind w:left="-85" w:right="-85"/>
             <w:rPr>
               <w:rFonts w:ascii="Arial" w:hAnsi="Arial" w:cs="Arial"/>
@@ -2032,15 +2004,15 @@
           <w:tcW w:w="746" w:type="dxa"/>
           <w:gridSpan w:val="2"/>
           <w:tcBorders>
-            <w:top w:val="single" w:sz="12" w:space="0" w:color="auto"/>
-            <w:left w:val="single" w:sz="12" w:space="0" w:color="auto"/>
-            <w:bottom w:val="single" w:sz="12" w:space="0" w:color="auto"/>
-            <w:right w:val="single" w:sz="12" w:space="0" w:color="auto"/>
-          </w:tcBorders>
-        </w:tcPr>
-        <w:p>
-          <w:pPr>
-            <w:pStyle w:val="a3"/>
+            <w:top w:val="single" w:color="auto" w:sz="12" w:space="0"/>
+            <w:left w:val="single" w:color="auto" w:sz="12" w:space="0"/>
+            <w:bottom w:val="single" w:color="auto" w:sz="12" w:space="0"/>
+            <w:right w:val="single" w:color="auto" w:sz="12" w:space="0"/>
+          </w:tcBorders>
+        </w:tcPr>
+        <w:p>
+          <w:pPr>
+            <w:pStyle w:val="5"/>
             <w:ind w:left="-85" w:right="-85"/>
             <w:rPr>
               <w:rFonts w:ascii="Arial" w:hAnsi="Arial" w:cs="Arial"/>
@@ -2057,14 +2029,14 @@
           <w:vMerge w:val="restart"/>
           <w:tcBorders>
             <w:top w:val="nil"/>
-            <w:left w:val="single" w:sz="12" w:space="0" w:color="auto"/>
-            <w:bottom w:val="single" w:sz="18" w:space="0" w:color="auto"/>
+            <w:left w:val="single" w:color="auto" w:sz="12" w:space="0"/>
+            <w:bottom w:val="single" w:color="auto" w:sz="18" w:space="0"/>
             <w:right w:val="nil"/>
           </w:tcBorders>
         </w:tcPr>
         <w:p>
           <w:pPr>
-            <w:pStyle w:val="a3"/>
+            <w:pStyle w:val="5"/>
             <w:ind w:left="-85" w:right="-85"/>
             <w:rPr>
               <w:rFonts w:ascii="Arial" w:hAnsi="Arial" w:cs="Arial"/>
@@ -2081,13 +2053,13 @@
           <w:tcBorders>
             <w:top w:val="nil"/>
             <w:left w:val="nil"/>
-            <w:bottom w:val="single" w:sz="12" w:space="0" w:color="auto"/>
-            <w:right w:val="single" w:sz="12" w:space="0" w:color="auto"/>
-          </w:tcBorders>
-        </w:tcPr>
-        <w:p>
-          <w:pPr>
-            <w:pStyle w:val="a3"/>
+            <w:bottom w:val="single" w:color="auto" w:sz="12" w:space="0"/>
+            <w:right w:val="single" w:color="auto" w:sz="12" w:space="0"/>
+          </w:tcBorders>
+        </w:tcPr>
+        <w:p>
+          <w:pPr>
+            <w:pStyle w:val="5"/>
             <w:ind w:left="-85" w:right="-85"/>
             <w:rPr>
               <w:rFonts w:ascii="Arial" w:hAnsi="Arial" w:cs="Arial"/>
@@ -2102,15 +2074,15 @@
           <w:tcW w:w="547" w:type="dxa"/>
           <w:gridSpan w:val="2"/>
           <w:tcBorders>
-            <w:top w:val="single" w:sz="12" w:space="0" w:color="auto"/>
-            <w:left w:val="single" w:sz="12" w:space="0" w:color="auto"/>
-            <w:bottom w:val="single" w:sz="12" w:space="0" w:color="auto"/>
-            <w:right w:val="single" w:sz="12" w:space="0" w:color="auto"/>
-          </w:tcBorders>
-        </w:tcPr>
-        <w:p>
-          <w:pPr>
-            <w:pStyle w:val="a3"/>
+            <w:top w:val="single" w:color="auto" w:sz="12" w:space="0"/>
+            <w:left w:val="single" w:color="auto" w:sz="12" w:space="0"/>
+            <w:bottom w:val="single" w:color="auto" w:sz="12" w:space="0"/>
+            <w:right w:val="single" w:color="auto" w:sz="12" w:space="0"/>
+          </w:tcBorders>
+        </w:tcPr>
+        <w:p>
+          <w:pPr>
+            <w:pStyle w:val="5"/>
             <w:ind w:left="-85" w:right="-85"/>
             <w:rPr>
               <w:rFonts w:ascii="Arial" w:hAnsi="Arial" w:cs="Arial"/>
@@ -2124,15 +2096,15 @@
         <w:tcPr>
           <w:tcW w:w="546" w:type="dxa"/>
           <w:tcBorders>
-            <w:top w:val="single" w:sz="12" w:space="0" w:color="auto"/>
-            <w:left w:val="single" w:sz="12" w:space="0" w:color="auto"/>
-            <w:bottom w:val="single" w:sz="12" w:space="0" w:color="auto"/>
-            <w:right w:val="single" w:sz="12" w:space="0" w:color="auto"/>
-          </w:tcBorders>
-        </w:tcPr>
-        <w:p>
-          <w:pPr>
-            <w:pStyle w:val="a3"/>
+            <w:top w:val="single" w:color="auto" w:sz="12" w:space="0"/>
+            <w:left w:val="single" w:color="auto" w:sz="12" w:space="0"/>
+            <w:bottom w:val="single" w:color="auto" w:sz="12" w:space="0"/>
+            <w:right w:val="single" w:color="auto" w:sz="12" w:space="0"/>
+          </w:tcBorders>
+        </w:tcPr>
+        <w:p>
+          <w:pPr>
+            <w:pStyle w:val="5"/>
             <w:ind w:left="-85" w:right="-85"/>
             <w:rPr>
               <w:rFonts w:ascii="Arial" w:hAnsi="Arial" w:cs="Arial"/>
@@ -2147,15 +2119,15 @@
           <w:tcW w:w="803" w:type="dxa"/>
           <w:gridSpan w:val="2"/>
           <w:tcBorders>
-            <w:top w:val="single" w:sz="12" w:space="0" w:color="auto"/>
-            <w:left w:val="single" w:sz="12" w:space="0" w:color="auto"/>
-            <w:bottom w:val="single" w:sz="12" w:space="0" w:color="auto"/>
-            <w:right w:val="single" w:sz="12" w:space="0" w:color="auto"/>
-          </w:tcBorders>
-        </w:tcPr>
-        <w:p>
-          <w:pPr>
-            <w:pStyle w:val="a3"/>
+            <w:top w:val="single" w:color="auto" w:sz="12" w:space="0"/>
+            <w:left w:val="single" w:color="auto" w:sz="12" w:space="0"/>
+            <w:bottom w:val="single" w:color="auto" w:sz="12" w:space="0"/>
+            <w:right w:val="single" w:color="auto" w:sz="12" w:space="0"/>
+          </w:tcBorders>
+        </w:tcPr>
+        <w:p>
+          <w:pPr>
+            <w:pStyle w:val="5"/>
             <w:ind w:left="-85" w:right="-85"/>
             <w:rPr>
               <w:rFonts w:ascii="Arial" w:hAnsi="Arial" w:cs="Arial"/>
@@ -2169,15 +2141,15 @@
         <w:tcPr>
           <w:tcW w:w="857" w:type="dxa"/>
           <w:tcBorders>
-            <w:top w:val="single" w:sz="12" w:space="0" w:color="auto"/>
-            <w:left w:val="single" w:sz="12" w:space="0" w:color="auto"/>
-            <w:bottom w:val="single" w:sz="12" w:space="0" w:color="auto"/>
-            <w:right w:val="single" w:sz="12" w:space="0" w:color="auto"/>
-          </w:tcBorders>
-        </w:tcPr>
-        <w:p>
-          <w:pPr>
-            <w:pStyle w:val="a3"/>
+            <w:top w:val="single" w:color="auto" w:sz="12" w:space="0"/>
+            <w:left w:val="single" w:color="auto" w:sz="12" w:space="0"/>
+            <w:bottom w:val="single" w:color="auto" w:sz="12" w:space="0"/>
+            <w:right w:val="single" w:color="auto" w:sz="12" w:space="0"/>
+          </w:tcBorders>
+        </w:tcPr>
+        <w:p>
+          <w:pPr>
+            <w:pStyle w:val="5"/>
             <w:ind w:left="-85" w:right="-85"/>
             <w:rPr>
               <w:rFonts w:ascii="Arial" w:hAnsi="Arial" w:cs="Arial"/>
@@ -2191,15 +2163,15 @@
         <w:tcPr>
           <w:tcW w:w="992" w:type="dxa"/>
           <w:tcBorders>
-            <w:top w:val="single" w:sz="12" w:space="0" w:color="auto"/>
-            <w:left w:val="single" w:sz="12" w:space="0" w:color="auto"/>
-            <w:bottom w:val="single" w:sz="12" w:space="0" w:color="auto"/>
-            <w:right w:val="single" w:sz="12" w:space="0" w:color="auto"/>
-          </w:tcBorders>
-        </w:tcPr>
-        <w:p>
-          <w:pPr>
-            <w:pStyle w:val="a3"/>
+            <w:top w:val="single" w:color="auto" w:sz="12" w:space="0"/>
+            <w:left w:val="single" w:color="auto" w:sz="12" w:space="0"/>
+            <w:bottom w:val="single" w:color="auto" w:sz="12" w:space="0"/>
+            <w:right w:val="single" w:color="auto" w:sz="12" w:space="0"/>
+          </w:tcBorders>
+        </w:tcPr>
+        <w:p>
+          <w:pPr>
+            <w:pStyle w:val="5"/>
             <w:ind w:left="-85" w:right="-85"/>
             <w:rPr>
               <w:rFonts w:ascii="Arial" w:hAnsi="Arial" w:cs="Arial"/>
@@ -2211,20 +2183,36 @@
       </w:tc>
     </w:tr>
     <w:tr>
+      <w:tblPrEx>
+        <w:tblBorders>
+          <w:top w:val="single" w:color="000000" w:sz="4" w:space="0"/>
+          <w:left w:val="single" w:color="000000" w:sz="4" w:space="0"/>
+          <w:bottom w:val="single" w:color="000000" w:sz="4" w:space="0"/>
+          <w:right w:val="single" w:color="000000" w:sz="4" w:space="0"/>
+          <w:insideH w:val="single" w:color="000000" w:sz="4" w:space="0"/>
+          <w:insideV w:val="single" w:color="000000" w:sz="4" w:space="0"/>
+        </w:tblBorders>
+        <w:tblCellMar>
+          <w:top w:w="0" w:type="dxa"/>
+          <w:left w:w="108" w:type="dxa"/>
+          <w:bottom w:w="0" w:type="dxa"/>
+          <w:right w:w="108" w:type="dxa"/>
+        </w:tblCellMar>
+      </w:tblPrEx>
       <w:tc>
         <w:tcPr>
           <w:tcW w:w="968" w:type="dxa"/>
           <w:gridSpan w:val="2"/>
           <w:tcBorders>
-            <w:top w:val="single" w:sz="12" w:space="0" w:color="auto"/>
-            <w:left w:val="single" w:sz="12" w:space="0" w:color="auto"/>
-            <w:bottom w:val="single" w:sz="12" w:space="0" w:color="auto"/>
-            <w:right w:val="single" w:sz="12" w:space="0" w:color="auto"/>
-          </w:tcBorders>
-        </w:tcPr>
-        <w:p>
-          <w:pPr>
-            <w:pStyle w:val="a3"/>
+            <w:top w:val="single" w:color="auto" w:sz="12" w:space="0"/>
+            <w:left w:val="single" w:color="auto" w:sz="12" w:space="0"/>
+            <w:bottom w:val="single" w:color="auto" w:sz="12" w:space="0"/>
+            <w:right w:val="single" w:color="auto" w:sz="12" w:space="0"/>
+          </w:tcBorders>
+        </w:tcPr>
+        <w:p>
+          <w:pPr>
+            <w:pStyle w:val="5"/>
             <w:ind w:left="-85" w:right="-85"/>
             <w:rPr>
               <w:rFonts w:ascii="Arial" w:hAnsi="Arial" w:cs="Arial"/>
@@ -2232,23 +2220,13 @@
               <w:szCs w:val="20"/>
             </w:rPr>
           </w:pPr>
-          <w:proofErr w:type="spellStart"/>
           <w:r>
             <w:rPr>
               <w:rFonts w:ascii="Arial" w:hAnsi="Arial" w:cs="Arial"/>
               <w:sz w:val="20"/>
               <w:szCs w:val="20"/>
             </w:rPr>
-            <w:t>Взам</w:t>
-          </w:r>
-          <w:proofErr w:type="spellEnd"/>
-          <w:r>
-            <w:rPr>
-              <w:rFonts w:ascii="Arial" w:hAnsi="Arial" w:cs="Arial"/>
-              <w:sz w:val="20"/>
-              <w:szCs w:val="20"/>
-            </w:rPr>
-            <w:t>.</w:t>
+            <w:t>Взам.</w:t>
           </w:r>
         </w:p>
       </w:tc>
@@ -2257,15 +2235,15 @@
           <w:tcW w:w="1550" w:type="dxa"/>
           <w:gridSpan w:val="2"/>
           <w:tcBorders>
-            <w:top w:val="single" w:sz="12" w:space="0" w:color="auto"/>
-            <w:left w:val="single" w:sz="12" w:space="0" w:color="auto"/>
-            <w:bottom w:val="single" w:sz="12" w:space="0" w:color="auto"/>
-            <w:right w:val="single" w:sz="12" w:space="0" w:color="auto"/>
-          </w:tcBorders>
-        </w:tcPr>
-        <w:p>
-          <w:pPr>
-            <w:pStyle w:val="a3"/>
+            <w:top w:val="single" w:color="auto" w:sz="12" w:space="0"/>
+            <w:left w:val="single" w:color="auto" w:sz="12" w:space="0"/>
+            <w:bottom w:val="single" w:color="auto" w:sz="12" w:space="0"/>
+            <w:right w:val="single" w:color="auto" w:sz="12" w:space="0"/>
+          </w:tcBorders>
+        </w:tcPr>
+        <w:p>
+          <w:pPr>
+            <w:pStyle w:val="5"/>
             <w:ind w:left="-85" w:right="-85"/>
             <w:rPr>
               <w:rFonts w:ascii="Arial" w:hAnsi="Arial" w:cs="Arial"/>
@@ -2279,15 +2257,15 @@
         <w:tcPr>
           <w:tcW w:w="817" w:type="dxa"/>
           <w:tcBorders>
-            <w:top w:val="single" w:sz="12" w:space="0" w:color="auto"/>
-            <w:left w:val="single" w:sz="12" w:space="0" w:color="auto"/>
-            <w:bottom w:val="single" w:sz="12" w:space="0" w:color="auto"/>
-            <w:right w:val="single" w:sz="12" w:space="0" w:color="auto"/>
-          </w:tcBorders>
-        </w:tcPr>
-        <w:p>
-          <w:pPr>
-            <w:pStyle w:val="a3"/>
+            <w:top w:val="single" w:color="auto" w:sz="12" w:space="0"/>
+            <w:left w:val="single" w:color="auto" w:sz="12" w:space="0"/>
+            <w:bottom w:val="single" w:color="auto" w:sz="12" w:space="0"/>
+            <w:right w:val="single" w:color="auto" w:sz="12" w:space="0"/>
+          </w:tcBorders>
+        </w:tcPr>
+        <w:p>
+          <w:pPr>
+            <w:pStyle w:val="5"/>
             <w:ind w:left="-85" w:right="-85"/>
             <w:rPr>
               <w:rFonts w:ascii="Arial" w:hAnsi="Arial" w:cs="Arial"/>
@@ -2302,15 +2280,15 @@
           <w:tcW w:w="746" w:type="dxa"/>
           <w:gridSpan w:val="2"/>
           <w:tcBorders>
-            <w:top w:val="single" w:sz="12" w:space="0" w:color="auto"/>
-            <w:left w:val="single" w:sz="12" w:space="0" w:color="auto"/>
-            <w:bottom w:val="single" w:sz="12" w:space="0" w:color="auto"/>
-            <w:right w:val="single" w:sz="12" w:space="0" w:color="auto"/>
-          </w:tcBorders>
-        </w:tcPr>
-        <w:p>
-          <w:pPr>
-            <w:pStyle w:val="a3"/>
+            <w:top w:val="single" w:color="auto" w:sz="12" w:space="0"/>
+            <w:left w:val="single" w:color="auto" w:sz="12" w:space="0"/>
+            <w:bottom w:val="single" w:color="auto" w:sz="12" w:space="0"/>
+            <w:right w:val="single" w:color="auto" w:sz="12" w:space="0"/>
+          </w:tcBorders>
+        </w:tcPr>
+        <w:p>
+          <w:pPr>
+            <w:pStyle w:val="5"/>
             <w:ind w:left="-85" w:right="-85"/>
             <w:rPr>
               <w:rFonts w:ascii="Arial" w:hAnsi="Arial" w:cs="Arial"/>
@@ -2324,16 +2302,16 @@
         <w:tcPr>
           <w:tcW w:w="4109" w:type="dxa"/>
           <w:gridSpan w:val="6"/>
-          <w:vMerge/>
-          <w:tcBorders>
-            <w:left w:val="single" w:sz="12" w:space="0" w:color="auto"/>
-            <w:bottom w:val="single" w:sz="18" w:space="0" w:color="auto"/>
-            <w:right w:val="single" w:sz="12" w:space="0" w:color="auto"/>
-          </w:tcBorders>
-        </w:tcPr>
-        <w:p>
-          <w:pPr>
-            <w:pStyle w:val="a3"/>
+          <w:vMerge w:val="continue"/>
+          <w:tcBorders>
+            <w:left w:val="single" w:color="auto" w:sz="12" w:space="0"/>
+            <w:bottom w:val="single" w:color="auto" w:sz="18" w:space="0"/>
+            <w:right w:val="single" w:color="auto" w:sz="12" w:space="0"/>
+          </w:tcBorders>
+        </w:tcPr>
+        <w:p>
+          <w:pPr>
+            <w:pStyle w:val="5"/>
             <w:ind w:left="-85" w:right="-85"/>
             <w:rPr>
               <w:rFonts w:ascii="Arial" w:hAnsi="Arial" w:cs="Arial"/>
@@ -2347,15 +2325,15 @@
         <w:tcPr>
           <w:tcW w:w="341" w:type="dxa"/>
           <w:tcBorders>
-            <w:top w:val="single" w:sz="12" w:space="0" w:color="auto"/>
-            <w:left w:val="single" w:sz="12" w:space="0" w:color="auto"/>
-            <w:bottom w:val="single" w:sz="12" w:space="0" w:color="auto"/>
-            <w:right w:val="single" w:sz="12" w:space="0" w:color="auto"/>
-          </w:tcBorders>
-        </w:tcPr>
-        <w:p>
-          <w:pPr>
-            <w:pStyle w:val="a3"/>
+            <w:top w:val="single" w:color="auto" w:sz="12" w:space="0"/>
+            <w:left w:val="single" w:color="auto" w:sz="12" w:space="0"/>
+            <w:bottom w:val="single" w:color="auto" w:sz="12" w:space="0"/>
+            <w:right w:val="single" w:color="auto" w:sz="12" w:space="0"/>
+          </w:tcBorders>
+        </w:tcPr>
+        <w:p>
+          <w:pPr>
+            <w:pStyle w:val="5"/>
             <w:ind w:left="-85" w:right="-85"/>
             <w:rPr>
               <w:rFonts w:ascii="Arial" w:hAnsi="Arial" w:cs="Arial"/>
@@ -2370,15 +2348,15 @@
           <w:tcW w:w="655" w:type="dxa"/>
           <w:gridSpan w:val="2"/>
           <w:tcBorders>
-            <w:top w:val="single" w:sz="12" w:space="0" w:color="auto"/>
-            <w:left w:val="single" w:sz="12" w:space="0" w:color="auto"/>
-            <w:bottom w:val="single" w:sz="12" w:space="0" w:color="auto"/>
-            <w:right w:val="single" w:sz="12" w:space="0" w:color="auto"/>
-          </w:tcBorders>
-        </w:tcPr>
-        <w:p>
-          <w:pPr>
-            <w:pStyle w:val="a3"/>
+            <w:top w:val="single" w:color="auto" w:sz="12" w:space="0"/>
+            <w:left w:val="single" w:color="auto" w:sz="12" w:space="0"/>
+            <w:bottom w:val="single" w:color="auto" w:sz="12" w:space="0"/>
+            <w:right w:val="single" w:color="auto" w:sz="12" w:space="0"/>
+          </w:tcBorders>
+        </w:tcPr>
+        <w:p>
+          <w:pPr>
+            <w:pStyle w:val="5"/>
             <w:ind w:left="-85" w:right="-85"/>
             <w:rPr>
               <w:rFonts w:ascii="Arial" w:hAnsi="Arial" w:cs="Arial"/>
@@ -2392,15 +2370,15 @@
         <w:tcPr>
           <w:tcW w:w="1270" w:type="dxa"/>
           <w:tcBorders>
-            <w:top w:val="single" w:sz="12" w:space="0" w:color="auto"/>
-            <w:left w:val="single" w:sz="12" w:space="0" w:color="auto"/>
-            <w:bottom w:val="single" w:sz="12" w:space="0" w:color="auto"/>
-            <w:right w:val="single" w:sz="12" w:space="0" w:color="auto"/>
-          </w:tcBorders>
-        </w:tcPr>
-        <w:p>
-          <w:pPr>
-            <w:pStyle w:val="a3"/>
+            <w:top w:val="single" w:color="auto" w:sz="12" w:space="0"/>
+            <w:left w:val="single" w:color="auto" w:sz="12" w:space="0"/>
+            <w:bottom w:val="single" w:color="auto" w:sz="12" w:space="0"/>
+            <w:right w:val="single" w:color="auto" w:sz="12" w:space="0"/>
+          </w:tcBorders>
+        </w:tcPr>
+        <w:p>
+          <w:pPr>
+            <w:pStyle w:val="5"/>
             <w:ind w:left="-85" w:right="-85"/>
             <w:rPr>
               <w:rFonts w:ascii="Arial" w:hAnsi="Arial" w:cs="Arial"/>
@@ -2414,15 +2392,15 @@
         <w:tcPr>
           <w:tcW w:w="567" w:type="dxa"/>
           <w:tcBorders>
-            <w:top w:val="single" w:sz="12" w:space="0" w:color="auto"/>
-            <w:left w:val="single" w:sz="12" w:space="0" w:color="auto"/>
-            <w:bottom w:val="single" w:sz="12" w:space="0" w:color="auto"/>
-            <w:right w:val="single" w:sz="12" w:space="0" w:color="auto"/>
-          </w:tcBorders>
-        </w:tcPr>
-        <w:p>
-          <w:pPr>
-            <w:pStyle w:val="a3"/>
+            <w:top w:val="single" w:color="auto" w:sz="12" w:space="0"/>
+            <w:left w:val="single" w:color="auto" w:sz="12" w:space="0"/>
+            <w:bottom w:val="single" w:color="auto" w:sz="12" w:space="0"/>
+            <w:right w:val="single" w:color="auto" w:sz="12" w:space="0"/>
+          </w:tcBorders>
+        </w:tcPr>
+        <w:p>
+          <w:pPr>
+            <w:pStyle w:val="5"/>
             <w:ind w:left="-85" w:right="-85"/>
             <w:rPr>
               <w:rFonts w:ascii="Arial" w:hAnsi="Arial" w:cs="Arial"/>
@@ -2436,15 +2414,15 @@
         <w:tcPr>
           <w:tcW w:w="791" w:type="dxa"/>
           <w:tcBorders>
-            <w:top w:val="single" w:sz="12" w:space="0" w:color="auto"/>
-            <w:left w:val="single" w:sz="12" w:space="0" w:color="auto"/>
-            <w:bottom w:val="single" w:sz="12" w:space="0" w:color="auto"/>
-            <w:right w:val="single" w:sz="12" w:space="0" w:color="auto"/>
-          </w:tcBorders>
-        </w:tcPr>
-        <w:p>
-          <w:pPr>
-            <w:pStyle w:val="a3"/>
+            <w:top w:val="single" w:color="auto" w:sz="12" w:space="0"/>
+            <w:left w:val="single" w:color="auto" w:sz="12" w:space="0"/>
+            <w:bottom w:val="single" w:color="auto" w:sz="12" w:space="0"/>
+            <w:right w:val="single" w:color="auto" w:sz="12" w:space="0"/>
+          </w:tcBorders>
+        </w:tcPr>
+        <w:p>
+          <w:pPr>
+            <w:pStyle w:val="5"/>
             <w:ind w:left="-85" w:right="-85"/>
             <w:rPr>
               <w:rFonts w:ascii="Arial" w:hAnsi="Arial" w:cs="Arial"/>
@@ -2459,15 +2437,15 @@
           <w:tcW w:w="547" w:type="dxa"/>
           <w:gridSpan w:val="2"/>
           <w:tcBorders>
-            <w:top w:val="single" w:sz="12" w:space="0" w:color="auto"/>
-            <w:left w:val="single" w:sz="12" w:space="0" w:color="auto"/>
-            <w:bottom w:val="single" w:sz="12" w:space="0" w:color="auto"/>
-            <w:right w:val="single" w:sz="12" w:space="0" w:color="auto"/>
-          </w:tcBorders>
-        </w:tcPr>
-        <w:p>
-          <w:pPr>
-            <w:pStyle w:val="a3"/>
+            <w:top w:val="single" w:color="auto" w:sz="12" w:space="0"/>
+            <w:left w:val="single" w:color="auto" w:sz="12" w:space="0"/>
+            <w:bottom w:val="single" w:color="auto" w:sz="12" w:space="0"/>
+            <w:right w:val="single" w:color="auto" w:sz="12" w:space="0"/>
+          </w:tcBorders>
+        </w:tcPr>
+        <w:p>
+          <w:pPr>
+            <w:pStyle w:val="5"/>
             <w:ind w:left="-85" w:right="-85"/>
             <w:rPr>
               <w:rFonts w:ascii="Arial" w:hAnsi="Arial" w:cs="Arial"/>
@@ -2481,15 +2459,15 @@
         <w:tcPr>
           <w:tcW w:w="546" w:type="dxa"/>
           <w:tcBorders>
-            <w:top w:val="single" w:sz="12" w:space="0" w:color="auto"/>
-            <w:left w:val="single" w:sz="12" w:space="0" w:color="auto"/>
-            <w:bottom w:val="single" w:sz="12" w:space="0" w:color="auto"/>
-            <w:right w:val="single" w:sz="12" w:space="0" w:color="auto"/>
-          </w:tcBorders>
-        </w:tcPr>
-        <w:p>
-          <w:pPr>
-            <w:pStyle w:val="a3"/>
+            <w:top w:val="single" w:color="auto" w:sz="12" w:space="0"/>
+            <w:left w:val="single" w:color="auto" w:sz="12" w:space="0"/>
+            <w:bottom w:val="single" w:color="auto" w:sz="12" w:space="0"/>
+            <w:right w:val="single" w:color="auto" w:sz="12" w:space="0"/>
+          </w:tcBorders>
+        </w:tcPr>
+        <w:p>
+          <w:pPr>
+            <w:pStyle w:val="5"/>
             <w:ind w:left="-85" w:right="-85"/>
             <w:rPr>
               <w:rFonts w:ascii="Arial" w:hAnsi="Arial" w:cs="Arial"/>
@@ -2504,15 +2482,15 @@
           <w:tcW w:w="803" w:type="dxa"/>
           <w:gridSpan w:val="2"/>
           <w:tcBorders>
-            <w:top w:val="single" w:sz="12" w:space="0" w:color="auto"/>
-            <w:left w:val="single" w:sz="12" w:space="0" w:color="auto"/>
-            <w:bottom w:val="single" w:sz="12" w:space="0" w:color="auto"/>
-            <w:right w:val="single" w:sz="12" w:space="0" w:color="auto"/>
-          </w:tcBorders>
-        </w:tcPr>
-        <w:p>
-          <w:pPr>
-            <w:pStyle w:val="a3"/>
+            <w:top w:val="single" w:color="auto" w:sz="12" w:space="0"/>
+            <w:left w:val="single" w:color="auto" w:sz="12" w:space="0"/>
+            <w:bottom w:val="single" w:color="auto" w:sz="12" w:space="0"/>
+            <w:right w:val="single" w:color="auto" w:sz="12" w:space="0"/>
+          </w:tcBorders>
+        </w:tcPr>
+        <w:p>
+          <w:pPr>
+            <w:pStyle w:val="5"/>
             <w:ind w:left="-85" w:right="-85"/>
             <w:rPr>
               <w:rFonts w:ascii="Arial" w:hAnsi="Arial" w:cs="Arial"/>
@@ -2526,15 +2504,15 @@
         <w:tcPr>
           <w:tcW w:w="857" w:type="dxa"/>
           <w:tcBorders>
-            <w:top w:val="single" w:sz="12" w:space="0" w:color="auto"/>
-            <w:left w:val="single" w:sz="12" w:space="0" w:color="auto"/>
-            <w:bottom w:val="single" w:sz="12" w:space="0" w:color="auto"/>
-            <w:right w:val="single" w:sz="12" w:space="0" w:color="auto"/>
-          </w:tcBorders>
-        </w:tcPr>
-        <w:p>
-          <w:pPr>
-            <w:pStyle w:val="a3"/>
+            <w:top w:val="single" w:color="auto" w:sz="12" w:space="0"/>
+            <w:left w:val="single" w:color="auto" w:sz="12" w:space="0"/>
+            <w:bottom w:val="single" w:color="auto" w:sz="12" w:space="0"/>
+            <w:right w:val="single" w:color="auto" w:sz="12" w:space="0"/>
+          </w:tcBorders>
+        </w:tcPr>
+        <w:p>
+          <w:pPr>
+            <w:pStyle w:val="5"/>
             <w:ind w:left="-85" w:right="-85"/>
             <w:rPr>
               <w:rFonts w:ascii="Arial" w:hAnsi="Arial" w:cs="Arial"/>
@@ -2548,15 +2526,15 @@
         <w:tcPr>
           <w:tcW w:w="992" w:type="dxa"/>
           <w:tcBorders>
-            <w:top w:val="single" w:sz="12" w:space="0" w:color="auto"/>
-            <w:left w:val="single" w:sz="12" w:space="0" w:color="auto"/>
-            <w:bottom w:val="single" w:sz="12" w:space="0" w:color="auto"/>
-            <w:right w:val="single" w:sz="12" w:space="0" w:color="auto"/>
-          </w:tcBorders>
-        </w:tcPr>
-        <w:p>
-          <w:pPr>
-            <w:pStyle w:val="a3"/>
+            <w:top w:val="single" w:color="auto" w:sz="12" w:space="0"/>
+            <w:left w:val="single" w:color="auto" w:sz="12" w:space="0"/>
+            <w:bottom w:val="single" w:color="auto" w:sz="12" w:space="0"/>
+            <w:right w:val="single" w:color="auto" w:sz="12" w:space="0"/>
+          </w:tcBorders>
+        </w:tcPr>
+        <w:p>
+          <w:pPr>
+            <w:pStyle w:val="5"/>
             <w:ind w:left="-85" w:right="-85"/>
             <w:rPr>
               <w:rFonts w:ascii="Arial" w:hAnsi="Arial" w:cs="Arial"/>
@@ -2568,20 +2546,36 @@
       </w:tc>
     </w:tr>
     <w:tr>
+      <w:tblPrEx>
+        <w:tblBorders>
+          <w:top w:val="single" w:color="000000" w:sz="4" w:space="0"/>
+          <w:left w:val="single" w:color="000000" w:sz="4" w:space="0"/>
+          <w:bottom w:val="single" w:color="000000" w:sz="4" w:space="0"/>
+          <w:right w:val="single" w:color="000000" w:sz="4" w:space="0"/>
+          <w:insideH w:val="single" w:color="000000" w:sz="4" w:space="0"/>
+          <w:insideV w:val="single" w:color="000000" w:sz="4" w:space="0"/>
+        </w:tblBorders>
+        <w:tblCellMar>
+          <w:top w:w="0" w:type="dxa"/>
+          <w:left w:w="108" w:type="dxa"/>
+          <w:bottom w:w="0" w:type="dxa"/>
+          <w:right w:w="108" w:type="dxa"/>
+        </w:tblCellMar>
+      </w:tblPrEx>
       <w:tc>
         <w:tcPr>
           <w:tcW w:w="968" w:type="dxa"/>
           <w:gridSpan w:val="2"/>
           <w:tcBorders>
-            <w:top w:val="single" w:sz="12" w:space="0" w:color="auto"/>
-            <w:left w:val="single" w:sz="12" w:space="0" w:color="auto"/>
-            <w:bottom w:val="single" w:sz="12" w:space="0" w:color="auto"/>
-            <w:right w:val="single" w:sz="12" w:space="0" w:color="auto"/>
-          </w:tcBorders>
-        </w:tcPr>
-        <w:p>
-          <w:pPr>
-            <w:pStyle w:val="a3"/>
+            <w:top w:val="single" w:color="auto" w:sz="12" w:space="0"/>
+            <w:left w:val="single" w:color="auto" w:sz="12" w:space="0"/>
+            <w:bottom w:val="single" w:color="auto" w:sz="12" w:space="0"/>
+            <w:right w:val="single" w:color="auto" w:sz="12" w:space="0"/>
+          </w:tcBorders>
+        </w:tcPr>
+        <w:p>
+          <w:pPr>
+            <w:pStyle w:val="5"/>
             <w:ind w:left="-85" w:right="-85"/>
             <w:rPr>
               <w:rFonts w:ascii="Arial" w:hAnsi="Arial" w:cs="Arial"/>
@@ -2604,15 +2598,15 @@
           <w:tcW w:w="1550" w:type="dxa"/>
           <w:gridSpan w:val="2"/>
           <w:tcBorders>
-            <w:top w:val="single" w:sz="12" w:space="0" w:color="auto"/>
-            <w:left w:val="single" w:sz="12" w:space="0" w:color="auto"/>
-            <w:bottom w:val="single" w:sz="12" w:space="0" w:color="auto"/>
-            <w:right w:val="single" w:sz="12" w:space="0" w:color="auto"/>
-          </w:tcBorders>
-        </w:tcPr>
-        <w:p>
-          <w:pPr>
-            <w:pStyle w:val="a3"/>
+            <w:top w:val="single" w:color="auto" w:sz="12" w:space="0"/>
+            <w:left w:val="single" w:color="auto" w:sz="12" w:space="0"/>
+            <w:bottom w:val="single" w:color="auto" w:sz="12" w:space="0"/>
+            <w:right w:val="single" w:color="auto" w:sz="12" w:space="0"/>
+          </w:tcBorders>
+        </w:tcPr>
+        <w:p>
+          <w:pPr>
+            <w:pStyle w:val="5"/>
             <w:ind w:left="-85" w:right="-85"/>
             <w:rPr>
               <w:rFonts w:ascii="Arial" w:hAnsi="Arial" w:cs="Arial"/>
@@ -2626,15 +2620,15 @@
         <w:tcPr>
           <w:tcW w:w="817" w:type="dxa"/>
           <w:tcBorders>
-            <w:top w:val="single" w:sz="12" w:space="0" w:color="auto"/>
-            <w:left w:val="single" w:sz="12" w:space="0" w:color="auto"/>
-            <w:bottom w:val="single" w:sz="12" w:space="0" w:color="auto"/>
-            <w:right w:val="single" w:sz="12" w:space="0" w:color="auto"/>
-          </w:tcBorders>
-        </w:tcPr>
-        <w:p>
-          <w:pPr>
-            <w:pStyle w:val="a3"/>
+            <w:top w:val="single" w:color="auto" w:sz="12" w:space="0"/>
+            <w:left w:val="single" w:color="auto" w:sz="12" w:space="0"/>
+            <w:bottom w:val="single" w:color="auto" w:sz="12" w:space="0"/>
+            <w:right w:val="single" w:color="auto" w:sz="12" w:space="0"/>
+          </w:tcBorders>
+        </w:tcPr>
+        <w:p>
+          <w:pPr>
+            <w:pStyle w:val="5"/>
             <w:ind w:left="-85" w:right="-85"/>
             <w:rPr>
               <w:rFonts w:ascii="Arial" w:hAnsi="Arial" w:cs="Arial"/>
@@ -2649,15 +2643,15 @@
           <w:tcW w:w="746" w:type="dxa"/>
           <w:gridSpan w:val="2"/>
           <w:tcBorders>
-            <w:top w:val="single" w:sz="12" w:space="0" w:color="auto"/>
-            <w:left w:val="single" w:sz="12" w:space="0" w:color="auto"/>
-            <w:bottom w:val="single" w:sz="12" w:space="0" w:color="auto"/>
-            <w:right w:val="single" w:sz="12" w:space="0" w:color="auto"/>
-          </w:tcBorders>
-        </w:tcPr>
-        <w:p>
-          <w:pPr>
-            <w:pStyle w:val="a3"/>
+            <w:top w:val="single" w:color="auto" w:sz="12" w:space="0"/>
+            <w:left w:val="single" w:color="auto" w:sz="12" w:space="0"/>
+            <w:bottom w:val="single" w:color="auto" w:sz="12" w:space="0"/>
+            <w:right w:val="single" w:color="auto" w:sz="12" w:space="0"/>
+          </w:tcBorders>
+        </w:tcPr>
+        <w:p>
+          <w:pPr>
+            <w:pStyle w:val="5"/>
             <w:ind w:left="-85" w:right="-85"/>
             <w:rPr>
               <w:rFonts w:ascii="Arial" w:hAnsi="Arial" w:cs="Arial"/>
@@ -2671,16 +2665,16 @@
         <w:tcPr>
           <w:tcW w:w="4109" w:type="dxa"/>
           <w:gridSpan w:val="6"/>
-          <w:vMerge/>
-          <w:tcBorders>
-            <w:left w:val="single" w:sz="12" w:space="0" w:color="auto"/>
-            <w:bottom w:val="single" w:sz="12" w:space="0" w:color="auto"/>
-            <w:right w:val="single" w:sz="12" w:space="0" w:color="auto"/>
-          </w:tcBorders>
-        </w:tcPr>
-        <w:p>
-          <w:pPr>
-            <w:pStyle w:val="a3"/>
+          <w:vMerge w:val="continue"/>
+          <w:tcBorders>
+            <w:left w:val="single" w:color="auto" w:sz="12" w:space="0"/>
+            <w:bottom w:val="single" w:color="auto" w:sz="12" w:space="0"/>
+            <w:right w:val="single" w:color="auto" w:sz="12" w:space="0"/>
+          </w:tcBorders>
+        </w:tcPr>
+        <w:p>
+          <w:pPr>
+            <w:pStyle w:val="5"/>
             <w:ind w:left="-85" w:right="-85"/>
             <w:rPr>
               <w:rFonts w:ascii="Arial" w:hAnsi="Arial" w:cs="Arial"/>
@@ -2694,15 +2688,15 @@
         <w:tcPr>
           <w:tcW w:w="341" w:type="dxa"/>
           <w:tcBorders>
-            <w:top w:val="single" w:sz="12" w:space="0" w:color="auto"/>
-            <w:left w:val="single" w:sz="12" w:space="0" w:color="auto"/>
-            <w:bottom w:val="single" w:sz="12" w:space="0" w:color="auto"/>
-            <w:right w:val="single" w:sz="12" w:space="0" w:color="auto"/>
-          </w:tcBorders>
-        </w:tcPr>
-        <w:p>
-          <w:pPr>
-            <w:pStyle w:val="a3"/>
+            <w:top w:val="single" w:color="auto" w:sz="12" w:space="0"/>
+            <w:left w:val="single" w:color="auto" w:sz="12" w:space="0"/>
+            <w:bottom w:val="single" w:color="auto" w:sz="12" w:space="0"/>
+            <w:right w:val="single" w:color="auto" w:sz="12" w:space="0"/>
+          </w:tcBorders>
+        </w:tcPr>
+        <w:p>
+          <w:pPr>
+            <w:pStyle w:val="5"/>
             <w:ind w:left="-85" w:right="-85"/>
             <w:jc w:val="center"/>
             <w:rPr>
@@ -2711,30 +2705,44 @@
               <w:szCs w:val="16"/>
             </w:rPr>
           </w:pPr>
-          <w:r>
+        </w:p>
+      </w:tc>
+      <w:tc>
+        <w:tcPr>
+          <w:tcW w:w="655" w:type="dxa"/>
+          <w:gridSpan w:val="2"/>
+          <w:tcBorders>
+            <w:top w:val="single" w:color="auto" w:sz="12" w:space="0"/>
+            <w:left w:val="single" w:color="auto" w:sz="12" w:space="0"/>
+            <w:bottom w:val="single" w:color="auto" w:sz="12" w:space="0"/>
+            <w:right w:val="single" w:color="auto" w:sz="12" w:space="0"/>
+          </w:tcBorders>
+        </w:tcPr>
+        <w:p>
+          <w:pPr>
+            <w:pStyle w:val="5"/>
+            <w:ind w:left="-85" w:right="-85"/>
             <w:rPr>
               <w:rFonts w:ascii="Arial" w:hAnsi="Arial" w:cs="Arial"/>
               <w:sz w:val="16"/>
               <w:szCs w:val="16"/>
             </w:rPr>
-            <w:t>9</w:t>
-          </w:r>
-        </w:p>
-      </w:tc>
-      <w:tc>
-        <w:tcPr>
-          <w:tcW w:w="655" w:type="dxa"/>
-          <w:gridSpan w:val="2"/>
-          <w:tcBorders>
-            <w:top w:val="single" w:sz="12" w:space="0" w:color="auto"/>
-            <w:left w:val="single" w:sz="12" w:space="0" w:color="auto"/>
-            <w:bottom w:val="single" w:sz="12" w:space="0" w:color="auto"/>
-            <w:right w:val="single" w:sz="12" w:space="0" w:color="auto"/>
-          </w:tcBorders>
-        </w:tcPr>
-        <w:p>
-          <w:pPr>
-            <w:pStyle w:val="a3"/>
+          </w:pPr>
+        </w:p>
+      </w:tc>
+      <w:tc>
+        <w:tcPr>
+          <w:tcW w:w="1270" w:type="dxa"/>
+          <w:tcBorders>
+            <w:top w:val="single" w:color="auto" w:sz="12" w:space="0"/>
+            <w:left w:val="single" w:color="auto" w:sz="12" w:space="0"/>
+            <w:bottom w:val="single" w:color="auto" w:sz="12" w:space="0"/>
+            <w:right w:val="single" w:color="auto" w:sz="12" w:space="0"/>
+          </w:tcBorders>
+        </w:tcPr>
+        <w:p>
+          <w:pPr>
+            <w:pStyle w:val="5"/>
             <w:ind w:left="-85" w:right="-85"/>
             <w:rPr>
               <w:rFonts w:ascii="Arial" w:hAnsi="Arial" w:cs="Arial"/>
@@ -2748,31 +2756,45 @@
               <w:sz w:val="16"/>
               <w:szCs w:val="16"/>
             </w:rPr>
-            <w:t>Зам</w:t>
+            <w:t>ПМТ</w:t>
           </w:r>
-          <w:r>
+        </w:p>
+      </w:tc>
+      <w:tc>
+        <w:tcPr>
+          <w:tcW w:w="567" w:type="dxa"/>
+          <w:tcBorders>
+            <w:top w:val="single" w:color="auto" w:sz="12" w:space="0"/>
+            <w:left w:val="single" w:color="auto" w:sz="12" w:space="0"/>
+            <w:bottom w:val="single" w:color="auto" w:sz="12" w:space="0"/>
+            <w:right w:val="single" w:color="auto" w:sz="12" w:space="0"/>
+          </w:tcBorders>
+        </w:tcPr>
+        <w:p>
+          <w:pPr>
+            <w:pStyle w:val="5"/>
+            <w:ind w:left="-85" w:right="-85"/>
             <w:rPr>
               <w:rFonts w:ascii="Arial" w:hAnsi="Arial" w:cs="Arial"/>
               <w:sz w:val="16"/>
               <w:szCs w:val="16"/>
             </w:rPr>
-            <w:t>.</w:t>
-          </w:r>
-        </w:p>
-      </w:tc>
-      <w:tc>
-        <w:tcPr>
-          <w:tcW w:w="1270" w:type="dxa"/>
-          <w:tcBorders>
-            <w:top w:val="single" w:sz="12" w:space="0" w:color="auto"/>
-            <w:left w:val="single" w:sz="12" w:space="0" w:color="auto"/>
-            <w:bottom w:val="single" w:sz="12" w:space="0" w:color="auto"/>
-            <w:right w:val="single" w:sz="12" w:space="0" w:color="auto"/>
-          </w:tcBorders>
-        </w:tcPr>
-        <w:p>
-          <w:pPr>
-            <w:pStyle w:val="a3"/>
+          </w:pPr>
+        </w:p>
+      </w:tc>
+      <w:tc>
+        <w:tcPr>
+          <w:tcW w:w="791" w:type="dxa"/>
+          <w:tcBorders>
+            <w:top w:val="single" w:color="auto" w:sz="12" w:space="0"/>
+            <w:left w:val="single" w:color="auto" w:sz="12" w:space="0"/>
+            <w:bottom w:val="single" w:color="auto" w:sz="12" w:space="0"/>
+            <w:right w:val="single" w:color="auto" w:sz="12" w:space="0"/>
+          </w:tcBorders>
+        </w:tcPr>
+        <w:p>
+          <w:pPr>
+            <w:pStyle w:val="5"/>
             <w:ind w:left="-85" w:right="-85"/>
             <w:rPr>
               <w:rFonts w:ascii="Arial" w:hAnsi="Arial" w:cs="Arial"/>
@@ -2786,132 +2808,8 @@
               <w:sz w:val="16"/>
               <w:szCs w:val="16"/>
             </w:rPr>
-            <w:t>ПМТ</w:t>
-          </w:r>
-          <w:r>
-            <w:rPr>
-              <w:rFonts w:ascii="Arial" w:hAnsi="Arial" w:cs="Arial"/>
-              <w:sz w:val="16"/>
-              <w:szCs w:val="16"/>
-            </w:rPr>
             <w:t xml:space="preserve"> </w:t>
           </w:r>
-          <w:r>
-            <w:rPr>
-              <w:rFonts w:ascii="Arial" w:hAnsi="Arial" w:cs="Arial"/>
-              <w:sz w:val="16"/>
-              <w:szCs w:val="16"/>
-            </w:rPr>
-            <w:t>161</w:t>
-          </w:r>
-          <w:r>
-            <w:rPr>
-              <w:rFonts w:ascii="Arial" w:hAnsi="Arial" w:cs="Arial"/>
-              <w:sz w:val="16"/>
-              <w:szCs w:val="16"/>
-            </w:rPr>
-            <w:t xml:space="preserve"> </w:t>
-          </w:r>
-          <w:r>
-            <w:rPr>
-              <w:rFonts w:ascii="Arial" w:hAnsi="Arial" w:cs="Arial"/>
-              <w:sz w:val="16"/>
-              <w:szCs w:val="16"/>
-            </w:rPr>
-            <w:t>-</w:t>
-          </w:r>
-          <w:r>
-            <w:rPr>
-              <w:rFonts w:ascii="Arial" w:hAnsi="Arial" w:cs="Arial"/>
-              <w:sz w:val="16"/>
-              <w:szCs w:val="16"/>
-            </w:rPr>
-            <w:t>202</w:t>
-          </w:r>
-          <w:r>
-            <w:rPr>
-              <w:rFonts w:ascii="Arial" w:hAnsi="Arial" w:cs="Arial"/>
-              <w:sz w:val="16"/>
-              <w:szCs w:val="16"/>
-            </w:rPr>
-            <w:t>4</w:t>
-          </w:r>
-        </w:p>
-      </w:tc>
-      <w:tc>
-        <w:tcPr>
-          <w:tcW w:w="567" w:type="dxa"/>
-          <w:tcBorders>
-            <w:top w:val="single" w:sz="12" w:space="0" w:color="auto"/>
-            <w:left w:val="single" w:sz="12" w:space="0" w:color="auto"/>
-            <w:bottom w:val="single" w:sz="12" w:space="0" w:color="auto"/>
-            <w:right w:val="single" w:sz="12" w:space="0" w:color="auto"/>
-          </w:tcBorders>
-        </w:tcPr>
-        <w:p>
-          <w:pPr>
-            <w:pStyle w:val="a3"/>
-            <w:ind w:left="-85" w:right="-85"/>
-            <w:rPr>
-              <w:rFonts w:ascii="Arial" w:hAnsi="Arial" w:cs="Arial"/>
-              <w:sz w:val="16"/>
-              <w:szCs w:val="16"/>
-            </w:rPr>
-          </w:pPr>
-        </w:p>
-      </w:tc>
-      <w:tc>
-        <w:tcPr>
-          <w:tcW w:w="791" w:type="dxa"/>
-          <w:tcBorders>
-            <w:top w:val="single" w:sz="12" w:space="0" w:color="auto"/>
-            <w:left w:val="single" w:sz="12" w:space="0" w:color="auto"/>
-            <w:bottom w:val="single" w:sz="12" w:space="0" w:color="auto"/>
-            <w:right w:val="single" w:sz="12" w:space="0" w:color="auto"/>
-          </w:tcBorders>
-        </w:tcPr>
-        <w:p>
-          <w:pPr>
-            <w:pStyle w:val="a3"/>
-            <w:ind w:left="-85" w:right="-85"/>
-            <w:rPr>
-              <w:rFonts w:ascii="Arial" w:hAnsi="Arial" w:cs="Arial"/>
-              <w:sz w:val="16"/>
-              <w:szCs w:val="16"/>
-            </w:rPr>
-          </w:pPr>
-          <w:r>
-            <w:rPr>
-              <w:rFonts w:ascii="Arial" w:hAnsi="Arial" w:cs="Arial"/>
-              <w:sz w:val="16"/>
-              <w:szCs w:val="16"/>
-            </w:rPr>
-            <w:t xml:space="preserve">  </w:t>
-          </w:r>
-          <w:r>
-            <w:rPr>
-              <w:rFonts w:ascii="Arial" w:hAnsi="Arial" w:cs="Arial"/>
-              <w:sz w:val="16"/>
-              <w:szCs w:val="16"/>
-            </w:rPr>
-            <w:t>12.07.</w:t>
-          </w:r>
-          <w:r>
-            <w:rPr>
-              <w:rFonts w:ascii="Arial" w:hAnsi="Arial" w:cs="Arial"/>
-              <w:sz w:val="16"/>
-              <w:szCs w:val="16"/>
-            </w:rPr>
-            <w:t>2</w:t>
-          </w:r>
-          <w:r>
-            <w:rPr>
-              <w:rFonts w:ascii="Arial" w:hAnsi="Arial" w:cs="Arial"/>
-              <w:sz w:val="16"/>
-              <w:szCs w:val="16"/>
-            </w:rPr>
-            <w:t>4</w:t>
-          </w:r>
         </w:p>
       </w:tc>
       <w:tc>
@@ -2919,15 +2817,15 @@
           <w:tcW w:w="547" w:type="dxa"/>
           <w:gridSpan w:val="2"/>
           <w:tcBorders>
-            <w:top w:val="single" w:sz="12" w:space="0" w:color="auto"/>
-            <w:left w:val="single" w:sz="12" w:space="0" w:color="auto"/>
-            <w:bottom w:val="single" w:sz="12" w:space="0" w:color="auto"/>
-            <w:right w:val="single" w:sz="12" w:space="0" w:color="auto"/>
-          </w:tcBorders>
-        </w:tcPr>
-        <w:p>
-          <w:pPr>
-            <w:pStyle w:val="a3"/>
+            <w:top w:val="single" w:color="auto" w:sz="12" w:space="0"/>
+            <w:left w:val="single" w:color="auto" w:sz="12" w:space="0"/>
+            <w:bottom w:val="single" w:color="auto" w:sz="12" w:space="0"/>
+            <w:right w:val="single" w:color="auto" w:sz="12" w:space="0"/>
+          </w:tcBorders>
+        </w:tcPr>
+        <w:p>
+          <w:pPr>
+            <w:pStyle w:val="5"/>
             <w:ind w:left="-85" w:right="-85"/>
             <w:rPr>
               <w:rFonts w:ascii="Arial" w:hAnsi="Arial" w:cs="Arial"/>
@@ -2941,15 +2839,15 @@
         <w:tcPr>
           <w:tcW w:w="546" w:type="dxa"/>
           <w:tcBorders>
-            <w:top w:val="single" w:sz="12" w:space="0" w:color="auto"/>
-            <w:left w:val="single" w:sz="12" w:space="0" w:color="auto"/>
-            <w:bottom w:val="single" w:sz="12" w:space="0" w:color="auto"/>
-            <w:right w:val="single" w:sz="12" w:space="0" w:color="auto"/>
-          </w:tcBorders>
-        </w:tcPr>
-        <w:p>
-          <w:pPr>
-            <w:pStyle w:val="a3"/>
+            <w:top w:val="single" w:color="auto" w:sz="12" w:space="0"/>
+            <w:left w:val="single" w:color="auto" w:sz="12" w:space="0"/>
+            <w:bottom w:val="single" w:color="auto" w:sz="12" w:space="0"/>
+            <w:right w:val="single" w:color="auto" w:sz="12" w:space="0"/>
+          </w:tcBorders>
+        </w:tcPr>
+        <w:p>
+          <w:pPr>
+            <w:pStyle w:val="5"/>
             <w:ind w:left="-85" w:right="-85"/>
             <w:rPr>
               <w:rFonts w:ascii="Arial" w:hAnsi="Arial" w:cs="Arial"/>
@@ -2964,15 +2862,15 @@
           <w:tcW w:w="803" w:type="dxa"/>
           <w:gridSpan w:val="2"/>
           <w:tcBorders>
-            <w:top w:val="single" w:sz="12" w:space="0" w:color="auto"/>
-            <w:left w:val="single" w:sz="12" w:space="0" w:color="auto"/>
-            <w:bottom w:val="single" w:sz="12" w:space="0" w:color="auto"/>
-            <w:right w:val="single" w:sz="12" w:space="0" w:color="auto"/>
-          </w:tcBorders>
-        </w:tcPr>
-        <w:p>
-          <w:pPr>
-            <w:pStyle w:val="a3"/>
+            <w:top w:val="single" w:color="auto" w:sz="12" w:space="0"/>
+            <w:left w:val="single" w:color="auto" w:sz="12" w:space="0"/>
+            <w:bottom w:val="single" w:color="auto" w:sz="12" w:space="0"/>
+            <w:right w:val="single" w:color="auto" w:sz="12" w:space="0"/>
+          </w:tcBorders>
+        </w:tcPr>
+        <w:p>
+          <w:pPr>
+            <w:pStyle w:val="5"/>
             <w:ind w:left="-85" w:right="-85"/>
             <w:rPr>
               <w:rFonts w:ascii="Arial" w:hAnsi="Arial" w:cs="Arial"/>
@@ -2986,15 +2884,15 @@
         <w:tcPr>
           <w:tcW w:w="857" w:type="dxa"/>
           <w:tcBorders>
-            <w:top w:val="single" w:sz="12" w:space="0" w:color="auto"/>
-            <w:left w:val="single" w:sz="12" w:space="0" w:color="auto"/>
-            <w:bottom w:val="single" w:sz="12" w:space="0" w:color="auto"/>
-            <w:right w:val="single" w:sz="12" w:space="0" w:color="auto"/>
-          </w:tcBorders>
-        </w:tcPr>
-        <w:p>
-          <w:pPr>
-            <w:pStyle w:val="a3"/>
+            <w:top w:val="single" w:color="auto" w:sz="12" w:space="0"/>
+            <w:left w:val="single" w:color="auto" w:sz="12" w:space="0"/>
+            <w:bottom w:val="single" w:color="auto" w:sz="12" w:space="0"/>
+            <w:right w:val="single" w:color="auto" w:sz="12" w:space="0"/>
+          </w:tcBorders>
+        </w:tcPr>
+        <w:p>
+          <w:pPr>
+            <w:pStyle w:val="5"/>
             <w:ind w:left="-85" w:right="-85"/>
             <w:rPr>
               <w:rFonts w:ascii="Arial" w:hAnsi="Arial" w:cs="Arial"/>
@@ -3008,15 +2906,15 @@
         <w:tcPr>
           <w:tcW w:w="992" w:type="dxa"/>
           <w:tcBorders>
-            <w:top w:val="single" w:sz="12" w:space="0" w:color="auto"/>
-            <w:left w:val="single" w:sz="12" w:space="0" w:color="auto"/>
-            <w:bottom w:val="single" w:sz="12" w:space="0" w:color="auto"/>
-            <w:right w:val="single" w:sz="12" w:space="0" w:color="auto"/>
-          </w:tcBorders>
-        </w:tcPr>
-        <w:p>
-          <w:pPr>
-            <w:pStyle w:val="a3"/>
+            <w:top w:val="single" w:color="auto" w:sz="12" w:space="0"/>
+            <w:left w:val="single" w:color="auto" w:sz="12" w:space="0"/>
+            <w:bottom w:val="single" w:color="auto" w:sz="12" w:space="0"/>
+            <w:right w:val="single" w:color="auto" w:sz="12" w:space="0"/>
+          </w:tcBorders>
+        </w:tcPr>
+        <w:p>
+          <w:pPr>
+            <w:pStyle w:val="5"/>
             <w:ind w:left="-85" w:right="-85"/>
             <w:rPr>
               <w:rFonts w:ascii="Arial" w:hAnsi="Arial" w:cs="Arial"/>
@@ -3028,20 +2926,36 @@
       </w:tc>
     </w:tr>
     <w:tr>
+      <w:tblPrEx>
+        <w:tblBorders>
+          <w:top w:val="single" w:color="000000" w:sz="4" w:space="0"/>
+          <w:left w:val="single" w:color="000000" w:sz="4" w:space="0"/>
+          <w:bottom w:val="single" w:color="000000" w:sz="4" w:space="0"/>
+          <w:right w:val="single" w:color="000000" w:sz="4" w:space="0"/>
+          <w:insideH w:val="single" w:color="000000" w:sz="4" w:space="0"/>
+          <w:insideV w:val="single" w:color="000000" w:sz="4" w:space="0"/>
+        </w:tblBorders>
+        <w:tblCellMar>
+          <w:top w:w="0" w:type="dxa"/>
+          <w:left w:w="108" w:type="dxa"/>
+          <w:bottom w:w="0" w:type="dxa"/>
+          <w:right w:w="108" w:type="dxa"/>
+        </w:tblCellMar>
+      </w:tblPrEx>
       <w:tc>
         <w:tcPr>
           <w:tcW w:w="2518" w:type="dxa"/>
           <w:gridSpan w:val="4"/>
           <w:tcBorders>
-            <w:top w:val="single" w:sz="12" w:space="0" w:color="auto"/>
-            <w:left w:val="single" w:sz="12" w:space="0" w:color="auto"/>
-            <w:bottom w:val="single" w:sz="12" w:space="0" w:color="auto"/>
-            <w:right w:val="single" w:sz="12" w:space="0" w:color="auto"/>
-          </w:tcBorders>
-        </w:tcPr>
-        <w:p>
-          <w:pPr>
-            <w:pStyle w:val="a3"/>
+            <w:top w:val="single" w:color="auto" w:sz="12" w:space="0"/>
+            <w:left w:val="single" w:color="auto" w:sz="12" w:space="0"/>
+            <w:bottom w:val="single" w:color="auto" w:sz="12" w:space="0"/>
+            <w:right w:val="single" w:color="auto" w:sz="12" w:space="0"/>
+          </w:tcBorders>
+        </w:tcPr>
+        <w:p>
+          <w:pPr>
+            <w:pStyle w:val="5"/>
             <w:ind w:left="-85" w:right="-85"/>
             <w:rPr>
               <w:rFonts w:ascii="Arial" w:hAnsi="Arial" w:cs="Arial"/>
@@ -3064,15 +2978,15 @@
           <w:tcW w:w="5600" w:type="dxa"/>
           <w:gridSpan w:val="8"/>
           <w:tcBorders>
-            <w:top w:val="single" w:sz="12" w:space="0" w:color="auto"/>
-            <w:left w:val="single" w:sz="12" w:space="0" w:color="auto"/>
-            <w:bottom w:val="single" w:sz="12" w:space="0" w:color="auto"/>
-            <w:right w:val="single" w:sz="12" w:space="0" w:color="auto"/>
-          </w:tcBorders>
-        </w:tcPr>
-        <w:p>
-          <w:pPr>
-            <w:pStyle w:val="a3"/>
+            <w:top w:val="single" w:color="auto" w:sz="12" w:space="0"/>
+            <w:left w:val="single" w:color="auto" w:sz="12" w:space="0"/>
+            <w:bottom w:val="single" w:color="auto" w:sz="12" w:space="0"/>
+            <w:right w:val="single" w:color="auto" w:sz="12" w:space="0"/>
+          </w:tcBorders>
+        </w:tcPr>
+        <w:p>
+          <w:pPr>
+            <w:pStyle w:val="5"/>
             <w:ind w:left="-85" w:right="-85"/>
             <w:jc w:val="center"/>
             <w:rPr>
@@ -3100,15 +3014,15 @@
           <w:tcW w:w="2905" w:type="dxa"/>
           <w:gridSpan w:val="6"/>
           <w:tcBorders>
-            <w:top w:val="single" w:sz="12" w:space="0" w:color="auto"/>
-            <w:left w:val="single" w:sz="12" w:space="0" w:color="auto"/>
-            <w:bottom w:val="single" w:sz="12" w:space="0" w:color="auto"/>
-            <w:right w:val="single" w:sz="12" w:space="0" w:color="auto"/>
-          </w:tcBorders>
-        </w:tcPr>
-        <w:p>
-          <w:pPr>
-            <w:pStyle w:val="a3"/>
+            <w:top w:val="single" w:color="auto" w:sz="12" w:space="0"/>
+            <w:left w:val="single" w:color="auto" w:sz="12" w:space="0"/>
+            <w:bottom w:val="single" w:color="auto" w:sz="12" w:space="0"/>
+            <w:right w:val="single" w:color="auto" w:sz="12" w:space="0"/>
+          </w:tcBorders>
+        </w:tcPr>
+        <w:p>
+          <w:pPr>
+            <w:pStyle w:val="5"/>
             <w:ind w:left="-85" w:right="-85"/>
             <w:jc w:val="center"/>
             <w:rPr>
@@ -3136,15 +3050,15 @@
           <w:tcW w:w="2687" w:type="dxa"/>
           <w:gridSpan w:val="6"/>
           <w:tcBorders>
-            <w:top w:val="single" w:sz="12" w:space="0" w:color="auto"/>
-            <w:left w:val="single" w:sz="12" w:space="0" w:color="auto"/>
-            <w:bottom w:val="single" w:sz="12" w:space="0" w:color="auto"/>
-            <w:right w:val="single" w:sz="12" w:space="0" w:color="auto"/>
-          </w:tcBorders>
-        </w:tcPr>
-        <w:p>
-          <w:pPr>
-            <w:pStyle w:val="a3"/>
+            <w:top w:val="single" w:color="auto" w:sz="12" w:space="0"/>
+            <w:left w:val="single" w:color="auto" w:sz="12" w:space="0"/>
+            <w:bottom w:val="single" w:color="auto" w:sz="12" w:space="0"/>
+            <w:right w:val="single" w:color="auto" w:sz="12" w:space="0"/>
+          </w:tcBorders>
+        </w:tcPr>
+        <w:p>
+          <w:pPr>
+            <w:pStyle w:val="5"/>
             <w:ind w:left="-85" w:right="-85"/>
             <w:jc w:val="center"/>
             <w:rPr>
@@ -3180,16 +3094,16 @@
         <w:tcPr>
           <w:tcW w:w="857" w:type="dxa"/>
           <w:tcBorders>
-            <w:top w:val="single" w:sz="12" w:space="0" w:color="auto"/>
-            <w:left w:val="single" w:sz="12" w:space="0" w:color="auto"/>
-            <w:bottom w:val="single" w:sz="12" w:space="0" w:color="auto"/>
-            <w:right w:val="single" w:sz="12" w:space="0" w:color="auto"/>
+            <w:top w:val="single" w:color="auto" w:sz="12" w:space="0"/>
+            <w:left w:val="single" w:color="auto" w:sz="12" w:space="0"/>
+            <w:bottom w:val="single" w:color="auto" w:sz="12" w:space="0"/>
+            <w:right w:val="single" w:color="auto" w:sz="12" w:space="0"/>
           </w:tcBorders>
           <w:vAlign w:val="center"/>
         </w:tcPr>
         <w:p>
           <w:pPr>
-            <w:pStyle w:val="a3"/>
+            <w:pStyle w:val="5"/>
             <w:ind w:left="-85" w:right="-85"/>
             <w:rPr>
               <w:rFonts w:ascii="Arial" w:hAnsi="Arial" w:cs="Arial"/>
@@ -3211,15 +3125,15 @@
         <w:tcPr>
           <w:tcW w:w="992" w:type="dxa"/>
           <w:tcBorders>
-            <w:top w:val="single" w:sz="12" w:space="0" w:color="auto"/>
-            <w:left w:val="single" w:sz="12" w:space="0" w:color="auto"/>
-            <w:bottom w:val="single" w:sz="12" w:space="0" w:color="auto"/>
-            <w:right w:val="single" w:sz="12" w:space="0" w:color="auto"/>
-          </w:tcBorders>
-        </w:tcPr>
-        <w:p>
-          <w:pPr>
-            <w:pStyle w:val="a3"/>
+            <w:top w:val="single" w:color="auto" w:sz="12" w:space="0"/>
+            <w:left w:val="single" w:color="auto" w:sz="12" w:space="0"/>
+            <w:bottom w:val="single" w:color="auto" w:sz="12" w:space="0"/>
+            <w:right w:val="single" w:color="auto" w:sz="12" w:space="0"/>
+          </w:tcBorders>
+        </w:tcPr>
+        <w:p>
+          <w:pPr>
+            <w:pStyle w:val="5"/>
             <w:ind w:left="-85" w:right="-85"/>
             <w:jc w:val="center"/>
             <w:rPr>
@@ -3255,7 +3169,6 @@
           <w:r>
             <w:rPr>
               <w:rFonts w:ascii="Arial" w:hAnsi="Arial" w:cs="Arial"/>
-              <w:noProof/>
               <w:sz w:val="26"/>
               <w:szCs w:val="26"/>
             </w:rPr>
@@ -3273,23 +3186,39 @@
       </w:tc>
     </w:tr>
     <w:tr>
+      <w:tblPrEx>
+        <w:tblBorders>
+          <w:top w:val="single" w:color="000000" w:sz="4" w:space="0"/>
+          <w:left w:val="single" w:color="000000" w:sz="4" w:space="0"/>
+          <w:bottom w:val="single" w:color="000000" w:sz="4" w:space="0"/>
+          <w:right w:val="single" w:color="000000" w:sz="4" w:space="0"/>
+          <w:insideH w:val="single" w:color="000000" w:sz="4" w:space="0"/>
+          <w:insideV w:val="single" w:color="000000" w:sz="4" w:space="0"/>
+        </w:tblBorders>
+        <w:tblCellMar>
+          <w:top w:w="0" w:type="dxa"/>
+          <w:left w:w="108" w:type="dxa"/>
+          <w:bottom w:w="0" w:type="dxa"/>
+          <w:right w:w="108" w:type="dxa"/>
+        </w:tblCellMar>
+      </w:tblPrEx>
       <w:trPr>
-        <w:trHeight w:val="340"/>
+        <w:trHeight w:val="340" w:hRule="atLeast"/>
       </w:trPr>
       <w:tc>
         <w:tcPr>
           <w:tcW w:w="817" w:type="dxa"/>
           <w:tcBorders>
-            <w:top w:val="single" w:sz="12" w:space="0" w:color="auto"/>
-            <w:left w:val="single" w:sz="12" w:space="0" w:color="auto"/>
-            <w:bottom w:val="single" w:sz="12" w:space="0" w:color="auto"/>
-            <w:right w:val="single" w:sz="12" w:space="0" w:color="auto"/>
+            <w:top w:val="single" w:color="auto" w:sz="12" w:space="0"/>
+            <w:left w:val="single" w:color="auto" w:sz="12" w:space="0"/>
+            <w:bottom w:val="single" w:color="auto" w:sz="12" w:space="0"/>
+            <w:right w:val="single" w:color="auto" w:sz="12" w:space="0"/>
           </w:tcBorders>
           <w:vAlign w:val="center"/>
         </w:tcPr>
         <w:p>
           <w:pPr>
-            <w:pStyle w:val="a3"/>
+            <w:pStyle w:val="5"/>
             <w:ind w:left="-85" w:right="-85"/>
             <w:jc w:val="center"/>
             <w:rPr>
@@ -3313,16 +3242,16 @@
           <w:tcW w:w="1418" w:type="dxa"/>
           <w:gridSpan w:val="2"/>
           <w:tcBorders>
-            <w:top w:val="single" w:sz="12" w:space="0" w:color="auto"/>
-            <w:left w:val="single" w:sz="12" w:space="0" w:color="auto"/>
-            <w:bottom w:val="single" w:sz="12" w:space="0" w:color="auto"/>
-            <w:right w:val="single" w:sz="12" w:space="0" w:color="auto"/>
+            <w:top w:val="single" w:color="auto" w:sz="12" w:space="0"/>
+            <w:left w:val="single" w:color="auto" w:sz="12" w:space="0"/>
+            <w:bottom w:val="single" w:color="auto" w:sz="12" w:space="0"/>
+            <w:right w:val="single" w:color="auto" w:sz="12" w:space="0"/>
           </w:tcBorders>
           <w:vAlign w:val="center"/>
         </w:tcPr>
         <w:p>
           <w:pPr>
-            <w:pStyle w:val="a3"/>
+            <w:pStyle w:val="5"/>
             <w:ind w:left="-85" w:right="-85"/>
             <w:jc w:val="center"/>
             <w:rPr>
@@ -3346,16 +3275,16 @@
           <w:tcW w:w="1559" w:type="dxa"/>
           <w:gridSpan w:val="3"/>
           <w:tcBorders>
-            <w:top w:val="single" w:sz="12" w:space="0" w:color="auto"/>
-            <w:left w:val="single" w:sz="12" w:space="0" w:color="auto"/>
-            <w:bottom w:val="single" w:sz="12" w:space="0" w:color="auto"/>
-            <w:right w:val="single" w:sz="12" w:space="0" w:color="auto"/>
+            <w:top w:val="single" w:color="auto" w:sz="12" w:space="0"/>
+            <w:left w:val="single" w:color="auto" w:sz="12" w:space="0"/>
+            <w:bottom w:val="single" w:color="auto" w:sz="12" w:space="0"/>
+            <w:right w:val="single" w:color="auto" w:sz="12" w:space="0"/>
           </w:tcBorders>
           <w:vAlign w:val="center"/>
         </w:tcPr>
         <w:p>
           <w:pPr>
-            <w:pStyle w:val="a3"/>
+            <w:pStyle w:val="5"/>
             <w:ind w:left="-85" w:right="-85"/>
             <w:jc w:val="center"/>
             <w:rPr>
@@ -3379,16 +3308,16 @@
           <w:tcW w:w="425" w:type="dxa"/>
           <w:gridSpan w:val="2"/>
           <w:tcBorders>
-            <w:top w:val="single" w:sz="12" w:space="0" w:color="auto"/>
-            <w:left w:val="single" w:sz="12" w:space="0" w:color="auto"/>
-            <w:bottom w:val="single" w:sz="12" w:space="0" w:color="auto"/>
-            <w:right w:val="single" w:sz="12" w:space="0" w:color="auto"/>
+            <w:top w:val="single" w:color="auto" w:sz="12" w:space="0"/>
+            <w:left w:val="single" w:color="auto" w:sz="12" w:space="0"/>
+            <w:bottom w:val="single" w:color="auto" w:sz="12" w:space="0"/>
+            <w:right w:val="single" w:color="auto" w:sz="12" w:space="0"/>
           </w:tcBorders>
           <w:vAlign w:val="center"/>
         </w:tcPr>
         <w:p>
           <w:pPr>
-            <w:pStyle w:val="a3"/>
+            <w:pStyle w:val="5"/>
             <w:ind w:left="-85" w:right="-85"/>
             <w:jc w:val="center"/>
             <w:rPr>
@@ -3411,16 +3340,16 @@
         <w:tcPr>
           <w:tcW w:w="1276" w:type="dxa"/>
           <w:tcBorders>
-            <w:top w:val="single" w:sz="12" w:space="0" w:color="auto"/>
-            <w:left w:val="single" w:sz="12" w:space="0" w:color="auto"/>
-            <w:bottom w:val="single" w:sz="12" w:space="0" w:color="auto"/>
-            <w:right w:val="single" w:sz="12" w:space="0" w:color="auto"/>
+            <w:top w:val="single" w:color="auto" w:sz="12" w:space="0"/>
+            <w:left w:val="single" w:color="auto" w:sz="12" w:space="0"/>
+            <w:bottom w:val="single" w:color="auto" w:sz="12" w:space="0"/>
+            <w:right w:val="single" w:color="auto" w:sz="12" w:space="0"/>
           </w:tcBorders>
           <w:vAlign w:val="center"/>
         </w:tcPr>
         <w:p>
           <w:pPr>
-            <w:pStyle w:val="a3"/>
+            <w:pStyle w:val="5"/>
             <w:ind w:left="-85" w:right="-85"/>
             <w:jc w:val="center"/>
             <w:rPr>
@@ -3443,16 +3372,16 @@
         <w:tcPr>
           <w:tcW w:w="1276" w:type="dxa"/>
           <w:tcBorders>
-            <w:top w:val="single" w:sz="12" w:space="0" w:color="auto"/>
-            <w:left w:val="single" w:sz="12" w:space="0" w:color="auto"/>
-            <w:bottom w:val="single" w:sz="12" w:space="0" w:color="auto"/>
-            <w:right w:val="single" w:sz="12" w:space="0" w:color="auto"/>
+            <w:top w:val="single" w:color="auto" w:sz="12" w:space="0"/>
+            <w:left w:val="single" w:color="auto" w:sz="12" w:space="0"/>
+            <w:bottom w:val="single" w:color="auto" w:sz="12" w:space="0"/>
+            <w:right w:val="single" w:color="auto" w:sz="12" w:space="0"/>
           </w:tcBorders>
           <w:vAlign w:val="center"/>
         </w:tcPr>
         <w:p>
           <w:pPr>
-            <w:pStyle w:val="a3"/>
+            <w:pStyle w:val="5"/>
             <w:ind w:left="-85" w:right="-85"/>
             <w:jc w:val="center"/>
             <w:rPr>
@@ -3475,16 +3404,16 @@
         <w:tcPr>
           <w:tcW w:w="850" w:type="dxa"/>
           <w:tcBorders>
-            <w:top w:val="single" w:sz="12" w:space="0" w:color="auto"/>
-            <w:left w:val="single" w:sz="12" w:space="0" w:color="auto"/>
-            <w:bottom w:val="single" w:sz="12" w:space="0" w:color="auto"/>
-            <w:right w:val="single" w:sz="12" w:space="0" w:color="auto"/>
+            <w:top w:val="single" w:color="auto" w:sz="12" w:space="0"/>
+            <w:left w:val="single" w:color="auto" w:sz="12" w:space="0"/>
+            <w:bottom w:val="single" w:color="auto" w:sz="12" w:space="0"/>
+            <w:right w:val="single" w:color="auto" w:sz="12" w:space="0"/>
           </w:tcBorders>
           <w:vAlign w:val="center"/>
         </w:tcPr>
         <w:p>
           <w:pPr>
-            <w:pStyle w:val="a3"/>
+            <w:pStyle w:val="5"/>
             <w:ind w:left="-85" w:right="-85"/>
             <w:jc w:val="center"/>
             <w:rPr>
@@ -3508,16 +3437,16 @@
           <w:tcW w:w="1418" w:type="dxa"/>
           <w:gridSpan w:val="4"/>
           <w:tcBorders>
-            <w:top w:val="single" w:sz="12" w:space="0" w:color="auto"/>
-            <w:left w:val="single" w:sz="12" w:space="0" w:color="auto"/>
-            <w:bottom w:val="single" w:sz="12" w:space="0" w:color="auto"/>
-            <w:right w:val="single" w:sz="12" w:space="0" w:color="auto"/>
+            <w:top w:val="single" w:color="auto" w:sz="12" w:space="0"/>
+            <w:left w:val="single" w:color="auto" w:sz="12" w:space="0"/>
+            <w:bottom w:val="single" w:color="auto" w:sz="12" w:space="0"/>
+            <w:right w:val="single" w:color="auto" w:sz="12" w:space="0"/>
           </w:tcBorders>
           <w:vAlign w:val="center"/>
         </w:tcPr>
         <w:p>
           <w:pPr>
-            <w:pStyle w:val="a3"/>
+            <w:pStyle w:val="5"/>
             <w:ind w:left="-85" w:right="-85"/>
             <w:jc w:val="center"/>
             <w:rPr>
@@ -3541,16 +3470,16 @@
           <w:tcW w:w="1417" w:type="dxa"/>
           <w:gridSpan w:val="2"/>
           <w:tcBorders>
-            <w:top w:val="single" w:sz="12" w:space="0" w:color="auto"/>
-            <w:left w:val="single" w:sz="12" w:space="0" w:color="auto"/>
-            <w:bottom w:val="single" w:sz="12" w:space="0" w:color="auto"/>
-            <w:right w:val="single" w:sz="12" w:space="0" w:color="auto"/>
+            <w:top w:val="single" w:color="auto" w:sz="12" w:space="0"/>
+            <w:left w:val="single" w:color="auto" w:sz="12" w:space="0"/>
+            <w:bottom w:val="single" w:color="auto" w:sz="12" w:space="0"/>
+            <w:right w:val="single" w:color="auto" w:sz="12" w:space="0"/>
           </w:tcBorders>
           <w:vAlign w:val="center"/>
         </w:tcPr>
         <w:p>
           <w:pPr>
-            <w:pStyle w:val="a3"/>
+            <w:pStyle w:val="5"/>
             <w:ind w:left="-85" w:right="-85"/>
             <w:jc w:val="center"/>
             <w:rPr>
@@ -3573,16 +3502,16 @@
         <w:tcPr>
           <w:tcW w:w="567" w:type="dxa"/>
           <w:tcBorders>
-            <w:top w:val="single" w:sz="12" w:space="0" w:color="auto"/>
-            <w:left w:val="single" w:sz="12" w:space="0" w:color="auto"/>
-            <w:bottom w:val="single" w:sz="12" w:space="0" w:color="auto"/>
-            <w:right w:val="single" w:sz="12" w:space="0" w:color="auto"/>
+            <w:top w:val="single" w:color="auto" w:sz="12" w:space="0"/>
+            <w:left w:val="single" w:color="auto" w:sz="12" w:space="0"/>
+            <w:bottom w:val="single" w:color="auto" w:sz="12" w:space="0"/>
+            <w:right w:val="single" w:color="auto" w:sz="12" w:space="0"/>
           </w:tcBorders>
           <w:vAlign w:val="center"/>
         </w:tcPr>
         <w:p>
           <w:pPr>
-            <w:pStyle w:val="a3"/>
+            <w:pStyle w:val="5"/>
             <w:ind w:left="-85" w:right="-85"/>
             <w:jc w:val="center"/>
             <w:rPr>
@@ -3606,16 +3535,16 @@
           <w:tcW w:w="992" w:type="dxa"/>
           <w:gridSpan w:val="2"/>
           <w:tcBorders>
-            <w:top w:val="single" w:sz="12" w:space="0" w:color="auto"/>
-            <w:left w:val="single" w:sz="12" w:space="0" w:color="auto"/>
-            <w:bottom w:val="single" w:sz="12" w:space="0" w:color="auto"/>
-            <w:right w:val="single" w:sz="12" w:space="0" w:color="auto"/>
+            <w:top w:val="single" w:color="auto" w:sz="12" w:space="0"/>
+            <w:left w:val="single" w:color="auto" w:sz="12" w:space="0"/>
+            <w:bottom w:val="single" w:color="auto" w:sz="12" w:space="0"/>
+            <w:right w:val="single" w:color="auto" w:sz="12" w:space="0"/>
           </w:tcBorders>
           <w:vAlign w:val="center"/>
         </w:tcPr>
         <w:p>
           <w:pPr>
-            <w:pStyle w:val="a3"/>
+            <w:pStyle w:val="5"/>
             <w:ind w:left="-85" w:right="-85"/>
             <w:jc w:val="center"/>
             <w:rPr>
@@ -3639,16 +3568,16 @@
           <w:tcW w:w="1559" w:type="dxa"/>
           <w:gridSpan w:val="3"/>
           <w:tcBorders>
-            <w:top w:val="single" w:sz="12" w:space="0" w:color="auto"/>
-            <w:left w:val="single" w:sz="12" w:space="0" w:color="auto"/>
-            <w:bottom w:val="single" w:sz="12" w:space="0" w:color="auto"/>
-            <w:right w:val="single" w:sz="12" w:space="0" w:color="auto"/>
+            <w:top w:val="single" w:color="auto" w:sz="12" w:space="0"/>
+            <w:left w:val="single" w:color="auto" w:sz="12" w:space="0"/>
+            <w:bottom w:val="single" w:color="auto" w:sz="12" w:space="0"/>
+            <w:right w:val="single" w:color="auto" w:sz="12" w:space="0"/>
           </w:tcBorders>
           <w:vAlign w:val="center"/>
         </w:tcPr>
         <w:p>
           <w:pPr>
-            <w:pStyle w:val="a3"/>
+            <w:pStyle w:val="5"/>
             <w:ind w:left="-85" w:right="-85"/>
             <w:jc w:val="center"/>
             <w:rPr>
@@ -3672,16 +3601,16 @@
           <w:tcW w:w="992" w:type="dxa"/>
           <w:gridSpan w:val="2"/>
           <w:tcBorders>
-            <w:top w:val="single" w:sz="12" w:space="0" w:color="auto"/>
-            <w:left w:val="single" w:sz="12" w:space="0" w:color="auto"/>
-            <w:bottom w:val="single" w:sz="12" w:space="0" w:color="auto"/>
-            <w:right w:val="single" w:sz="18" w:space="0" w:color="auto"/>
+            <w:top w:val="single" w:color="auto" w:sz="12" w:space="0"/>
+            <w:left w:val="single" w:color="auto" w:sz="12" w:space="0"/>
+            <w:bottom w:val="single" w:color="auto" w:sz="12" w:space="0"/>
+            <w:right w:val="single" w:color="auto" w:sz="18" w:space="0"/>
           </w:tcBorders>
           <w:vAlign w:val="center"/>
         </w:tcPr>
         <w:p>
           <w:pPr>
-            <w:pStyle w:val="a3"/>
+            <w:pStyle w:val="5"/>
             <w:ind w:left="-85" w:right="-85"/>
             <w:jc w:val="center"/>
             <w:rPr>
@@ -3704,16 +3633,16 @@
         <w:tcPr>
           <w:tcW w:w="993" w:type="dxa"/>
           <w:tcBorders>
-            <w:top w:val="single" w:sz="12" w:space="0" w:color="auto"/>
-            <w:left w:val="single" w:sz="12" w:space="0" w:color="auto"/>
-            <w:bottom w:val="single" w:sz="12" w:space="0" w:color="auto"/>
-            <w:right w:val="single" w:sz="18" w:space="0" w:color="auto"/>
+            <w:top w:val="single" w:color="auto" w:sz="12" w:space="0"/>
+            <w:left w:val="single" w:color="auto" w:sz="12" w:space="0"/>
+            <w:bottom w:val="single" w:color="auto" w:sz="12" w:space="0"/>
+            <w:right w:val="single" w:color="auto" w:sz="18" w:space="0"/>
           </w:tcBorders>
           <w:vAlign w:val="center"/>
         </w:tcPr>
         <w:p>
           <w:pPr>
-            <w:pStyle w:val="a3"/>
+            <w:pStyle w:val="5"/>
             <w:ind w:left="-85" w:right="-85"/>
             <w:jc w:val="center"/>
             <w:rPr>
@@ -3738,7 +3667,7 @@
   </w:tbl>
   <w:p>
     <w:pPr>
-      <w:pStyle w:val="a3"/>
+      <w:pStyle w:val="5"/>
       <w:rPr>
         <w:sz w:val="2"/>
         <w:szCs w:val="2"/>
@@ -3749,20 +3678,27 @@
 </file>
 
 <file path=word/header2.xml><?xml version="1.0" encoding="utf-8"?>
-<w:hdr xmlns:wpc="http://schemas.microsoft.com/office/word/2010/wordprocessingCanvas" xmlns:cx="http://schemas.microsoft.com/office/drawing/2014/chartex" xmlns:cx1="http://schemas.microsoft.com/office/drawing/2015/9/8/chartex" xmlns:cx2="http://schemas.microsoft.com/office/drawing/2015/10/21/chartex" xmlns:cx3="http://schemas.microsoft.com/office/drawing/2016/5/9/chartex" xmlns:cx4="http://schemas.microsoft.com/office/drawing/2016/5/10/chartex" xmlns:cx5="http://schemas.microsoft.com/office/drawing/2016/5/11/chartex" xmlns:cx6="http://schemas.microsoft.com/office/drawing/2016/5/12/chartex" xmlns:cx7="http://schemas.microsoft.com/office/drawing/2016/5/13/chartex" xmlns:cx8="http://schemas.microsoft.com/office/drawing/2016/5/14/chartex" xmlns:mc="http://schemas.openxmlformats.org/markup-compatibility/2006" xmlns:aink="http://schemas.microsoft.com/office/drawing/2016/ink" xmlns:am3d="http://schemas.microsoft.com/office/drawing/2017/model3d" xmlns:o="urn:schemas-microsoft-com:office:office" xmlns:r="http://schemas.openxmlformats.org/officeDocument/2006/relationships" xmlns:m="http://schemas.openxmlformats.org/officeDocument/2006/math" xmlns:v="urn:schemas-microsoft-com:vml" xmlns:wp14="http://schemas.microsoft.com/office/word/2010/wordprocessingDrawing" xmlns:wp="http://schemas.openxmlformats.org/drawingml/2006/wordprocessingDrawing" xmlns:w10="urn:schemas-microsoft-com:office:word" xmlns:w="http://schemas.openxmlformats.org/wordprocessingml/2006/main" xmlns:w14="http://schemas.microsoft.com/office/word/2010/wordml" xmlns:w15="http://schemas.microsoft.com/office/word/2012/wordml" xmlns:w16cid="http://schemas.microsoft.com/office/word/2016/wordml/cid" xmlns:w16se="http://schemas.microsoft.com/office/word/2015/wordml/symex" xmlns:wpg="http://schemas.microsoft.com/office/word/2010/wordprocessingGroup" xmlns:wpi="http://schemas.microsoft.com/office/word/2010/wordprocessingInk" xmlns:wne="http://schemas.microsoft.com/office/word/2006/wordml" xmlns:wps="http://schemas.microsoft.com/office/word/2010/wordprocessingShape" mc:Ignorable="w14 w15 w16se w16cid wp14">
+<w:hdr xmlns:wpc="http://schemas.microsoft.com/office/word/2010/wordprocessingCanvas" xmlns:mc="http://schemas.openxmlformats.org/markup-compatibility/2006" xmlns:o="urn:schemas-microsoft-com:office:office" xmlns:r="http://schemas.openxmlformats.org/officeDocument/2006/relationships" xmlns:m="http://schemas.openxmlformats.org/officeDocument/2006/math" xmlns:v="urn:schemas-microsoft-com:vml" xmlns:wp14="http://schemas.microsoft.com/office/word/2010/wordprocessingDrawing" xmlns:wp="http://schemas.openxmlformats.org/drawingml/2006/wordprocessingDrawing" xmlns:w10="urn:schemas-microsoft-com:office:word" xmlns:w="http://schemas.openxmlformats.org/wordprocessingml/2006/main" xmlns:w14="http://schemas.microsoft.com/office/word/2010/wordml" xmlns:w15="http://schemas.microsoft.com/office/word/2012/wordml" xmlns:wpg="http://schemas.microsoft.com/office/word/2010/wordprocessingGroup" xmlns:wpi="http://schemas.microsoft.com/office/word/2010/wordprocessingInk" xmlns:wne="http://schemas.microsoft.com/office/word/2006/wordml" xmlns:wps="http://schemas.microsoft.com/office/word/2010/wordprocessingShape" xmlns:wpsCustomData="http://www.wps.cn/officeDocument/2013/wpsCustomData" mc:Ignorable="w14 w15 wp14">
   <w:tbl>
     <w:tblPr>
+      <w:tblStyle w:val="3"/>
       <w:tblW w:w="15559" w:type="dxa"/>
+      <w:tblInd w:w="0" w:type="dxa"/>
       <w:tblBorders>
-        <w:top w:val="single" w:sz="4" w:space="0" w:color="000000"/>
-        <w:left w:val="single" w:sz="4" w:space="0" w:color="000000"/>
-        <w:bottom w:val="single" w:sz="4" w:space="0" w:color="000000"/>
-        <w:right w:val="single" w:sz="4" w:space="0" w:color="000000"/>
-        <w:insideH w:val="single" w:sz="4" w:space="0" w:color="000000"/>
-        <w:insideV w:val="single" w:sz="4" w:space="0" w:color="000000"/>
+        <w:top w:val="single" w:color="000000" w:sz="4" w:space="0"/>
+        <w:left w:val="single" w:color="000000" w:sz="4" w:space="0"/>
+        <w:bottom w:val="single" w:color="000000" w:sz="4" w:space="0"/>
+        <w:right w:val="single" w:color="000000" w:sz="4" w:space="0"/>
+        <w:insideH w:val="single" w:color="000000" w:sz="4" w:space="0"/>
+        <w:insideV w:val="single" w:color="000000" w:sz="4" w:space="0"/>
       </w:tblBorders>
       <w:tblLayout w:type="fixed"/>
-      <w:tblLook w:val="04A0" w:firstRow="1" w:lastRow="0" w:firstColumn="1" w:lastColumn="0" w:noHBand="0" w:noVBand="1"/>
+      <w:tblCellMar>
+        <w:top w:w="0" w:type="dxa"/>
+        <w:left w:w="108" w:type="dxa"/>
+        <w:bottom w:w="0" w:type="dxa"/>
+        <w:right w:w="108" w:type="dxa"/>
+      </w:tblCellMar>
     </w:tblPr>
     <w:tblGrid>
       <w:gridCol w:w="967"/>
@@ -3790,43 +3726,49 @@
       <w:gridCol w:w="475"/>
     </w:tblGrid>
     <w:tr>
+      <w:tblPrEx>
+        <w:tblBorders>
+          <w:top w:val="single" w:color="000000" w:sz="4" w:space="0"/>
+          <w:left w:val="single" w:color="000000" w:sz="4" w:space="0"/>
+          <w:bottom w:val="single" w:color="000000" w:sz="4" w:space="0"/>
+          <w:right w:val="single" w:color="000000" w:sz="4" w:space="0"/>
+          <w:insideH w:val="single" w:color="000000" w:sz="4" w:space="0"/>
+          <w:insideV w:val="single" w:color="000000" w:sz="4" w:space="0"/>
+        </w:tblBorders>
+        <w:tblCellMar>
+          <w:top w:w="0" w:type="dxa"/>
+          <w:left w:w="108" w:type="dxa"/>
+          <w:bottom w:w="0" w:type="dxa"/>
+          <w:right w:w="108" w:type="dxa"/>
+        </w:tblCellMar>
+      </w:tblPrEx>
       <w:tc>
         <w:tcPr>
           <w:tcW w:w="967" w:type="dxa"/>
           <w:tcBorders>
-            <w:top w:val="single" w:sz="12" w:space="0" w:color="auto"/>
-            <w:left w:val="single" w:sz="12" w:space="0" w:color="auto"/>
-            <w:bottom w:val="single" w:sz="12" w:space="0" w:color="auto"/>
-            <w:right w:val="single" w:sz="12" w:space="0" w:color="auto"/>
-          </w:tcBorders>
-        </w:tcPr>
-        <w:p>
-          <w:pPr>
-            <w:pStyle w:val="a3"/>
-            <w:ind w:left="-85" w:right="-85"/>
-            <w:rPr>
-              <w:rFonts w:ascii="Arial Narrow" w:hAnsi="Arial Narrow" w:cs="Arial"/>
-              <w:sz w:val="24"/>
-              <w:szCs w:val="20"/>
-            </w:rPr>
-          </w:pPr>
-          <w:proofErr w:type="spellStart"/>
+            <w:top w:val="single" w:color="auto" w:sz="12" w:space="0"/>
+            <w:left w:val="single" w:color="auto" w:sz="12" w:space="0"/>
+            <w:bottom w:val="single" w:color="auto" w:sz="12" w:space="0"/>
+            <w:right w:val="single" w:color="auto" w:sz="12" w:space="0"/>
+          </w:tcBorders>
+        </w:tcPr>
+        <w:p>
+          <w:pPr>
+            <w:pStyle w:val="5"/>
+            <w:ind w:left="-85" w:right="-85"/>
+            <w:rPr>
+              <w:rFonts w:ascii="Arial Narrow" w:hAnsi="Arial Narrow" w:cs="Arial"/>
+              <w:sz w:val="24"/>
+              <w:szCs w:val="20"/>
+            </w:rPr>
+          </w:pPr>
           <w:r>
             <w:rPr>
               <w:rFonts w:ascii="Arial Narrow" w:hAnsi="Arial Narrow" w:cs="Arial"/>
               <w:sz w:val="24"/>
               <w:szCs w:val="20"/>
             </w:rPr>
-            <w:t>Дубл</w:t>
-          </w:r>
-          <w:proofErr w:type="spellEnd"/>
-          <w:r>
-            <w:rPr>
-              <w:rFonts w:ascii="Arial Narrow" w:hAnsi="Arial Narrow" w:cs="Arial"/>
-              <w:sz w:val="24"/>
-              <w:szCs w:val="20"/>
-            </w:rPr>
-            <w:t>.</w:t>
+            <w:t>Дубл.</w:t>
           </w:r>
         </w:p>
       </w:tc>
@@ -3835,15 +3777,15 @@
           <w:tcW w:w="1474" w:type="dxa"/>
           <w:gridSpan w:val="2"/>
           <w:tcBorders>
-            <w:top w:val="single" w:sz="12" w:space="0" w:color="auto"/>
-            <w:left w:val="single" w:sz="12" w:space="0" w:color="auto"/>
-            <w:bottom w:val="single" w:sz="12" w:space="0" w:color="auto"/>
-            <w:right w:val="single" w:sz="12" w:space="0" w:color="auto"/>
-          </w:tcBorders>
-        </w:tcPr>
-        <w:p>
-          <w:pPr>
-            <w:pStyle w:val="a3"/>
+            <w:top w:val="single" w:color="auto" w:sz="12" w:space="0"/>
+            <w:left w:val="single" w:color="auto" w:sz="12" w:space="0"/>
+            <w:bottom w:val="single" w:color="auto" w:sz="12" w:space="0"/>
+            <w:right w:val="single" w:color="auto" w:sz="12" w:space="0"/>
+          </w:tcBorders>
+        </w:tcPr>
+        <w:p>
+          <w:pPr>
+            <w:pStyle w:val="5"/>
             <w:ind w:left="-85" w:right="-85"/>
             <w:rPr>
               <w:rFonts w:ascii="Arial Narrow" w:hAnsi="Arial Narrow" w:cs="Arial"/>
@@ -3858,15 +3800,15 @@
           <w:tcW w:w="821" w:type="dxa"/>
           <w:gridSpan w:val="2"/>
           <w:tcBorders>
-            <w:top w:val="single" w:sz="12" w:space="0" w:color="auto"/>
-            <w:left w:val="single" w:sz="12" w:space="0" w:color="auto"/>
-            <w:bottom w:val="single" w:sz="12" w:space="0" w:color="auto"/>
-            <w:right w:val="single" w:sz="12" w:space="0" w:color="auto"/>
-          </w:tcBorders>
-        </w:tcPr>
-        <w:p>
-          <w:pPr>
-            <w:pStyle w:val="a3"/>
+            <w:top w:val="single" w:color="auto" w:sz="12" w:space="0"/>
+            <w:left w:val="single" w:color="auto" w:sz="12" w:space="0"/>
+            <w:bottom w:val="single" w:color="auto" w:sz="12" w:space="0"/>
+            <w:right w:val="single" w:color="auto" w:sz="12" w:space="0"/>
+          </w:tcBorders>
+        </w:tcPr>
+        <w:p>
+          <w:pPr>
+            <w:pStyle w:val="5"/>
             <w:ind w:left="-85" w:right="-85"/>
             <w:rPr>
               <w:rFonts w:ascii="Arial Narrow" w:hAnsi="Arial Narrow" w:cs="Arial"/>
@@ -3880,15 +3822,15 @@
         <w:tcPr>
           <w:tcW w:w="820" w:type="dxa"/>
           <w:tcBorders>
-            <w:top w:val="single" w:sz="12" w:space="0" w:color="auto"/>
-            <w:left w:val="single" w:sz="12" w:space="0" w:color="auto"/>
-            <w:bottom w:val="single" w:sz="12" w:space="0" w:color="auto"/>
-            <w:right w:val="single" w:sz="12" w:space="0" w:color="auto"/>
-          </w:tcBorders>
-        </w:tcPr>
-        <w:p>
-          <w:pPr>
-            <w:pStyle w:val="a3"/>
+            <w:top w:val="single" w:color="auto" w:sz="12" w:space="0"/>
+            <w:left w:val="single" w:color="auto" w:sz="12" w:space="0"/>
+            <w:bottom w:val="single" w:color="auto" w:sz="12" w:space="0"/>
+            <w:right w:val="single" w:color="auto" w:sz="12" w:space="0"/>
+          </w:tcBorders>
+        </w:tcPr>
+        <w:p>
+          <w:pPr>
+            <w:pStyle w:val="5"/>
             <w:ind w:left="-85" w:right="-85"/>
             <w:rPr>
               <w:rFonts w:ascii="Arial Narrow" w:hAnsi="Arial Narrow" w:cs="Arial"/>
@@ -3905,14 +3847,14 @@
           <w:vMerge w:val="restart"/>
           <w:tcBorders>
             <w:top w:val="nil"/>
-            <w:left w:val="single" w:sz="12" w:space="0" w:color="auto"/>
-            <w:bottom w:val="single" w:sz="18" w:space="0" w:color="auto"/>
+            <w:left w:val="single" w:color="auto" w:sz="12" w:space="0"/>
+            <w:bottom w:val="single" w:color="auto" w:sz="18" w:space="0"/>
             <w:right w:val="nil"/>
           </w:tcBorders>
         </w:tcPr>
         <w:p>
           <w:pPr>
-            <w:pStyle w:val="a3"/>
+            <w:pStyle w:val="5"/>
             <w:ind w:left="-85" w:right="-85"/>
             <w:rPr>
               <w:rFonts w:ascii="Arial Narrow" w:hAnsi="Arial Narrow" w:cs="Arial"/>
@@ -3929,13 +3871,13 @@
           <w:tcBorders>
             <w:top w:val="nil"/>
             <w:left w:val="nil"/>
-            <w:bottom w:val="single" w:sz="12" w:space="0" w:color="auto"/>
-            <w:right w:val="single" w:sz="12" w:space="0" w:color="auto"/>
-          </w:tcBorders>
-        </w:tcPr>
-        <w:p>
-          <w:pPr>
-            <w:pStyle w:val="a3"/>
+            <w:bottom w:val="single" w:color="auto" w:sz="12" w:space="0"/>
+            <w:right w:val="single" w:color="auto" w:sz="12" w:space="0"/>
+          </w:tcBorders>
+        </w:tcPr>
+        <w:p>
+          <w:pPr>
+            <w:pStyle w:val="5"/>
             <w:ind w:left="-85" w:right="-85"/>
             <w:rPr>
               <w:rFonts w:ascii="Arial Narrow" w:hAnsi="Arial Narrow" w:cs="Arial"/>
@@ -3949,15 +3891,15 @@
         <w:tcPr>
           <w:tcW w:w="546" w:type="dxa"/>
           <w:tcBorders>
-            <w:top w:val="single" w:sz="12" w:space="0" w:color="auto"/>
-            <w:left w:val="single" w:sz="12" w:space="0" w:color="auto"/>
-            <w:bottom w:val="single" w:sz="12" w:space="0" w:color="auto"/>
-            <w:right w:val="single" w:sz="12" w:space="0" w:color="auto"/>
-          </w:tcBorders>
-        </w:tcPr>
-        <w:p>
-          <w:pPr>
-            <w:pStyle w:val="a3"/>
+            <w:top w:val="single" w:color="auto" w:sz="12" w:space="0"/>
+            <w:left w:val="single" w:color="auto" w:sz="12" w:space="0"/>
+            <w:bottom w:val="single" w:color="auto" w:sz="12" w:space="0"/>
+            <w:right w:val="single" w:color="auto" w:sz="12" w:space="0"/>
+          </w:tcBorders>
+        </w:tcPr>
+        <w:p>
+          <w:pPr>
+            <w:pStyle w:val="5"/>
             <w:ind w:left="-85" w:right="-85"/>
             <w:rPr>
               <w:rFonts w:ascii="Arial Narrow" w:hAnsi="Arial Narrow" w:cs="Arial"/>
@@ -3971,15 +3913,15 @@
         <w:tcPr>
           <w:tcW w:w="546" w:type="dxa"/>
           <w:tcBorders>
-            <w:top w:val="single" w:sz="12" w:space="0" w:color="auto"/>
-            <w:left w:val="single" w:sz="12" w:space="0" w:color="auto"/>
-            <w:bottom w:val="single" w:sz="12" w:space="0" w:color="auto"/>
-            <w:right w:val="single" w:sz="12" w:space="0" w:color="auto"/>
-          </w:tcBorders>
-        </w:tcPr>
-        <w:p>
-          <w:pPr>
-            <w:pStyle w:val="a3"/>
+            <w:top w:val="single" w:color="auto" w:sz="12" w:space="0"/>
+            <w:left w:val="single" w:color="auto" w:sz="12" w:space="0"/>
+            <w:bottom w:val="single" w:color="auto" w:sz="12" w:space="0"/>
+            <w:right w:val="single" w:color="auto" w:sz="12" w:space="0"/>
+          </w:tcBorders>
+        </w:tcPr>
+        <w:p>
+          <w:pPr>
+            <w:pStyle w:val="5"/>
             <w:ind w:left="-85" w:right="-85"/>
             <w:rPr>
               <w:rFonts w:ascii="Arial Narrow" w:hAnsi="Arial Narrow" w:cs="Arial"/>
@@ -3993,15 +3935,15 @@
         <w:tcPr>
           <w:tcW w:w="520" w:type="dxa"/>
           <w:tcBorders>
-            <w:top w:val="single" w:sz="12" w:space="0" w:color="auto"/>
-            <w:left w:val="single" w:sz="12" w:space="0" w:color="auto"/>
-            <w:bottom w:val="single" w:sz="12" w:space="0" w:color="auto"/>
-            <w:right w:val="single" w:sz="12" w:space="0" w:color="auto"/>
-          </w:tcBorders>
-        </w:tcPr>
-        <w:p>
-          <w:pPr>
-            <w:pStyle w:val="a3"/>
+            <w:top w:val="single" w:color="auto" w:sz="12" w:space="0"/>
+            <w:left w:val="single" w:color="auto" w:sz="12" w:space="0"/>
+            <w:bottom w:val="single" w:color="auto" w:sz="12" w:space="0"/>
+            <w:right w:val="single" w:color="auto" w:sz="12" w:space="0"/>
+          </w:tcBorders>
+        </w:tcPr>
+        <w:p>
+          <w:pPr>
+            <w:pStyle w:val="5"/>
             <w:ind w:left="-85" w:right="-85"/>
             <w:rPr>
               <w:rFonts w:ascii="Arial Narrow" w:hAnsi="Arial Narrow" w:cs="Arial"/>
@@ -4015,15 +3957,15 @@
         <w:tcPr>
           <w:tcW w:w="890" w:type="dxa"/>
           <w:tcBorders>
-            <w:top w:val="single" w:sz="12" w:space="0" w:color="auto"/>
-            <w:left w:val="single" w:sz="12" w:space="0" w:color="auto"/>
-            <w:bottom w:val="single" w:sz="12" w:space="0" w:color="auto"/>
-            <w:right w:val="single" w:sz="12" w:space="0" w:color="auto"/>
-          </w:tcBorders>
-        </w:tcPr>
-        <w:p>
-          <w:pPr>
-            <w:pStyle w:val="a3"/>
+            <w:top w:val="single" w:color="auto" w:sz="12" w:space="0"/>
+            <w:left w:val="single" w:color="auto" w:sz="12" w:space="0"/>
+            <w:bottom w:val="single" w:color="auto" w:sz="12" w:space="0"/>
+            <w:right w:val="single" w:color="auto" w:sz="12" w:space="0"/>
+          </w:tcBorders>
+        </w:tcPr>
+        <w:p>
+          <w:pPr>
+            <w:pStyle w:val="5"/>
             <w:ind w:left="-85" w:right="-85"/>
             <w:rPr>
               <w:rFonts w:ascii="Arial Narrow" w:hAnsi="Arial Narrow" w:cs="Arial"/>
@@ -4037,15 +3979,15 @@
         <w:tcPr>
           <w:tcW w:w="475" w:type="dxa"/>
           <w:tcBorders>
-            <w:top w:val="single" w:sz="12" w:space="0" w:color="auto"/>
-            <w:left w:val="single" w:sz="12" w:space="0" w:color="auto"/>
-            <w:bottom w:val="single" w:sz="12" w:space="0" w:color="auto"/>
-            <w:right w:val="single" w:sz="12" w:space="0" w:color="auto"/>
-          </w:tcBorders>
-        </w:tcPr>
-        <w:p>
-          <w:pPr>
-            <w:pStyle w:val="a3"/>
+            <w:top w:val="single" w:color="auto" w:sz="12" w:space="0"/>
+            <w:left w:val="single" w:color="auto" w:sz="12" w:space="0"/>
+            <w:bottom w:val="single" w:color="auto" w:sz="12" w:space="0"/>
+            <w:right w:val="single" w:color="auto" w:sz="12" w:space="0"/>
+          </w:tcBorders>
+        </w:tcPr>
+        <w:p>
+          <w:pPr>
+            <w:pStyle w:val="5"/>
             <w:ind w:left="-85" w:right="-85"/>
             <w:rPr>
               <w:rFonts w:ascii="Arial Narrow" w:hAnsi="Arial Narrow" w:cs="Arial"/>
@@ -4057,43 +3999,49 @@
       </w:tc>
     </w:tr>
     <w:tr>
+      <w:tblPrEx>
+        <w:tblBorders>
+          <w:top w:val="single" w:color="000000" w:sz="4" w:space="0"/>
+          <w:left w:val="single" w:color="000000" w:sz="4" w:space="0"/>
+          <w:bottom w:val="single" w:color="000000" w:sz="4" w:space="0"/>
+          <w:right w:val="single" w:color="000000" w:sz="4" w:space="0"/>
+          <w:insideH w:val="single" w:color="000000" w:sz="4" w:space="0"/>
+          <w:insideV w:val="single" w:color="000000" w:sz="4" w:space="0"/>
+        </w:tblBorders>
+        <w:tblCellMar>
+          <w:top w:w="0" w:type="dxa"/>
+          <w:left w:w="108" w:type="dxa"/>
+          <w:bottom w:w="0" w:type="dxa"/>
+          <w:right w:w="108" w:type="dxa"/>
+        </w:tblCellMar>
+      </w:tblPrEx>
       <w:tc>
         <w:tcPr>
           <w:tcW w:w="967" w:type="dxa"/>
           <w:tcBorders>
-            <w:top w:val="single" w:sz="12" w:space="0" w:color="auto"/>
-            <w:left w:val="single" w:sz="12" w:space="0" w:color="auto"/>
-            <w:bottom w:val="single" w:sz="12" w:space="0" w:color="auto"/>
-            <w:right w:val="single" w:sz="12" w:space="0" w:color="auto"/>
-          </w:tcBorders>
-        </w:tcPr>
-        <w:p>
-          <w:pPr>
-            <w:pStyle w:val="a3"/>
-            <w:ind w:left="-85" w:right="-85"/>
-            <w:rPr>
-              <w:rFonts w:ascii="Arial Narrow" w:hAnsi="Arial Narrow" w:cs="Arial"/>
-              <w:sz w:val="24"/>
-              <w:szCs w:val="20"/>
-            </w:rPr>
-          </w:pPr>
-          <w:proofErr w:type="spellStart"/>
+            <w:top w:val="single" w:color="auto" w:sz="12" w:space="0"/>
+            <w:left w:val="single" w:color="auto" w:sz="12" w:space="0"/>
+            <w:bottom w:val="single" w:color="auto" w:sz="12" w:space="0"/>
+            <w:right w:val="single" w:color="auto" w:sz="12" w:space="0"/>
+          </w:tcBorders>
+        </w:tcPr>
+        <w:p>
+          <w:pPr>
+            <w:pStyle w:val="5"/>
+            <w:ind w:left="-85" w:right="-85"/>
+            <w:rPr>
+              <w:rFonts w:ascii="Arial Narrow" w:hAnsi="Arial Narrow" w:cs="Arial"/>
+              <w:sz w:val="24"/>
+              <w:szCs w:val="20"/>
+            </w:rPr>
+          </w:pPr>
           <w:r>
             <w:rPr>
               <w:rFonts w:ascii="Arial Narrow" w:hAnsi="Arial Narrow" w:cs="Arial"/>
               <w:sz w:val="24"/>
               <w:szCs w:val="20"/>
             </w:rPr>
-            <w:t>Взам</w:t>
-          </w:r>
-          <w:proofErr w:type="spellEnd"/>
-          <w:r>
-            <w:rPr>
-              <w:rFonts w:ascii="Arial Narrow" w:hAnsi="Arial Narrow" w:cs="Arial"/>
-              <w:sz w:val="24"/>
-              <w:szCs w:val="20"/>
-            </w:rPr>
-            <w:t>.</w:t>
+            <w:t>Взам.</w:t>
           </w:r>
         </w:p>
       </w:tc>
@@ -4102,15 +4050,15 @@
           <w:tcW w:w="1474" w:type="dxa"/>
           <w:gridSpan w:val="2"/>
           <w:tcBorders>
-            <w:top w:val="single" w:sz="12" w:space="0" w:color="auto"/>
-            <w:left w:val="single" w:sz="12" w:space="0" w:color="auto"/>
-            <w:bottom w:val="single" w:sz="12" w:space="0" w:color="auto"/>
-            <w:right w:val="single" w:sz="12" w:space="0" w:color="auto"/>
-          </w:tcBorders>
-        </w:tcPr>
-        <w:p>
-          <w:pPr>
-            <w:pStyle w:val="a3"/>
+            <w:top w:val="single" w:color="auto" w:sz="12" w:space="0"/>
+            <w:left w:val="single" w:color="auto" w:sz="12" w:space="0"/>
+            <w:bottom w:val="single" w:color="auto" w:sz="12" w:space="0"/>
+            <w:right w:val="single" w:color="auto" w:sz="12" w:space="0"/>
+          </w:tcBorders>
+        </w:tcPr>
+        <w:p>
+          <w:pPr>
+            <w:pStyle w:val="5"/>
             <w:ind w:left="-85" w:right="-85"/>
             <w:rPr>
               <w:rFonts w:ascii="Arial Narrow" w:hAnsi="Arial Narrow" w:cs="Arial"/>
@@ -4125,15 +4073,15 @@
           <w:tcW w:w="821" w:type="dxa"/>
           <w:gridSpan w:val="2"/>
           <w:tcBorders>
-            <w:top w:val="single" w:sz="12" w:space="0" w:color="auto"/>
-            <w:left w:val="single" w:sz="12" w:space="0" w:color="auto"/>
-            <w:bottom w:val="single" w:sz="12" w:space="0" w:color="auto"/>
-            <w:right w:val="single" w:sz="12" w:space="0" w:color="auto"/>
-          </w:tcBorders>
-        </w:tcPr>
-        <w:p>
-          <w:pPr>
-            <w:pStyle w:val="a3"/>
+            <w:top w:val="single" w:color="auto" w:sz="12" w:space="0"/>
+            <w:left w:val="single" w:color="auto" w:sz="12" w:space="0"/>
+            <w:bottom w:val="single" w:color="auto" w:sz="12" w:space="0"/>
+            <w:right w:val="single" w:color="auto" w:sz="12" w:space="0"/>
+          </w:tcBorders>
+        </w:tcPr>
+        <w:p>
+          <w:pPr>
+            <w:pStyle w:val="5"/>
             <w:ind w:left="-85" w:right="-85"/>
             <w:rPr>
               <w:rFonts w:ascii="Arial Narrow" w:hAnsi="Arial Narrow" w:cs="Arial"/>
@@ -4147,15 +4095,15 @@
         <w:tcPr>
           <w:tcW w:w="820" w:type="dxa"/>
           <w:tcBorders>
-            <w:top w:val="single" w:sz="12" w:space="0" w:color="auto"/>
-            <w:left w:val="single" w:sz="12" w:space="0" w:color="auto"/>
-            <w:bottom w:val="single" w:sz="12" w:space="0" w:color="auto"/>
-            <w:right w:val="single" w:sz="12" w:space="0" w:color="auto"/>
-          </w:tcBorders>
-        </w:tcPr>
-        <w:p>
-          <w:pPr>
-            <w:pStyle w:val="a3"/>
+            <w:top w:val="single" w:color="auto" w:sz="12" w:space="0"/>
+            <w:left w:val="single" w:color="auto" w:sz="12" w:space="0"/>
+            <w:bottom w:val="single" w:color="auto" w:sz="12" w:space="0"/>
+            <w:right w:val="single" w:color="auto" w:sz="12" w:space="0"/>
+          </w:tcBorders>
+        </w:tcPr>
+        <w:p>
+          <w:pPr>
+            <w:pStyle w:val="5"/>
             <w:ind w:left="-85" w:right="-85"/>
             <w:rPr>
               <w:rFonts w:ascii="Arial Narrow" w:hAnsi="Arial Narrow" w:cs="Arial"/>
@@ -4169,16 +4117,16 @@
         <w:tcPr>
           <w:tcW w:w="3987" w:type="dxa"/>
           <w:gridSpan w:val="3"/>
-          <w:vMerge/>
-          <w:tcBorders>
-            <w:left w:val="single" w:sz="12" w:space="0" w:color="auto"/>
-            <w:bottom w:val="single" w:sz="18" w:space="0" w:color="auto"/>
-            <w:right w:val="single" w:sz="12" w:space="0" w:color="auto"/>
-          </w:tcBorders>
-        </w:tcPr>
-        <w:p>
-          <w:pPr>
-            <w:pStyle w:val="a3"/>
+          <w:vMerge w:val="continue"/>
+          <w:tcBorders>
+            <w:left w:val="single" w:color="auto" w:sz="12" w:space="0"/>
+            <w:bottom w:val="single" w:color="auto" w:sz="18" w:space="0"/>
+            <w:right w:val="single" w:color="auto" w:sz="12" w:space="0"/>
+          </w:tcBorders>
+        </w:tcPr>
+        <w:p>
+          <w:pPr>
+            <w:pStyle w:val="5"/>
             <w:ind w:left="-85" w:right="-85"/>
             <w:rPr>
               <w:rFonts w:ascii="Arial Narrow" w:hAnsi="Arial Narrow" w:cs="Arial"/>
@@ -4193,15 +4141,15 @@
           <w:tcW w:w="552" w:type="dxa"/>
           <w:gridSpan w:val="2"/>
           <w:tcBorders>
-            <w:top w:val="single" w:sz="12" w:space="0" w:color="auto"/>
-            <w:left w:val="single" w:sz="12" w:space="0" w:color="auto"/>
-            <w:bottom w:val="single" w:sz="12" w:space="0" w:color="auto"/>
-            <w:right w:val="single" w:sz="12" w:space="0" w:color="auto"/>
-          </w:tcBorders>
-        </w:tcPr>
-        <w:p>
-          <w:pPr>
-            <w:pStyle w:val="a3"/>
+            <w:top w:val="single" w:color="auto" w:sz="12" w:space="0"/>
+            <w:left w:val="single" w:color="auto" w:sz="12" w:space="0"/>
+            <w:bottom w:val="single" w:color="auto" w:sz="12" w:space="0"/>
+            <w:right w:val="single" w:color="auto" w:sz="12" w:space="0"/>
+          </w:tcBorders>
+        </w:tcPr>
+        <w:p>
+          <w:pPr>
+            <w:pStyle w:val="5"/>
             <w:ind w:left="-85" w:right="-85"/>
             <w:rPr>
               <w:rFonts w:ascii="Arial Narrow" w:hAnsi="Arial Narrow" w:cs="Arial"/>
@@ -4215,15 +4163,15 @@
         <w:tcPr>
           <w:tcW w:w="563" w:type="dxa"/>
           <w:tcBorders>
-            <w:top w:val="single" w:sz="12" w:space="0" w:color="auto"/>
-            <w:left w:val="single" w:sz="12" w:space="0" w:color="auto"/>
-            <w:bottom w:val="single" w:sz="12" w:space="0" w:color="auto"/>
-            <w:right w:val="single" w:sz="12" w:space="0" w:color="auto"/>
-          </w:tcBorders>
-        </w:tcPr>
-        <w:p>
-          <w:pPr>
-            <w:pStyle w:val="a3"/>
+            <w:top w:val="single" w:color="auto" w:sz="12" w:space="0"/>
+            <w:left w:val="single" w:color="auto" w:sz="12" w:space="0"/>
+            <w:bottom w:val="single" w:color="auto" w:sz="12" w:space="0"/>
+            <w:right w:val="single" w:color="auto" w:sz="12" w:space="0"/>
+          </w:tcBorders>
+        </w:tcPr>
+        <w:p>
+          <w:pPr>
+            <w:pStyle w:val="5"/>
             <w:ind w:left="-85" w:right="-85"/>
             <w:rPr>
               <w:rFonts w:ascii="Arial Narrow" w:hAnsi="Arial Narrow" w:cs="Arial"/>
@@ -4238,15 +4186,15 @@
           <w:tcW w:w="1414" w:type="dxa"/>
           <w:gridSpan w:val="2"/>
           <w:tcBorders>
-            <w:top w:val="single" w:sz="12" w:space="0" w:color="auto"/>
-            <w:left w:val="single" w:sz="12" w:space="0" w:color="auto"/>
-            <w:bottom w:val="single" w:sz="12" w:space="0" w:color="auto"/>
-            <w:right w:val="single" w:sz="12" w:space="0" w:color="auto"/>
-          </w:tcBorders>
-        </w:tcPr>
-        <w:p>
-          <w:pPr>
-            <w:pStyle w:val="a3"/>
+            <w:top w:val="single" w:color="auto" w:sz="12" w:space="0"/>
+            <w:left w:val="single" w:color="auto" w:sz="12" w:space="0"/>
+            <w:bottom w:val="single" w:color="auto" w:sz="12" w:space="0"/>
+            <w:right w:val="single" w:color="auto" w:sz="12" w:space="0"/>
+          </w:tcBorders>
+        </w:tcPr>
+        <w:p>
+          <w:pPr>
+            <w:pStyle w:val="5"/>
             <w:ind w:left="-85" w:right="-85"/>
             <w:rPr>
               <w:rFonts w:ascii="Arial Narrow" w:hAnsi="Arial Narrow" w:cs="Arial"/>
@@ -4261,15 +4209,15 @@
           <w:tcW w:w="850" w:type="dxa"/>
           <w:gridSpan w:val="2"/>
           <w:tcBorders>
-            <w:top w:val="single" w:sz="12" w:space="0" w:color="auto"/>
-            <w:left w:val="single" w:sz="12" w:space="0" w:color="auto"/>
-            <w:bottom w:val="single" w:sz="12" w:space="0" w:color="auto"/>
-            <w:right w:val="single" w:sz="12" w:space="0" w:color="auto"/>
-          </w:tcBorders>
-        </w:tcPr>
-        <w:p>
-          <w:pPr>
-            <w:pStyle w:val="a3"/>
+            <w:top w:val="single" w:color="auto" w:sz="12" w:space="0"/>
+            <w:left w:val="single" w:color="auto" w:sz="12" w:space="0"/>
+            <w:bottom w:val="single" w:color="auto" w:sz="12" w:space="0"/>
+            <w:right w:val="single" w:color="auto" w:sz="12" w:space="0"/>
+          </w:tcBorders>
+        </w:tcPr>
+        <w:p>
+          <w:pPr>
+            <w:pStyle w:val="5"/>
             <w:ind w:left="-85" w:right="-85"/>
             <w:rPr>
               <w:rFonts w:ascii="Arial Narrow" w:hAnsi="Arial Narrow" w:cs="Arial"/>
@@ -4284,15 +4232,15 @@
           <w:tcW w:w="1134" w:type="dxa"/>
           <w:gridSpan w:val="2"/>
           <w:tcBorders>
-            <w:top w:val="single" w:sz="12" w:space="0" w:color="auto"/>
-            <w:left w:val="single" w:sz="12" w:space="0" w:color="auto"/>
-            <w:bottom w:val="single" w:sz="12" w:space="0" w:color="auto"/>
-            <w:right w:val="single" w:sz="12" w:space="0" w:color="auto"/>
-          </w:tcBorders>
-        </w:tcPr>
-        <w:p>
-          <w:pPr>
-            <w:pStyle w:val="a3"/>
+            <w:top w:val="single" w:color="auto" w:sz="12" w:space="0"/>
+            <w:left w:val="single" w:color="auto" w:sz="12" w:space="0"/>
+            <w:bottom w:val="single" w:color="auto" w:sz="12" w:space="0"/>
+            <w:right w:val="single" w:color="auto" w:sz="12" w:space="0"/>
+          </w:tcBorders>
+        </w:tcPr>
+        <w:p>
+          <w:pPr>
+            <w:pStyle w:val="5"/>
             <w:ind w:left="-85" w:right="-85"/>
             <w:rPr>
               <w:rFonts w:ascii="Arial Narrow" w:hAnsi="Arial Narrow" w:cs="Arial"/>
@@ -4306,15 +4254,15 @@
         <w:tcPr>
           <w:tcW w:w="546" w:type="dxa"/>
           <w:tcBorders>
-            <w:top w:val="single" w:sz="12" w:space="0" w:color="auto"/>
-            <w:left w:val="single" w:sz="12" w:space="0" w:color="auto"/>
-            <w:bottom w:val="single" w:sz="12" w:space="0" w:color="auto"/>
-            <w:right w:val="single" w:sz="12" w:space="0" w:color="auto"/>
-          </w:tcBorders>
-        </w:tcPr>
-        <w:p>
-          <w:pPr>
-            <w:pStyle w:val="a3"/>
+            <w:top w:val="single" w:color="auto" w:sz="12" w:space="0"/>
+            <w:left w:val="single" w:color="auto" w:sz="12" w:space="0"/>
+            <w:bottom w:val="single" w:color="auto" w:sz="12" w:space="0"/>
+            <w:right w:val="single" w:color="auto" w:sz="12" w:space="0"/>
+          </w:tcBorders>
+        </w:tcPr>
+        <w:p>
+          <w:pPr>
+            <w:pStyle w:val="5"/>
             <w:ind w:left="-85" w:right="-85"/>
             <w:rPr>
               <w:rFonts w:ascii="Arial Narrow" w:hAnsi="Arial Narrow" w:cs="Arial"/>
@@ -4328,15 +4276,15 @@
         <w:tcPr>
           <w:tcW w:w="546" w:type="dxa"/>
           <w:tcBorders>
-            <w:top w:val="single" w:sz="12" w:space="0" w:color="auto"/>
-            <w:left w:val="single" w:sz="12" w:space="0" w:color="auto"/>
-            <w:bottom w:val="single" w:sz="12" w:space="0" w:color="auto"/>
-            <w:right w:val="single" w:sz="12" w:space="0" w:color="auto"/>
-          </w:tcBorders>
-        </w:tcPr>
-        <w:p>
-          <w:pPr>
-            <w:pStyle w:val="a3"/>
+            <w:top w:val="single" w:color="auto" w:sz="12" w:space="0"/>
+            <w:left w:val="single" w:color="auto" w:sz="12" w:space="0"/>
+            <w:bottom w:val="single" w:color="auto" w:sz="12" w:space="0"/>
+            <w:right w:val="single" w:color="auto" w:sz="12" w:space="0"/>
+          </w:tcBorders>
+        </w:tcPr>
+        <w:p>
+          <w:pPr>
+            <w:pStyle w:val="5"/>
             <w:ind w:left="-85" w:right="-85"/>
             <w:rPr>
               <w:rFonts w:ascii="Arial Narrow" w:hAnsi="Arial Narrow" w:cs="Arial"/>
@@ -4350,15 +4298,15 @@
         <w:tcPr>
           <w:tcW w:w="520" w:type="dxa"/>
           <w:tcBorders>
-            <w:top w:val="single" w:sz="12" w:space="0" w:color="auto"/>
-            <w:left w:val="single" w:sz="12" w:space="0" w:color="auto"/>
-            <w:bottom w:val="single" w:sz="12" w:space="0" w:color="auto"/>
-            <w:right w:val="single" w:sz="12" w:space="0" w:color="auto"/>
-          </w:tcBorders>
-        </w:tcPr>
-        <w:p>
-          <w:pPr>
-            <w:pStyle w:val="a3"/>
+            <w:top w:val="single" w:color="auto" w:sz="12" w:space="0"/>
+            <w:left w:val="single" w:color="auto" w:sz="12" w:space="0"/>
+            <w:bottom w:val="single" w:color="auto" w:sz="12" w:space="0"/>
+            <w:right w:val="single" w:color="auto" w:sz="12" w:space="0"/>
+          </w:tcBorders>
+        </w:tcPr>
+        <w:p>
+          <w:pPr>
+            <w:pStyle w:val="5"/>
             <w:ind w:left="-85" w:right="-85"/>
             <w:rPr>
               <w:rFonts w:ascii="Arial Narrow" w:hAnsi="Arial Narrow" w:cs="Arial"/>
@@ -4372,15 +4320,15 @@
         <w:tcPr>
           <w:tcW w:w="890" w:type="dxa"/>
           <w:tcBorders>
-            <w:top w:val="single" w:sz="12" w:space="0" w:color="auto"/>
-            <w:left w:val="single" w:sz="12" w:space="0" w:color="auto"/>
-            <w:bottom w:val="single" w:sz="12" w:space="0" w:color="auto"/>
-            <w:right w:val="single" w:sz="12" w:space="0" w:color="auto"/>
-          </w:tcBorders>
-        </w:tcPr>
-        <w:p>
-          <w:pPr>
-            <w:pStyle w:val="a3"/>
+            <w:top w:val="single" w:color="auto" w:sz="12" w:space="0"/>
+            <w:left w:val="single" w:color="auto" w:sz="12" w:space="0"/>
+            <w:bottom w:val="single" w:color="auto" w:sz="12" w:space="0"/>
+            <w:right w:val="single" w:color="auto" w:sz="12" w:space="0"/>
+          </w:tcBorders>
+        </w:tcPr>
+        <w:p>
+          <w:pPr>
+            <w:pStyle w:val="5"/>
             <w:ind w:left="-85" w:right="-85"/>
             <w:rPr>
               <w:rFonts w:ascii="Arial Narrow" w:hAnsi="Arial Narrow" w:cs="Arial"/>
@@ -4394,15 +4342,15 @@
         <w:tcPr>
           <w:tcW w:w="475" w:type="dxa"/>
           <w:tcBorders>
-            <w:top w:val="single" w:sz="12" w:space="0" w:color="auto"/>
-            <w:left w:val="single" w:sz="12" w:space="0" w:color="auto"/>
-            <w:bottom w:val="single" w:sz="12" w:space="0" w:color="auto"/>
-            <w:right w:val="single" w:sz="12" w:space="0" w:color="auto"/>
-          </w:tcBorders>
-        </w:tcPr>
-        <w:p>
-          <w:pPr>
-            <w:pStyle w:val="a3"/>
+            <w:top w:val="single" w:color="auto" w:sz="12" w:space="0"/>
+            <w:left w:val="single" w:color="auto" w:sz="12" w:space="0"/>
+            <w:bottom w:val="single" w:color="auto" w:sz="12" w:space="0"/>
+            <w:right w:val="single" w:color="auto" w:sz="12" w:space="0"/>
+          </w:tcBorders>
+        </w:tcPr>
+        <w:p>
+          <w:pPr>
+            <w:pStyle w:val="5"/>
             <w:ind w:left="-85" w:right="-85"/>
             <w:rPr>
               <w:rFonts w:ascii="Arial Narrow" w:hAnsi="Arial Narrow" w:cs="Arial"/>
@@ -4414,19 +4362,35 @@
       </w:tc>
     </w:tr>
     <w:tr>
+      <w:tblPrEx>
+        <w:tblBorders>
+          <w:top w:val="single" w:color="000000" w:sz="4" w:space="0"/>
+          <w:left w:val="single" w:color="000000" w:sz="4" w:space="0"/>
+          <w:bottom w:val="single" w:color="000000" w:sz="4" w:space="0"/>
+          <w:right w:val="single" w:color="000000" w:sz="4" w:space="0"/>
+          <w:insideH w:val="single" w:color="000000" w:sz="4" w:space="0"/>
+          <w:insideV w:val="single" w:color="000000" w:sz="4" w:space="0"/>
+        </w:tblBorders>
+        <w:tblCellMar>
+          <w:top w:w="0" w:type="dxa"/>
+          <w:left w:w="108" w:type="dxa"/>
+          <w:bottom w:w="0" w:type="dxa"/>
+          <w:right w:w="108" w:type="dxa"/>
+        </w:tblCellMar>
+      </w:tblPrEx>
       <w:tc>
         <w:tcPr>
           <w:tcW w:w="967" w:type="dxa"/>
           <w:tcBorders>
-            <w:top w:val="single" w:sz="12" w:space="0" w:color="auto"/>
-            <w:left w:val="single" w:sz="12" w:space="0" w:color="auto"/>
-            <w:bottom w:val="single" w:sz="12" w:space="0" w:color="auto"/>
-            <w:right w:val="single" w:sz="12" w:space="0" w:color="auto"/>
-          </w:tcBorders>
-        </w:tcPr>
-        <w:p>
-          <w:pPr>
-            <w:pStyle w:val="a3"/>
+            <w:top w:val="single" w:color="auto" w:sz="12" w:space="0"/>
+            <w:left w:val="single" w:color="auto" w:sz="12" w:space="0"/>
+            <w:bottom w:val="single" w:color="auto" w:sz="12" w:space="0"/>
+            <w:right w:val="single" w:color="auto" w:sz="12" w:space="0"/>
+          </w:tcBorders>
+        </w:tcPr>
+        <w:p>
+          <w:pPr>
+            <w:pStyle w:val="5"/>
             <w:ind w:left="-85" w:right="-85"/>
             <w:rPr>
               <w:rFonts w:ascii="Arial Narrow" w:hAnsi="Arial Narrow" w:cs="Arial"/>
@@ -4449,15 +4413,15 @@
           <w:tcW w:w="1474" w:type="dxa"/>
           <w:gridSpan w:val="2"/>
           <w:tcBorders>
-            <w:top w:val="single" w:sz="12" w:space="0" w:color="auto"/>
-            <w:left w:val="single" w:sz="12" w:space="0" w:color="auto"/>
-            <w:bottom w:val="single" w:sz="12" w:space="0" w:color="auto"/>
-            <w:right w:val="single" w:sz="12" w:space="0" w:color="auto"/>
-          </w:tcBorders>
-        </w:tcPr>
-        <w:p>
-          <w:pPr>
-            <w:pStyle w:val="a3"/>
+            <w:top w:val="single" w:color="auto" w:sz="12" w:space="0"/>
+            <w:left w:val="single" w:color="auto" w:sz="12" w:space="0"/>
+            <w:bottom w:val="single" w:color="auto" w:sz="12" w:space="0"/>
+            <w:right w:val="single" w:color="auto" w:sz="12" w:space="0"/>
+          </w:tcBorders>
+        </w:tcPr>
+        <w:p>
+          <w:pPr>
+            <w:pStyle w:val="5"/>
             <w:ind w:left="-85" w:right="-85"/>
             <w:rPr>
               <w:rFonts w:ascii="Arial Narrow" w:hAnsi="Arial Narrow" w:cs="Arial"/>
@@ -4472,15 +4436,15 @@
           <w:tcW w:w="821" w:type="dxa"/>
           <w:gridSpan w:val="2"/>
           <w:tcBorders>
-            <w:top w:val="single" w:sz="12" w:space="0" w:color="auto"/>
-            <w:left w:val="single" w:sz="12" w:space="0" w:color="auto"/>
-            <w:bottom w:val="single" w:sz="12" w:space="0" w:color="auto"/>
-            <w:right w:val="single" w:sz="12" w:space="0" w:color="auto"/>
-          </w:tcBorders>
-        </w:tcPr>
-        <w:p>
-          <w:pPr>
-            <w:pStyle w:val="a3"/>
+            <w:top w:val="single" w:color="auto" w:sz="12" w:space="0"/>
+            <w:left w:val="single" w:color="auto" w:sz="12" w:space="0"/>
+            <w:bottom w:val="single" w:color="auto" w:sz="12" w:space="0"/>
+            <w:right w:val="single" w:color="auto" w:sz="12" w:space="0"/>
+          </w:tcBorders>
+        </w:tcPr>
+        <w:p>
+          <w:pPr>
+            <w:pStyle w:val="5"/>
             <w:ind w:left="-85" w:right="-85"/>
             <w:rPr>
               <w:rFonts w:ascii="Arial Narrow" w:hAnsi="Arial Narrow" w:cs="Arial"/>
@@ -4494,15 +4458,15 @@
         <w:tcPr>
           <w:tcW w:w="820" w:type="dxa"/>
           <w:tcBorders>
-            <w:top w:val="single" w:sz="12" w:space="0" w:color="auto"/>
-            <w:left w:val="single" w:sz="12" w:space="0" w:color="auto"/>
-            <w:bottom w:val="single" w:sz="12" w:space="0" w:color="auto"/>
-            <w:right w:val="single" w:sz="12" w:space="0" w:color="auto"/>
-          </w:tcBorders>
-        </w:tcPr>
-        <w:p>
-          <w:pPr>
-            <w:pStyle w:val="a3"/>
+            <w:top w:val="single" w:color="auto" w:sz="12" w:space="0"/>
+            <w:left w:val="single" w:color="auto" w:sz="12" w:space="0"/>
+            <w:bottom w:val="single" w:color="auto" w:sz="12" w:space="0"/>
+            <w:right w:val="single" w:color="auto" w:sz="12" w:space="0"/>
+          </w:tcBorders>
+        </w:tcPr>
+        <w:p>
+          <w:pPr>
+            <w:pStyle w:val="5"/>
             <w:ind w:left="-85" w:right="-85"/>
             <w:rPr>
               <w:rFonts w:ascii="Arial Narrow" w:hAnsi="Arial Narrow" w:cs="Arial"/>
@@ -4516,16 +4480,16 @@
         <w:tcPr>
           <w:tcW w:w="3987" w:type="dxa"/>
           <w:gridSpan w:val="3"/>
-          <w:vMerge/>
-          <w:tcBorders>
-            <w:left w:val="single" w:sz="12" w:space="0" w:color="auto"/>
-            <w:bottom w:val="single" w:sz="12" w:space="0" w:color="auto"/>
-            <w:right w:val="single" w:sz="12" w:space="0" w:color="auto"/>
-          </w:tcBorders>
-        </w:tcPr>
-        <w:p>
-          <w:pPr>
-            <w:pStyle w:val="a3"/>
+          <w:vMerge w:val="continue"/>
+          <w:tcBorders>
+            <w:left w:val="single" w:color="auto" w:sz="12" w:space="0"/>
+            <w:bottom w:val="single" w:color="auto" w:sz="12" w:space="0"/>
+            <w:right w:val="single" w:color="auto" w:sz="12" w:space="0"/>
+          </w:tcBorders>
+        </w:tcPr>
+        <w:p>
+          <w:pPr>
+            <w:pStyle w:val="5"/>
             <w:ind w:left="-85" w:right="-85"/>
             <w:rPr>
               <w:rFonts w:ascii="Arial Narrow" w:hAnsi="Arial Narrow" w:cs="Arial"/>
@@ -4540,15 +4504,15 @@
           <w:tcW w:w="552" w:type="dxa"/>
           <w:gridSpan w:val="2"/>
           <w:tcBorders>
-            <w:top w:val="single" w:sz="12" w:space="0" w:color="auto"/>
-            <w:left w:val="single" w:sz="12" w:space="0" w:color="auto"/>
-            <w:bottom w:val="single" w:sz="12" w:space="0" w:color="auto"/>
-            <w:right w:val="single" w:sz="12" w:space="0" w:color="auto"/>
-          </w:tcBorders>
-        </w:tcPr>
-        <w:p>
-          <w:pPr>
-            <w:pStyle w:val="a3"/>
+            <w:top w:val="single" w:color="auto" w:sz="12" w:space="0"/>
+            <w:left w:val="single" w:color="auto" w:sz="12" w:space="0"/>
+            <w:bottom w:val="single" w:color="auto" w:sz="12" w:space="0"/>
+            <w:right w:val="single" w:color="auto" w:sz="12" w:space="0"/>
+          </w:tcBorders>
+        </w:tcPr>
+        <w:p>
+          <w:pPr>
+            <w:pStyle w:val="5"/>
             <w:ind w:left="-85" w:right="-85"/>
             <w:jc w:val="center"/>
             <w:rPr>
@@ -4563,15 +4527,15 @@
         <w:tcPr>
           <w:tcW w:w="563" w:type="dxa"/>
           <w:tcBorders>
-            <w:top w:val="single" w:sz="12" w:space="0" w:color="auto"/>
-            <w:left w:val="single" w:sz="12" w:space="0" w:color="auto"/>
-            <w:bottom w:val="single" w:sz="12" w:space="0" w:color="auto"/>
-            <w:right w:val="single" w:sz="12" w:space="0" w:color="auto"/>
-          </w:tcBorders>
-        </w:tcPr>
-        <w:p>
-          <w:pPr>
-            <w:pStyle w:val="a3"/>
+            <w:top w:val="single" w:color="auto" w:sz="12" w:space="0"/>
+            <w:left w:val="single" w:color="auto" w:sz="12" w:space="0"/>
+            <w:bottom w:val="single" w:color="auto" w:sz="12" w:space="0"/>
+            <w:right w:val="single" w:color="auto" w:sz="12" w:space="0"/>
+          </w:tcBorders>
+        </w:tcPr>
+        <w:p>
+          <w:pPr>
+            <w:pStyle w:val="5"/>
             <w:ind w:left="-85" w:right="-85"/>
             <w:rPr>
               <w:rFonts w:ascii="Arial" w:hAnsi="Arial" w:cs="Arial"/>
@@ -4586,15 +4550,15 @@
           <w:tcW w:w="1414" w:type="dxa"/>
           <w:gridSpan w:val="2"/>
           <w:tcBorders>
-            <w:top w:val="single" w:sz="12" w:space="0" w:color="auto"/>
-            <w:left w:val="single" w:sz="12" w:space="0" w:color="auto"/>
-            <w:bottom w:val="single" w:sz="12" w:space="0" w:color="auto"/>
-            <w:right w:val="single" w:sz="12" w:space="0" w:color="auto"/>
-          </w:tcBorders>
-        </w:tcPr>
-        <w:p>
-          <w:pPr>
-            <w:pStyle w:val="a3"/>
+            <w:top w:val="single" w:color="auto" w:sz="12" w:space="0"/>
+            <w:left w:val="single" w:color="auto" w:sz="12" w:space="0"/>
+            <w:bottom w:val="single" w:color="auto" w:sz="12" w:space="0"/>
+            <w:right w:val="single" w:color="auto" w:sz="12" w:space="0"/>
+          </w:tcBorders>
+        </w:tcPr>
+        <w:p>
+          <w:pPr>
+            <w:pStyle w:val="5"/>
             <w:ind w:left="-85" w:right="-85"/>
             <w:rPr>
               <w:rFonts w:ascii="Arial" w:hAnsi="Arial" w:cs="Arial"/>
@@ -4609,15 +4573,15 @@
           <w:tcW w:w="850" w:type="dxa"/>
           <w:gridSpan w:val="2"/>
           <w:tcBorders>
-            <w:top w:val="single" w:sz="12" w:space="0" w:color="auto"/>
-            <w:left w:val="single" w:sz="12" w:space="0" w:color="auto"/>
-            <w:bottom w:val="single" w:sz="12" w:space="0" w:color="auto"/>
-            <w:right w:val="single" w:sz="12" w:space="0" w:color="auto"/>
-          </w:tcBorders>
-        </w:tcPr>
-        <w:p>
-          <w:pPr>
-            <w:pStyle w:val="a3"/>
+            <w:top w:val="single" w:color="auto" w:sz="12" w:space="0"/>
+            <w:left w:val="single" w:color="auto" w:sz="12" w:space="0"/>
+            <w:bottom w:val="single" w:color="auto" w:sz="12" w:space="0"/>
+            <w:right w:val="single" w:color="auto" w:sz="12" w:space="0"/>
+          </w:tcBorders>
+        </w:tcPr>
+        <w:p>
+          <w:pPr>
+            <w:pStyle w:val="5"/>
             <w:ind w:left="-85" w:right="-85"/>
             <w:rPr>
               <w:rFonts w:ascii="Arial" w:hAnsi="Arial" w:cs="Arial"/>
@@ -4632,15 +4596,15 @@
           <w:tcW w:w="1134" w:type="dxa"/>
           <w:gridSpan w:val="2"/>
           <w:tcBorders>
-            <w:top w:val="single" w:sz="12" w:space="0" w:color="auto"/>
-            <w:left w:val="single" w:sz="12" w:space="0" w:color="auto"/>
-            <w:bottom w:val="single" w:sz="12" w:space="0" w:color="auto"/>
-            <w:right w:val="single" w:sz="12" w:space="0" w:color="auto"/>
-          </w:tcBorders>
-        </w:tcPr>
-        <w:p>
-          <w:pPr>
-            <w:pStyle w:val="a3"/>
+            <w:top w:val="single" w:color="auto" w:sz="12" w:space="0"/>
+            <w:left w:val="single" w:color="auto" w:sz="12" w:space="0"/>
+            <w:bottom w:val="single" w:color="auto" w:sz="12" w:space="0"/>
+            <w:right w:val="single" w:color="auto" w:sz="12" w:space="0"/>
+          </w:tcBorders>
+        </w:tcPr>
+        <w:p>
+          <w:pPr>
+            <w:pStyle w:val="5"/>
             <w:ind w:left="-85" w:right="-85"/>
             <w:rPr>
               <w:rFonts w:ascii="Arial" w:hAnsi="Arial" w:cs="Arial"/>
@@ -4662,15 +4626,15 @@
         <w:tcPr>
           <w:tcW w:w="546" w:type="dxa"/>
           <w:tcBorders>
-            <w:top w:val="single" w:sz="12" w:space="0" w:color="auto"/>
-            <w:left w:val="single" w:sz="12" w:space="0" w:color="auto"/>
-            <w:bottom w:val="single" w:sz="12" w:space="0" w:color="auto"/>
-            <w:right w:val="single" w:sz="12" w:space="0" w:color="auto"/>
-          </w:tcBorders>
-        </w:tcPr>
-        <w:p>
-          <w:pPr>
-            <w:pStyle w:val="a3"/>
+            <w:top w:val="single" w:color="auto" w:sz="12" w:space="0"/>
+            <w:left w:val="single" w:color="auto" w:sz="12" w:space="0"/>
+            <w:bottom w:val="single" w:color="auto" w:sz="12" w:space="0"/>
+            <w:right w:val="single" w:color="auto" w:sz="12" w:space="0"/>
+          </w:tcBorders>
+        </w:tcPr>
+        <w:p>
+          <w:pPr>
+            <w:pStyle w:val="5"/>
             <w:ind w:left="-85" w:right="-85"/>
             <w:rPr>
               <w:rFonts w:ascii="Arial Narrow" w:hAnsi="Arial Narrow" w:cs="Arial"/>
@@ -4684,15 +4648,15 @@
         <w:tcPr>
           <w:tcW w:w="546" w:type="dxa"/>
           <w:tcBorders>
-            <w:top w:val="single" w:sz="12" w:space="0" w:color="auto"/>
-            <w:left w:val="single" w:sz="12" w:space="0" w:color="auto"/>
-            <w:bottom w:val="single" w:sz="12" w:space="0" w:color="auto"/>
-            <w:right w:val="single" w:sz="12" w:space="0" w:color="auto"/>
-          </w:tcBorders>
-        </w:tcPr>
-        <w:p>
-          <w:pPr>
-            <w:pStyle w:val="a3"/>
+            <w:top w:val="single" w:color="auto" w:sz="12" w:space="0"/>
+            <w:left w:val="single" w:color="auto" w:sz="12" w:space="0"/>
+            <w:bottom w:val="single" w:color="auto" w:sz="12" w:space="0"/>
+            <w:right w:val="single" w:color="auto" w:sz="12" w:space="0"/>
+          </w:tcBorders>
+        </w:tcPr>
+        <w:p>
+          <w:pPr>
+            <w:pStyle w:val="5"/>
             <w:ind w:left="-85" w:right="-85"/>
             <w:rPr>
               <w:rFonts w:ascii="Arial Narrow" w:hAnsi="Arial Narrow" w:cs="Arial"/>
@@ -4706,15 +4670,15 @@
         <w:tcPr>
           <w:tcW w:w="520" w:type="dxa"/>
           <w:tcBorders>
-            <w:top w:val="single" w:sz="12" w:space="0" w:color="auto"/>
-            <w:left w:val="single" w:sz="12" w:space="0" w:color="auto"/>
-            <w:bottom w:val="single" w:sz="12" w:space="0" w:color="auto"/>
-            <w:right w:val="single" w:sz="12" w:space="0" w:color="auto"/>
-          </w:tcBorders>
-        </w:tcPr>
-        <w:p>
-          <w:pPr>
-            <w:pStyle w:val="a3"/>
+            <w:top w:val="single" w:color="auto" w:sz="12" w:space="0"/>
+            <w:left w:val="single" w:color="auto" w:sz="12" w:space="0"/>
+            <w:bottom w:val="single" w:color="auto" w:sz="12" w:space="0"/>
+            <w:right w:val="single" w:color="auto" w:sz="12" w:space="0"/>
+          </w:tcBorders>
+        </w:tcPr>
+        <w:p>
+          <w:pPr>
+            <w:pStyle w:val="5"/>
             <w:ind w:left="-85" w:right="-85"/>
             <w:rPr>
               <w:rFonts w:ascii="Arial Narrow" w:hAnsi="Arial Narrow" w:cs="Arial"/>
@@ -4728,15 +4692,15 @@
         <w:tcPr>
           <w:tcW w:w="890" w:type="dxa"/>
           <w:tcBorders>
-            <w:top w:val="single" w:sz="12" w:space="0" w:color="auto"/>
-            <w:left w:val="single" w:sz="12" w:space="0" w:color="auto"/>
-            <w:bottom w:val="single" w:sz="12" w:space="0" w:color="auto"/>
-            <w:right w:val="single" w:sz="12" w:space="0" w:color="auto"/>
-          </w:tcBorders>
-        </w:tcPr>
-        <w:p>
-          <w:pPr>
-            <w:pStyle w:val="a3"/>
+            <w:top w:val="single" w:color="auto" w:sz="12" w:space="0"/>
+            <w:left w:val="single" w:color="auto" w:sz="12" w:space="0"/>
+            <w:bottom w:val="single" w:color="auto" w:sz="12" w:space="0"/>
+            <w:right w:val="single" w:color="auto" w:sz="12" w:space="0"/>
+          </w:tcBorders>
+        </w:tcPr>
+        <w:p>
+          <w:pPr>
+            <w:pStyle w:val="5"/>
             <w:ind w:left="-85" w:right="-85"/>
             <w:rPr>
               <w:rFonts w:ascii="Arial Narrow" w:hAnsi="Arial Narrow" w:cs="Arial"/>
@@ -4750,15 +4714,15 @@
         <w:tcPr>
           <w:tcW w:w="475" w:type="dxa"/>
           <w:tcBorders>
-            <w:top w:val="single" w:sz="12" w:space="0" w:color="auto"/>
-            <w:left w:val="single" w:sz="12" w:space="0" w:color="auto"/>
-            <w:bottom w:val="single" w:sz="12" w:space="0" w:color="auto"/>
-            <w:right w:val="single" w:sz="12" w:space="0" w:color="auto"/>
-          </w:tcBorders>
-        </w:tcPr>
-        <w:p>
-          <w:pPr>
-            <w:pStyle w:val="a3"/>
+            <w:top w:val="single" w:color="auto" w:sz="12" w:space="0"/>
+            <w:left w:val="single" w:color="auto" w:sz="12" w:space="0"/>
+            <w:bottom w:val="single" w:color="auto" w:sz="12" w:space="0"/>
+            <w:right w:val="single" w:color="auto" w:sz="12" w:space="0"/>
+          </w:tcBorders>
+        </w:tcPr>
+        <w:p>
+          <w:pPr>
+            <w:pStyle w:val="5"/>
             <w:ind w:left="-85" w:right="-85"/>
             <w:rPr>
               <w:rFonts w:ascii="Arial Narrow" w:hAnsi="Arial Narrow" w:cs="Arial"/>
@@ -4770,20 +4734,36 @@
       </w:tc>
     </w:tr>
     <w:tr>
+      <w:tblPrEx>
+        <w:tblBorders>
+          <w:top w:val="single" w:color="000000" w:sz="4" w:space="0"/>
+          <w:left w:val="single" w:color="000000" w:sz="4" w:space="0"/>
+          <w:bottom w:val="single" w:color="000000" w:sz="4" w:space="0"/>
+          <w:right w:val="single" w:color="000000" w:sz="4" w:space="0"/>
+          <w:insideH w:val="single" w:color="000000" w:sz="4" w:space="0"/>
+          <w:insideV w:val="single" w:color="000000" w:sz="4" w:space="0"/>
+        </w:tblBorders>
+        <w:tblCellMar>
+          <w:top w:w="0" w:type="dxa"/>
+          <w:left w:w="108" w:type="dxa"/>
+          <w:bottom w:w="0" w:type="dxa"/>
+          <w:right w:w="108" w:type="dxa"/>
+        </w:tblCellMar>
+      </w:tblPrEx>
       <w:tc>
         <w:tcPr>
           <w:tcW w:w="2323" w:type="dxa"/>
           <w:gridSpan w:val="2"/>
           <w:tcBorders>
-            <w:top w:val="single" w:sz="12" w:space="0" w:color="auto"/>
-            <w:left w:val="single" w:sz="12" w:space="0" w:color="auto"/>
-            <w:bottom w:val="single" w:sz="12" w:space="0" w:color="auto"/>
-            <w:right w:val="single" w:sz="12" w:space="0" w:color="auto"/>
-          </w:tcBorders>
-        </w:tcPr>
-        <w:p>
-          <w:pPr>
-            <w:pStyle w:val="a3"/>
+            <w:top w:val="single" w:color="auto" w:sz="12" w:space="0"/>
+            <w:left w:val="single" w:color="auto" w:sz="12" w:space="0"/>
+            <w:bottom w:val="single" w:color="auto" w:sz="12" w:space="0"/>
+            <w:right w:val="single" w:color="auto" w:sz="12" w:space="0"/>
+          </w:tcBorders>
+        </w:tcPr>
+        <w:p>
+          <w:pPr>
+            <w:pStyle w:val="5"/>
             <w:ind w:left="-85" w:right="-85"/>
             <w:rPr>
               <w:rFonts w:ascii="Arial Narrow" w:hAnsi="Arial Narrow" w:cs="Arial"/>
@@ -4806,15 +4786,15 @@
           <w:tcW w:w="5885" w:type="dxa"/>
           <w:gridSpan w:val="8"/>
           <w:tcBorders>
-            <w:top w:val="single" w:sz="12" w:space="0" w:color="auto"/>
-            <w:left w:val="single" w:sz="12" w:space="0" w:color="auto"/>
-            <w:bottom w:val="single" w:sz="12" w:space="0" w:color="auto"/>
-            <w:right w:val="single" w:sz="12" w:space="0" w:color="auto"/>
-          </w:tcBorders>
-        </w:tcPr>
-        <w:p>
-          <w:pPr>
-            <w:pStyle w:val="a3"/>
+            <w:top w:val="single" w:color="auto" w:sz="12" w:space="0"/>
+            <w:left w:val="single" w:color="auto" w:sz="12" w:space="0"/>
+            <w:bottom w:val="single" w:color="auto" w:sz="12" w:space="0"/>
+            <w:right w:val="single" w:color="auto" w:sz="12" w:space="0"/>
+          </w:tcBorders>
+        </w:tcPr>
+        <w:p>
+          <w:pPr>
+            <w:pStyle w:val="5"/>
             <w:ind w:left="-85" w:right="-85"/>
             <w:jc w:val="center"/>
             <w:rPr>
@@ -4841,15 +4821,15 @@
           <w:tcW w:w="3240" w:type="dxa"/>
           <w:gridSpan w:val="6"/>
           <w:tcBorders>
-            <w:top w:val="single" w:sz="12" w:space="0" w:color="auto"/>
-            <w:left w:val="single" w:sz="12" w:space="0" w:color="auto"/>
-            <w:bottom w:val="single" w:sz="12" w:space="0" w:color="auto"/>
-            <w:right w:val="single" w:sz="12" w:space="0" w:color="auto"/>
-          </w:tcBorders>
-        </w:tcPr>
-        <w:p>
-          <w:pPr>
-            <w:pStyle w:val="a3"/>
+            <w:top w:val="single" w:color="auto" w:sz="12" w:space="0"/>
+            <w:left w:val="single" w:color="auto" w:sz="12" w:space="0"/>
+            <w:bottom w:val="single" w:color="auto" w:sz="12" w:space="0"/>
+            <w:right w:val="single" w:color="auto" w:sz="12" w:space="0"/>
+          </w:tcBorders>
+        </w:tcPr>
+        <w:p>
+          <w:pPr>
+            <w:pStyle w:val="5"/>
             <w:ind w:left="-85" w:right="-85"/>
             <w:jc w:val="center"/>
             <w:rPr>
@@ -4876,15 +4856,15 @@
           <w:tcW w:w="2746" w:type="dxa"/>
           <w:gridSpan w:val="5"/>
           <w:tcBorders>
-            <w:top w:val="single" w:sz="12" w:space="0" w:color="auto"/>
-            <w:left w:val="single" w:sz="12" w:space="0" w:color="auto"/>
-            <w:bottom w:val="single" w:sz="12" w:space="0" w:color="auto"/>
-            <w:right w:val="single" w:sz="12" w:space="0" w:color="auto"/>
-          </w:tcBorders>
-        </w:tcPr>
-        <w:p>
-          <w:pPr>
-            <w:pStyle w:val="a3"/>
+            <w:top w:val="single" w:color="auto" w:sz="12" w:space="0"/>
+            <w:left w:val="single" w:color="auto" w:sz="12" w:space="0"/>
+            <w:bottom w:val="single" w:color="auto" w:sz="12" w:space="0"/>
+            <w:right w:val="single" w:color="auto" w:sz="12" w:space="0"/>
+          </w:tcBorders>
+        </w:tcPr>
+        <w:p>
+          <w:pPr>
+            <w:pStyle w:val="5"/>
             <w:ind w:left="-85" w:right="-85"/>
             <w:jc w:val="center"/>
             <w:rPr>
@@ -4919,16 +4899,16 @@
         <w:tcPr>
           <w:tcW w:w="890" w:type="dxa"/>
           <w:tcBorders>
-            <w:top w:val="single" w:sz="12" w:space="0" w:color="auto"/>
-            <w:left w:val="single" w:sz="12" w:space="0" w:color="auto"/>
-            <w:bottom w:val="single" w:sz="12" w:space="0" w:color="auto"/>
-            <w:right w:val="single" w:sz="12" w:space="0" w:color="auto"/>
+            <w:top w:val="single" w:color="auto" w:sz="12" w:space="0"/>
+            <w:left w:val="single" w:color="auto" w:sz="12" w:space="0"/>
+            <w:bottom w:val="single" w:color="auto" w:sz="12" w:space="0"/>
+            <w:right w:val="single" w:color="auto" w:sz="12" w:space="0"/>
           </w:tcBorders>
           <w:vAlign w:val="center"/>
         </w:tcPr>
         <w:p>
           <w:pPr>
-            <w:pStyle w:val="a3"/>
+            <w:pStyle w:val="5"/>
             <w:ind w:left="-85" w:right="-85"/>
             <w:rPr>
               <w:rFonts w:ascii="Arial Narrow" w:hAnsi="Arial Narrow" w:cs="Arial"/>
@@ -4950,15 +4930,15 @@
         <w:tcPr>
           <w:tcW w:w="475" w:type="dxa"/>
           <w:tcBorders>
-            <w:top w:val="single" w:sz="12" w:space="0" w:color="auto"/>
-            <w:left w:val="single" w:sz="12" w:space="0" w:color="auto"/>
-            <w:bottom w:val="single" w:sz="12" w:space="0" w:color="auto"/>
-            <w:right w:val="single" w:sz="12" w:space="0" w:color="auto"/>
-          </w:tcBorders>
-        </w:tcPr>
-        <w:p>
-          <w:pPr>
-            <w:pStyle w:val="a3"/>
+            <w:top w:val="single" w:color="auto" w:sz="12" w:space="0"/>
+            <w:left w:val="single" w:color="auto" w:sz="12" w:space="0"/>
+            <w:bottom w:val="single" w:color="auto" w:sz="12" w:space="0"/>
+            <w:right w:val="single" w:color="auto" w:sz="12" w:space="0"/>
+          </w:tcBorders>
+        </w:tcPr>
+        <w:p>
+          <w:pPr>
+            <w:pStyle w:val="5"/>
             <w:ind w:left="-85" w:right="-85"/>
             <w:jc w:val="center"/>
             <w:rPr>
@@ -4971,21 +4951,37 @@
       </w:tc>
     </w:tr>
     <w:tr>
+      <w:tblPrEx>
+        <w:tblBorders>
+          <w:top w:val="single" w:color="000000" w:sz="4" w:space="0"/>
+          <w:left w:val="single" w:color="000000" w:sz="4" w:space="0"/>
+          <w:bottom w:val="single" w:color="000000" w:sz="4" w:space="0"/>
+          <w:right w:val="single" w:color="000000" w:sz="4" w:space="0"/>
+          <w:insideH w:val="single" w:color="000000" w:sz="4" w:space="0"/>
+          <w:insideV w:val="single" w:color="000000" w:sz="4" w:space="0"/>
+        </w:tblBorders>
+        <w:tblCellMar>
+          <w:top w:w="0" w:type="dxa"/>
+          <w:left w:w="108" w:type="dxa"/>
+          <w:bottom w:w="0" w:type="dxa"/>
+          <w:right w:w="108" w:type="dxa"/>
+        </w:tblCellMar>
+      </w:tblPrEx>
       <w:tc>
         <w:tcPr>
           <w:tcW w:w="2787" w:type="dxa"/>
           <w:gridSpan w:val="4"/>
           <w:tcBorders>
-            <w:top w:val="single" w:sz="12" w:space="0" w:color="auto"/>
-            <w:left w:val="single" w:sz="12" w:space="0" w:color="auto"/>
-            <w:bottom w:val="single" w:sz="12" w:space="0" w:color="auto"/>
+            <w:top w:val="single" w:color="auto" w:sz="12" w:space="0"/>
+            <w:left w:val="single" w:color="auto" w:sz="12" w:space="0"/>
+            <w:bottom w:val="single" w:color="auto" w:sz="12" w:space="0"/>
             <w:right w:val="nil"/>
           </w:tcBorders>
           <w:vAlign w:val="center"/>
         </w:tcPr>
         <w:p>
           <w:pPr>
-            <w:pStyle w:val="a3"/>
+            <w:pStyle w:val="5"/>
             <w:ind w:left="-85" w:right="-85"/>
             <w:jc w:val="right"/>
             <w:rPr>
@@ -5009,16 +5005,16 @@
           <w:tcW w:w="2216" w:type="dxa"/>
           <w:gridSpan w:val="4"/>
           <w:tcBorders>
-            <w:top w:val="single" w:sz="12" w:space="0" w:color="auto"/>
+            <w:top w:val="single" w:color="auto" w:sz="12" w:space="0"/>
             <w:left w:val="nil"/>
-            <w:bottom w:val="single" w:sz="12" w:space="0" w:color="auto"/>
+            <w:bottom w:val="single" w:color="auto" w:sz="12" w:space="0"/>
             <w:right w:val="nil"/>
           </w:tcBorders>
           <w:vAlign w:val="center"/>
         </w:tcPr>
         <w:p>
           <w:pPr>
-            <w:pStyle w:val="a3"/>
+            <w:pStyle w:val="5"/>
             <w:ind w:left="-85" w:right="-85"/>
             <w:jc w:val="right"/>
             <w:rPr>
@@ -5027,191 +5023,197 @@
               <w:szCs w:val="26"/>
             </w:rPr>
           </w:pPr>
-          <w:proofErr w:type="spellStart"/>
           <w:r>
             <w:rPr>
               <w:rFonts w:ascii="Arial Narrow" w:hAnsi="Arial Narrow" w:cs="Arial"/>
               <w:sz w:val="26"/>
               <w:szCs w:val="26"/>
             </w:rPr>
-            <w:t>Предзапуск</w:t>
+            <w:t xml:space="preserve">Предзапуск </w:t>
           </w:r>
-          <w:proofErr w:type="spellEnd"/>
-          <w:r>
+        </w:p>
+      </w:tc>
+      <w:tc>
+        <w:tcPr>
+          <w:tcW w:w="5018" w:type="dxa"/>
+          <w:gridSpan w:val="5"/>
+          <w:tcBorders>
+            <w:top w:val="single" w:color="auto" w:sz="12" w:space="0"/>
+            <w:left w:val="nil"/>
+            <w:bottom w:val="single" w:color="auto" w:sz="12" w:space="0"/>
+            <w:right w:val="nil"/>
+          </w:tcBorders>
+          <w:vAlign w:val="center"/>
+        </w:tcPr>
+        <w:p>
+          <w:pPr>
+            <w:pStyle w:val="5"/>
+            <w:ind w:left="-85" w:right="-85"/>
+            <w:jc w:val="right"/>
             <w:rPr>
               <w:rFonts w:ascii="Arial Narrow" w:hAnsi="Arial Narrow" w:cs="Arial"/>
               <w:sz w:val="26"/>
               <w:szCs w:val="26"/>
             </w:rPr>
-            <w:t xml:space="preserve"> </w:t>
-          </w:r>
-        </w:p>
-      </w:tc>
-      <w:tc>
-        <w:tcPr>
-          <w:tcW w:w="5018" w:type="dxa"/>
-          <w:gridSpan w:val="5"/>
-          <w:tcBorders>
-            <w:top w:val="single" w:sz="12" w:space="0" w:color="auto"/>
-            <w:left w:val="nil"/>
-            <w:bottom w:val="single" w:sz="12" w:space="0" w:color="auto"/>
-            <w:right w:val="nil"/>
-          </w:tcBorders>
-          <w:vAlign w:val="center"/>
-        </w:tcPr>
-        <w:p>
-          <w:pPr>
-            <w:pStyle w:val="a3"/>
-            <w:ind w:left="-85" w:right="-85"/>
-            <w:jc w:val="right"/>
+          </w:pPr>
+          <w:r>
             <w:rPr>
               <w:rFonts w:ascii="Arial Narrow" w:hAnsi="Arial Narrow" w:cs="Arial"/>
               <w:sz w:val="26"/>
               <w:szCs w:val="26"/>
             </w:rPr>
-          </w:pPr>
-          <w:r>
+            <w:t xml:space="preserve">Серийное производство </w:t>
+          </w:r>
+        </w:p>
+      </w:tc>
+      <w:tc>
+        <w:tcPr>
+          <w:tcW w:w="1930" w:type="dxa"/>
+          <w:gridSpan w:val="4"/>
+          <w:tcBorders>
+            <w:top w:val="single" w:color="auto" w:sz="12" w:space="0"/>
+            <w:left w:val="nil"/>
+            <w:bottom w:val="single" w:color="auto" w:sz="12" w:space="0"/>
+            <w:right w:val="single" w:color="auto" w:sz="12" w:space="0"/>
+          </w:tcBorders>
+          <w:vAlign w:val="center"/>
+        </w:tcPr>
+        <w:p>
+          <w:pPr>
+            <w:pStyle w:val="5"/>
+            <w:ind w:right="-85"/>
             <w:rPr>
               <w:rFonts w:ascii="Arial Narrow" w:hAnsi="Arial Narrow" w:cs="Arial"/>
               <w:sz w:val="26"/>
               <w:szCs w:val="26"/>
             </w:rPr>
-            <w:t xml:space="preserve">Серийное производство </w:t>
-          </w:r>
-        </w:p>
-      </w:tc>
-      <w:tc>
-        <w:tcPr>
-          <w:tcW w:w="1930" w:type="dxa"/>
+          </w:pPr>
+        </w:p>
+      </w:tc>
+      <w:tc>
+        <w:tcPr>
+          <w:tcW w:w="2243" w:type="dxa"/>
           <w:gridSpan w:val="4"/>
           <w:tcBorders>
-            <w:top w:val="single" w:sz="12" w:space="0" w:color="auto"/>
-            <w:left w:val="nil"/>
-            <w:bottom w:val="single" w:sz="12" w:space="0" w:color="auto"/>
-            <w:right w:val="single" w:sz="12" w:space="0" w:color="auto"/>
+            <w:top w:val="single" w:color="auto" w:sz="12" w:space="0"/>
+            <w:left w:val="single" w:color="auto" w:sz="12" w:space="0"/>
+            <w:bottom w:val="single" w:color="auto" w:sz="12" w:space="0"/>
+            <w:right w:val="single" w:color="auto" w:sz="12" w:space="0"/>
           </w:tcBorders>
           <w:vAlign w:val="center"/>
         </w:tcPr>
         <w:p>
           <w:pPr>
-            <w:pStyle w:val="a3"/>
-            <w:ind w:right="-85"/>
+            <w:pStyle w:val="5"/>
+            <w:ind w:left="-85" w:right="-85"/>
             <w:rPr>
               <w:rFonts w:ascii="Arial Narrow" w:hAnsi="Arial Narrow" w:cs="Arial"/>
               <w:sz w:val="26"/>
               <w:szCs w:val="26"/>
             </w:rPr>
           </w:pPr>
-        </w:p>
-      </w:tc>
-      <w:tc>
-        <w:tcPr>
-          <w:tcW w:w="2243" w:type="dxa"/>
-          <w:gridSpan w:val="4"/>
-          <w:tcBorders>
-            <w:top w:val="single" w:sz="12" w:space="0" w:color="auto"/>
-            <w:left w:val="single" w:sz="12" w:space="0" w:color="auto"/>
-            <w:bottom w:val="single" w:sz="12" w:space="0" w:color="auto"/>
-            <w:right w:val="single" w:sz="12" w:space="0" w:color="auto"/>
-          </w:tcBorders>
-          <w:vAlign w:val="center"/>
-        </w:tcPr>
-        <w:p>
-          <w:pPr>
-            <w:pStyle w:val="a3"/>
-            <w:ind w:left="-85" w:right="-85"/>
+          <w:r>
             <w:rPr>
               <w:rFonts w:ascii="Arial Narrow" w:hAnsi="Arial Narrow" w:cs="Arial"/>
               <w:sz w:val="26"/>
               <w:szCs w:val="26"/>
             </w:rPr>
-          </w:pPr>
-          <w:r>
+            <w:t xml:space="preserve">Лит: </w:t>
+          </w:r>
+        </w:p>
+      </w:tc>
+      <w:tc>
+        <w:tcPr>
+          <w:tcW w:w="890" w:type="dxa"/>
+          <w:tcBorders>
+            <w:top w:val="single" w:color="auto" w:sz="12" w:space="0"/>
+            <w:left w:val="single" w:color="auto" w:sz="12" w:space="0"/>
+            <w:bottom w:val="single" w:color="auto" w:sz="12" w:space="0"/>
+            <w:right w:val="single" w:color="auto" w:sz="12" w:space="0"/>
+          </w:tcBorders>
+          <w:vAlign w:val="center"/>
+        </w:tcPr>
+        <w:p>
+          <w:pPr>
+            <w:pStyle w:val="5"/>
+            <w:ind w:left="-85" w:right="-85"/>
+            <w:jc w:val="center"/>
             <w:rPr>
               <w:rFonts w:ascii="Arial Narrow" w:hAnsi="Arial Narrow" w:cs="Arial"/>
               <w:sz w:val="26"/>
               <w:szCs w:val="26"/>
             </w:rPr>
-            <w:t xml:space="preserve">Лит: </w:t>
-          </w:r>
-        </w:p>
-      </w:tc>
-      <w:tc>
-        <w:tcPr>
-          <w:tcW w:w="890" w:type="dxa"/>
-          <w:tcBorders>
-            <w:top w:val="single" w:sz="12" w:space="0" w:color="auto"/>
-            <w:left w:val="single" w:sz="12" w:space="0" w:color="auto"/>
-            <w:bottom w:val="single" w:sz="12" w:space="0" w:color="auto"/>
-            <w:right w:val="single" w:sz="12" w:space="0" w:color="auto"/>
-          </w:tcBorders>
-          <w:vAlign w:val="center"/>
-        </w:tcPr>
-        <w:p>
-          <w:pPr>
-            <w:pStyle w:val="a3"/>
-            <w:ind w:left="-85" w:right="-85"/>
-            <w:jc w:val="center"/>
+          </w:pPr>
+          <w:r>
             <w:rPr>
               <w:rFonts w:ascii="Arial Narrow" w:hAnsi="Arial Narrow" w:cs="Arial"/>
               <w:sz w:val="26"/>
               <w:szCs w:val="26"/>
             </w:rPr>
-          </w:pPr>
-          <w:r>
+            <w:t>Листов</w:t>
+          </w:r>
+        </w:p>
+      </w:tc>
+      <w:tc>
+        <w:tcPr>
+          <w:tcW w:w="475" w:type="dxa"/>
+          <w:tcBorders>
+            <w:top w:val="single" w:color="auto" w:sz="12" w:space="0"/>
+            <w:left w:val="single" w:color="auto" w:sz="12" w:space="0"/>
+            <w:bottom w:val="single" w:color="auto" w:sz="12" w:space="0"/>
+            <w:right w:val="single" w:color="auto" w:sz="12" w:space="0"/>
+          </w:tcBorders>
+          <w:vAlign w:val="center"/>
+        </w:tcPr>
+        <w:p>
+          <w:pPr>
+            <w:pStyle w:val="5"/>
+            <w:ind w:left="-85" w:right="-85"/>
+            <w:jc w:val="center"/>
             <w:rPr>
               <w:rFonts w:ascii="Arial Narrow" w:hAnsi="Arial Narrow" w:cs="Arial"/>
               <w:sz w:val="26"/>
               <w:szCs w:val="26"/>
             </w:rPr>
-            <w:t>Листов</w:t>
-          </w:r>
-        </w:p>
-      </w:tc>
-      <w:tc>
-        <w:tcPr>
-          <w:tcW w:w="475" w:type="dxa"/>
-          <w:tcBorders>
-            <w:top w:val="single" w:sz="12" w:space="0" w:color="auto"/>
-            <w:left w:val="single" w:sz="12" w:space="0" w:color="auto"/>
-            <w:bottom w:val="single" w:sz="12" w:space="0" w:color="auto"/>
-            <w:right w:val="single" w:sz="12" w:space="0" w:color="auto"/>
-          </w:tcBorders>
-          <w:vAlign w:val="center"/>
-        </w:tcPr>
-        <w:p>
-          <w:pPr>
-            <w:pStyle w:val="a3"/>
-            <w:ind w:left="-85" w:right="-85"/>
-            <w:jc w:val="center"/>
-            <w:rPr>
-              <w:rFonts w:ascii="Arial Narrow" w:hAnsi="Arial Narrow" w:cs="Arial"/>
-              <w:sz w:val="26"/>
-              <w:szCs w:val="26"/>
-            </w:rPr>
           </w:pPr>
         </w:p>
       </w:tc>
     </w:tr>
     <w:tr>
+      <w:tblPrEx>
+        <w:tblBorders>
+          <w:top w:val="single" w:color="000000" w:sz="4" w:space="0"/>
+          <w:left w:val="single" w:color="000000" w:sz="4" w:space="0"/>
+          <w:bottom w:val="single" w:color="000000" w:sz="4" w:space="0"/>
+          <w:right w:val="single" w:color="000000" w:sz="4" w:space="0"/>
+          <w:insideH w:val="single" w:color="000000" w:sz="4" w:space="0"/>
+          <w:insideV w:val="single" w:color="000000" w:sz="4" w:space="0"/>
+        </w:tblBorders>
+        <w:tblCellMar>
+          <w:top w:w="0" w:type="dxa"/>
+          <w:left w:w="108" w:type="dxa"/>
+          <w:bottom w:w="0" w:type="dxa"/>
+          <w:right w:w="108" w:type="dxa"/>
+        </w:tblCellMar>
+      </w:tblPrEx>
       <w:trPr>
-        <w:trHeight w:val="345"/>
+        <w:trHeight w:val="345" w:hRule="atLeast"/>
       </w:trPr>
       <w:tc>
         <w:tcPr>
           <w:tcW w:w="4167" w:type="dxa"/>
           <w:gridSpan w:val="7"/>
           <w:tcBorders>
-            <w:top w:val="single" w:sz="12" w:space="0" w:color="auto"/>
-            <w:left w:val="single" w:sz="12" w:space="0" w:color="auto"/>
-            <w:bottom w:val="single" w:sz="12" w:space="0" w:color="auto"/>
-            <w:right w:val="single" w:sz="12" w:space="0" w:color="auto"/>
+            <w:top w:val="single" w:color="auto" w:sz="12" w:space="0"/>
+            <w:left w:val="single" w:color="auto" w:sz="12" w:space="0"/>
+            <w:bottom w:val="single" w:color="auto" w:sz="12" w:space="0"/>
+            <w:right w:val="single" w:color="auto" w:sz="12" w:space="0"/>
           </w:tcBorders>
           <w:vAlign w:val="center"/>
         </w:tcPr>
         <w:p>
           <w:pPr>
-            <w:pStyle w:val="a3"/>
+            <w:pStyle w:val="5"/>
             <w:ind w:left="-85" w:right="-85"/>
             <w:rPr>
               <w:rFonts w:ascii="Arial Narrow" w:hAnsi="Arial Narrow" w:cs="Arial"/>
@@ -5232,16 +5234,16 @@
           <w:tcW w:w="6723" w:type="dxa"/>
           <w:gridSpan w:val="8"/>
           <w:tcBorders>
-            <w:top w:val="single" w:sz="12" w:space="0" w:color="auto"/>
-            <w:left w:val="single" w:sz="12" w:space="0" w:color="auto"/>
-            <w:bottom w:val="single" w:sz="12" w:space="0" w:color="auto"/>
-            <w:right w:val="single" w:sz="12" w:space="0" w:color="auto"/>
+            <w:top w:val="single" w:color="auto" w:sz="12" w:space="0"/>
+            <w:left w:val="single" w:color="auto" w:sz="12" w:space="0"/>
+            <w:bottom w:val="single" w:color="auto" w:sz="12" w:space="0"/>
+            <w:right w:val="single" w:color="auto" w:sz="12" w:space="0"/>
           </w:tcBorders>
           <w:vAlign w:val="center"/>
         </w:tcPr>
         <w:p>
           <w:pPr>
-            <w:pStyle w:val="a3"/>
+            <w:pStyle w:val="5"/>
             <w:ind w:left="-85" w:right="-85"/>
             <w:jc w:val="both"/>
             <w:rPr>
@@ -5254,13 +5256,7 @@
             <w:rPr>
               <w:rFonts w:ascii="Arial Narrow" w:hAnsi="Arial Narrow" w:cs="Arial"/>
             </w:rPr>
-            <w:t>Ключевые контакты/ телефоны ТБТУ тел.</w:t>
-          </w:r>
-          <w:r>
-            <w:rPr>
-              <w:rFonts w:ascii="Arial Narrow" w:hAnsi="Arial Narrow" w:cs="Arial"/>
-            </w:rPr>
-            <w:t xml:space="preserve"> 296420056</w:t>
+            <w:t>Ключевые контакты/ телефоны ТБТУ тел. 296420056</w:t>
           </w:r>
         </w:p>
       </w:tc>
@@ -5269,16 +5265,16 @@
           <w:tcW w:w="2784" w:type="dxa"/>
           <w:gridSpan w:val="5"/>
           <w:tcBorders>
-            <w:top w:val="single" w:sz="12" w:space="0" w:color="auto"/>
-            <w:left w:val="single" w:sz="12" w:space="0" w:color="auto"/>
-            <w:bottom w:val="single" w:sz="12" w:space="0" w:color="auto"/>
-            <w:right w:val="single" w:sz="12" w:space="0" w:color="auto"/>
+            <w:top w:val="single" w:color="auto" w:sz="12" w:space="0"/>
+            <w:left w:val="single" w:color="auto" w:sz="12" w:space="0"/>
+            <w:bottom w:val="single" w:color="auto" w:sz="12" w:space="0"/>
+            <w:right w:val="single" w:color="auto" w:sz="12" w:space="0"/>
           </w:tcBorders>
           <w:vAlign w:val="center"/>
         </w:tcPr>
         <w:p>
           <w:pPr>
-            <w:pStyle w:val="a3"/>
+            <w:pStyle w:val="5"/>
             <w:ind w:left="-85" w:right="-85"/>
             <w:rPr>
               <w:rFonts w:ascii="Arial Narrow" w:hAnsi="Arial Narrow" w:cs="Arial"/>
@@ -5297,16 +5293,16 @@
           <w:tcW w:w="1885" w:type="dxa"/>
           <w:gridSpan w:val="3"/>
           <w:tcBorders>
-            <w:top w:val="single" w:sz="12" w:space="0" w:color="auto"/>
-            <w:left w:val="single" w:sz="12" w:space="0" w:color="auto"/>
-            <w:bottom w:val="single" w:sz="12" w:space="0" w:color="auto"/>
-            <w:right w:val="single" w:sz="12" w:space="0" w:color="auto"/>
+            <w:top w:val="single" w:color="auto" w:sz="12" w:space="0"/>
+            <w:left w:val="single" w:color="auto" w:sz="12" w:space="0"/>
+            <w:bottom w:val="single" w:color="auto" w:sz="12" w:space="0"/>
+            <w:right w:val="single" w:color="auto" w:sz="12" w:space="0"/>
           </w:tcBorders>
           <w:vAlign w:val="center"/>
         </w:tcPr>
         <w:p>
           <w:pPr>
-            <w:pStyle w:val="a3"/>
+            <w:pStyle w:val="5"/>
             <w:ind w:left="-85" w:right="-85"/>
             <w:rPr>
               <w:rFonts w:ascii="Arial Narrow" w:hAnsi="Arial Narrow" w:cs="Arial"/>
@@ -5316,18 +5312,12 @@
             <w:rPr>
               <w:rFonts w:ascii="Arial Narrow" w:hAnsi="Arial Narrow" w:cs="Arial"/>
             </w:rPr>
-            <w:t xml:space="preserve">Дата пересмотра </w:t>
+            <w:t xml:space="preserve">Дата пересмотра  </w:t>
           </w:r>
-          <w:r>
-            <w:rPr>
-              <w:rFonts w:ascii="Arial Narrow" w:hAnsi="Arial Narrow" w:cs="Arial"/>
-            </w:rPr>
-            <w:t xml:space="preserve"> </w:t>
-          </w:r>
-        </w:p>
-        <w:p>
-          <w:pPr>
-            <w:pStyle w:val="a3"/>
+        </w:p>
+        <w:p>
+          <w:pPr>
+            <w:pStyle w:val="5"/>
             <w:ind w:left="-85" w:right="-85"/>
             <w:rPr>
               <w:rFonts w:ascii="Arial Narrow" w:hAnsi="Arial Narrow" w:cs="Arial"/>
@@ -5343,23 +5333,39 @@
       </w:tc>
     </w:tr>
     <w:tr>
+      <w:tblPrEx>
+        <w:tblBorders>
+          <w:top w:val="single" w:color="000000" w:sz="4" w:space="0"/>
+          <w:left w:val="single" w:color="000000" w:sz="4" w:space="0"/>
+          <w:bottom w:val="single" w:color="000000" w:sz="4" w:space="0"/>
+          <w:right w:val="single" w:color="000000" w:sz="4" w:space="0"/>
+          <w:insideH w:val="single" w:color="000000" w:sz="4" w:space="0"/>
+          <w:insideV w:val="single" w:color="000000" w:sz="4" w:space="0"/>
+        </w:tblBorders>
+        <w:tblCellMar>
+          <w:top w:w="0" w:type="dxa"/>
+          <w:left w:w="108" w:type="dxa"/>
+          <w:bottom w:w="0" w:type="dxa"/>
+          <w:right w:w="108" w:type="dxa"/>
+        </w:tblCellMar>
+      </w:tblPrEx>
       <w:trPr>
-        <w:trHeight w:val="345"/>
+        <w:trHeight w:val="345" w:hRule="atLeast"/>
       </w:trPr>
       <w:tc>
         <w:tcPr>
           <w:tcW w:w="4167" w:type="dxa"/>
           <w:gridSpan w:val="7"/>
           <w:tcBorders>
-            <w:top w:val="single" w:sz="12" w:space="0" w:color="auto"/>
-            <w:left w:val="single" w:sz="12" w:space="0" w:color="auto"/>
-            <w:bottom w:val="single" w:sz="12" w:space="0" w:color="auto"/>
-            <w:right w:val="single" w:sz="12" w:space="0" w:color="auto"/>
-          </w:tcBorders>
-        </w:tcPr>
-        <w:p>
-          <w:pPr>
-            <w:pStyle w:val="a3"/>
+            <w:top w:val="single" w:color="auto" w:sz="12" w:space="0"/>
+            <w:left w:val="single" w:color="auto" w:sz="12" w:space="0"/>
+            <w:bottom w:val="single" w:color="auto" w:sz="12" w:space="0"/>
+            <w:right w:val="single" w:color="auto" w:sz="12" w:space="0"/>
+          </w:tcBorders>
+        </w:tcPr>
+        <w:p>
+          <w:pPr>
+            <w:pStyle w:val="5"/>
             <w:ind w:left="-85" w:right="-85"/>
             <w:rPr>
               <w:rFonts w:ascii="Arial Narrow" w:hAnsi="Arial Narrow" w:cs="Arial"/>
@@ -5383,16 +5389,16 @@
           <w:tcW w:w="6723" w:type="dxa"/>
           <w:gridSpan w:val="8"/>
           <w:tcBorders>
-            <w:top w:val="single" w:sz="12" w:space="0" w:color="auto"/>
-            <w:left w:val="single" w:sz="12" w:space="0" w:color="auto"/>
-            <w:bottom w:val="single" w:sz="12" w:space="0" w:color="auto"/>
-            <w:right w:val="single" w:sz="12" w:space="0" w:color="auto"/>
+            <w:top w:val="single" w:color="auto" w:sz="12" w:space="0"/>
+            <w:left w:val="single" w:color="auto" w:sz="12" w:space="0"/>
+            <w:bottom w:val="single" w:color="auto" w:sz="12" w:space="0"/>
+            <w:right w:val="single" w:color="auto" w:sz="12" w:space="0"/>
           </w:tcBorders>
           <w:vAlign w:val="center"/>
         </w:tcPr>
         <w:p>
           <w:pPr>
-            <w:pStyle w:val="a3"/>
+            <w:pStyle w:val="5"/>
             <w:ind w:left="-85" w:right="-85"/>
             <w:jc w:val="both"/>
             <w:rPr>
@@ -5414,7 +5420,7 @@
         </w:p>
         <w:p>
           <w:pPr>
-            <w:pStyle w:val="a3"/>
+            <w:pStyle w:val="5"/>
             <w:ind w:left="-85" w:right="-85"/>
             <w:jc w:val="both"/>
             <w:rPr>
@@ -5427,7 +5433,7 @@
         </w:p>
         <w:p>
           <w:pPr>
-            <w:pStyle w:val="a3"/>
+            <w:pStyle w:val="5"/>
             <w:ind w:left="-85" w:right="-85"/>
             <w:jc w:val="both"/>
             <w:rPr>
@@ -5449,7 +5455,7 @@
         </w:p>
         <w:p>
           <w:pPr>
-            <w:pStyle w:val="a3"/>
+            <w:pStyle w:val="5"/>
             <w:ind w:left="-85" w:right="-85"/>
             <w:jc w:val="both"/>
             <w:rPr>
@@ -5462,7 +5468,7 @@
         </w:p>
         <w:p>
           <w:pPr>
-            <w:pStyle w:val="a3"/>
+            <w:pStyle w:val="5"/>
             <w:ind w:left="-85" w:right="-85"/>
             <w:jc w:val="both"/>
             <w:rPr>
@@ -5475,7 +5481,7 @@
         </w:p>
         <w:p>
           <w:pPr>
-            <w:pStyle w:val="a3"/>
+            <w:pStyle w:val="5"/>
             <w:ind w:left="-85" w:right="-85"/>
             <w:jc w:val="both"/>
             <w:rPr>
@@ -5488,7 +5494,7 @@
         </w:p>
         <w:p>
           <w:pPr>
-            <w:pStyle w:val="a3"/>
+            <w:pStyle w:val="5"/>
             <w:ind w:left="-85" w:right="-85"/>
             <w:jc w:val="both"/>
             <w:rPr>
@@ -5504,15 +5510,15 @@
           <w:tcW w:w="4669" w:type="dxa"/>
           <w:gridSpan w:val="8"/>
           <w:tcBorders>
-            <w:top w:val="single" w:sz="12" w:space="0" w:color="auto"/>
-            <w:left w:val="single" w:sz="12" w:space="0" w:color="auto"/>
-            <w:bottom w:val="single" w:sz="12" w:space="0" w:color="auto"/>
-            <w:right w:val="single" w:sz="12" w:space="0" w:color="auto"/>
-          </w:tcBorders>
-        </w:tcPr>
-        <w:p>
-          <w:pPr>
-            <w:pStyle w:val="a3"/>
+            <w:top w:val="single" w:color="auto" w:sz="12" w:space="0"/>
+            <w:left w:val="single" w:color="auto" w:sz="12" w:space="0"/>
+            <w:bottom w:val="single" w:color="auto" w:sz="12" w:space="0"/>
+            <w:right w:val="single" w:color="auto" w:sz="12" w:space="0"/>
+          </w:tcBorders>
+        </w:tcPr>
+        <w:p>
+          <w:pPr>
+            <w:pStyle w:val="5"/>
             <w:ind w:left="-85" w:right="-85"/>
             <w:rPr>
               <w:rFonts w:ascii="Arial Narrow" w:hAnsi="Arial Narrow" w:cs="Arial"/>
@@ -5526,45 +5532,45 @@
               <w:sz w:val="24"/>
               <w:szCs w:val="24"/>
             </w:rPr>
-            <w:t>Дат</w:t>
-          </w:r>
-          <w:r>
-            <w:rPr>
-              <w:rFonts w:ascii="Arial Narrow" w:hAnsi="Arial Narrow" w:cs="Arial"/>
-              <w:sz w:val="24"/>
-              <w:szCs w:val="24"/>
-            </w:rPr>
-            <w:t>а</w:t>
-          </w:r>
-          <w:r>
-            <w:rPr>
-              <w:rFonts w:ascii="Arial Narrow" w:hAnsi="Arial Narrow" w:cs="Arial"/>
-              <w:sz w:val="24"/>
-              <w:szCs w:val="24"/>
-            </w:rPr>
-            <w:t xml:space="preserve"> технического одобрения потребителем</w:t>
+            <w:t>Дата технического одобрения потребителем</w:t>
           </w:r>
         </w:p>
       </w:tc>
     </w:tr>
     <w:tr>
+      <w:tblPrEx>
+        <w:tblBorders>
+          <w:top w:val="single" w:color="000000" w:sz="4" w:space="0"/>
+          <w:left w:val="single" w:color="000000" w:sz="4" w:space="0"/>
+          <w:bottom w:val="single" w:color="000000" w:sz="4" w:space="0"/>
+          <w:right w:val="single" w:color="000000" w:sz="4" w:space="0"/>
+          <w:insideH w:val="single" w:color="000000" w:sz="4" w:space="0"/>
+          <w:insideV w:val="single" w:color="000000" w:sz="4" w:space="0"/>
+        </w:tblBorders>
+        <w:tblCellMar>
+          <w:top w:w="0" w:type="dxa"/>
+          <w:left w:w="108" w:type="dxa"/>
+          <w:bottom w:w="0" w:type="dxa"/>
+          <w:right w:w="108" w:type="dxa"/>
+        </w:tblCellMar>
+      </w:tblPrEx>
       <w:trPr>
-        <w:trHeight w:val="345"/>
+        <w:trHeight w:val="345" w:hRule="atLeast"/>
       </w:trPr>
       <w:tc>
         <w:tcPr>
           <w:tcW w:w="4167" w:type="dxa"/>
           <w:gridSpan w:val="7"/>
           <w:tcBorders>
-            <w:top w:val="single" w:sz="12" w:space="0" w:color="auto"/>
-            <w:left w:val="single" w:sz="12" w:space="0" w:color="auto"/>
-            <w:bottom w:val="single" w:sz="4" w:space="0" w:color="auto"/>
-            <w:right w:val="single" w:sz="12" w:space="0" w:color="auto"/>
-          </w:tcBorders>
-        </w:tcPr>
-        <w:p>
-          <w:pPr>
-            <w:pStyle w:val="a3"/>
+            <w:top w:val="single" w:color="auto" w:sz="12" w:space="0"/>
+            <w:left w:val="single" w:color="auto" w:sz="12" w:space="0"/>
+            <w:bottom w:val="single" w:color="auto" w:sz="4" w:space="0"/>
+            <w:right w:val="single" w:color="auto" w:sz="12" w:space="0"/>
+          </w:tcBorders>
+        </w:tcPr>
+        <w:p>
+          <w:pPr>
+            <w:pStyle w:val="5"/>
             <w:ind w:left="-85" w:right="-85"/>
             <w:rPr>
               <w:rFonts w:ascii="Arial Narrow" w:hAnsi="Arial Narrow" w:cs="Arial"/>
@@ -5579,7 +5585,7 @@
         </w:p>
         <w:p>
           <w:pPr>
-            <w:pStyle w:val="a3"/>
+            <w:pStyle w:val="5"/>
             <w:ind w:left="-85" w:right="-85"/>
             <w:rPr>
               <w:rFonts w:ascii="Arial Narrow" w:hAnsi="Arial Narrow" w:cs="Arial"/>
@@ -5593,16 +5599,16 @@
           <w:tcW w:w="6723" w:type="dxa"/>
           <w:gridSpan w:val="8"/>
           <w:tcBorders>
-            <w:top w:val="single" w:sz="12" w:space="0" w:color="auto"/>
-            <w:left w:val="single" w:sz="12" w:space="0" w:color="auto"/>
-            <w:bottom w:val="single" w:sz="12" w:space="0" w:color="auto"/>
-            <w:right w:val="single" w:sz="12" w:space="0" w:color="auto"/>
+            <w:top w:val="single" w:color="auto" w:sz="12" w:space="0"/>
+            <w:left w:val="single" w:color="auto" w:sz="12" w:space="0"/>
+            <w:bottom w:val="single" w:color="auto" w:sz="12" w:space="0"/>
+            <w:right w:val="single" w:color="auto" w:sz="12" w:space="0"/>
           </w:tcBorders>
           <w:vAlign w:val="center"/>
         </w:tcPr>
         <w:p>
           <w:pPr>
-            <w:pStyle w:val="a3"/>
+            <w:pStyle w:val="5"/>
             <w:ind w:left="-85" w:right="-85"/>
             <w:jc w:val="both"/>
             <w:rPr>
@@ -5618,7 +5624,7 @@
         </w:p>
         <w:p>
           <w:pPr>
-            <w:pStyle w:val="a3"/>
+            <w:pStyle w:val="5"/>
             <w:ind w:left="-85" w:right="-85"/>
             <w:jc w:val="both"/>
             <w:rPr>
@@ -5632,15 +5638,15 @@
           <w:tcW w:w="4669" w:type="dxa"/>
           <w:gridSpan w:val="8"/>
           <w:tcBorders>
-            <w:top w:val="single" w:sz="12" w:space="0" w:color="auto"/>
-            <w:left w:val="single" w:sz="12" w:space="0" w:color="auto"/>
-            <w:bottom w:val="single" w:sz="12" w:space="0" w:color="auto"/>
-            <w:right w:val="single" w:sz="12" w:space="0" w:color="auto"/>
-          </w:tcBorders>
-        </w:tcPr>
-        <w:p>
-          <w:pPr>
-            <w:pStyle w:val="a3"/>
+            <w:top w:val="single" w:color="auto" w:sz="12" w:space="0"/>
+            <w:left w:val="single" w:color="auto" w:sz="12" w:space="0"/>
+            <w:bottom w:val="single" w:color="auto" w:sz="12" w:space="0"/>
+            <w:right w:val="single" w:color="auto" w:sz="12" w:space="0"/>
+          </w:tcBorders>
+        </w:tcPr>
+        <w:p>
+          <w:pPr>
+            <w:pStyle w:val="5"/>
             <w:ind w:left="-85" w:right="-85"/>
             <w:rPr>
               <w:rFonts w:ascii="Arial Narrow" w:hAnsi="Arial Narrow" w:cs="Arial"/>
@@ -5655,7 +5661,7 @@
         </w:p>
         <w:p>
           <w:pPr>
-            <w:pStyle w:val="a3"/>
+            <w:pStyle w:val="5"/>
             <w:ind w:left="-85" w:right="-85"/>
             <w:rPr>
               <w:rFonts w:ascii="Arial Narrow" w:hAnsi="Arial Narrow" w:cs="Arial"/>
@@ -5665,23 +5671,39 @@
       </w:tc>
     </w:tr>
     <w:tr>
+      <w:tblPrEx>
+        <w:tblBorders>
+          <w:top w:val="single" w:color="000000" w:sz="4" w:space="0"/>
+          <w:left w:val="single" w:color="000000" w:sz="4" w:space="0"/>
+          <w:bottom w:val="single" w:color="000000" w:sz="4" w:space="0"/>
+          <w:right w:val="single" w:color="000000" w:sz="4" w:space="0"/>
+          <w:insideH w:val="single" w:color="000000" w:sz="4" w:space="0"/>
+          <w:insideV w:val="single" w:color="000000" w:sz="4" w:space="0"/>
+        </w:tblBorders>
+        <w:tblCellMar>
+          <w:top w:w="0" w:type="dxa"/>
+          <w:left w:w="108" w:type="dxa"/>
+          <w:bottom w:w="0" w:type="dxa"/>
+          <w:right w:w="108" w:type="dxa"/>
+        </w:tblCellMar>
+      </w:tblPrEx>
       <w:trPr>
-        <w:trHeight w:val="345"/>
+        <w:trHeight w:val="345" w:hRule="atLeast"/>
       </w:trPr>
       <w:tc>
         <w:tcPr>
           <w:tcW w:w="4167" w:type="dxa"/>
           <w:gridSpan w:val="7"/>
           <w:tcBorders>
-            <w:top w:val="single" w:sz="4" w:space="0" w:color="auto"/>
-            <w:left w:val="single" w:sz="12" w:space="0" w:color="auto"/>
-            <w:bottom w:val="single" w:sz="12" w:space="0" w:color="auto"/>
-            <w:right w:val="single" w:sz="12" w:space="0" w:color="auto"/>
-          </w:tcBorders>
-        </w:tcPr>
-        <w:p>
-          <w:pPr>
-            <w:pStyle w:val="a3"/>
+            <w:top w:val="single" w:color="auto" w:sz="4" w:space="0"/>
+            <w:left w:val="single" w:color="auto" w:sz="12" w:space="0"/>
+            <w:bottom w:val="single" w:color="auto" w:sz="12" w:space="0"/>
+            <w:right w:val="single" w:color="auto" w:sz="12" w:space="0"/>
+          </w:tcBorders>
+        </w:tcPr>
+        <w:p>
+          <w:pPr>
+            <w:pStyle w:val="5"/>
             <w:ind w:left="-85" w:right="-85"/>
             <w:rPr>
               <w:rFonts w:ascii="Arial Narrow" w:hAnsi="Arial Narrow" w:cs="Arial"/>
@@ -5694,16 +5716,16 @@
           <w:tcW w:w="6723" w:type="dxa"/>
           <w:gridSpan w:val="8"/>
           <w:tcBorders>
-            <w:top w:val="single" w:sz="12" w:space="0" w:color="auto"/>
-            <w:left w:val="single" w:sz="12" w:space="0" w:color="auto"/>
-            <w:bottom w:val="single" w:sz="12" w:space="0" w:color="auto"/>
-            <w:right w:val="single" w:sz="12" w:space="0" w:color="auto"/>
+            <w:top w:val="single" w:color="auto" w:sz="12" w:space="0"/>
+            <w:left w:val="single" w:color="auto" w:sz="12" w:space="0"/>
+            <w:bottom w:val="single" w:color="auto" w:sz="12" w:space="0"/>
+            <w:right w:val="single" w:color="auto" w:sz="12" w:space="0"/>
           </w:tcBorders>
           <w:vAlign w:val="center"/>
         </w:tcPr>
         <w:p>
           <w:pPr>
-            <w:pStyle w:val="a3"/>
+            <w:pStyle w:val="5"/>
             <w:ind w:left="-85" w:right="-85"/>
             <w:jc w:val="both"/>
             <w:rPr>
@@ -5717,15 +5739,15 @@
           <w:tcW w:w="4669" w:type="dxa"/>
           <w:gridSpan w:val="8"/>
           <w:tcBorders>
-            <w:top w:val="single" w:sz="12" w:space="0" w:color="auto"/>
-            <w:left w:val="single" w:sz="12" w:space="0" w:color="auto"/>
-            <w:bottom w:val="single" w:sz="12" w:space="0" w:color="auto"/>
-            <w:right w:val="single" w:sz="12" w:space="0" w:color="auto"/>
-          </w:tcBorders>
-        </w:tcPr>
-        <w:p>
-          <w:pPr>
-            <w:pStyle w:val="a3"/>
+            <w:top w:val="single" w:color="auto" w:sz="12" w:space="0"/>
+            <w:left w:val="single" w:color="auto" w:sz="12" w:space="0"/>
+            <w:bottom w:val="single" w:color="auto" w:sz="12" w:space="0"/>
+            <w:right w:val="single" w:color="auto" w:sz="12" w:space="0"/>
+          </w:tcBorders>
+        </w:tcPr>
+        <w:p>
+          <w:pPr>
+            <w:pStyle w:val="5"/>
             <w:ind w:left="-85" w:right="-85"/>
             <w:rPr>
               <w:rFonts w:ascii="Arial Narrow" w:hAnsi="Arial Narrow" w:cs="Arial"/>
@@ -5737,7 +5759,7 @@
   </w:tbl>
   <w:p>
     <w:pPr>
-      <w:pStyle w:val="a3"/>
+      <w:pStyle w:val="5"/>
       <w:ind w:left="-85" w:right="-85"/>
       <w:rPr>
         <w:sz w:val="2"/>
@@ -5748,606 +5770,193 @@
 </w:hdr>
 </file>
 
-<file path=word/numbering.xml><?xml version="1.0" encoding="utf-8"?>
-<w:numbering xmlns:wpc="http://schemas.microsoft.com/office/word/2010/wordprocessingCanvas" xmlns:cx="http://schemas.microsoft.com/office/drawing/2014/chartex" xmlns:cx1="http://schemas.microsoft.com/office/drawing/2015/9/8/chartex" xmlns:cx2="http://schemas.microsoft.com/office/drawing/2015/10/21/chartex" xmlns:cx3="http://schemas.microsoft.com/office/drawing/2016/5/9/chartex" xmlns:cx4="http://schemas.microsoft.com/office/drawing/2016/5/10/chartex" xmlns:cx5="http://schemas.microsoft.com/office/drawing/2016/5/11/chartex" xmlns:cx6="http://schemas.microsoft.com/office/drawing/2016/5/12/chartex" xmlns:cx7="http://schemas.microsoft.com/office/drawing/2016/5/13/chartex" xmlns:cx8="http://schemas.microsoft.com/office/drawing/2016/5/14/chartex" xmlns:mc="http://schemas.openxmlformats.org/markup-compatibility/2006" xmlns:aink="http://schemas.microsoft.com/office/drawing/2016/ink" xmlns:am3d="http://schemas.microsoft.com/office/drawing/2017/model3d" xmlns:o="urn:schemas-microsoft-com:office:office" xmlns:r="http://schemas.openxmlformats.org/officeDocument/2006/relationships" xmlns:m="http://schemas.openxmlformats.org/officeDocument/2006/math" xmlns:v="urn:schemas-microsoft-com:vml" xmlns:wp14="http://schemas.microsoft.com/office/word/2010/wordprocessingDrawing" xmlns:wp="http://schemas.openxmlformats.org/drawingml/2006/wordprocessingDrawing" xmlns:w10="urn:schemas-microsoft-com:office:word" xmlns:w="http://schemas.openxmlformats.org/wordprocessingml/2006/main" xmlns:w14="http://schemas.microsoft.com/office/word/2010/wordml" xmlns:w15="http://schemas.microsoft.com/office/word/2012/wordml" xmlns:w16cid="http://schemas.microsoft.com/office/word/2016/wordml/cid" xmlns:w16se="http://schemas.microsoft.com/office/word/2015/wordml/symex" xmlns:wpg="http://schemas.microsoft.com/office/word/2010/wordprocessingGroup" xmlns:wpi="http://schemas.microsoft.com/office/word/2010/wordprocessingInk" xmlns:wne="http://schemas.microsoft.com/office/word/2006/wordml" xmlns:wps="http://schemas.microsoft.com/office/word/2010/wordprocessingShape" mc:Ignorable="w14 w15 w16se w16cid wp14">
-  <w:abstractNum w:abstractNumId="0" w15:restartNumberingAfterBreak="0">
-    <w:nsid w:val="1A707EDD"/>
-    <w:multiLevelType w:val="hybridMultilevel"/>
-    <w:tmpl w:val="9014E990"/>
-    <w:lvl w:ilvl="0" w:tplc="2724014E">
-      <w:start w:val="1"/>
-      <w:numFmt w:val="decimal"/>
-      <w:lvlText w:val="%1)"/>
-      <w:lvlJc w:val="left"/>
-      <w:pPr>
-        <w:ind w:left="275" w:hanging="360"/>
-      </w:pPr>
-      <w:rPr>
-        <w:rFonts w:hint="default"/>
-      </w:rPr>
-    </w:lvl>
-    <w:lvl w:ilvl="1" w:tplc="04190019" w:tentative="1">
-      <w:start w:val="1"/>
-      <w:numFmt w:val="lowerLetter"/>
-      <w:lvlText w:val="%2."/>
-      <w:lvlJc w:val="left"/>
-      <w:pPr>
-        <w:ind w:left="995" w:hanging="360"/>
-      </w:pPr>
-    </w:lvl>
-    <w:lvl w:ilvl="2" w:tplc="0419001B" w:tentative="1">
-      <w:start w:val="1"/>
-      <w:numFmt w:val="lowerRoman"/>
-      <w:lvlText w:val="%3."/>
-      <w:lvlJc w:val="right"/>
-      <w:pPr>
-        <w:ind w:left="1715" w:hanging="180"/>
-      </w:pPr>
-    </w:lvl>
-    <w:lvl w:ilvl="3" w:tplc="0419000F" w:tentative="1">
-      <w:start w:val="1"/>
-      <w:numFmt w:val="decimal"/>
-      <w:lvlText w:val="%4."/>
-      <w:lvlJc w:val="left"/>
-      <w:pPr>
-        <w:ind w:left="2435" w:hanging="360"/>
-      </w:pPr>
-    </w:lvl>
-    <w:lvl w:ilvl="4" w:tplc="04190019" w:tentative="1">
-      <w:start w:val="1"/>
-      <w:numFmt w:val="lowerLetter"/>
-      <w:lvlText w:val="%5."/>
-      <w:lvlJc w:val="left"/>
-      <w:pPr>
-        <w:ind w:left="3155" w:hanging="360"/>
-      </w:pPr>
-    </w:lvl>
-    <w:lvl w:ilvl="5" w:tplc="0419001B" w:tentative="1">
-      <w:start w:val="1"/>
-      <w:numFmt w:val="lowerRoman"/>
-      <w:lvlText w:val="%6."/>
-      <w:lvlJc w:val="right"/>
-      <w:pPr>
-        <w:ind w:left="3875" w:hanging="180"/>
-      </w:pPr>
-    </w:lvl>
-    <w:lvl w:ilvl="6" w:tplc="0419000F" w:tentative="1">
-      <w:start w:val="1"/>
-      <w:numFmt w:val="decimal"/>
-      <w:lvlText w:val="%7."/>
-      <w:lvlJc w:val="left"/>
-      <w:pPr>
-        <w:ind w:left="4595" w:hanging="360"/>
-      </w:pPr>
-    </w:lvl>
-    <w:lvl w:ilvl="7" w:tplc="04190019" w:tentative="1">
-      <w:start w:val="1"/>
-      <w:numFmt w:val="lowerLetter"/>
-      <w:lvlText w:val="%8."/>
-      <w:lvlJc w:val="left"/>
-      <w:pPr>
-        <w:ind w:left="5315" w:hanging="360"/>
-      </w:pPr>
-    </w:lvl>
-    <w:lvl w:ilvl="8" w:tplc="0419001B" w:tentative="1">
-      <w:start w:val="1"/>
-      <w:numFmt w:val="lowerRoman"/>
-      <w:lvlText w:val="%9."/>
-      <w:lvlJc w:val="right"/>
-      <w:pPr>
-        <w:ind w:left="6035" w:hanging="180"/>
-      </w:pPr>
-    </w:lvl>
-  </w:abstractNum>
-  <w:abstractNum w:abstractNumId="1" w15:restartNumberingAfterBreak="0">
-    <w:nsid w:val="67306607"/>
-    <w:multiLevelType w:val="hybridMultilevel"/>
-    <w:tmpl w:val="8FF41D72"/>
-    <w:lvl w:ilvl="0" w:tplc="7818B078">
-      <w:start w:val="1"/>
-      <w:numFmt w:val="decimal"/>
-      <w:lvlText w:val="%1)"/>
-      <w:lvlJc w:val="left"/>
-      <w:pPr>
-        <w:ind w:left="275" w:hanging="360"/>
-      </w:pPr>
-      <w:rPr>
-        <w:rFonts w:hint="default"/>
-      </w:rPr>
-    </w:lvl>
-    <w:lvl w:ilvl="1" w:tplc="04190019" w:tentative="1">
-      <w:start w:val="1"/>
-      <w:numFmt w:val="lowerLetter"/>
-      <w:lvlText w:val="%2."/>
-      <w:lvlJc w:val="left"/>
-      <w:pPr>
-        <w:ind w:left="995" w:hanging="360"/>
-      </w:pPr>
-    </w:lvl>
-    <w:lvl w:ilvl="2" w:tplc="0419001B" w:tentative="1">
-      <w:start w:val="1"/>
-      <w:numFmt w:val="lowerRoman"/>
-      <w:lvlText w:val="%3."/>
-      <w:lvlJc w:val="right"/>
-      <w:pPr>
-        <w:ind w:left="1715" w:hanging="180"/>
-      </w:pPr>
-    </w:lvl>
-    <w:lvl w:ilvl="3" w:tplc="0419000F" w:tentative="1">
-      <w:start w:val="1"/>
-      <w:numFmt w:val="decimal"/>
-      <w:lvlText w:val="%4."/>
-      <w:lvlJc w:val="left"/>
-      <w:pPr>
-        <w:ind w:left="2435" w:hanging="360"/>
-      </w:pPr>
-    </w:lvl>
-    <w:lvl w:ilvl="4" w:tplc="04190019" w:tentative="1">
-      <w:start w:val="1"/>
-      <w:numFmt w:val="lowerLetter"/>
-      <w:lvlText w:val="%5."/>
-      <w:lvlJc w:val="left"/>
-      <w:pPr>
-        <w:ind w:left="3155" w:hanging="360"/>
-      </w:pPr>
-    </w:lvl>
-    <w:lvl w:ilvl="5" w:tplc="0419001B" w:tentative="1">
-      <w:start w:val="1"/>
-      <w:numFmt w:val="lowerRoman"/>
-      <w:lvlText w:val="%6."/>
-      <w:lvlJc w:val="right"/>
-      <w:pPr>
-        <w:ind w:left="3875" w:hanging="180"/>
-      </w:pPr>
-    </w:lvl>
-    <w:lvl w:ilvl="6" w:tplc="0419000F" w:tentative="1">
-      <w:start w:val="1"/>
-      <w:numFmt w:val="decimal"/>
-      <w:lvlText w:val="%7."/>
-      <w:lvlJc w:val="left"/>
-      <w:pPr>
-        <w:ind w:left="4595" w:hanging="360"/>
-      </w:pPr>
-    </w:lvl>
-    <w:lvl w:ilvl="7" w:tplc="04190019" w:tentative="1">
-      <w:start w:val="1"/>
-      <w:numFmt w:val="lowerLetter"/>
-      <w:lvlText w:val="%8."/>
-      <w:lvlJc w:val="left"/>
-      <w:pPr>
-        <w:ind w:left="5315" w:hanging="360"/>
-      </w:pPr>
-    </w:lvl>
-    <w:lvl w:ilvl="8" w:tplc="0419001B" w:tentative="1">
-      <w:start w:val="1"/>
-      <w:numFmt w:val="lowerRoman"/>
-      <w:lvlText w:val="%9."/>
-      <w:lvlJc w:val="right"/>
-      <w:pPr>
-        <w:ind w:left="6035" w:hanging="180"/>
-      </w:pPr>
-    </w:lvl>
-  </w:abstractNum>
-  <w:num w:numId="1">
-    <w:abstractNumId w:val="0"/>
-  </w:num>
-  <w:num w:numId="2">
-    <w:abstractNumId w:val="1"/>
-  </w:num>
-</w:numbering>
-</file>
-
 <file path=word/styles.xml><?xml version="1.0" encoding="utf-8"?>
-<w:styles xmlns:mc="http://schemas.openxmlformats.org/markup-compatibility/2006" xmlns:r="http://schemas.openxmlformats.org/officeDocument/2006/relationships" xmlns:w="http://schemas.openxmlformats.org/wordprocessingml/2006/main" xmlns:w14="http://schemas.microsoft.com/office/word/2010/wordml" xmlns:w15="http://schemas.microsoft.com/office/word/2012/wordml" xmlns:w16cid="http://schemas.microsoft.com/office/word/2016/wordml/cid" xmlns:w16se="http://schemas.microsoft.com/office/word/2015/wordml/symex" mc:Ignorable="w14 w15 w16se w16cid">
+<w:styles xmlns:mc="http://schemas.openxmlformats.org/markup-compatibility/2006" xmlns:o="urn:schemas-microsoft-com:office:office" xmlns:r="http://schemas.openxmlformats.org/officeDocument/2006/relationships" xmlns:m="http://schemas.openxmlformats.org/officeDocument/2006/math" xmlns:v="urn:schemas-microsoft-com:vml" xmlns:w="http://schemas.openxmlformats.org/wordprocessingml/2006/main" xmlns:w14="http://schemas.microsoft.com/office/word/2010/wordml" xmlns:w10="urn:schemas-microsoft-com:office:word" xmlns:sl="http://schemas.openxmlformats.org/schemaLibrary/2006/main" xmlns:wpsCustomData="http://www.wps.cn/officeDocument/2013/wpsCustomData" mc:Ignorable="w14">
   <w:docDefaults>
     <w:rPrDefault>
       <w:rPr>
-        <w:rFonts w:ascii="Calibri" w:eastAsia="Calibri" w:hAnsi="Calibri" w:cs="Times New Roman"/>
-        <w:lang w:val="ru-RU" w:eastAsia="ru-RU" w:bidi="ar-SA"/>
+        <w:rFonts w:ascii="Calibri" w:hAnsi="Calibri" w:eastAsia="Calibri" w:cs="Times New Roman"/>
       </w:rPr>
     </w:rPrDefault>
     <w:pPrDefault/>
   </w:docDefaults>
-  <w:latentStyles w:defLockedState="0" w:defUIPriority="99" w:defSemiHidden="0" w:defUnhideWhenUsed="0" w:defQFormat="0" w:count="375">
-    <w:lsdException w:name="Normal" w:uiPriority="0" w:qFormat="1"/>
-    <w:lsdException w:name="heading 1" w:uiPriority="9" w:qFormat="1"/>
-    <w:lsdException w:name="heading 2" w:semiHidden="1" w:uiPriority="9" w:unhideWhenUsed="1" w:qFormat="1"/>
-    <w:lsdException w:name="heading 3" w:semiHidden="1" w:uiPriority="9" w:unhideWhenUsed="1" w:qFormat="1"/>
-    <w:lsdException w:name="heading 4" w:semiHidden="1" w:uiPriority="9" w:unhideWhenUsed="1" w:qFormat="1"/>
-    <w:lsdException w:name="heading 5" w:semiHidden="1" w:uiPriority="9" w:unhideWhenUsed="1" w:qFormat="1"/>
-    <w:lsdException w:name="heading 6" w:semiHidden="1" w:uiPriority="9" w:unhideWhenUsed="1" w:qFormat="1"/>
-    <w:lsdException w:name="heading 7" w:semiHidden="1" w:uiPriority="9" w:unhideWhenUsed="1" w:qFormat="1"/>
-    <w:lsdException w:name="heading 8" w:semiHidden="1" w:uiPriority="9" w:unhideWhenUsed="1" w:qFormat="1"/>
-    <w:lsdException w:name="heading 9" w:semiHidden="1" w:uiPriority="9" w:unhideWhenUsed="1" w:qFormat="1"/>
-    <w:lsdException w:name="index 1" w:semiHidden="1" w:unhideWhenUsed="1"/>
-    <w:lsdException w:name="index 2" w:semiHidden="1" w:unhideWhenUsed="1"/>
-    <w:lsdException w:name="index 3" w:semiHidden="1" w:unhideWhenUsed="1"/>
-    <w:lsdException w:name="index 4" w:semiHidden="1" w:unhideWhenUsed="1"/>
-    <w:lsdException w:name="index 5" w:semiHidden="1" w:unhideWhenUsed="1"/>
-    <w:lsdException w:name="index 6" w:semiHidden="1" w:unhideWhenUsed="1"/>
-    <w:lsdException w:name="index 7" w:semiHidden="1" w:unhideWhenUsed="1"/>
-    <w:lsdException w:name="index 8" w:semiHidden="1" w:unhideWhenUsed="1"/>
-    <w:lsdException w:name="index 9" w:semiHidden="1" w:unhideWhenUsed="1"/>
-    <w:lsdException w:name="toc 1" w:semiHidden="1" w:uiPriority="39" w:unhideWhenUsed="1"/>
-    <w:lsdException w:name="toc 2" w:semiHidden="1" w:uiPriority="39" w:unhideWhenUsed="1"/>
-    <w:lsdException w:name="toc 3" w:semiHidden="1" w:uiPriority="39" w:unhideWhenUsed="1"/>
-    <w:lsdException w:name="toc 4" w:semiHidden="1" w:uiPriority="39" w:unhideWhenUsed="1"/>
-    <w:lsdException w:name="toc 5" w:semiHidden="1" w:uiPriority="39" w:unhideWhenUsed="1"/>
-    <w:lsdException w:name="toc 6" w:semiHidden="1" w:uiPriority="39" w:unhideWhenUsed="1"/>
-    <w:lsdException w:name="toc 7" w:semiHidden="1" w:uiPriority="39" w:unhideWhenUsed="1"/>
-    <w:lsdException w:name="toc 8" w:semiHidden="1" w:uiPriority="39" w:unhideWhenUsed="1"/>
-    <w:lsdException w:name="toc 9" w:semiHidden="1" w:uiPriority="39" w:unhideWhenUsed="1"/>
-    <w:lsdException w:name="Normal Indent" w:semiHidden="1" w:unhideWhenUsed="1"/>
-    <w:lsdException w:name="footnote text" w:semiHidden="1" w:unhideWhenUsed="1"/>
-    <w:lsdException w:name="annotation text" w:semiHidden="1" w:unhideWhenUsed="1"/>
-    <w:lsdException w:name="header" w:semiHidden="1" w:unhideWhenUsed="1"/>
-    <w:lsdException w:name="footer" w:semiHidden="1" w:unhideWhenUsed="1"/>
-    <w:lsdException w:name="index heading" w:semiHidden="1" w:unhideWhenUsed="1"/>
-    <w:lsdException w:name="caption" w:semiHidden="1" w:uiPriority="35" w:unhideWhenUsed="1" w:qFormat="1"/>
-    <w:lsdException w:name="table of figures" w:semiHidden="1" w:unhideWhenUsed="1"/>
-    <w:lsdException w:name="envelope address" w:semiHidden="1" w:unhideWhenUsed="1"/>
-    <w:lsdException w:name="envelope return" w:semiHidden="1" w:unhideWhenUsed="1"/>
-    <w:lsdException w:name="footnote reference" w:semiHidden="1" w:unhideWhenUsed="1"/>
-    <w:lsdException w:name="annotation reference" w:semiHidden="1" w:unhideWhenUsed="1"/>
-    <w:lsdException w:name="line number" w:semiHidden="1" w:unhideWhenUsed="1"/>
-    <w:lsdException w:name="page number" w:semiHidden="1" w:unhideWhenUsed="1"/>
-    <w:lsdException w:name="endnote reference" w:semiHidden="1" w:unhideWhenUsed="1"/>
-    <w:lsdException w:name="endnote text" w:semiHidden="1" w:unhideWhenUsed="1"/>
-    <w:lsdException w:name="table of authorities" w:semiHidden="1" w:unhideWhenUsed="1"/>
-    <w:lsdException w:name="macro" w:semiHidden="1" w:unhideWhenUsed="1"/>
-    <w:lsdException w:name="toa heading" w:semiHidden="1" w:unhideWhenUsed="1"/>
-    <w:lsdException w:name="List" w:semiHidden="1" w:unhideWhenUsed="1"/>
-    <w:lsdException w:name="List Bullet" w:semiHidden="1" w:unhideWhenUsed="1"/>
-    <w:lsdException w:name="List Number" w:semiHidden="1" w:unhideWhenUsed="1"/>
-    <w:lsdException w:name="List 2" w:semiHidden="1" w:unhideWhenUsed="1"/>
-    <w:lsdException w:name="List 3" w:semiHidden="1" w:unhideWhenUsed="1"/>
-    <w:lsdException w:name="List 4" w:semiHidden="1" w:unhideWhenUsed="1"/>
-    <w:lsdException w:name="List 5" w:semiHidden="1" w:unhideWhenUsed="1"/>
-    <w:lsdException w:name="List Bullet 2" w:semiHidden="1" w:unhideWhenUsed="1"/>
-    <w:lsdException w:name="List Bullet 3" w:semiHidden="1" w:unhideWhenUsed="1"/>
-    <w:lsdException w:name="List Bullet 4" w:semiHidden="1" w:unhideWhenUsed="1"/>
-    <w:lsdException w:name="List Bullet 5" w:semiHidden="1" w:unhideWhenUsed="1"/>
-    <w:lsdException w:name="List Number 2" w:semiHidden="1" w:unhideWhenUsed="1"/>
-    <w:lsdException w:name="List Number 3" w:semiHidden="1" w:unhideWhenUsed="1"/>
-    <w:lsdException w:name="List Number 4" w:semiHidden="1" w:unhideWhenUsed="1"/>
-    <w:lsdException w:name="List Number 5" w:semiHidden="1" w:unhideWhenUsed="1"/>
-    <w:lsdException w:name="Title" w:uiPriority="10" w:qFormat="1"/>
-    <w:lsdException w:name="Closing" w:semiHidden="1" w:unhideWhenUsed="1"/>
-    <w:lsdException w:name="Signature" w:semiHidden="1" w:unhideWhenUsed="1"/>
-    <w:lsdException w:name="Default Paragraph Font" w:semiHidden="1" w:uiPriority="1" w:unhideWhenUsed="1"/>
-    <w:lsdException w:name="Body Text" w:semiHidden="1" w:unhideWhenUsed="1"/>
-    <w:lsdException w:name="Body Text Indent" w:semiHidden="1" w:unhideWhenUsed="1"/>
-    <w:lsdException w:name="List Continue" w:semiHidden="1" w:unhideWhenUsed="1"/>
-    <w:lsdException w:name="List Continue 2" w:semiHidden="1" w:unhideWhenUsed="1"/>
-    <w:lsdException w:name="List Continue 3" w:semiHidden="1" w:unhideWhenUsed="1"/>
-    <w:lsdException w:name="List Continue 4" w:semiHidden="1" w:unhideWhenUsed="1"/>
-    <w:lsdException w:name="List Continue 5" w:semiHidden="1" w:unhideWhenUsed="1"/>
-    <w:lsdException w:name="Message Header" w:semiHidden="1" w:unhideWhenUsed="1"/>
-    <w:lsdException w:name="Subtitle" w:uiPriority="11" w:qFormat="1"/>
-    <w:lsdException w:name="Salutation" w:semiHidden="1" w:unhideWhenUsed="1"/>
-    <w:lsdException w:name="Date" w:semiHidden="1" w:unhideWhenUsed="1"/>
-    <w:lsdException w:name="Body Text First Indent" w:semiHidden="1" w:unhideWhenUsed="1"/>
-    <w:lsdException w:name="Body Text First Indent 2" w:semiHidden="1" w:unhideWhenUsed="1"/>
-    <w:lsdException w:name="Note Heading" w:semiHidden="1" w:unhideWhenUsed="1"/>
-    <w:lsdException w:name="Body Text 2" w:semiHidden="1" w:unhideWhenUsed="1"/>
-    <w:lsdException w:name="Body Text 3" w:semiHidden="1" w:unhideWhenUsed="1"/>
-    <w:lsdException w:name="Body Text Indent 2" w:semiHidden="1" w:unhideWhenUsed="1"/>
-    <w:lsdException w:name="Body Text Indent 3" w:semiHidden="1" w:unhideWhenUsed="1"/>
-    <w:lsdException w:name="Block Text" w:semiHidden="1" w:unhideWhenUsed="1"/>
-    <w:lsdException w:name="Hyperlink" w:semiHidden="1" w:unhideWhenUsed="1"/>
-    <w:lsdException w:name="FollowedHyperlink" w:semiHidden="1" w:unhideWhenUsed="1"/>
-    <w:lsdException w:name="Strong" w:uiPriority="22" w:qFormat="1"/>
-    <w:lsdException w:name="Emphasis" w:uiPriority="20" w:qFormat="1"/>
-    <w:lsdException w:name="Document Map" w:semiHidden="1" w:unhideWhenUsed="1"/>
-    <w:lsdException w:name="Plain Text" w:semiHidden="1" w:unhideWhenUsed="1"/>
-    <w:lsdException w:name="E-mail Signature" w:semiHidden="1" w:unhideWhenUsed="1"/>
-    <w:lsdException w:name="HTML Top of Form" w:semiHidden="1" w:unhideWhenUsed="1"/>
-    <w:lsdException w:name="HTML Bottom of Form" w:semiHidden="1" w:unhideWhenUsed="1"/>
-    <w:lsdException w:name="Normal (Web)" w:semiHidden="1" w:unhideWhenUsed="1"/>
-    <w:lsdException w:name="HTML Acronym" w:semiHidden="1" w:unhideWhenUsed="1"/>
-    <w:lsdException w:name="HTML Address" w:semiHidden="1" w:unhideWhenUsed="1"/>
-    <w:lsdException w:name="HTML Cite" w:semiHidden="1" w:unhideWhenUsed="1"/>
-    <w:lsdException w:name="HTML Code" w:semiHidden="1" w:unhideWhenUsed="1"/>
-    <w:lsdException w:name="HTML Definition" w:semiHidden="1" w:unhideWhenUsed="1"/>
-    <w:lsdException w:name="HTML Keyboard" w:semiHidden="1" w:unhideWhenUsed="1"/>
-    <w:lsdException w:name="HTML Preformatted" w:semiHidden="1" w:unhideWhenUsed="1"/>
-    <w:lsdException w:name="HTML Sample" w:semiHidden="1" w:unhideWhenUsed="1"/>
-    <w:lsdException w:name="HTML Typewriter" w:semiHidden="1" w:unhideWhenUsed="1"/>
-    <w:lsdException w:name="HTML Variable" w:semiHidden="1" w:unhideWhenUsed="1"/>
-    <w:lsdException w:name="Normal Table" w:semiHidden="1" w:unhideWhenUsed="1"/>
-    <w:lsdException w:name="annotation subject" w:semiHidden="1" w:unhideWhenUsed="1"/>
-    <w:lsdException w:name="No List" w:semiHidden="1" w:unhideWhenUsed="1"/>
-    <w:lsdException w:name="Outline List 1" w:semiHidden="1" w:unhideWhenUsed="1"/>
-    <w:lsdException w:name="Outline List 2" w:semiHidden="1" w:unhideWhenUsed="1"/>
-    <w:lsdException w:name="Outline List 3" w:semiHidden="1" w:unhideWhenUsed="1"/>
-    <w:lsdException w:name="Table Simple 1" w:semiHidden="1" w:unhideWhenUsed="1"/>
-    <w:lsdException w:name="Table Simple 2" w:semiHidden="1" w:unhideWhenUsed="1"/>
-    <w:lsdException w:name="Table Simple 3" w:semiHidden="1" w:unhideWhenUsed="1"/>
-    <w:lsdException w:name="Table Classic 1" w:semiHidden="1" w:unhideWhenUsed="1"/>
-    <w:lsdException w:name="Table Classic 2" w:semiHidden="1" w:unhideWhenUsed="1"/>
-    <w:lsdException w:name="Table Classic 3" w:semiHidden="1" w:unhideWhenUsed="1"/>
-    <w:lsdException w:name="Table Classic 4" w:semiHidden="1" w:unhideWhenUsed="1"/>
-    <w:lsdException w:name="Table Colorful 1" w:semiHidden="1" w:unhideWhenUsed="1"/>
-    <w:lsdException w:name="Table Colorful 2" w:semiHidden="1" w:unhideWhenUsed="1"/>
-    <w:lsdException w:name="Table Colorful 3" w:semiHidden="1" w:unhideWhenUsed="1"/>
-    <w:lsdException w:name="Table Columns 1" w:semiHidden="1" w:unhideWhenUsed="1"/>
-    <w:lsdException w:name="Table Columns 2" w:semiHidden="1" w:unhideWhenUsed="1"/>
-    <w:lsdException w:name="Table Columns 3" w:semiHidden="1" w:unhideWhenUsed="1"/>
-    <w:lsdException w:name="Table Columns 4" w:semiHidden="1" w:unhideWhenUsed="1"/>
-    <w:lsdException w:name="Table Columns 5" w:semiHidden="1" w:unhideWhenUsed="1"/>
-    <w:lsdException w:name="Table Grid 1" w:semiHidden="1" w:unhideWhenUsed="1"/>
-    <w:lsdException w:name="Table Grid 2" w:semiHidden="1" w:unhideWhenUsed="1"/>
-    <w:lsdException w:name="Table Grid 3" w:semiHidden="1" w:unhideWhenUsed="1"/>
-    <w:lsdException w:name="Table Grid 4" w:semiHidden="1" w:unhideWhenUsed="1"/>
-    <w:lsdException w:name="Table Grid 5" w:semiHidden="1" w:unhideWhenUsed="1"/>
-    <w:lsdException w:name="Table Grid 6" w:semiHidden="1" w:unhideWhenUsed="1"/>
-    <w:lsdException w:name="Table Grid 7" w:semiHidden="1" w:unhideWhenUsed="1"/>
-    <w:lsdException w:name="Table Grid 8" w:semiHidden="1" w:unhideWhenUsed="1"/>
-    <w:lsdException w:name="Table List 1" w:semiHidden="1" w:unhideWhenUsed="1"/>
-    <w:lsdException w:name="Table List 2" w:semiHidden="1" w:unhideWhenUsed="1"/>
-    <w:lsdException w:name="Table List 3" w:semiHidden="1" w:unhideWhenUsed="1"/>
-    <w:lsdException w:name="Table List 4" w:semiHidden="1" w:unhideWhenUsed="1"/>
-    <w:lsdException w:name="Table List 5" w:semiHidden="1" w:unhideWhenUsed="1"/>
-    <w:lsdException w:name="Table List 6" w:semiHidden="1" w:unhideWhenUsed="1"/>
-    <w:lsdException w:name="Table List 7" w:semiHidden="1" w:unhideWhenUsed="1"/>
-    <w:lsdException w:name="Table List 8" w:semiHidden="1" w:unhideWhenUsed="1"/>
-    <w:lsdException w:name="Table 3D effects 1" w:semiHidden="1" w:unhideWhenUsed="1"/>
-    <w:lsdException w:name="Table 3D effects 2" w:semiHidden="1" w:unhideWhenUsed="1"/>
-    <w:lsdException w:name="Table 3D effects 3" w:semiHidden="1" w:unhideWhenUsed="1"/>
-    <w:lsdException w:name="Table Contemporary" w:semiHidden="1" w:unhideWhenUsed="1"/>
-    <w:lsdException w:name="Table Elegant" w:semiHidden="1" w:unhideWhenUsed="1"/>
-    <w:lsdException w:name="Table Professional" w:semiHidden="1" w:unhideWhenUsed="1"/>
-    <w:lsdException w:name="Table Subtle 1" w:semiHidden="1" w:unhideWhenUsed="1"/>
-    <w:lsdException w:name="Table Subtle 2" w:semiHidden="1" w:unhideWhenUsed="1"/>
-    <w:lsdException w:name="Table Web 1" w:semiHidden="1" w:unhideWhenUsed="1"/>
-    <w:lsdException w:name="Table Web 2" w:semiHidden="1" w:unhideWhenUsed="1"/>
-    <w:lsdException w:name="Table Web 3" w:semiHidden="1" w:unhideWhenUsed="1"/>
-    <w:lsdException w:name="Balloon Text" w:semiHidden="1" w:unhideWhenUsed="1"/>
-    <w:lsdException w:name="Table Grid" w:uiPriority="59"/>
-    <w:lsdException w:name="Table Theme" w:semiHidden="1" w:unhideWhenUsed="1"/>
-    <w:lsdException w:name="Placeholder Text" w:semiHidden="1"/>
-    <w:lsdException w:name="No Spacing" w:uiPriority="1" w:qFormat="1"/>
-    <w:lsdException w:name="Light Shading" w:uiPriority="60"/>
-    <w:lsdException w:name="Light List" w:uiPriority="61"/>
-    <w:lsdException w:name="Light Grid" w:uiPriority="62"/>
-    <w:lsdException w:name="Medium Shading 1" w:uiPriority="63"/>
-    <w:lsdException w:name="Medium Shading 2" w:uiPriority="64"/>
-    <w:lsdException w:name="Medium List 1" w:uiPriority="65"/>
-    <w:lsdException w:name="Medium List 2" w:uiPriority="66"/>
-    <w:lsdException w:name="Medium Grid 1" w:uiPriority="67"/>
-    <w:lsdException w:name="Medium Grid 2" w:uiPriority="68"/>
-    <w:lsdException w:name="Medium Grid 3" w:uiPriority="69"/>
-    <w:lsdException w:name="Dark List" w:uiPriority="70"/>
-    <w:lsdException w:name="Colorful Shading" w:uiPriority="71"/>
-    <w:lsdException w:name="Colorful List" w:uiPriority="72"/>
-    <w:lsdException w:name="Colorful Grid" w:uiPriority="73"/>
-    <w:lsdException w:name="Light Shading Accent 1" w:uiPriority="60"/>
-    <w:lsdException w:name="Light List Accent 1" w:uiPriority="61"/>
-    <w:lsdException w:name="Light Grid Accent 1" w:uiPriority="62"/>
-    <w:lsdException w:name="Medium Shading 1 Accent 1" w:uiPriority="63"/>
-    <w:lsdException w:name="Medium Shading 2 Accent 1" w:uiPriority="64"/>
-    <w:lsdException w:name="Medium List 1 Accent 1" w:uiPriority="65"/>
-    <w:lsdException w:name="Revision" w:semiHidden="1"/>
-    <w:lsdException w:name="List Paragraph" w:uiPriority="34" w:qFormat="1"/>
-    <w:lsdException w:name="Quote" w:uiPriority="29" w:qFormat="1"/>
-    <w:lsdException w:name="Intense Quote" w:uiPriority="30" w:qFormat="1"/>
-    <w:lsdException w:name="Medium List 2 Accent 1" w:uiPriority="66"/>
-    <w:lsdException w:name="Medium Grid 1 Accent 1" w:uiPriority="67"/>
-    <w:lsdException w:name="Medium Grid 2 Accent 1" w:uiPriority="68"/>
-    <w:lsdException w:name="Medium Grid 3 Accent 1" w:uiPriority="69"/>
-    <w:lsdException w:name="Dark List Accent 1" w:uiPriority="70"/>
-    <w:lsdException w:name="Colorful Shading Accent 1" w:uiPriority="71"/>
-    <w:lsdException w:name="Colorful List Accent 1" w:uiPriority="72"/>
-    <w:lsdException w:name="Colorful Grid Accent 1" w:uiPriority="73"/>
-    <w:lsdException w:name="Light Shading Accent 2" w:uiPriority="60"/>
-    <w:lsdException w:name="Light List Accent 2" w:uiPriority="61"/>
-    <w:lsdException w:name="Light Grid Accent 2" w:uiPriority="62"/>
-    <w:lsdException w:name="Medium Shading 1 Accent 2" w:uiPriority="63"/>
-    <w:lsdException w:name="Medium Shading 2 Accent 2" w:uiPriority="64"/>
-    <w:lsdException w:name="Medium List 1 Accent 2" w:uiPriority="65"/>
-    <w:lsdException w:name="Medium List 2 Accent 2" w:uiPriority="66"/>
-    <w:lsdException w:name="Medium Grid 1 Accent 2" w:uiPriority="67"/>
-    <w:lsdException w:name="Medium Grid 2 Accent 2" w:uiPriority="68"/>
-    <w:lsdException w:name="Medium Grid 3 Accent 2" w:uiPriority="69"/>
-    <w:lsdException w:name="Dark List Accent 2" w:uiPriority="70"/>
-    <w:lsdException w:name="Colorful Shading Accent 2" w:uiPriority="71"/>
-    <w:lsdException w:name="Colorful List Accent 2" w:uiPriority="72"/>
-    <w:lsdException w:name="Colorful Grid Accent 2" w:uiPriority="73"/>
-    <w:lsdException w:name="Light Shading Accent 3" w:uiPriority="60"/>
-    <w:lsdException w:name="Light List Accent 3" w:uiPriority="61"/>
-    <w:lsdException w:name="Light Grid Accent 3" w:uiPriority="62"/>
-    <w:lsdException w:name="Medium Shading 1 Accent 3" w:uiPriority="63"/>
-    <w:lsdException w:name="Medium Shading 2 Accent 3" w:uiPriority="64"/>
-    <w:lsdException w:name="Medium List 1 Accent 3" w:uiPriority="65"/>
-    <w:lsdException w:name="Medium List 2 Accent 3" w:uiPriority="66"/>
-    <w:lsdException w:name="Medium Grid 1 Accent 3" w:uiPriority="67"/>
-    <w:lsdException w:name="Medium Grid 2 Accent 3" w:uiPriority="68"/>
-    <w:lsdException w:name="Medium Grid 3 Accent 3" w:uiPriority="69"/>
-    <w:lsdException w:name="Dark List Accent 3" w:uiPriority="70"/>
-    <w:lsdException w:name="Colorful Shading Accent 3" w:uiPriority="71"/>
-    <w:lsdException w:name="Colorful List Accent 3" w:uiPriority="72"/>
-    <w:lsdException w:name="Colorful Grid Accent 3" w:uiPriority="73"/>
-    <w:lsdException w:name="Light Shading Accent 4" w:uiPriority="60"/>
-    <w:lsdException w:name="Light List Accent 4" w:uiPriority="61"/>
-    <w:lsdException w:name="Light Grid Accent 4" w:uiPriority="62"/>
-    <w:lsdException w:name="Medium Shading 1 Accent 4" w:uiPriority="63"/>
-    <w:lsdException w:name="Medium Shading 2 Accent 4" w:uiPriority="64"/>
-    <w:lsdException w:name="Medium List 1 Accent 4" w:uiPriority="65"/>
-    <w:lsdException w:name="Medium List 2 Accent 4" w:uiPriority="66"/>
-    <w:lsdException w:name="Medium Grid 1 Accent 4" w:uiPriority="67"/>
-    <w:lsdException w:name="Medium Grid 2 Accent 4" w:uiPriority="68"/>
-    <w:lsdException w:name="Medium Grid 3 Accent 4" w:uiPriority="69"/>
-    <w:lsdException w:name="Dark List Accent 4" w:uiPriority="70"/>
-    <w:lsdException w:name="Colorful Shading Accent 4" w:uiPriority="71"/>
-    <w:lsdException w:name="Colorful List Accent 4" w:uiPriority="72"/>
-    <w:lsdException w:name="Colorful Grid Accent 4" w:uiPriority="73"/>
-    <w:lsdException w:name="Light Shading Accent 5" w:uiPriority="60"/>
-    <w:lsdException w:name="Light List Accent 5" w:uiPriority="61"/>
-    <w:lsdException w:name="Light Grid Accent 5" w:uiPriority="62"/>
-    <w:lsdException w:name="Medium Shading 1 Accent 5" w:uiPriority="63"/>
-    <w:lsdException w:name="Medium Shading 2 Accent 5" w:uiPriority="64"/>
-    <w:lsdException w:name="Medium List 1 Accent 5" w:uiPriority="65"/>
-    <w:lsdException w:name="Medium List 2 Accent 5" w:uiPriority="66"/>
-    <w:lsdException w:name="Medium Grid 1 Accent 5" w:uiPriority="67"/>
-    <w:lsdException w:name="Medium Grid 2 Accent 5" w:uiPriority="68"/>
-    <w:lsdException w:name="Medium Grid 3 Accent 5" w:uiPriority="69"/>
-    <w:lsdException w:name="Dark List Accent 5" w:uiPriority="70"/>
-    <w:lsdException w:name="Colorful Shading Accent 5" w:uiPriority="71"/>
-    <w:lsdException w:name="Colorful List Accent 5" w:uiPriority="72"/>
-    <w:lsdException w:name="Colorful Grid Accent 5" w:uiPriority="73"/>
-    <w:lsdException w:name="Light Shading Accent 6" w:uiPriority="60"/>
-    <w:lsdException w:name="Light List Accent 6" w:uiPriority="61"/>
-    <w:lsdException w:name="Light Grid Accent 6" w:uiPriority="62"/>
-    <w:lsdException w:name="Medium Shading 1 Accent 6" w:uiPriority="63"/>
-    <w:lsdException w:name="Medium Shading 2 Accent 6" w:uiPriority="64"/>
-    <w:lsdException w:name="Medium List 1 Accent 6" w:uiPriority="65"/>
-    <w:lsdException w:name="Medium List 2 Accent 6" w:uiPriority="66"/>
-    <w:lsdException w:name="Medium Grid 1 Accent 6" w:uiPriority="67"/>
-    <w:lsdException w:name="Medium Grid 2 Accent 6" w:uiPriority="68"/>
-    <w:lsdException w:name="Medium Grid 3 Accent 6" w:uiPriority="69"/>
-    <w:lsdException w:name="Dark List Accent 6" w:uiPriority="70"/>
-    <w:lsdException w:name="Colorful Shading Accent 6" w:uiPriority="71"/>
-    <w:lsdException w:name="Colorful List Accent 6" w:uiPriority="72"/>
-    <w:lsdException w:name="Colorful Grid Accent 6" w:uiPriority="73"/>
-    <w:lsdException w:name="Subtle Emphasis" w:uiPriority="19" w:qFormat="1"/>
-    <w:lsdException w:name="Intense Emphasis" w:uiPriority="21" w:qFormat="1"/>
-    <w:lsdException w:name="Subtle Reference" w:uiPriority="31" w:qFormat="1"/>
-    <w:lsdException w:name="Intense Reference" w:uiPriority="32" w:qFormat="1"/>
-    <w:lsdException w:name="Book Title" w:uiPriority="33" w:qFormat="1"/>
-    <w:lsdException w:name="Bibliography" w:semiHidden="1" w:uiPriority="37" w:unhideWhenUsed="1"/>
-    <w:lsdException w:name="TOC Heading" w:semiHidden="1" w:uiPriority="39" w:unhideWhenUsed="1" w:qFormat="1"/>
-    <w:lsdException w:name="Plain Table 1" w:uiPriority="41"/>
-    <w:lsdException w:name="Plain Table 2" w:uiPriority="42"/>
-    <w:lsdException w:name="Plain Table 3" w:uiPriority="43"/>
-    <w:lsdException w:name="Plain Table 4" w:uiPriority="44"/>
-    <w:lsdException w:name="Plain Table 5" w:uiPriority="45"/>
-    <w:lsdException w:name="Grid Table Light" w:uiPriority="40"/>
-    <w:lsdException w:name="Grid Table 1 Light" w:uiPriority="46"/>
-    <w:lsdException w:name="Grid Table 2" w:uiPriority="47"/>
-    <w:lsdException w:name="Grid Table 3" w:uiPriority="48"/>
-    <w:lsdException w:name="Grid Table 4" w:uiPriority="49"/>
-    <w:lsdException w:name="Grid Table 5 Dark" w:uiPriority="50"/>
-    <w:lsdException w:name="Grid Table 6 Colorful" w:uiPriority="51"/>
-    <w:lsdException w:name="Grid Table 7 Colorful" w:uiPriority="52"/>
-    <w:lsdException w:name="Grid Table 1 Light Accent 1" w:uiPriority="46"/>
-    <w:lsdException w:name="Grid Table 2 Accent 1" w:uiPriority="47"/>
-    <w:lsdException w:name="Grid Table 3 Accent 1" w:uiPriority="48"/>
-    <w:lsdException w:name="Grid Table 4 Accent 1" w:uiPriority="49"/>
-    <w:lsdException w:name="Grid Table 5 Dark Accent 1" w:uiPriority="50"/>
-    <w:lsdException w:name="Grid Table 6 Colorful Accent 1" w:uiPriority="51"/>
-    <w:lsdException w:name="Grid Table 7 Colorful Accent 1" w:uiPriority="52"/>
-    <w:lsdException w:name="Grid Table 1 Light Accent 2" w:uiPriority="46"/>
-    <w:lsdException w:name="Grid Table 2 Accent 2" w:uiPriority="47"/>
-    <w:lsdException w:name="Grid Table 3 Accent 2" w:uiPriority="48"/>
-    <w:lsdException w:name="Grid Table 4 Accent 2" w:uiPriority="49"/>
-    <w:lsdException w:name="Grid Table 5 Dark Accent 2" w:uiPriority="50"/>
-    <w:lsdException w:name="Grid Table 6 Colorful Accent 2" w:uiPriority="51"/>
-    <w:lsdException w:name="Grid Table 7 Colorful Accent 2" w:uiPriority="52"/>
-    <w:lsdException w:name="Grid Table 1 Light Accent 3" w:uiPriority="46"/>
-    <w:lsdException w:name="Grid Table 2 Accent 3" w:uiPriority="47"/>
-    <w:lsdException w:name="Grid Table 3 Accent 3" w:uiPriority="48"/>
-    <w:lsdException w:name="Grid Table 4 Accent 3" w:uiPriority="49"/>
-    <w:lsdException w:name="Grid Table 5 Dark Accent 3" w:uiPriority="50"/>
-    <w:lsdException w:name="Grid Table 6 Colorful Accent 3" w:uiPriority="51"/>
-    <w:lsdException w:name="Grid Table 7 Colorful Accent 3" w:uiPriority="52"/>
-    <w:lsdException w:name="Grid Table 1 Light Accent 4" w:uiPriority="46"/>
-    <w:lsdException w:name="Grid Table 2 Accent 4" w:uiPriority="47"/>
-    <w:lsdException w:name="Grid Table 3 Accent 4" w:uiPriority="48"/>
-    <w:lsdException w:name="Grid Table 4 Accent 4" w:uiPriority="49"/>
-    <w:lsdException w:name="Grid Table 5 Dark Accent 4" w:uiPriority="50"/>
-    <w:lsdException w:name="Grid Table 6 Colorful Accent 4" w:uiPriority="51"/>
-    <w:lsdException w:name="Grid Table 7 Colorful Accent 4" w:uiPriority="52"/>
-    <w:lsdException w:name="Grid Table 1 Light Accent 5" w:uiPriority="46"/>
-    <w:lsdException w:name="Grid Table 2 Accent 5" w:uiPriority="47"/>
-    <w:lsdException w:name="Grid Table 3 Accent 5" w:uiPriority="48"/>
-    <w:lsdException w:name="Grid Table 4 Accent 5" w:uiPriority="49"/>
-    <w:lsdException w:name="Grid Table 5 Dark Accent 5" w:uiPriority="50"/>
-    <w:lsdException w:name="Grid Table 6 Colorful Accent 5" w:uiPriority="51"/>
-    <w:lsdException w:name="Grid Table 7 Colorful Accent 5" w:uiPriority="52"/>
-    <w:lsdException w:name="Grid Table 1 Light Accent 6" w:uiPriority="46"/>
-    <w:lsdException w:name="Grid Table 2 Accent 6" w:uiPriority="47"/>
-    <w:lsdException w:name="Grid Table 3 Accent 6" w:uiPriority="48"/>
-    <w:lsdException w:name="Grid Table 4 Accent 6" w:uiPriority="49"/>
-    <w:lsdException w:name="Grid Table 5 Dark Accent 6" w:uiPriority="50"/>
-    <w:lsdException w:name="Grid Table 6 Colorful Accent 6" w:uiPriority="51"/>
-    <w:lsdException w:name="Grid Table 7 Colorful Accent 6" w:uiPriority="52"/>
-    <w:lsdException w:name="List Table 1 Light" w:uiPriority="46"/>
-    <w:lsdException w:name="List Table 2" w:uiPriority="47"/>
-    <w:lsdException w:name="List Table 3" w:uiPriority="48"/>
-    <w:lsdException w:name="List Table 4" w:uiPriority="49"/>
-    <w:lsdException w:name="List Table 5 Dark" w:uiPriority="50"/>
-    <w:lsdException w:name="List Table 6 Colorful" w:uiPriority="51"/>
-    <w:lsdException w:name="List Table 7 Colorful" w:uiPriority="52"/>
-    <w:lsdException w:name="List Table 1 Light Accent 1" w:uiPriority="46"/>
-    <w:lsdException w:name="List Table 2 Accent 1" w:uiPriority="47"/>
-    <w:lsdException w:name="List Table 3 Accent 1" w:uiPriority="48"/>
-    <w:lsdException w:name="List Table 4 Accent 1" w:uiPriority="49"/>
-    <w:lsdException w:name="List Table 5 Dark Accent 1" w:uiPriority="50"/>
-    <w:lsdException w:name="List Table 6 Colorful Accent 1" w:uiPriority="51"/>
-    <w:lsdException w:name="List Table 7 Colorful Accent 1" w:uiPriority="52"/>
-    <w:lsdException w:name="List Table 1 Light Accent 2" w:uiPriority="46"/>
-    <w:lsdException w:name="List Table 2 Accent 2" w:uiPriority="47"/>
-    <w:lsdException w:name="List Table 3 Accent 2" w:uiPriority="48"/>
-    <w:lsdException w:name="List Table 4 Accent 2" w:uiPriority="49"/>
-    <w:lsdException w:name="List Table 5 Dark Accent 2" w:uiPriority="50"/>
-    <w:lsdException w:name="List Table 6 Colorful Accent 2" w:uiPriority="51"/>
-    <w:lsdException w:name="List Table 7 Colorful Accent 2" w:uiPriority="52"/>
-    <w:lsdException w:name="List Table 1 Light Accent 3" w:uiPriority="46"/>
-    <w:lsdException w:name="List Table 2 Accent 3" w:uiPriority="47"/>
-    <w:lsdException w:name="List Table 3 Accent 3" w:uiPriority="48"/>
-    <w:lsdException w:name="List Table 4 Accent 3" w:uiPriority="49"/>
-    <w:lsdException w:name="List Table 5 Dark Accent 3" w:uiPriority="50"/>
-    <w:lsdException w:name="List Table 6 Colorful Accent 3" w:uiPriority="51"/>
-    <w:lsdException w:name="List Table 7 Colorful Accent 3" w:uiPriority="52"/>
-    <w:lsdException w:name="List Table 1 Light Accent 4" w:uiPriority="46"/>
-    <w:lsdException w:name="List Table 2 Accent 4" w:uiPriority="47"/>
-    <w:lsdException w:name="List Table 3 Accent 4" w:uiPriority="48"/>
-    <w:lsdException w:name="List Table 4 Accent 4" w:uiPriority="49"/>
-    <w:lsdException w:name="List Table 5 Dark Accent 4" w:uiPriority="50"/>
-    <w:lsdException w:name="List Table 6 Colorful Accent 4" w:uiPriority="51"/>
-    <w:lsdException w:name="List Table 7 Colorful Accent 4" w:uiPriority="52"/>
-    <w:lsdException w:name="List Table 1 Light Accent 5" w:uiPriority="46"/>
-    <w:lsdException w:name="List Table 2 Accent 5" w:uiPriority="47"/>
-    <w:lsdException w:name="List Table 3 Accent 5" w:uiPriority="48"/>
-    <w:lsdException w:name="List Table 4 Accent 5" w:uiPriority="49"/>
-    <w:lsdException w:name="List Table 5 Dark Accent 5" w:uiPriority="50"/>
-    <w:lsdException w:name="List Table 6 Colorful Accent 5" w:uiPriority="51"/>
-    <w:lsdException w:name="List Table 7 Colorful Accent 5" w:uiPriority="52"/>
-    <w:lsdException w:name="List Table 1 Light Accent 6" w:uiPriority="46"/>
-    <w:lsdException w:name="List Table 2 Accent 6" w:uiPriority="47"/>
-    <w:lsdException w:name="List Table 3 Accent 6" w:uiPriority="48"/>
-    <w:lsdException w:name="List Table 4 Accent 6" w:uiPriority="49"/>
-    <w:lsdException w:name="List Table 5 Dark Accent 6" w:uiPriority="50"/>
-    <w:lsdException w:name="List Table 6 Colorful Accent 6" w:uiPriority="51"/>
-    <w:lsdException w:name="List Table 7 Colorful Accent 6" w:uiPriority="52"/>
-    <w:lsdException w:name="Mention" w:semiHidden="1" w:unhideWhenUsed="1"/>
-    <w:lsdException w:name="Smart Hyperlink" w:semiHidden="1" w:unhideWhenUsed="1"/>
-    <w:lsdException w:name="Hashtag" w:semiHidden="1" w:unhideWhenUsed="1"/>
-    <w:lsdException w:name="Unresolved Mention" w:semiHidden="1" w:unhideWhenUsed="1"/>
+  <w:latentStyles w:count="260" w:defQFormat="0" w:defUnhideWhenUsed="1" w:defSemiHidden="1" w:defUIPriority="99" w:defLockedState="0">
+    <w:lsdException w:qFormat="1" w:unhideWhenUsed="0" w:uiPriority="0" w:semiHidden="0" w:name="Normal"/>
+    <w:lsdException w:qFormat="1" w:unhideWhenUsed="0" w:uiPriority="9" w:semiHidden="0" w:name="heading 1"/>
+    <w:lsdException w:qFormat="1" w:uiPriority="9" w:name="heading 2"/>
+    <w:lsdException w:qFormat="1" w:uiPriority="9" w:name="heading 3"/>
+    <w:lsdException w:qFormat="1" w:uiPriority="9" w:name="heading 4"/>
+    <w:lsdException w:qFormat="1" w:uiPriority="9" w:name="heading 5"/>
+    <w:lsdException w:qFormat="1" w:uiPriority="9" w:name="heading 6"/>
+    <w:lsdException w:qFormat="1" w:uiPriority="9" w:name="heading 7"/>
+    <w:lsdException w:qFormat="1" w:uiPriority="9" w:name="heading 8"/>
+    <w:lsdException w:qFormat="1" w:uiPriority="9" w:name="heading 9"/>
+    <w:lsdException w:uiPriority="99" w:name="index 1"/>
+    <w:lsdException w:uiPriority="99" w:name="index 2"/>
+    <w:lsdException w:uiPriority="99" w:name="index 3"/>
+    <w:lsdException w:uiPriority="99" w:name="index 4"/>
+    <w:lsdException w:uiPriority="99" w:name="index 5"/>
+    <w:lsdException w:uiPriority="99" w:name="index 6"/>
+    <w:lsdException w:uiPriority="99" w:name="index 7"/>
+    <w:lsdException w:uiPriority="99" w:name="index 8"/>
+    <w:lsdException w:uiPriority="99" w:name="index 9"/>
+    <w:lsdException w:uiPriority="39" w:name="toc 1"/>
+    <w:lsdException w:uiPriority="39" w:name="toc 2"/>
+    <w:lsdException w:uiPriority="39" w:name="toc 3"/>
+    <w:lsdException w:uiPriority="39" w:name="toc 4"/>
+    <w:lsdException w:uiPriority="39" w:name="toc 5"/>
+    <w:lsdException w:uiPriority="39" w:name="toc 6"/>
+    <w:lsdException w:uiPriority="39" w:name="toc 7"/>
+    <w:lsdException w:uiPriority="39" w:name="toc 8"/>
+    <w:lsdException w:uiPriority="39" w:name="toc 9"/>
+    <w:lsdException w:uiPriority="99" w:name="Normal Indent"/>
+    <w:lsdException w:uiPriority="99" w:name="footnote text"/>
+    <w:lsdException w:uiPriority="99" w:name="annotation text"/>
+    <w:lsdException w:qFormat="1" w:uiPriority="99" w:semiHidden="0" w:name="header"/>
+    <w:lsdException w:qFormat="1" w:uiPriority="99" w:semiHidden="0" w:name="footer"/>
+    <w:lsdException w:uiPriority="99" w:name="index heading"/>
+    <w:lsdException w:qFormat="1" w:uiPriority="35" w:name="caption"/>
+    <w:lsdException w:uiPriority="99" w:name="table of figures"/>
+    <w:lsdException w:uiPriority="99" w:name="envelope address"/>
+    <w:lsdException w:uiPriority="99" w:name="envelope return"/>
+    <w:lsdException w:uiPriority="99" w:name="footnote reference"/>
+    <w:lsdException w:uiPriority="99" w:name="annotation reference"/>
+    <w:lsdException w:uiPriority="99" w:name="line number"/>
+    <w:lsdException w:uiPriority="99" w:name="page number"/>
+    <w:lsdException w:uiPriority="99" w:name="endnote reference"/>
+    <w:lsdException w:uiPriority="99" w:name="endnote text"/>
+    <w:lsdException w:uiPriority="99" w:name="table of authorities"/>
+    <w:lsdException w:uiPriority="99" w:name="macro"/>
+    <w:lsdException w:uiPriority="99" w:name="toa heading"/>
+    <w:lsdException w:uiPriority="99" w:name="List"/>
+    <w:lsdException w:uiPriority="99" w:name="List Bullet"/>
+    <w:lsdException w:uiPriority="99" w:name="List Number"/>
+    <w:lsdException w:uiPriority="99" w:name="List 2"/>
+    <w:lsdException w:uiPriority="99" w:name="List 3"/>
+    <w:lsdException w:uiPriority="99" w:name="List 4"/>
+    <w:lsdException w:uiPriority="99" w:name="List 5"/>
+    <w:lsdException w:uiPriority="99" w:name="List Bullet 2"/>
+    <w:lsdException w:uiPriority="99" w:name="List Bullet 3"/>
+    <w:lsdException w:uiPriority="99" w:name="List Bullet 4"/>
+    <w:lsdException w:uiPriority="99" w:name="List Bullet 5"/>
+    <w:lsdException w:uiPriority="99" w:name="List Number 2"/>
+    <w:lsdException w:uiPriority="99" w:name="List Number 3"/>
+    <w:lsdException w:uiPriority="99" w:name="List Number 4"/>
+    <w:lsdException w:uiPriority="99" w:name="List Number 5"/>
+    <w:lsdException w:qFormat="1" w:unhideWhenUsed="0" w:uiPriority="10" w:semiHidden="0" w:name="Title"/>
+    <w:lsdException w:uiPriority="99" w:name="Closing"/>
+    <w:lsdException w:uiPriority="99" w:name="Signature"/>
+    <w:lsdException w:qFormat="1" w:uiPriority="1" w:name="Default Paragraph Font"/>
+    <w:lsdException w:uiPriority="99" w:name="Body Text"/>
+    <w:lsdException w:uiPriority="99" w:name="Body Text Indent"/>
+    <w:lsdException w:uiPriority="99" w:name="List Continue"/>
+    <w:lsdException w:uiPriority="99" w:name="List Continue 2"/>
+    <w:lsdException w:uiPriority="99" w:name="List Continue 3"/>
+    <w:lsdException w:uiPriority="99" w:name="List Continue 4"/>
+    <w:lsdException w:uiPriority="99" w:name="List Continue 5"/>
+    <w:lsdException w:uiPriority="99" w:name="Message Header"/>
+    <w:lsdException w:qFormat="1" w:unhideWhenUsed="0" w:uiPriority="11" w:semiHidden="0" w:name="Subtitle"/>
+    <w:lsdException w:uiPriority="99" w:name="Salutation"/>
+    <w:lsdException w:uiPriority="99" w:name="Date"/>
+    <w:lsdException w:uiPriority="99" w:name="Body Text First Indent"/>
+    <w:lsdException w:uiPriority="99" w:name="Body Text First Indent 2"/>
+    <w:lsdException w:uiPriority="99" w:name="Note Heading"/>
+    <w:lsdException w:uiPriority="99" w:name="Body Text 2"/>
+    <w:lsdException w:uiPriority="99" w:name="Body Text 3"/>
+    <w:lsdException w:uiPriority="99" w:name="Body Text Indent 2"/>
+    <w:lsdException w:uiPriority="99" w:name="Body Text Indent 3"/>
+    <w:lsdException w:uiPriority="99" w:name="Block Text"/>
+    <w:lsdException w:uiPriority="99" w:name="Hyperlink"/>
+    <w:lsdException w:uiPriority="99" w:name="FollowedHyperlink"/>
+    <w:lsdException w:qFormat="1" w:unhideWhenUsed="0" w:uiPriority="22" w:semiHidden="0" w:name="Strong"/>
+    <w:lsdException w:qFormat="1" w:unhideWhenUsed="0" w:uiPriority="20" w:semiHidden="0" w:name="Emphasis"/>
+    <w:lsdException w:uiPriority="99" w:name="Document Map"/>
+    <w:lsdException w:uiPriority="99" w:name="Plain Text"/>
+    <w:lsdException w:uiPriority="99" w:name="E-mail Signature"/>
+    <w:lsdException w:qFormat="1" w:uiPriority="99" w:semiHidden="0" w:name="Normal (Web)"/>
+    <w:lsdException w:uiPriority="99" w:name="HTML Acronym"/>
+    <w:lsdException w:uiPriority="99" w:name="HTML Address"/>
+    <w:lsdException w:uiPriority="99" w:name="HTML Cite"/>
+    <w:lsdException w:uiPriority="99" w:name="HTML Code"/>
+    <w:lsdException w:uiPriority="99" w:name="HTML Definition"/>
+    <w:lsdException w:uiPriority="99" w:name="HTML Keyboard"/>
+    <w:lsdException w:uiPriority="99" w:name="HTML Preformatted"/>
+    <w:lsdException w:uiPriority="99" w:name="HTML Sample"/>
+    <w:lsdException w:uiPriority="99" w:name="HTML Typewriter"/>
+    <w:lsdException w:uiPriority="99" w:name="HTML Variable"/>
+    <w:lsdException w:qFormat="1" w:uiPriority="99" w:name="Normal Table"/>
+    <w:lsdException w:uiPriority="99" w:name="annotation subject"/>
+    <w:lsdException w:uiPriority="99" w:name="Table Simple 1"/>
+    <w:lsdException w:uiPriority="99" w:name="Table Simple 2"/>
+    <w:lsdException w:uiPriority="99" w:name="Table Simple 3"/>
+    <w:lsdException w:uiPriority="99" w:name="Table Classic 1"/>
+    <w:lsdException w:uiPriority="99" w:name="Table Classic 2"/>
+    <w:lsdException w:uiPriority="99" w:name="Table Classic 3"/>
+    <w:lsdException w:uiPriority="99" w:name="Table Classic 4"/>
+    <w:lsdException w:uiPriority="99" w:name="Table Colorful 1"/>
+    <w:lsdException w:uiPriority="99" w:name="Table Colorful 2"/>
+    <w:lsdException w:uiPriority="99" w:name="Table Colorful 3"/>
+    <w:lsdException w:uiPriority="99" w:name="Table Columns 1"/>
+    <w:lsdException w:uiPriority="99" w:name="Table Columns 2"/>
+    <w:lsdException w:uiPriority="99" w:name="Table Columns 3"/>
+    <w:lsdException w:uiPriority="99" w:name="Table Columns 4"/>
+    <w:lsdException w:uiPriority="99" w:name="Table Columns 5"/>
+    <w:lsdException w:uiPriority="99" w:name="Table Grid 1"/>
+    <w:lsdException w:uiPriority="99" w:name="Table Grid 2"/>
+    <w:lsdException w:uiPriority="99" w:name="Table Grid 3"/>
+    <w:lsdException w:uiPriority="99" w:name="Table Grid 4"/>
+    <w:lsdException w:uiPriority="99" w:name="Table Grid 5"/>
+    <w:lsdException w:uiPriority="99" w:name="Table Grid 6"/>
+    <w:lsdException w:uiPriority="99" w:name="Table Grid 7"/>
+    <w:lsdException w:uiPriority="99" w:name="Table Grid 8"/>
+    <w:lsdException w:uiPriority="99" w:name="Table List 1"/>
+    <w:lsdException w:uiPriority="99" w:name="Table List 2"/>
+    <w:lsdException w:uiPriority="99" w:name="Table List 3"/>
+    <w:lsdException w:uiPriority="99" w:name="Table List 4"/>
+    <w:lsdException w:uiPriority="99" w:name="Table List 5"/>
+    <w:lsdException w:uiPriority="99" w:name="Table List 6"/>
+    <w:lsdException w:uiPriority="99" w:name="Table List 7"/>
+    <w:lsdException w:uiPriority="99" w:name="Table List 8"/>
+    <w:lsdException w:uiPriority="99" w:name="Table 3D effects 1"/>
+    <w:lsdException w:uiPriority="99" w:name="Table 3D effects 2"/>
+    <w:lsdException w:uiPriority="99" w:name="Table 3D effects 3"/>
+    <w:lsdException w:uiPriority="99" w:name="Table Contemporary"/>
+    <w:lsdException w:uiPriority="99" w:name="Table Elegant"/>
+    <w:lsdException w:uiPriority="99" w:name="Table Professional"/>
+    <w:lsdException w:uiPriority="99" w:name="Table Subtle 1"/>
+    <w:lsdException w:uiPriority="99" w:name="Table Subtle 2"/>
+    <w:lsdException w:uiPriority="99" w:name="Table Web 1"/>
+    <w:lsdException w:uiPriority="99" w:name="Table Web 2"/>
+    <w:lsdException w:uiPriority="99" w:name="Table Web 3"/>
+    <w:lsdException w:qFormat="1" w:uiPriority="99" w:name="Balloon Text"/>
+    <w:lsdException w:qFormat="1" w:unhideWhenUsed="0" w:uiPriority="59" w:semiHidden="0" w:name="Table Grid"/>
+    <w:lsdException w:uiPriority="99" w:name="Table Theme"/>
   </w:latentStyles>
-  <w:style w:type="paragraph" w:default="1" w:styleId="a">
+  <w:style w:type="paragraph" w:default="1" w:styleId="1">
     <w:name w:val="Normal"/>
     <w:qFormat/>
-    <w:rsid w:val="00834858"/>
+    <w:uiPriority w:val="0"/>
     <w:rPr>
+      <w:rFonts w:ascii="Calibri" w:hAnsi="Calibri" w:eastAsia="Calibri" w:cs="Times New Roman"/>
       <w:sz w:val="22"/>
       <w:szCs w:val="22"/>
-      <w:lang w:eastAsia="en-US"/>
+      <w:lang w:val="ru-RU" w:eastAsia="en-US" w:bidi="ar-SA"/>
     </w:rPr>
   </w:style>
-  <w:style w:type="character" w:default="1" w:styleId="a0">
+  <w:style w:type="character" w:default="1" w:styleId="2">
     <w:name w:val="Default Paragraph Font"/>
-    <w:uiPriority w:val="1"/>
     <w:semiHidden/>
     <w:unhideWhenUsed/>
+    <w:qFormat/>
+    <w:uiPriority w:val="1"/>
   </w:style>
-  <w:style w:type="table" w:default="1" w:styleId="a1">
+  <w:style w:type="table" w:default="1" w:styleId="3">
     <w:name w:val="Normal Table"/>
-    <w:uiPriority w:val="99"/>
     <w:semiHidden/>
     <w:unhideWhenUsed/>
+    <w:qFormat/>
+    <w:uiPriority w:val="99"/>
     <w:tblPr>
-      <w:tblInd w:w="0" w:type="dxa"/>
       <w:tblCellMar>
         <w:top w:w="0" w:type="dxa"/>
         <w:left w:w="108" w:type="dxa"/>
@@ -6356,19 +5965,27 @@
       </w:tblCellMar>
     </w:tblPr>
   </w:style>
-  <w:style w:type="numbering" w:default="1" w:styleId="a2">
-    <w:name w:val="No List"/>
-    <w:uiPriority w:val="99"/>
+  <w:style w:type="paragraph" w:styleId="4">
+    <w:name w:val="Balloon Text"/>
+    <w:basedOn w:val="1"/>
+    <w:link w:val="11"/>
     <w:semiHidden/>
     <w:unhideWhenUsed/>
+    <w:qFormat/>
+    <w:uiPriority w:val="99"/>
+    <w:rPr>
+      <w:rFonts w:ascii="Tahoma" w:hAnsi="Tahoma" w:cs="Tahoma"/>
+      <w:sz w:val="16"/>
+      <w:szCs w:val="16"/>
+    </w:rPr>
   </w:style>
-  <w:style w:type="paragraph" w:styleId="a3">
+  <w:style w:type="paragraph" w:styleId="5">
     <w:name w:val="header"/>
-    <w:basedOn w:val="a"/>
-    <w:link w:val="a4"/>
+    <w:basedOn w:val="1"/>
+    <w:link w:val="9"/>
+    <w:unhideWhenUsed/>
+    <w:qFormat/>
     <w:uiPriority w:val="99"/>
-    <w:unhideWhenUsed/>
-    <w:rsid w:val="00DD4EB9"/>
     <w:pPr>
       <w:tabs>
         <w:tab w:val="center" w:pos="4677"/>
@@ -6376,20 +5993,13 @@
       </w:tabs>
     </w:pPr>
   </w:style>
-  <w:style w:type="character" w:customStyle="1" w:styleId="a4">
-    <w:name w:val="Верхний колонтитул Знак"/>
-    <w:basedOn w:val="a0"/>
-    <w:link w:val="a3"/>
+  <w:style w:type="paragraph" w:styleId="6">
+    <w:name w:val="footer"/>
+    <w:basedOn w:val="1"/>
+    <w:link w:val="10"/>
+    <w:unhideWhenUsed/>
+    <w:qFormat/>
     <w:uiPriority w:val="99"/>
-    <w:rsid w:val="00DD4EB9"/>
-  </w:style>
-  <w:style w:type="paragraph" w:styleId="a5">
-    <w:name w:val="footer"/>
-    <w:basedOn w:val="a"/>
-    <w:link w:val="a6"/>
-    <w:uiPriority w:val="99"/>
-    <w:unhideWhenUsed/>
-    <w:rsid w:val="00DD4EB9"/>
     <w:pPr>
       <w:tabs>
         <w:tab w:val="center" w:pos="4677"/>
@@ -6397,78 +6007,70 @@
       </w:tabs>
     </w:pPr>
   </w:style>
-  <w:style w:type="character" w:customStyle="1" w:styleId="a6">
-    <w:name w:val="Нижний колонтитул Знак"/>
-    <w:basedOn w:val="a0"/>
-    <w:link w:val="a5"/>
+  <w:style w:type="paragraph" w:styleId="7">
+    <w:name w:val="Normal (Web)"/>
+    <w:basedOn w:val="1"/>
+    <w:unhideWhenUsed/>
+    <w:qFormat/>
     <w:uiPriority w:val="99"/>
-    <w:rsid w:val="00DD4EB9"/>
-  </w:style>
-  <w:style w:type="table" w:styleId="a7">
-    <w:name w:val="Table Grid"/>
-    <w:basedOn w:val="a1"/>
-    <w:uiPriority w:val="59"/>
-    <w:rsid w:val="00DD4EB9"/>
-    <w:tblPr>
-      <w:tblBorders>
-        <w:top w:val="single" w:sz="4" w:space="0" w:color="000000"/>
-        <w:left w:val="single" w:sz="4" w:space="0" w:color="000000"/>
-        <w:bottom w:val="single" w:sz="4" w:space="0" w:color="000000"/>
-        <w:right w:val="single" w:sz="4" w:space="0" w:color="000000"/>
-        <w:insideH w:val="single" w:sz="4" w:space="0" w:color="000000"/>
-        <w:insideV w:val="single" w:sz="4" w:space="0" w:color="000000"/>
-      </w:tblBorders>
-    </w:tblPr>
-  </w:style>
-  <w:style w:type="paragraph" w:styleId="a8">
-    <w:name w:val="Normal (Web)"/>
-    <w:basedOn w:val="a"/>
-    <w:uiPriority w:val="99"/>
-    <w:unhideWhenUsed/>
-    <w:rsid w:val="002E0C61"/>
     <w:pPr>
       <w:spacing w:before="100" w:beforeAutospacing="1" w:after="119"/>
     </w:pPr>
     <w:rPr>
-      <w:rFonts w:ascii="Times New Roman" w:eastAsia="Times New Roman" w:hAnsi="Times New Roman"/>
+      <w:rFonts w:ascii="Times New Roman" w:hAnsi="Times New Roman" w:eastAsia="Times New Roman"/>
       <w:sz w:val="24"/>
       <w:szCs w:val="24"/>
       <w:lang w:eastAsia="ru-RU"/>
     </w:rPr>
   </w:style>
-  <w:style w:type="paragraph" w:styleId="a9">
-    <w:name w:val="Balloon Text"/>
-    <w:basedOn w:val="a"/>
-    <w:link w:val="aa"/>
+  <w:style w:type="table" w:styleId="8">
+    <w:name w:val="Table Grid"/>
+    <w:basedOn w:val="3"/>
+    <w:qFormat/>
+    <w:uiPriority w:val="59"/>
+    <w:tblPr>
+      <w:tblBorders>
+        <w:top w:val="single" w:color="000000" w:sz="4" w:space="0"/>
+        <w:left w:val="single" w:color="000000" w:sz="4" w:space="0"/>
+        <w:bottom w:val="single" w:color="000000" w:sz="4" w:space="0"/>
+        <w:right w:val="single" w:color="000000" w:sz="4" w:space="0"/>
+        <w:insideH w:val="single" w:color="000000" w:sz="4" w:space="0"/>
+        <w:insideV w:val="single" w:color="000000" w:sz="4" w:space="0"/>
+      </w:tblBorders>
+    </w:tblPr>
+  </w:style>
+  <w:style w:type="character" w:customStyle="1" w:styleId="9">
+    <w:name w:val="Верхний колонтитул Знак"/>
+    <w:basedOn w:val="2"/>
+    <w:link w:val="5"/>
+    <w:qFormat/>
     <w:uiPriority w:val="99"/>
+  </w:style>
+  <w:style w:type="character" w:customStyle="1" w:styleId="10">
+    <w:name w:val="Нижний колонтитул Знак"/>
+    <w:basedOn w:val="2"/>
+    <w:link w:val="6"/>
+    <w:qFormat/>
+    <w:uiPriority w:val="99"/>
+  </w:style>
+  <w:style w:type="character" w:customStyle="1" w:styleId="11">
+    <w:name w:val="Текст выноски Знак"/>
+    <w:basedOn w:val="2"/>
+    <w:link w:val="4"/>
     <w:semiHidden/>
-    <w:unhideWhenUsed/>
-    <w:rsid w:val="00055C2C"/>
+    <w:qFormat/>
+    <w:uiPriority w:val="99"/>
     <w:rPr>
       <w:rFonts w:ascii="Tahoma" w:hAnsi="Tahoma" w:cs="Tahoma"/>
       <w:sz w:val="16"/>
       <w:szCs w:val="16"/>
     </w:rPr>
   </w:style>
-  <w:style w:type="character" w:customStyle="1" w:styleId="aa">
-    <w:name w:val="Текст выноски Знак"/>
-    <w:basedOn w:val="a0"/>
-    <w:link w:val="a9"/>
-    <w:uiPriority w:val="99"/>
-    <w:semiHidden/>
-    <w:rsid w:val="00055C2C"/>
-    <w:rPr>
-      <w:rFonts w:ascii="Tahoma" w:hAnsi="Tahoma" w:cs="Tahoma"/>
-      <w:sz w:val="16"/>
-      <w:szCs w:val="16"/>
-    </w:rPr>
-  </w:style>
-  <w:style w:type="character" w:styleId="ab">
+  <w:style w:type="character" w:customStyle="1" w:styleId="12">
     <w:name w:val="Intense Reference"/>
-    <w:basedOn w:val="a0"/>
+    <w:basedOn w:val="2"/>
+    <w:qFormat/>
     <w:uiPriority w:val="32"/>
-    <w:qFormat/>
-    <w:rsid w:val="00834858"/>
     <w:rPr>
       <w:b/>
       <w:bCs/>
@@ -6759,7 +6361,6 @@
     </a:fmtScheme>
   </a:themeElements>
   <a:objectDefaults/>
-  <a:extraClrSchemeLst/>
 </a:theme>
 </file>
 
@@ -6769,8 +6370,6 @@
 
 <file path=customXml/itemProps1.xml><?xml version="1.0" encoding="utf-8"?>
 <ds:datastoreItem xmlns:ds="http://schemas.openxmlformats.org/officeDocument/2006/customXml" ds:itemID="{DC1A479E-3F2C-4B42-9959-65CF29C31B8E}">
-  <ds:schemaRefs>
-    <ds:schemaRef ds:uri="http://schemas.openxmlformats.org/officeDocument/2006/bibliography"/>
-  </ds:schemaRefs>
+  <ds:schemaRefs/>
 </ds:datastoreItem>
 </file>